--- a/documentation/Meeting Logs/Sprint 1.docx
+++ b/documentation/Meeting Logs/Sprint 1.docx
@@ -2,22 +2,788 @@
 <file path=word/document.xml><?xml version="1.0" encoding="utf-8"?>
 <w:document xmlns:wpc="http://schemas.microsoft.com/office/word/2010/wordprocessingCanvas" xmlns:cx="http://schemas.microsoft.com/office/drawing/2014/chartex" xmlns:cx1="http://schemas.microsoft.com/office/drawing/2015/9/8/chartex" xmlns:cx2="http://schemas.microsoft.com/office/drawing/2015/10/21/chartex" xmlns:cx3="http://schemas.microsoft.com/office/drawing/2016/5/9/chartex" xmlns:cx4="http://schemas.microsoft.com/office/drawing/2016/5/10/chartex" xmlns:cx5="http://schemas.microsoft.com/office/drawing/2016/5/11/chartex" xmlns:cx6="http://schemas.microsoft.com/office/drawing/2016/5/12/chartex" xmlns:cx7="http://schemas.microsoft.com/office/drawing/2016/5/13/chartex" xmlns:cx8="http://schemas.microsoft.com/office/drawing/2016/5/14/chartex" xmlns:mc="http://schemas.openxmlformats.org/markup-compatibility/2006" xmlns:aink="http://schemas.microsoft.com/office/drawing/2016/ink" xmlns:am3d="http://schemas.microsoft.com/office/drawing/2017/model3d" xmlns:o="urn:schemas-microsoft-com:office:office" xmlns:oel="http://schemas.microsoft.com/office/2019/extlst" xmlns:r="http://schemas.openxmlformats.org/officeDocument/2006/relationships" xmlns:m="http://schemas.openxmlformats.org/officeDocument/2006/math" xmlns:v="urn:schemas-microsoft-com:vml" xmlns:wp14="http://schemas.microsoft.com/office/word/2010/wordprocessingDrawing" xmlns:wp="http://schemas.openxmlformats.org/drawingml/2006/wordprocessingDrawing" xmlns:w10="urn:schemas-microsoft-com:office:word" xmlns:w="http://schemas.openxmlformats.org/wordprocessingml/2006/main" xmlns:w14="http://schemas.microsoft.com/office/word/2010/wordml" xmlns:w15="http://schemas.microsoft.com/office/word/2012/wordml" xmlns:w16cex="http://schemas.microsoft.com/office/word/2018/wordml/cex" xmlns:w16cid="http://schemas.microsoft.com/office/word/2016/wordml/cid" xmlns:w16="http://schemas.microsoft.com/office/word/2018/wordml" xmlns:w16du="http://schemas.microsoft.com/office/word/2023/wordml/word16du" xmlns:w16sdtdh="http://schemas.microsoft.com/office/word/2020/wordml/sdtdatahash" xmlns:w16sdtfl="http://schemas.microsoft.com/office/word/2024/wordml/sdtformatlock" xmlns:w16se="http://schemas.microsoft.com/office/word/2015/wordml/symex" xmlns:wpg="http://schemas.microsoft.com/office/word/2010/wordprocessingGroup" xmlns:wpi="http://schemas.microsoft.com/office/word/2010/wordprocessingInk" xmlns:wne="http://schemas.microsoft.com/office/word/2006/wordml" xmlns:wps="http://schemas.microsoft.com/office/word/2010/wordprocessingShape" mc:Ignorable="w14 w15 w16se w16cid w16 w16cex w16sdtdh w16sdtfl w16du wp14">
   <w:body>
-    <w:p>
-      <w:r>
-        <w:t>Appendix B: Contribution Form</w:t>
-      </w:r>
-    </w:p>
-    <w:p>
-      <w:r>
-        <w:t>Team Name Sprint # Date Team Score:</w:t>
-      </w:r>
-    </w:p>
-    <w:p>
-      <w:r>
-        <w:t>Name Contribution (%) Signature Individual Score</w:t>
-      </w:r>
-    </w:p>
     <w:p/>
+    <w:p>
+      <w:pPr>
+        <w:jc w:val="center"/>
+      </w:pPr>
+      <w:r>
+        <w:t xml:space="preserve">Project Name: </w:t>
+      </w:r>
+      <w:r>
+        <w:t>Find a Pump</w:t>
+      </w:r>
+    </w:p>
+    <w:p>
+      <w:pPr>
+        <w:jc w:val="center"/>
+      </w:pPr>
+      <w:r>
+        <w:t xml:space="preserve">Team Name: </w:t>
+      </w:r>
+      <w:r>
+        <w:t>Gas Guzzlers</w:t>
+      </w:r>
+    </w:p>
+    <w:p>
+      <w:pPr>
+        <w:jc w:val="center"/>
+      </w:pPr>
+      <w:r>
+        <w:t xml:space="preserve">Team Members: </w:t>
+      </w:r>
+    </w:p>
+    <w:p>
+      <w:pPr>
+        <w:jc w:val="center"/>
+      </w:pPr>
+      <w:r>
+        <w:t>Eric Parral</w:t>
+      </w:r>
+      <w:r>
+        <w:t>,</w:t>
+      </w:r>
+      <w:r>
+        <w:t xml:space="preserve"> Nathan Carlson, Kyler </w:t>
+      </w:r>
+      <w:r>
+        <w:t>Cressall, and</w:t>
+      </w:r>
+      <w:r>
+        <w:t xml:space="preserve"> Thomas Ross</w:t>
+      </w:r>
+    </w:p>
+    <w:p>
+      <w:pPr>
+        <w:jc w:val="center"/>
+      </w:pPr>
+      <w:r>
+        <w:t>Team Lead Eric Parral</w:t>
+      </w:r>
+    </w:p>
+    <w:p>
+      <w:pPr>
+        <w:rPr>
+          <w:b/>
+          <w:bCs/>
+          <w:sz w:val="32"/>
+          <w:szCs w:val="32"/>
+        </w:rPr>
+      </w:pPr>
+      <w:r>
+        <w:rPr>
+          <w:b/>
+          <w:bCs/>
+          <w:sz w:val="32"/>
+          <w:szCs w:val="32"/>
+        </w:rPr>
+        <w:t>Project Description</w:t>
+      </w:r>
+    </w:p>
+    <w:p>
+      <w:pPr>
+        <w:rPr>
+          <w:b/>
+          <w:bCs/>
+        </w:rPr>
+      </w:pPr>
+      <w:r>
+        <w:rPr>
+          <w:b/>
+          <w:bCs/>
+        </w:rPr>
+        <w:t>Overview and Justification</w:t>
+      </w:r>
+    </w:p>
+    <w:p>
+      <w:r>
+        <w:t>Find</w:t>
+      </w:r>
+      <w:r>
+        <w:t xml:space="preserve"> a Pump is a web-based application that strives to help users find the gas station with the cheapest gas near them in Utah </w:t>
+      </w:r>
+      <w:r>
+        <w:t xml:space="preserve">County. </w:t>
+      </w:r>
+      <w:r>
+        <w:t xml:space="preserve">To help users find a pump that fits their needs, they will be able to filter the results by type of gas (diesel or regular), quality, or even find an EV charger. Users will be able to add in any discounts they receive at specific gas stations to be factored in automatically for them. They will also be able to modify the search area, which will allow them to choose how far they are willing to go for the cheapest gas. </w:t>
+      </w:r>
+    </w:p>
+    <w:p>
+      <w:r>
+        <w:t>Find</w:t>
+      </w:r>
+      <w:r>
+        <w:t xml:space="preserve"> a Pump aims to alleviate the pain points of constantly fluctuating gas prices and the current inflation problem by providing users with the latest price information available. This will take the stress out of spending too much money on gas and remove the uncertainty of what the price will be. Utah </w:t>
+      </w:r>
+      <w:r>
+        <w:t>County</w:t>
+      </w:r>
+      <w:r>
+        <w:t xml:space="preserve"> is full of college-aged adults who typically have tight budgets and do not have the ability to spend frivolously. Providing them with the cheapest gas options will allow them to enjoy their time and use their money where it matters more fully. </w:t>
+      </w:r>
+    </w:p>
+    <w:p>
+      <w:pPr>
+        <w:rPr>
+          <w:b/>
+          <w:bCs/>
+        </w:rPr>
+      </w:pPr>
+      <w:r>
+        <w:rPr>
+          <w:b/>
+          <w:bCs/>
+        </w:rPr>
+        <w:t>Tech Stack and Measuring Success</w:t>
+      </w:r>
+    </w:p>
+    <w:p>
+      <w:r>
+        <w:t>The</w:t>
+      </w:r>
+      <w:r>
+        <w:t xml:space="preserve"> application will integrate Google Maps APIs to provide accurate geolocation and redirect Google Maps to get turn</w:t>
+      </w:r>
+      <w:r>
+        <w:t>-by-turn</w:t>
+      </w:r>
+      <w:r>
+        <w:t xml:space="preserve"> </w:t>
+      </w:r>
+      <w:r>
+        <w:t xml:space="preserve">directions. </w:t>
+      </w:r>
+      <w:r>
+        <w:t xml:space="preserve">A responsive frontend with React will display station distance and current fuel or charging prices. The backend, powered by Node.js with Express, will manage API requests, data aggregation, and communication with external APIs. A local SQLite database will store station metadata, user preferences, and cached results to improve performance. Then for the data processing the application will use JavaScript for the caching and aggregation. Together, this tech stack creates a scalable, </w:t>
+      </w:r>
+      <w:r>
+        <w:lastRenderedPageBreak/>
+        <w:t>intuitive, and reliable application that enhances everyday travel planning.</w:t>
+      </w:r>
+      <w:r>
+        <w:rPr>
+          <w:rFonts w:ascii="Times New Roman" w:eastAsia="Times New Roman" w:hAnsi="Times New Roman" w:cs="Times New Roman"/>
+          <w:noProof/>
+          <w:kern w:val="0"/>
+          <w:szCs w:val="22"/>
+          <w14:ligatures w14:val="none"/>
+        </w:rPr>
+        <w:t xml:space="preserve"> </w:t>
+      </w:r>
+      <w:r>
+        <w:rPr>
+          <w:rFonts w:ascii="Times New Roman" w:eastAsia="Times New Roman" w:hAnsi="Times New Roman" w:cs="Times New Roman"/>
+          <w:noProof/>
+          <w:kern w:val="0"/>
+          <w:szCs w:val="22"/>
+          <w14:ligatures w14:val="none"/>
+        </w:rPr>
+        <w:drawing>
+          <wp:inline distT="0" distB="0" distL="0" distR="0" wp14:anchorId="73AACB98" wp14:editId="7A518A17">
+            <wp:extent cx="3333750" cy="2104390"/>
+            <wp:effectExtent l="0" t="0" r="0" b="0"/>
+            <wp:docPr id="742718236" name="Picture 1"/>
+            <wp:cNvGraphicFramePr>
+              <a:graphicFrameLocks xmlns:a="http://schemas.openxmlformats.org/drawingml/2006/main" noChangeAspect="1"/>
+            </wp:cNvGraphicFramePr>
+            <a:graphic xmlns:a="http://schemas.openxmlformats.org/drawingml/2006/main">
+              <a:graphicData uri="http://schemas.openxmlformats.org/drawingml/2006/picture">
+                <pic:pic xmlns:pic="http://schemas.openxmlformats.org/drawingml/2006/picture">
+                  <pic:nvPicPr>
+                    <pic:cNvPr id="742718236" name=""/>
+                    <pic:cNvPicPr/>
+                  </pic:nvPicPr>
+                  <pic:blipFill>
+                    <a:blip r:embed="rId8" cstate="print">
+                      <a:extLst>
+                        <a:ext uri="{28A0092B-C50C-407E-A947-70E740481C1C}">
+                          <a14:useLocalDpi xmlns:a14="http://schemas.microsoft.com/office/drawing/2010/main" val="0"/>
+                        </a:ext>
+                      </a:extLst>
+                    </a:blip>
+                    <a:stretch>
+                      <a:fillRect/>
+                    </a:stretch>
+                  </pic:blipFill>
+                  <pic:spPr>
+                    <a:xfrm>
+                      <a:off x="0" y="0"/>
+                      <a:ext cx="3333750" cy="2104390"/>
+                    </a:xfrm>
+                    <a:prstGeom prst="rect">
+                      <a:avLst/>
+                    </a:prstGeom>
+                  </pic:spPr>
+                </pic:pic>
+              </a:graphicData>
+            </a:graphic>
+          </wp:inline>
+        </w:drawing>
+      </w:r>
+    </w:p>
+    <w:p>
+      <w:r>
+        <w:rPr>
+          <w:noProof/>
+        </w:rPr>
+        <mc:AlternateContent>
+          <mc:Choice Requires="wps">
+            <w:drawing>
+              <wp:inline distT="0" distB="0" distL="0" distR="0" wp14:anchorId="0CE71BC3" wp14:editId="159420BF">
+                <wp:extent cx="304800" cy="304800"/>
+                <wp:effectExtent l="0" t="0" r="0" b="0"/>
+                <wp:docPr id="1402083875" name="Rectangle 2"/>
+                <wp:cNvGraphicFramePr>
+                  <a:graphicFrameLocks xmlns:a="http://schemas.openxmlformats.org/drawingml/2006/main" noChangeAspect="1"/>
+                </wp:cNvGraphicFramePr>
+                <a:graphic xmlns:a="http://schemas.openxmlformats.org/drawingml/2006/main">
+                  <a:graphicData uri="http://schemas.microsoft.com/office/word/2010/wordprocessingShape">
+                    <wps:wsp>
+                      <wps:cNvSpPr>
+                        <a:spLocks noChangeAspect="1" noChangeArrowheads="1"/>
+                      </wps:cNvSpPr>
+                      <wps:spPr bwMode="auto">
+                        <a:xfrm>
+                          <a:off x="0" y="0"/>
+                          <a:ext cx="304800" cy="304800"/>
+                        </a:xfrm>
+                        <a:prstGeom prst="rect">
+                          <a:avLst/>
+                        </a:prstGeom>
+                        <a:noFill/>
+                        <a:ln>
+                          <a:noFill/>
+                        </a:ln>
+                        <a:extLst>
+                          <a:ext uri="{909E8E84-426E-40DD-AFC4-6F175D3DCCD1}">
+                            <a14:hiddenFill xmlns:a14="http://schemas.microsoft.com/office/drawing/2010/main">
+                              <a:solidFill>
+                                <a:srgbClr val="FFFFFF"/>
+                              </a:solidFill>
+                            </a14:hiddenFill>
+                          </a:ext>
+                          <a:ext uri="{91240B29-F687-4F45-9708-019B960494DF}">
+                            <a14:hiddenLine xmlns:a14="http://schemas.microsoft.com/office/drawing/2010/main" w="9525">
+                              <a:solidFill>
+                                <a:srgbClr val="000000"/>
+                              </a:solidFill>
+                              <a:miter lim="800000"/>
+                              <a:headEnd/>
+                              <a:tailEnd/>
+                            </a14:hiddenLine>
+                          </a:ext>
+                        </a:extLst>
+                      </wps:spPr>
+                      <wps:bodyPr rot="0" vert="horz" wrap="square" lIns="91440" tIns="45720" rIns="91440" bIns="45720" anchor="t" anchorCtr="0" upright="1">
+                        <a:noAutofit/>
+                      </wps:bodyPr>
+                    </wps:wsp>
+                  </a:graphicData>
+                </a:graphic>
+              </wp:inline>
+            </w:drawing>
+          </mc:Choice>
+          <mc:Fallback>
+            <w:pict>
+              <v:rect w14:anchorId="17DED48B" id="Rectangle 2" o:spid="_x0000_s1026" style="width:24pt;height:24pt;visibility:visible;mso-wrap-style:square;mso-left-percent:-10001;mso-top-percent:-10001;mso-position-horizontal:absolute;mso-position-horizontal-relative:char;mso-position-vertical:absolute;mso-position-vertical-relative:line;mso-left-percent:-10001;mso-top-percent:-10001;v-text-anchor:top" o:gfxdata="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" filled="f" stroked="f">
+                <o:lock v:ext="edit" aspectratio="t"/>
+                <w10:anchorlock/>
+              </v:rect>
+            </w:pict>
+          </mc:Fallback>
+        </mc:AlternateContent>
+      </w:r>
+    </w:p>
+    <w:p>
+      <w:r>
+        <w:t xml:space="preserve">The application is complete once it has met its core functionality goals, reliably retrieving and displaying nearby stations with accurate distance and pricing information. Verifying that the Google Maps redirection works consistently, ensuring seamless navigation for users. From a UI/UX perspective, the interface is clean, responsive, and intuitive, while map interactions such as zooming, panning, and marker selection feel natural. If launched, the shipped version will demonstrate powerful performance, with average API response times under five hundred milliseconds and map and station data loading within two seconds. The user engagement metrics should indicate healthy adoption, reflected in steady daily active users and frequent station lookups per session. Lastly, in terms of reliability, the application maintains 99% uptime over a 7-day period, with API error rates kept below 5%. </w:t>
+      </w:r>
+    </w:p>
+    <w:p>
+      <w:pPr>
+        <w:rPr>
+          <w:b/>
+          <w:bCs/>
+        </w:rPr>
+      </w:pPr>
+      <w:r>
+        <w:rPr>
+          <w:b/>
+          <w:bCs/>
+        </w:rPr>
+        <w:t>API Research</w:t>
+      </w:r>
+    </w:p>
+    <w:p>
+      <w:r>
+        <w:t>To</w:t>
+      </w:r>
+      <w:r>
+        <w:t xml:space="preserve"> power our app, it will need </w:t>
+      </w:r>
+      <w:r>
+        <w:t>live,</w:t>
+      </w:r>
+      <w:r>
+        <w:t xml:space="preserve"> accurate price data for the different fuel types at gas stations across Utah County. The best way to do this is to use an existing </w:t>
+      </w:r>
+      <w:r>
+        <w:t>API,</w:t>
+      </w:r>
+      <w:r>
+        <w:t xml:space="preserve"> which hosts this live data already. One example of an API the application could use is like the one hosted at </w:t>
+      </w:r>
+      <w:r>
+        <w:t>“www.oilpriceapi.com,”</w:t>
+      </w:r>
+      <w:r>
+        <w:t xml:space="preserve"> which can give the real-time prices of fuel at each station filtered by latitude and longitude </w:t>
+      </w:r>
+      <w:r>
+        <w:t>coordinates</w:t>
+      </w:r>
+      <w:r>
+        <w:t xml:space="preserve"> with a radius around it. This data will include the prices of the fuel at each station for us to use to display and sort.</w:t>
+      </w:r>
+    </w:p>
+    <w:p>
+      <w:r>
+        <w:t>To</w:t>
+      </w:r>
+      <w:r>
+        <w:t xml:space="preserve"> get accurate live data of these prices, when the user opens the app, it will get data from the API. That can store it in the app database to display prices on the map. If a user launches the app again offline or if the API is down, it will use the existing prices in the database to continue to display information. Storing the data from the API in our own </w:t>
+      </w:r>
+      <w:r>
+        <w:lastRenderedPageBreak/>
+        <w:t>database will limit the number of times the API is called, as well as give us more flexibility for querying and displaying the data.</w:t>
+      </w:r>
+    </w:p>
+    <w:p>
+      <w:r>
+        <w:t>Google</w:t>
+      </w:r>
+      <w:r>
+        <w:t xml:space="preserve"> Maps API is what will power the geospatial mapping portion of the application. It allows us to use JavaScript to create a live map pulling from Google </w:t>
+      </w:r>
+      <w:r>
+        <w:t>Maps and</w:t>
+      </w:r>
+      <w:r>
+        <w:t xml:space="preserve"> then be able to add </w:t>
+      </w:r>
+      <w:r>
+        <w:t>many</w:t>
+      </w:r>
+      <w:r>
+        <w:t xml:space="preserve"> pins/markers on the map as needed. This streamlines the process, so all that will need to be done </w:t>
+      </w:r>
+      <w:r>
+        <w:t>to</w:t>
+      </w:r>
+      <w:r>
+        <w:t xml:space="preserve"> implement it is to create an API in our backend to query each of the station’s coordinates and prices, then iterate through </w:t>
+      </w:r>
+      <w:r>
+        <w:t>them,</w:t>
+      </w:r>
+      <w:r>
+        <w:t xml:space="preserve"> placing them on the map.</w:t>
+      </w:r>
+    </w:p>
+    <w:p>
+      <w:pPr>
+        <w:rPr>
+          <w:b/>
+          <w:bCs/>
+        </w:rPr>
+      </w:pPr>
+      <w:r>
+        <w:rPr>
+          <w:b/>
+          <w:bCs/>
+        </w:rPr>
+        <w:t>Potential Features and Stakeholders</w:t>
+      </w:r>
+    </w:p>
+    <w:p>
+      <w:r>
+        <w:t>This</w:t>
+      </w:r>
+      <w:r>
+        <w:t xml:space="preserve"> application is designed to help consumers in Utah County quickly locate nearby gas stations and compare fuel prices in their area. Using the user’s current location, the system will display gas stations on an interactive map or in a list-based view, allowing users to easily identify both the closest and the cheapest options available. Key features include location-based search, fuel price displays for multiple fuel types, distance indicators showing how far each station is from the user, and sorting or filtering options that allow users to prioritize proximity or cost. These features are intended to save users time, reduce fuel expenses, and simplify the decision-making process when choosing where to refuel.</w:t>
+      </w:r>
+    </w:p>
+    <w:p>
+      <w:r>
+        <w:t>The</w:t>
+      </w:r>
+      <w:r>
+        <w:t xml:space="preserve"> primary stakeholders of this system are drivers in Utah County who directly benefit from easy access to nearby gas station locations and fuel price comparisons. Secondary stakeholders include gas station owners, who may experience increased visibility and customer traffic when their stations </w:t>
+      </w:r>
+      <w:proofErr w:type="gramStart"/>
+      <w:r>
+        <w:t>appear as</w:t>
+      </w:r>
+      <w:proofErr w:type="gramEnd"/>
+      <w:r>
+        <w:t xml:space="preserve"> competitive options within the application, as well as third-party API and data providers that supply the location and pricing information used by the system. Indirect stakeholders include members of the local community, who may benefit from reduced unnecessary driving, and the development team. Those who are responsible for ensuring the system </w:t>
+      </w:r>
+      <w:proofErr w:type="gramStart"/>
+      <w:r>
+        <w:t>remains</w:t>
+      </w:r>
+      <w:proofErr w:type="gramEnd"/>
+      <w:r>
+        <w:t xml:space="preserve"> dependable, accurate, and user-friendly.</w:t>
+      </w:r>
+    </w:p>
+    <w:p>
+      <w:pPr>
+        <w:rPr>
+          <w:b/>
+          <w:bCs/>
+        </w:rPr>
+      </w:pPr>
+      <w:r>
+        <w:rPr>
+          <w:b/>
+          <w:bCs/>
+        </w:rPr>
+        <w:t>Meeting</w:t>
+      </w:r>
+      <w:r>
+        <w:rPr>
+          <w:b/>
+          <w:bCs/>
+        </w:rPr>
+        <w:t xml:space="preserve"> Logs: </w:t>
+      </w:r>
+    </w:p>
+    <w:p/>
+    <w:p>
+      <w:pPr>
+        <w:rPr>
+          <w:b/>
+          <w:bCs/>
+          <w:sz w:val="32"/>
+          <w:szCs w:val="32"/>
+        </w:rPr>
+      </w:pPr>
+      <w:r>
+        <w:rPr>
+          <w:b/>
+          <w:bCs/>
+          <w:sz w:val="32"/>
+          <w:szCs w:val="32"/>
+        </w:rPr>
+        <w:t>Contribution Form</w:t>
+      </w:r>
+    </w:p>
+    <w:tbl>
+      <w:tblPr>
+        <w:tblStyle w:val="TableGrid"/>
+        <w:tblW w:w="9587" w:type="dxa"/>
+        <w:tblLook w:val="04A0" w:firstRow="1" w:lastRow="0" w:firstColumn="1" w:lastColumn="0" w:noHBand="0" w:noVBand="1"/>
+      </w:tblPr>
+      <w:tblGrid>
+        <w:gridCol w:w="1597"/>
+        <w:gridCol w:w="1598"/>
+        <w:gridCol w:w="3195"/>
+        <w:gridCol w:w="1598"/>
+        <w:gridCol w:w="1599"/>
+      </w:tblGrid>
+      <w:tr>
+        <w:trPr>
+          <w:trHeight w:val="606"/>
+        </w:trPr>
+        <w:tc>
+          <w:tcPr>
+            <w:tcW w:w="1597" w:type="dxa"/>
+          </w:tcPr>
+          <w:p>
+            <w:r>
+              <w:t>Team Name</w:t>
+            </w:r>
+          </w:p>
+          <w:p>
+            <w:r>
+              <w:t>Gas Guzzlers</w:t>
+            </w:r>
+          </w:p>
+        </w:tc>
+        <w:tc>
+          <w:tcPr>
+            <w:tcW w:w="1598" w:type="dxa"/>
+          </w:tcPr>
+          <w:p>
+            <w:r>
+              <w:t>Sprint #</w:t>
+            </w:r>
+          </w:p>
+        </w:tc>
+        <w:tc>
+          <w:tcPr>
+            <w:tcW w:w="3195" w:type="dxa"/>
+          </w:tcPr>
+          <w:p>
+            <w:r>
+              <w:t>Date</w:t>
+            </w:r>
+          </w:p>
+        </w:tc>
+        <w:tc>
+          <w:tcPr>
+            <w:tcW w:w="3197" w:type="dxa"/>
+            <w:gridSpan w:val="2"/>
+          </w:tcPr>
+          <w:p>
+            <w:r>
+              <w:t>Team Score</w:t>
+            </w:r>
+          </w:p>
+        </w:tc>
+      </w:tr>
+      <w:tr>
+        <w:trPr>
+          <w:trHeight w:val="295"/>
+        </w:trPr>
+        <w:tc>
+          <w:tcPr>
+            <w:tcW w:w="3195" w:type="dxa"/>
+            <w:gridSpan w:val="2"/>
+          </w:tcPr>
+          <w:p>
+            <w:r>
+              <w:t>Name</w:t>
+            </w:r>
+          </w:p>
+        </w:tc>
+        <w:tc>
+          <w:tcPr>
+            <w:tcW w:w="3195" w:type="dxa"/>
+          </w:tcPr>
+          <w:p>
+            <w:r>
+              <w:t>Contribution (%)</w:t>
+            </w:r>
+          </w:p>
+        </w:tc>
+        <w:tc>
+          <w:tcPr>
+            <w:tcW w:w="1598" w:type="dxa"/>
+          </w:tcPr>
+          <w:p>
+            <w:r>
+              <w:t>Signature</w:t>
+            </w:r>
+          </w:p>
+        </w:tc>
+        <w:tc>
+          <w:tcPr>
+            <w:tcW w:w="1599" w:type="dxa"/>
+          </w:tcPr>
+          <w:p>
+            <w:r>
+              <w:t>Individual</w:t>
+            </w:r>
+          </w:p>
+        </w:tc>
+      </w:tr>
+      <w:tr>
+        <w:trPr>
+          <w:trHeight w:val="295"/>
+        </w:trPr>
+        <w:tc>
+          <w:tcPr>
+            <w:tcW w:w="3195" w:type="dxa"/>
+            <w:gridSpan w:val="2"/>
+          </w:tcPr>
+          <w:p>
+            <w:r>
+              <w:t>Eric Parral</w:t>
+            </w:r>
+          </w:p>
+        </w:tc>
+        <w:tc>
+          <w:tcPr>
+            <w:tcW w:w="3195" w:type="dxa"/>
+          </w:tcPr>
+          <w:p>
+            <w:r>
+              <w:t>100%</w:t>
+            </w:r>
+          </w:p>
+        </w:tc>
+        <w:tc>
+          <w:tcPr>
+            <w:tcW w:w="1598" w:type="dxa"/>
+          </w:tcPr>
+          <w:p>
+            <w:r>
+              <w:t>Eric Parral</w:t>
+            </w:r>
+          </w:p>
+        </w:tc>
+        <w:tc>
+          <w:tcPr>
+            <w:tcW w:w="1599" w:type="dxa"/>
+          </w:tcPr>
+          <w:p>
+            <w:r>
+              <w:t>100</w:t>
+            </w:r>
+          </w:p>
+        </w:tc>
+      </w:tr>
+      <w:tr>
+        <w:trPr>
+          <w:trHeight w:val="295"/>
+        </w:trPr>
+        <w:tc>
+          <w:tcPr>
+            <w:tcW w:w="3195" w:type="dxa"/>
+            <w:gridSpan w:val="2"/>
+          </w:tcPr>
+          <w:p>
+            <w:r>
+              <w:t>Nathan Carlson</w:t>
+            </w:r>
+          </w:p>
+        </w:tc>
+        <w:tc>
+          <w:tcPr>
+            <w:tcW w:w="3195" w:type="dxa"/>
+          </w:tcPr>
+          <w:p>
+            <w:r>
+              <w:t>100%</w:t>
+            </w:r>
+          </w:p>
+        </w:tc>
+        <w:tc>
+          <w:tcPr>
+            <w:tcW w:w="1598" w:type="dxa"/>
+          </w:tcPr>
+          <w:p/>
+        </w:tc>
+        <w:tc>
+          <w:tcPr>
+            <w:tcW w:w="1599" w:type="dxa"/>
+          </w:tcPr>
+          <w:p>
+            <w:r>
+              <w:t>100</w:t>
+            </w:r>
+          </w:p>
+        </w:tc>
+      </w:tr>
+      <w:tr>
+        <w:trPr>
+          <w:trHeight w:val="295"/>
+        </w:trPr>
+        <w:tc>
+          <w:tcPr>
+            <w:tcW w:w="3195" w:type="dxa"/>
+            <w:gridSpan w:val="2"/>
+          </w:tcPr>
+          <w:p>
+            <w:r>
+              <w:t>Kyler Cressall</w:t>
+            </w:r>
+          </w:p>
+        </w:tc>
+        <w:tc>
+          <w:tcPr>
+            <w:tcW w:w="3195" w:type="dxa"/>
+          </w:tcPr>
+          <w:p>
+            <w:r>
+              <w:t>100%</w:t>
+            </w:r>
+          </w:p>
+        </w:tc>
+        <w:tc>
+          <w:tcPr>
+            <w:tcW w:w="1598" w:type="dxa"/>
+          </w:tcPr>
+          <w:p/>
+        </w:tc>
+        <w:tc>
+          <w:tcPr>
+            <w:tcW w:w="1599" w:type="dxa"/>
+          </w:tcPr>
+          <w:p>
+            <w:r>
+              <w:t>100</w:t>
+            </w:r>
+          </w:p>
+        </w:tc>
+      </w:tr>
+      <w:tr>
+        <w:trPr>
+          <w:trHeight w:val="295"/>
+        </w:trPr>
+        <w:tc>
+          <w:tcPr>
+            <w:tcW w:w="3195" w:type="dxa"/>
+            <w:gridSpan w:val="2"/>
+          </w:tcPr>
+          <w:p>
+            <w:r>
+              <w:lastRenderedPageBreak/>
+              <w:t xml:space="preserve">Thomas Ross </w:t>
+            </w:r>
+          </w:p>
+        </w:tc>
+        <w:tc>
+          <w:tcPr>
+            <w:tcW w:w="3195" w:type="dxa"/>
+          </w:tcPr>
+          <w:p>
+            <w:r>
+              <w:t>100%</w:t>
+            </w:r>
+          </w:p>
+        </w:tc>
+        <w:tc>
+          <w:tcPr>
+            <w:tcW w:w="1598" w:type="dxa"/>
+          </w:tcPr>
+          <w:p/>
+        </w:tc>
+        <w:tc>
+          <w:tcPr>
+            <w:tcW w:w="1599" w:type="dxa"/>
+          </w:tcPr>
+          <w:p>
+            <w:r>
+              <w:t>100</w:t>
+            </w:r>
+          </w:p>
+        </w:tc>
+      </w:tr>
+    </w:tbl>
+    <w:p/>
+    <w:p>
+      <w:pPr>
+        <w:rPr>
+          <w:b/>
+          <w:bCs/>
+          <w:sz w:val="32"/>
+          <w:szCs w:val="32"/>
+        </w:rPr>
+      </w:pPr>
+      <w:r>
+        <w:rPr>
+          <w:b/>
+          <w:bCs/>
+          <w:sz w:val="32"/>
+          <w:szCs w:val="32"/>
+        </w:rPr>
+        <w:t>Backlogs and Sprints</w:t>
+      </w:r>
+    </w:p>
     <w:tbl>
       <w:tblPr>
         <w:tblStyle w:val="TableGrid"/>
@@ -25,121 +791,313 @@
         <w:tblLook w:val="04A0" w:firstRow="1" w:lastRow="0" w:firstColumn="1" w:lastColumn="0" w:noHBand="0" w:noVBand="1"/>
       </w:tblPr>
       <w:tblGrid>
-        <w:gridCol w:w="2337"/>
-        <w:gridCol w:w="2337"/>
-        <w:gridCol w:w="2338"/>
-        <w:gridCol w:w="2338"/>
+        <w:gridCol w:w="1558"/>
+        <w:gridCol w:w="1558"/>
+        <w:gridCol w:w="1558"/>
+        <w:gridCol w:w="1558"/>
+        <w:gridCol w:w="1559"/>
+        <w:gridCol w:w="1559"/>
       </w:tblGrid>
       <w:tr>
         <w:tc>
           <w:tcPr>
-            <w:tcW w:w="2337" w:type="dxa"/>
+            <w:tcW w:w="1558" w:type="dxa"/>
           </w:tcPr>
           <w:p>
             <w:r>
-              <w:t>Team Name Sprint # Date Team Score:</w:t>
+              <w:t>Sprint #</w:t>
             </w:r>
           </w:p>
-          <w:p>
-            <w:r>
-              <w:t>Name Contribution (%) Signature Individual Score</w:t>
-            </w:r>
-          </w:p>
-          <w:p/>
         </w:tc>
         <w:tc>
           <w:tcPr>
-            <w:tcW w:w="2337" w:type="dxa"/>
+            <w:tcW w:w="1558" w:type="dxa"/>
+          </w:tcPr>
+          <w:p>
+            <w:r>
+              <w:t>Assigned Date</w:t>
+            </w:r>
+          </w:p>
+        </w:tc>
+        <w:tc>
+          <w:tcPr>
+            <w:tcW w:w="1558" w:type="dxa"/>
+          </w:tcPr>
+          <w:p>
+            <w:r>
+              <w:t>Backlogs</w:t>
+            </w:r>
+          </w:p>
+        </w:tc>
+        <w:tc>
+          <w:tcPr>
+            <w:tcW w:w="1558" w:type="dxa"/>
+          </w:tcPr>
+          <w:p>
+            <w:r>
+              <w:t>Description</w:t>
+            </w:r>
+          </w:p>
+        </w:tc>
+        <w:tc>
+          <w:tcPr>
+            <w:tcW w:w="1559" w:type="dxa"/>
+          </w:tcPr>
+          <w:p>
+            <w:r>
+              <w:t xml:space="preserve">Assigned </w:t>
+            </w:r>
+          </w:p>
+        </w:tc>
+        <w:tc>
+          <w:tcPr>
+            <w:tcW w:w="1559" w:type="dxa"/>
+          </w:tcPr>
+          <w:p>
+            <w:r>
+              <w:t>Finish Date</w:t>
+            </w:r>
+          </w:p>
+        </w:tc>
+      </w:tr>
+      <w:tr>
+        <w:trPr>
+          <w:trHeight w:val="75"/>
+        </w:trPr>
+        <w:tc>
+          <w:tcPr>
+            <w:tcW w:w="1558" w:type="dxa"/>
+            <w:vMerge w:val="restart"/>
+          </w:tcPr>
+          <w:p>
+            <w:r>
+              <w:t>Sprint 1</w:t>
+            </w:r>
+          </w:p>
+        </w:tc>
+        <w:tc>
+          <w:tcPr>
+            <w:tcW w:w="1558" w:type="dxa"/>
+            <w:vMerge w:val="restart"/>
+          </w:tcPr>
+          <w:p>
+            <w:r>
+              <w:t>2/15/26</w:t>
+            </w:r>
+          </w:p>
+        </w:tc>
+        <w:tc>
+          <w:tcPr>
+            <w:tcW w:w="1558" w:type="dxa"/>
+          </w:tcPr>
+          <w:p>
+            <w:r>
+              <w:t>1. API</w:t>
+            </w:r>
+            <w:r>
+              <w:t xml:space="preserve"> </w:t>
+            </w:r>
+          </w:p>
+        </w:tc>
+        <w:tc>
+          <w:tcPr>
+            <w:tcW w:w="1558" w:type="dxa"/>
+          </w:tcPr>
+          <w:p>
+            <w:r>
+              <w:t xml:space="preserve">Get </w:t>
+            </w:r>
+            <w:r>
+              <w:t>an API</w:t>
+            </w:r>
+            <w:r>
+              <w:t xml:space="preserve"> key to access gas </w:t>
+            </w:r>
+            <w:r>
+              <w:t>prices.</w:t>
+            </w:r>
+          </w:p>
+        </w:tc>
+        <w:tc>
+          <w:tcPr>
+            <w:tcW w:w="1559" w:type="dxa"/>
           </w:tcPr>
           <w:p/>
         </w:tc>
         <w:tc>
           <w:tcPr>
-            <w:tcW w:w="2338" w:type="dxa"/>
+            <w:tcW w:w="1559" w:type="dxa"/>
+          </w:tcPr>
+          <w:p/>
+        </w:tc>
+      </w:tr>
+      <w:tr>
+        <w:trPr>
+          <w:trHeight w:val="75"/>
+        </w:trPr>
+        <w:tc>
+          <w:tcPr>
+            <w:tcW w:w="1558" w:type="dxa"/>
+            <w:vMerge/>
           </w:tcPr>
           <w:p/>
         </w:tc>
         <w:tc>
           <w:tcPr>
-            <w:tcW w:w="2338" w:type="dxa"/>
+            <w:tcW w:w="1558" w:type="dxa"/>
+            <w:vMerge/>
+          </w:tcPr>
+          <w:p/>
+        </w:tc>
+        <w:tc>
+          <w:tcPr>
+            <w:tcW w:w="1558" w:type="dxa"/>
+          </w:tcPr>
+          <w:p>
+            <w:r>
+              <w:t>2. Data</w:t>
+            </w:r>
+          </w:p>
+        </w:tc>
+        <w:tc>
+          <w:tcPr>
+            <w:tcW w:w="1558" w:type="dxa"/>
+          </w:tcPr>
+          <w:p>
+            <w:r>
+              <w:t xml:space="preserve">Get more data to test </w:t>
+            </w:r>
+            <w:r>
+              <w:t>the API.</w:t>
+            </w:r>
+            <w:r>
+              <w:t xml:space="preserve"> </w:t>
+            </w:r>
+          </w:p>
+        </w:tc>
+        <w:tc>
+          <w:tcPr>
+            <w:tcW w:w="1559" w:type="dxa"/>
+          </w:tcPr>
+          <w:p/>
+        </w:tc>
+        <w:tc>
+          <w:tcPr>
+            <w:tcW w:w="1559" w:type="dxa"/>
           </w:tcPr>
           <w:p/>
         </w:tc>
       </w:tr>
       <w:tr>
+        <w:trPr>
+          <w:trHeight w:val="75"/>
+        </w:trPr>
         <w:tc>
           <w:tcPr>
-            <w:tcW w:w="2337" w:type="dxa"/>
+            <w:tcW w:w="1558" w:type="dxa"/>
+            <w:vMerge/>
           </w:tcPr>
           <w:p/>
         </w:tc>
         <w:tc>
           <w:tcPr>
-            <w:tcW w:w="2337" w:type="dxa"/>
+            <w:tcW w:w="1558" w:type="dxa"/>
+            <w:vMerge/>
           </w:tcPr>
           <w:p/>
         </w:tc>
         <w:tc>
           <w:tcPr>
-            <w:tcW w:w="2338" w:type="dxa"/>
+            <w:tcW w:w="1558" w:type="dxa"/>
+          </w:tcPr>
+          <w:p>
+            <w:r>
+              <w:t>3. Pin</w:t>
+            </w:r>
+            <w:r>
+              <w:t xml:space="preserve"> </w:t>
+            </w:r>
+          </w:p>
+        </w:tc>
+        <w:tc>
+          <w:tcPr>
+            <w:tcW w:w="1558" w:type="dxa"/>
+          </w:tcPr>
+          <w:p>
+            <w:r>
+              <w:t xml:space="preserve">Get it to accurately place a pin on the </w:t>
+            </w:r>
+            <w:r>
+              <w:t>map.</w:t>
+            </w:r>
+            <w:r>
+              <w:t xml:space="preserve"> </w:t>
+            </w:r>
+          </w:p>
+        </w:tc>
+        <w:tc>
+          <w:tcPr>
+            <w:tcW w:w="1559" w:type="dxa"/>
           </w:tcPr>
           <w:p/>
         </w:tc>
         <w:tc>
           <w:tcPr>
-            <w:tcW w:w="2338" w:type="dxa"/>
+            <w:tcW w:w="1559" w:type="dxa"/>
           </w:tcPr>
           <w:p/>
         </w:tc>
       </w:tr>
       <w:tr>
+        <w:trPr>
+          <w:trHeight w:val="75"/>
+        </w:trPr>
         <w:tc>
           <w:tcPr>
-            <w:tcW w:w="2337" w:type="dxa"/>
+            <w:tcW w:w="1558" w:type="dxa"/>
+            <w:vMerge/>
           </w:tcPr>
           <w:p/>
         </w:tc>
         <w:tc>
           <w:tcPr>
-            <w:tcW w:w="2337" w:type="dxa"/>
+            <w:tcW w:w="1558" w:type="dxa"/>
+            <w:vMerge/>
           </w:tcPr>
           <w:p/>
         </w:tc>
         <w:tc>
           <w:tcPr>
-            <w:tcW w:w="2338" w:type="dxa"/>
+            <w:tcW w:w="1558" w:type="dxa"/>
+          </w:tcPr>
+          <w:p>
+            <w:r>
+              <w:t>4. Env/key</w:t>
+            </w:r>
+          </w:p>
+        </w:tc>
+        <w:tc>
+          <w:tcPr>
+            <w:tcW w:w="1558" w:type="dxa"/>
+          </w:tcPr>
+          <w:p>
+            <w:r>
+              <w:t xml:space="preserve">Get access to the map key and have it secured by </w:t>
+            </w:r>
+            <w:r>
+              <w:t>everyone.</w:t>
+            </w:r>
+          </w:p>
+        </w:tc>
+        <w:tc>
+          <w:tcPr>
+            <w:tcW w:w="1559" w:type="dxa"/>
           </w:tcPr>
           <w:p/>
         </w:tc>
         <w:tc>
           <w:tcPr>
-            <w:tcW w:w="2338" w:type="dxa"/>
-          </w:tcPr>
-          <w:p/>
-        </w:tc>
-      </w:tr>
-      <w:tr>
-        <w:tc>
-          <w:tcPr>
-            <w:tcW w:w="2337" w:type="dxa"/>
-          </w:tcPr>
-          <w:p/>
-        </w:tc>
-        <w:tc>
-          <w:tcPr>
-            <w:tcW w:w="2337" w:type="dxa"/>
-          </w:tcPr>
-          <w:p/>
-        </w:tc>
-        <w:tc>
-          <w:tcPr>
-            <w:tcW w:w="2338" w:type="dxa"/>
-          </w:tcPr>
-          <w:p/>
-        </w:tc>
-        <w:tc>
-          <w:tcPr>
-            <w:tcW w:w="2338" w:type="dxa"/>
+            <w:tcW w:w="1559" w:type="dxa"/>
           </w:tcPr>
           <w:p/>
         </w:tc>
@@ -147,70 +1105,2700 @@
     </w:tbl>
     <w:p/>
     <w:p>
-      <w:r>
-        <w:t>Appendix C: Backlogs and Sprints</w:t>
-      </w:r>
-    </w:p>
-    <w:p>
-      <w:r>
-        <w:t>Sprint # Assigned</w:t>
-      </w:r>
-    </w:p>
-    <w:p>
-      <w:r>
-        <w:t>Date</w:t>
-      </w:r>
-    </w:p>
-    <w:p>
-      <w:r>
-        <w:t>Backlogs Description Assigned Finish Date</w:t>
-      </w:r>
-    </w:p>
-    <w:p>
-      <w:r>
-        <w:t>1. 1.</w:t>
-      </w:r>
-    </w:p>
-    <w:p>
-      <w:r>
-        <w:t>2.</w:t>
-      </w:r>
-    </w:p>
-    <w:p>
-      <w:r>
-        <w:t>…</w:t>
-      </w:r>
-    </w:p>
-    <w:p>
-      <w:r>
-        <w:t>n.</w:t>
-      </w:r>
-    </w:p>
-    <w:p>
-      <w:r>
-        <w:t>2. 1.</w:t>
-      </w:r>
-    </w:p>
-    <w:p>
-      <w:r>
-        <w:t>2.</w:t>
-      </w:r>
-    </w:p>
-    <w:p>
-      <w:r>
-        <w:t>…</w:t>
-      </w:r>
-    </w:p>
-    <w:p>
-      <w:r>
-        <w:t>n.</w:t>
-      </w:r>
-    </w:p>
-    <w:p>
-      <w:r>
-        <w:t>… … … …</w:t>
-      </w:r>
-    </w:p>
+      <w:pPr>
+        <w:rPr>
+          <w:b/>
+          <w:bCs/>
+          <w:sz w:val="32"/>
+          <w:szCs w:val="32"/>
+        </w:rPr>
+      </w:pPr>
+      <w:r>
+        <w:rPr>
+          <w:b/>
+          <w:bCs/>
+          <w:sz w:val="32"/>
+          <w:szCs w:val="32"/>
+        </w:rPr>
+        <w:t>Software Requirements Specifications</w:t>
+      </w:r>
+    </w:p>
+    <w:p>
+      <w:r>
+        <w:rPr>
+          <w:b/>
+          <w:bCs/>
+        </w:rPr>
+        <w:t>Functional Requirements</w:t>
+      </w:r>
+    </w:p>
+    <w:p>
+      <w:r>
+        <w:rPr>
+          <w:b/>
+          <w:bCs/>
+        </w:rPr>
+        <w:t>Core Display</w:t>
+      </w:r>
+    </w:p>
+    <w:p>
+      <w:pPr>
+        <w:pStyle w:val="ListParagraph"/>
+        <w:numPr>
+          <w:ilvl w:val="0"/>
+          <w:numId w:val="1"/>
+        </w:numPr>
+      </w:pPr>
+      <w:r>
+        <w:t xml:space="preserve">The system can detect the user’s current geographic location either automatically or via manual input. </w:t>
+      </w:r>
+    </w:p>
+    <w:p>
+      <w:pPr>
+        <w:pStyle w:val="ListParagraph"/>
+        <w:numPr>
+          <w:ilvl w:val="0"/>
+          <w:numId w:val="1"/>
+        </w:numPr>
+      </w:pPr>
+      <w:r>
+        <w:t xml:space="preserve">It will display gas stations within a selected radius on an interactive map. </w:t>
+      </w:r>
+    </w:p>
+    <w:p>
+      <w:pPr>
+        <w:pStyle w:val="ListParagraph"/>
+        <w:numPr>
+          <w:ilvl w:val="0"/>
+          <w:numId w:val="1"/>
+        </w:numPr>
+      </w:pPr>
+      <w:r>
+        <w:t>Display fuel stations using map markers with station information.</w:t>
+      </w:r>
+    </w:p>
+    <w:p>
+      <w:pPr>
+        <w:pStyle w:val="ListParagraph"/>
+        <w:numPr>
+          <w:ilvl w:val="0"/>
+          <w:numId w:val="1"/>
+        </w:numPr>
+      </w:pPr>
+      <w:r>
+        <w:t xml:space="preserve">Each station will contain all fuel types and prices for its location, including regular, mid-grade, </w:t>
+      </w:r>
+      <w:r>
+        <w:t>premium, and</w:t>
+      </w:r>
+      <w:r>
+        <w:t xml:space="preserve"> diesel.</w:t>
+      </w:r>
+    </w:p>
+    <w:p>
+      <w:pPr>
+        <w:pStyle w:val="ListParagraph"/>
+        <w:numPr>
+          <w:ilvl w:val="0"/>
+          <w:numId w:val="1"/>
+        </w:numPr>
+      </w:pPr>
+      <w:r>
+        <w:t>Display EV charging station availability if selected.</w:t>
+      </w:r>
+    </w:p>
+    <w:p>
+      <w:pPr>
+        <w:pStyle w:val="ListParagraph"/>
+        <w:numPr>
+          <w:ilvl w:val="0"/>
+          <w:numId w:val="1"/>
+        </w:numPr>
+      </w:pPr>
+      <w:r>
+        <w:t xml:space="preserve">Users can select stations to view the full details of a </w:t>
+      </w:r>
+      <w:r>
+        <w:t>station,</w:t>
+      </w:r>
+      <w:r>
+        <w:t xml:space="preserve"> including its address, a link to open directions in Google Maps, and the current prices of each of the fuel types.</w:t>
+      </w:r>
+    </w:p>
+    <w:p>
+      <w:r>
+        <w:rPr>
+          <w:b/>
+          <w:bCs/>
+        </w:rPr>
+        <w:t>Search and Filtering</w:t>
+      </w:r>
+    </w:p>
+    <w:p>
+      <w:pPr>
+        <w:pStyle w:val="ListParagraph"/>
+        <w:numPr>
+          <w:ilvl w:val="0"/>
+          <w:numId w:val="2"/>
+        </w:numPr>
+      </w:pPr>
+      <w:r>
+        <w:lastRenderedPageBreak/>
+        <w:t>Users can view stations nearby as a list as an alternative to map view.</w:t>
+      </w:r>
+    </w:p>
+    <w:p>
+      <w:pPr>
+        <w:pStyle w:val="ListParagraph"/>
+        <w:numPr>
+          <w:ilvl w:val="0"/>
+          <w:numId w:val="2"/>
+        </w:numPr>
+      </w:pPr>
+      <w:r>
+        <w:t>Users can filter stations by distance or price.</w:t>
+      </w:r>
+    </w:p>
+    <w:p>
+      <w:pPr>
+        <w:pStyle w:val="ListParagraph"/>
+        <w:numPr>
+          <w:ilvl w:val="0"/>
+          <w:numId w:val="2"/>
+        </w:numPr>
+      </w:pPr>
+      <w:r>
+        <w:t>Users can set a preferred fuel type to make the map and list display that price first.</w:t>
+      </w:r>
+    </w:p>
+    <w:p>
+      <w:pPr>
+        <w:pStyle w:val="ListParagraph"/>
+        <w:numPr>
+          <w:ilvl w:val="0"/>
+          <w:numId w:val="2"/>
+        </w:numPr>
+      </w:pPr>
+      <w:r>
+        <w:t xml:space="preserve">Allow users to input personal discount programs tied to specific stations. </w:t>
+      </w:r>
+    </w:p>
+    <w:p>
+      <w:pPr>
+        <w:pStyle w:val="ListParagraph"/>
+        <w:numPr>
+          <w:ilvl w:val="0"/>
+          <w:numId w:val="2"/>
+        </w:numPr>
+      </w:pPr>
+      <w:r>
+        <w:t xml:space="preserve">Apply discounts automatically to pricing results. </w:t>
+      </w:r>
+    </w:p>
+    <w:p>
+      <w:pPr>
+        <w:pStyle w:val="ListParagraph"/>
+        <w:numPr>
+          <w:ilvl w:val="0"/>
+          <w:numId w:val="2"/>
+        </w:numPr>
+      </w:pPr>
+      <w:r>
+        <w:t>Allow users to modify or remove previously entered discounts.</w:t>
+      </w:r>
+    </w:p>
+    <w:p>
+      <w:r>
+        <w:rPr>
+          <w:b/>
+          <w:bCs/>
+        </w:rPr>
+        <w:t xml:space="preserve">Data Handling </w:t>
+      </w:r>
+    </w:p>
+    <w:p>
+      <w:pPr>
+        <w:pStyle w:val="ListParagraph"/>
+        <w:numPr>
+          <w:ilvl w:val="0"/>
+          <w:numId w:val="3"/>
+        </w:numPr>
+      </w:pPr>
+      <w:proofErr w:type="gramStart"/>
+      <w:r>
+        <w:t>Cache</w:t>
+      </w:r>
+      <w:proofErr w:type="gramEnd"/>
+      <w:r>
+        <w:t xml:space="preserve"> the latest retrieved fuel price data in the local database. </w:t>
+      </w:r>
+    </w:p>
+    <w:p>
+      <w:pPr>
+        <w:pStyle w:val="ListParagraph"/>
+        <w:numPr>
+          <w:ilvl w:val="0"/>
+          <w:numId w:val="3"/>
+        </w:numPr>
+      </w:pPr>
+      <w:r>
+        <w:t xml:space="preserve">Display cached data if the fuel-pricing API is unavailable or the user is offline. </w:t>
+      </w:r>
+    </w:p>
+    <w:p>
+      <w:pPr>
+        <w:pStyle w:val="ListParagraph"/>
+        <w:numPr>
+          <w:ilvl w:val="0"/>
+          <w:numId w:val="3"/>
+        </w:numPr>
+      </w:pPr>
+      <w:r>
+        <w:t xml:space="preserve">Automatically refresh cached data when an active internet connection is available. </w:t>
+      </w:r>
+    </w:p>
+    <w:p>
+      <w:pPr>
+        <w:pStyle w:val="ListParagraph"/>
+        <w:numPr>
+          <w:ilvl w:val="0"/>
+          <w:numId w:val="3"/>
+        </w:numPr>
+      </w:pPr>
+      <w:r>
+        <w:t>Show when pricing data updates using timestamps.</w:t>
+      </w:r>
+    </w:p>
+    <w:p>
+      <w:r>
+        <w:rPr>
+          <w:b/>
+          <w:bCs/>
+        </w:rPr>
+        <w:t>Error handling</w:t>
+      </w:r>
+    </w:p>
+    <w:p>
+      <w:pPr>
+        <w:pStyle w:val="ListParagraph"/>
+        <w:numPr>
+          <w:ilvl w:val="0"/>
+          <w:numId w:val="4"/>
+        </w:numPr>
+      </w:pPr>
+      <w:r>
+        <w:t>Notify users if the location cannot be determined.</w:t>
+      </w:r>
+    </w:p>
+    <w:p>
+      <w:pPr>
+        <w:pStyle w:val="ListParagraph"/>
+        <w:numPr>
+          <w:ilvl w:val="0"/>
+          <w:numId w:val="4"/>
+        </w:numPr>
+      </w:pPr>
+      <w:r>
+        <w:t>Notify users if no stations match their filters.</w:t>
+      </w:r>
+    </w:p>
+    <w:p>
+      <w:pPr>
+        <w:pStyle w:val="ListParagraph"/>
+        <w:numPr>
+          <w:ilvl w:val="0"/>
+          <w:numId w:val="4"/>
+        </w:numPr>
+      </w:pPr>
+      <w:r>
+        <w:t>Display an error message if external APIs fail.</w:t>
+      </w:r>
+    </w:p>
+    <w:p>
+      <w:pPr>
+        <w:pStyle w:val="ListParagraph"/>
+        <w:numPr>
+          <w:ilvl w:val="0"/>
+          <w:numId w:val="4"/>
+        </w:numPr>
+      </w:pPr>
+      <w:r>
+        <w:t>Show previous data when using cached results.</w:t>
+      </w:r>
+    </w:p>
+    <w:p>
+      <w:r>
+        <w:rPr>
+          <w:b/>
+          <w:bCs/>
+        </w:rPr>
+        <w:t>Non-Functional Requirements</w:t>
+      </w:r>
+    </w:p>
+    <w:p>
+      <w:r>
+        <w:rPr>
+          <w:b/>
+          <w:bCs/>
+        </w:rPr>
+        <w:t>Performance Requirements</w:t>
+      </w:r>
+    </w:p>
+    <w:p>
+      <w:pPr>
+        <w:pStyle w:val="ListParagraph"/>
+        <w:numPr>
+          <w:ilvl w:val="0"/>
+          <w:numId w:val="5"/>
+        </w:numPr>
+      </w:pPr>
+      <w:r>
+        <w:t>The system shall provide API responses within five hundred milliseconds on average.</w:t>
+      </w:r>
+    </w:p>
+    <w:p>
+      <w:pPr>
+        <w:pStyle w:val="ListParagraph"/>
+        <w:numPr>
+          <w:ilvl w:val="0"/>
+          <w:numId w:val="5"/>
+        </w:numPr>
+      </w:pPr>
+      <w:r>
+        <w:t>The system shall load map and station data within 2 seconds.</w:t>
+      </w:r>
+    </w:p>
+    <w:p>
+      <w:pPr>
+        <w:pStyle w:val="ListParagraph"/>
+        <w:numPr>
+          <w:ilvl w:val="0"/>
+          <w:numId w:val="5"/>
+        </w:numPr>
+      </w:pPr>
+      <w:r>
+        <w:t xml:space="preserve">Search and filter results shall </w:t>
+      </w:r>
+      <w:proofErr w:type="gramStart"/>
+      <w:r>
+        <w:t>update</w:t>
+      </w:r>
+      <w:proofErr w:type="gramEnd"/>
+      <w:r>
+        <w:t xml:space="preserve"> within 1 second.</w:t>
+      </w:r>
+    </w:p>
+    <w:p>
+      <w:pPr>
+        <w:pStyle w:val="ListParagraph"/>
+        <w:numPr>
+          <w:ilvl w:val="0"/>
+          <w:numId w:val="5"/>
+        </w:numPr>
+      </w:pPr>
+      <w:r>
+        <w:t>The system should support at least five hundred concurrent users.</w:t>
+      </w:r>
+    </w:p>
+    <w:p>
+      <w:pPr>
+        <w:pStyle w:val="ListParagraph"/>
+        <w:numPr>
+          <w:ilvl w:val="0"/>
+          <w:numId w:val="5"/>
+        </w:numPr>
+      </w:pPr>
+      <w:r>
+        <w:t>Cached data retrieval shall not exceed two hundred milliseconds.</w:t>
+      </w:r>
+    </w:p>
+    <w:p>
+      <w:r>
+        <w:rPr>
+          <w:b/>
+          <w:bCs/>
+        </w:rPr>
+        <w:t>Reliability and Availability Requirements</w:t>
+      </w:r>
+    </w:p>
+    <w:p>
+      <w:pPr>
+        <w:pStyle w:val="ListParagraph"/>
+        <w:numPr>
+          <w:ilvl w:val="0"/>
+          <w:numId w:val="6"/>
+        </w:numPr>
+      </w:pPr>
+      <w:r>
+        <w:t>The system shall maintain 99% uptime over a 7-day period.</w:t>
+      </w:r>
+    </w:p>
+    <w:p>
+      <w:pPr>
+        <w:pStyle w:val="ListParagraph"/>
+        <w:numPr>
+          <w:ilvl w:val="0"/>
+          <w:numId w:val="6"/>
+        </w:numPr>
+      </w:pPr>
+      <w:r>
+        <w:t>The system shall automatically recover from crashes.</w:t>
+      </w:r>
+    </w:p>
+    <w:p>
+      <w:pPr>
+        <w:pStyle w:val="ListParagraph"/>
+        <w:numPr>
+          <w:ilvl w:val="0"/>
+          <w:numId w:val="6"/>
+        </w:numPr>
+      </w:pPr>
+      <w:r>
+        <w:t>The system shall provide fallback functionality using cached data.</w:t>
+      </w:r>
+    </w:p>
+    <w:p>
+      <w:pPr>
+        <w:pStyle w:val="ListParagraph"/>
+        <w:numPr>
+          <w:ilvl w:val="0"/>
+          <w:numId w:val="6"/>
+        </w:numPr>
+      </w:pPr>
+      <w:r>
+        <w:t>The system shall synchronize data after downtime.</w:t>
+      </w:r>
+    </w:p>
+    <w:p>
+      <w:pPr>
+        <w:pStyle w:val="ListParagraph"/>
+        <w:numPr>
+          <w:ilvl w:val="0"/>
+          <w:numId w:val="6"/>
+        </w:numPr>
+      </w:pPr>
+      <w:r>
+        <w:t xml:space="preserve">The system </w:t>
+      </w:r>
+      <w:proofErr w:type="gramStart"/>
+      <w:r>
+        <w:t>shall</w:t>
+      </w:r>
+      <w:proofErr w:type="gramEnd"/>
+      <w:r>
+        <w:t xml:space="preserve"> detect and handle unavailable external APIs without crashing.</w:t>
+      </w:r>
+    </w:p>
+    <w:p>
+      <w:r>
+        <w:rPr>
+          <w:b/>
+          <w:bCs/>
+        </w:rPr>
+        <w:t>Usability and User Experience Requirements</w:t>
+      </w:r>
+    </w:p>
+    <w:p>
+      <w:pPr>
+        <w:pStyle w:val="ListParagraph"/>
+        <w:numPr>
+          <w:ilvl w:val="0"/>
+          <w:numId w:val="7"/>
+        </w:numPr>
+      </w:pPr>
+      <w:r>
+        <w:t>The system should provide an intuitive interface.</w:t>
+      </w:r>
+    </w:p>
+    <w:p>
+      <w:pPr>
+        <w:pStyle w:val="ListParagraph"/>
+        <w:numPr>
+          <w:ilvl w:val="0"/>
+          <w:numId w:val="7"/>
+        </w:numPr>
+      </w:pPr>
+      <w:r>
+        <w:t>Users shall be able to access core features within three clicks.</w:t>
+      </w:r>
+    </w:p>
+    <w:p>
+      <w:pPr>
+        <w:pStyle w:val="ListParagraph"/>
+        <w:numPr>
+          <w:ilvl w:val="0"/>
+          <w:numId w:val="7"/>
+        </w:numPr>
+      </w:pPr>
+      <w:r>
+        <w:lastRenderedPageBreak/>
+        <w:t>The interface shall be responsive for desktop and mobile devices.</w:t>
+      </w:r>
+    </w:p>
+    <w:p>
+      <w:pPr>
+        <w:pStyle w:val="ListParagraph"/>
+        <w:numPr>
+          <w:ilvl w:val="0"/>
+          <w:numId w:val="7"/>
+        </w:numPr>
+      </w:pPr>
+      <w:r>
+        <w:t>The system should provide clear visual indicators for stations.</w:t>
+      </w:r>
+    </w:p>
+    <w:p>
+      <w:pPr>
+        <w:pStyle w:val="ListParagraph"/>
+        <w:numPr>
+          <w:ilvl w:val="0"/>
+          <w:numId w:val="7"/>
+        </w:numPr>
+      </w:pPr>
+      <w:r>
+        <w:t>Loading states shall be displayed when data is being fetched.</w:t>
+      </w:r>
+    </w:p>
+    <w:p>
+      <w:pPr>
+        <w:pStyle w:val="ListParagraph"/>
+        <w:numPr>
+          <w:ilvl w:val="0"/>
+          <w:numId w:val="7"/>
+        </w:numPr>
+      </w:pPr>
+      <w:r>
+        <w:t>Error messages should be user-friendly and actionable.</w:t>
+      </w:r>
+    </w:p>
+    <w:p>
+      <w:r>
+        <w:rPr>
+          <w:b/>
+          <w:bCs/>
+        </w:rPr>
+        <w:t>Scalability Requirements</w:t>
+      </w:r>
+    </w:p>
+    <w:p>
+      <w:pPr>
+        <w:pStyle w:val="ListParagraph"/>
+        <w:numPr>
+          <w:ilvl w:val="0"/>
+          <w:numId w:val="8"/>
+        </w:numPr>
+      </w:pPr>
+      <w:r>
+        <w:t>The system shall support future geographic expansion.</w:t>
+      </w:r>
+    </w:p>
+    <w:p>
+      <w:pPr>
+        <w:pStyle w:val="ListParagraph"/>
+        <w:numPr>
+          <w:ilvl w:val="0"/>
+          <w:numId w:val="8"/>
+        </w:numPr>
+      </w:pPr>
+      <w:r>
+        <w:t>The backend shall allow horizontal scaling.</w:t>
+      </w:r>
+    </w:p>
+    <w:p>
+      <w:pPr>
+        <w:pStyle w:val="ListParagraph"/>
+        <w:numPr>
+          <w:ilvl w:val="0"/>
+          <w:numId w:val="8"/>
+        </w:numPr>
+      </w:pPr>
+      <w:r>
+        <w:t>The database shall support large datasets efficiently.</w:t>
+      </w:r>
+    </w:p>
+    <w:p>
+      <w:pPr>
+        <w:pStyle w:val="ListParagraph"/>
+        <w:numPr>
+          <w:ilvl w:val="0"/>
+          <w:numId w:val="8"/>
+        </w:numPr>
+      </w:pPr>
+      <w:r>
+        <w:t>Sensitive configuration values shall not be hardcoded in the source code.</w:t>
+      </w:r>
+    </w:p>
+    <w:p>
+      <w:r>
+        <w:rPr>
+          <w:b/>
+          <w:bCs/>
+        </w:rPr>
+        <w:t>Security Requirements</w:t>
+      </w:r>
+    </w:p>
+    <w:p>
+      <w:pPr>
+        <w:pStyle w:val="ListParagraph"/>
+        <w:numPr>
+          <w:ilvl w:val="0"/>
+          <w:numId w:val="9"/>
+        </w:numPr>
+      </w:pPr>
+      <w:r>
+        <w:t>API keys shall be secure and stored.</w:t>
+      </w:r>
+    </w:p>
+    <w:p>
+      <w:pPr>
+        <w:pStyle w:val="ListParagraph"/>
+        <w:numPr>
+          <w:ilvl w:val="0"/>
+          <w:numId w:val="9"/>
+        </w:numPr>
+      </w:pPr>
+      <w:r>
+        <w:t>User input shall be error checked.</w:t>
+      </w:r>
+    </w:p>
+    <w:p>
+      <w:pPr>
+        <w:pStyle w:val="ListParagraph"/>
+        <w:numPr>
+          <w:ilvl w:val="0"/>
+          <w:numId w:val="9"/>
+        </w:numPr>
+      </w:pPr>
+      <w:r>
+        <w:t>The system shall implement rate limiting.</w:t>
+      </w:r>
+    </w:p>
+    <w:p>
+      <w:r>
+        <w:rPr>
+          <w:b/>
+          <w:bCs/>
+        </w:rPr>
+        <w:t>Maintainability Requirements</w:t>
+      </w:r>
+    </w:p>
+    <w:p>
+      <w:pPr>
+        <w:pStyle w:val="ListParagraph"/>
+        <w:numPr>
+          <w:ilvl w:val="0"/>
+          <w:numId w:val="10"/>
+        </w:numPr>
+      </w:pPr>
+      <w:r>
+        <w:t>The codebase shall follow modular design principles.</w:t>
+      </w:r>
+    </w:p>
+    <w:p>
+      <w:pPr>
+        <w:pStyle w:val="ListParagraph"/>
+        <w:numPr>
+          <w:ilvl w:val="0"/>
+          <w:numId w:val="10"/>
+        </w:numPr>
+      </w:pPr>
+      <w:r>
+        <w:t>The system should include documentation.</w:t>
+      </w:r>
+    </w:p>
+    <w:p>
+      <w:pPr>
+        <w:pStyle w:val="ListParagraph"/>
+        <w:numPr>
+          <w:ilvl w:val="0"/>
+          <w:numId w:val="10"/>
+        </w:numPr>
+      </w:pPr>
+      <w:r>
+        <w:t>The system shall support automated testing.</w:t>
+      </w:r>
+    </w:p>
+    <w:p>
+      <w:pPr>
+        <w:pStyle w:val="ListParagraph"/>
+        <w:numPr>
+          <w:ilvl w:val="0"/>
+          <w:numId w:val="10"/>
+        </w:numPr>
+      </w:pPr>
+      <w:r>
+        <w:t>Version control shall be implemented.</w:t>
+      </w:r>
+    </w:p>
+    <w:p>
+      <w:pPr>
+        <w:pStyle w:val="ListParagraph"/>
+        <w:numPr>
+          <w:ilvl w:val="0"/>
+          <w:numId w:val="10"/>
+        </w:numPr>
+      </w:pPr>
+      <w:r>
+        <w:t>The system shall follow consistent naming and coding standards.</w:t>
+      </w:r>
+    </w:p>
+    <w:p>
+      <w:r>
+        <w:rPr>
+          <w:b/>
+          <w:bCs/>
+        </w:rPr>
+        <w:t>Portability and Compatibility Requirements</w:t>
+      </w:r>
+    </w:p>
+    <w:p>
+      <w:pPr>
+        <w:pStyle w:val="ListParagraph"/>
+        <w:numPr>
+          <w:ilvl w:val="0"/>
+          <w:numId w:val="11"/>
+        </w:numPr>
+      </w:pPr>
+      <w:r>
+        <w:t>The system will operate on major web browsers.</w:t>
+      </w:r>
+    </w:p>
+    <w:p>
+      <w:pPr>
+        <w:pStyle w:val="ListParagraph"/>
+        <w:numPr>
+          <w:ilvl w:val="0"/>
+          <w:numId w:val="11"/>
+        </w:numPr>
+      </w:pPr>
+      <w:r>
+        <w:t>The system shall support multiple operating systems.</w:t>
+      </w:r>
+    </w:p>
+    <w:p>
+      <w:pPr>
+        <w:pStyle w:val="ListParagraph"/>
+        <w:numPr>
+          <w:ilvl w:val="0"/>
+          <w:numId w:val="11"/>
+        </w:numPr>
+      </w:pPr>
+      <w:r>
+        <w:t>The interface should be adapted to different screen sizes.</w:t>
+      </w:r>
+    </w:p>
+    <w:p>
+      <w:pPr>
+        <w:pStyle w:val="ListParagraph"/>
+        <w:numPr>
+          <w:ilvl w:val="0"/>
+          <w:numId w:val="11"/>
+        </w:numPr>
+      </w:pPr>
+      <w:r>
+        <w:t xml:space="preserve">The system </w:t>
+      </w:r>
+      <w:proofErr w:type="gramStart"/>
+      <w:r>
+        <w:t>shall</w:t>
+      </w:r>
+      <w:proofErr w:type="gramEnd"/>
+      <w:r>
+        <w:t xml:space="preserve"> function without requiring browser-specific </w:t>
+      </w:r>
+      <w:r>
+        <w:t>plugins.</w:t>
+      </w:r>
+    </w:p>
+    <w:p>
+      <w:r>
+        <w:rPr>
+          <w:b/>
+          <w:bCs/>
+        </w:rPr>
+        <w:t>Data Accuracy and Integrity Requirements</w:t>
+      </w:r>
+    </w:p>
+    <w:p>
+      <w:pPr>
+        <w:pStyle w:val="ListParagraph"/>
+        <w:numPr>
+          <w:ilvl w:val="0"/>
+          <w:numId w:val="12"/>
+        </w:numPr>
+      </w:pPr>
+      <w:r>
+        <w:t>The system shall validate API data.</w:t>
+      </w:r>
+    </w:p>
+    <w:p>
+      <w:pPr>
+        <w:pStyle w:val="ListParagraph"/>
+        <w:numPr>
+          <w:ilvl w:val="0"/>
+          <w:numId w:val="12"/>
+        </w:numPr>
+      </w:pPr>
+      <w:r>
+        <w:t>All stored data shall include timestamps.</w:t>
+      </w:r>
+    </w:p>
+    <w:p>
+      <w:pPr>
+        <w:pStyle w:val="ListParagraph"/>
+        <w:numPr>
+          <w:ilvl w:val="0"/>
+          <w:numId w:val="12"/>
+        </w:numPr>
+      </w:pPr>
+      <w:r>
+        <w:t>Duplicate records are to be prevented.</w:t>
+      </w:r>
+    </w:p>
+    <w:p>
+      <w:pPr>
+        <w:pStyle w:val="ListParagraph"/>
+        <w:numPr>
+          <w:ilvl w:val="0"/>
+          <w:numId w:val="12"/>
+        </w:numPr>
+      </w:pPr>
+      <w:r>
+        <w:t>Cached data shall be updated regularly.</w:t>
+      </w:r>
+    </w:p>
+    <w:p>
+      <w:pPr>
+        <w:pStyle w:val="ListParagraph"/>
+        <w:numPr>
+          <w:ilvl w:val="0"/>
+          <w:numId w:val="12"/>
+        </w:numPr>
+      </w:pPr>
+      <w:r>
+        <w:t>The system shall clearly indicate when displayed data may be outdated.</w:t>
+      </w:r>
+    </w:p>
+    <w:p>
+      <w:r>
+        <w:rPr>
+          <w:b/>
+          <w:bCs/>
+        </w:rPr>
+        <w:t>Accessibility Requirements</w:t>
+      </w:r>
+    </w:p>
+    <w:p>
+      <w:pPr>
+        <w:pStyle w:val="ListParagraph"/>
+        <w:numPr>
+          <w:ilvl w:val="0"/>
+          <w:numId w:val="13"/>
+        </w:numPr>
+      </w:pPr>
+      <w:r>
+        <w:t>The system shall comply with WCAG 2.1 standards.</w:t>
+      </w:r>
+    </w:p>
+    <w:p>
+      <w:pPr>
+        <w:pStyle w:val="ListParagraph"/>
+        <w:numPr>
+          <w:ilvl w:val="0"/>
+          <w:numId w:val="13"/>
+        </w:numPr>
+      </w:pPr>
+      <w:r>
+        <w:lastRenderedPageBreak/>
+        <w:t>Keyboard navigation shall be supported.</w:t>
+      </w:r>
+    </w:p>
+    <w:p>
+      <w:pPr>
+        <w:pStyle w:val="ListParagraph"/>
+        <w:numPr>
+          <w:ilvl w:val="0"/>
+          <w:numId w:val="13"/>
+        </w:numPr>
+      </w:pPr>
+      <w:r>
+        <w:t>Screen readers shall be compatible.</w:t>
+      </w:r>
+    </w:p>
+    <w:p>
+      <w:pPr>
+        <w:pStyle w:val="ListParagraph"/>
+        <w:numPr>
+          <w:ilvl w:val="0"/>
+          <w:numId w:val="13"/>
+        </w:numPr>
+      </w:pPr>
+      <w:r>
+        <w:t>High-contrast display modes shall be available.</w:t>
+      </w:r>
+    </w:p>
+    <w:p>
+      <w:pPr>
+        <w:pStyle w:val="ListParagraph"/>
+        <w:numPr>
+          <w:ilvl w:val="0"/>
+          <w:numId w:val="13"/>
+        </w:numPr>
+      </w:pPr>
+      <w:r>
+        <w:t>Interactive elements shall include descriptive labels or ARIA attributes</w:t>
+      </w:r>
+      <w:r>
+        <w:rPr>
+          <w:b/>
+          <w:bCs/>
+        </w:rPr>
+        <w:t>.</w:t>
+      </w:r>
+    </w:p>
+    <w:p>
+      <w:r>
+        <w:rPr>
+          <w:b/>
+          <w:bCs/>
+        </w:rPr>
+        <w:t>Logging and Monitoring Requirements</w:t>
+      </w:r>
+    </w:p>
+    <w:p>
+      <w:pPr>
+        <w:pStyle w:val="ListParagraph"/>
+        <w:numPr>
+          <w:ilvl w:val="0"/>
+          <w:numId w:val="14"/>
+        </w:numPr>
+      </w:pPr>
+      <w:r>
+        <w:t>System errors shall be logged.</w:t>
+      </w:r>
+    </w:p>
+    <w:p>
+      <w:pPr>
+        <w:pStyle w:val="ListParagraph"/>
+        <w:numPr>
+          <w:ilvl w:val="0"/>
+          <w:numId w:val="14"/>
+        </w:numPr>
+      </w:pPr>
+      <w:r>
+        <w:t>API usage shall be monitored.</w:t>
+      </w:r>
+    </w:p>
+    <w:p>
+      <w:pPr>
+        <w:pStyle w:val="ListParagraph"/>
+        <w:numPr>
+          <w:ilvl w:val="0"/>
+          <w:numId w:val="14"/>
+        </w:numPr>
+      </w:pPr>
+      <w:r>
+        <w:t>Performance metrics shall be recorded.</w:t>
+      </w:r>
+    </w:p>
+    <w:p>
+      <w:pPr>
+        <w:pStyle w:val="ListParagraph"/>
+        <w:numPr>
+          <w:ilvl w:val="0"/>
+          <w:numId w:val="14"/>
+        </w:numPr>
+      </w:pPr>
+      <w:r>
+        <w:t>Administrators shall receive failure alerts.</w:t>
+      </w:r>
+    </w:p>
+    <w:p>
+      <w:pPr>
+        <w:pStyle w:val="ListParagraph"/>
+        <w:numPr>
+          <w:ilvl w:val="0"/>
+          <w:numId w:val="14"/>
+        </w:numPr>
+      </w:pPr>
+      <w:r>
+        <w:t>Logs shall include timestamps and severity levels.</w:t>
+      </w:r>
+    </w:p>
+    <w:p>
+      <w:r>
+        <w:rPr>
+          <w:b/>
+          <w:bCs/>
+        </w:rPr>
+        <w:t>Backup and Recovery Requirements</w:t>
+      </w:r>
+    </w:p>
+    <w:p>
+      <w:pPr>
+        <w:pStyle w:val="ListParagraph"/>
+        <w:numPr>
+          <w:ilvl w:val="0"/>
+          <w:numId w:val="15"/>
+        </w:numPr>
+      </w:pPr>
+      <w:r>
+        <w:t>The database shall be backed up daily.</w:t>
+      </w:r>
+    </w:p>
+    <w:p>
+      <w:pPr>
+        <w:pStyle w:val="ListParagraph"/>
+        <w:numPr>
+          <w:ilvl w:val="0"/>
+          <w:numId w:val="15"/>
+        </w:numPr>
+      </w:pPr>
+      <w:r>
+        <w:t>Backups shall be verified regularly.</w:t>
+      </w:r>
+    </w:p>
+    <w:p>
+      <w:pPr>
+        <w:pStyle w:val="ListParagraph"/>
+        <w:numPr>
+          <w:ilvl w:val="0"/>
+          <w:numId w:val="15"/>
+        </w:numPr>
+      </w:pPr>
+      <w:r>
+        <w:t>The system shall support data restoration.</w:t>
+      </w:r>
+    </w:p>
+    <w:p>
+      <w:pPr>
+        <w:pStyle w:val="ListParagraph"/>
+        <w:numPr>
+          <w:ilvl w:val="0"/>
+          <w:numId w:val="15"/>
+        </w:numPr>
+      </w:pPr>
+      <w:r>
+        <w:t>Backup data shall be stored securely.</w:t>
+      </w:r>
+    </w:p>
+    <w:p>
+      <w:r>
+        <w:rPr>
+          <w:b/>
+          <w:bCs/>
+        </w:rPr>
+        <w:t>Legal and Compliance Requirements</w:t>
+      </w:r>
+    </w:p>
+    <w:p>
+      <w:pPr>
+        <w:pStyle w:val="ListParagraph"/>
+        <w:numPr>
+          <w:ilvl w:val="0"/>
+          <w:numId w:val="16"/>
+        </w:numPr>
+      </w:pPr>
+      <w:r>
+        <w:t>The system shall comply with Google Maps API policies.</w:t>
+      </w:r>
+    </w:p>
+    <w:p>
+      <w:pPr>
+        <w:pStyle w:val="ListParagraph"/>
+        <w:numPr>
+          <w:ilvl w:val="0"/>
+          <w:numId w:val="16"/>
+        </w:numPr>
+      </w:pPr>
+      <w:r>
+        <w:t>The system shall comply with fuel data API licenses.</w:t>
+      </w:r>
+    </w:p>
+    <w:p>
+      <w:pPr>
+        <w:pStyle w:val="ListParagraph"/>
+        <w:numPr>
+          <w:ilvl w:val="0"/>
+          <w:numId w:val="16"/>
+        </w:numPr>
+      </w:pPr>
+      <w:r>
+        <w:t>User privacy shall be protected.</w:t>
+      </w:r>
+    </w:p>
+    <w:p>
+      <w:pPr>
+        <w:pStyle w:val="ListParagraph"/>
+        <w:numPr>
+          <w:ilvl w:val="0"/>
+          <w:numId w:val="16"/>
+        </w:numPr>
+      </w:pPr>
+      <w:r>
+        <w:t>A privacy policy shall be provided.</w:t>
+      </w:r>
+    </w:p>
+    <w:p>
+      <w:pPr>
+        <w:pStyle w:val="ListParagraph"/>
+        <w:numPr>
+          <w:ilvl w:val="0"/>
+          <w:numId w:val="16"/>
+        </w:numPr>
+      </w:pPr>
+      <w:r>
+        <w:t>The system shall not store personally identifiable information without user consent.</w:t>
+      </w:r>
+    </w:p>
+    <w:p>
+      <w:pPr>
+        <w:rPr>
+          <w:b/>
+          <w:bCs/>
+          <w:sz w:val="32"/>
+          <w:szCs w:val="32"/>
+        </w:rPr>
+      </w:pPr>
+      <w:r>
+        <w:rPr>
+          <w:b/>
+          <w:bCs/>
+          <w:noProof/>
+          <w:sz w:val="32"/>
+          <w:szCs w:val="32"/>
+        </w:rPr>
+        <w:lastRenderedPageBreak/>
+        <w:drawing>
+          <wp:anchor distT="0" distB="0" distL="114300" distR="114300" simplePos="0" relativeHeight="251658240" behindDoc="1" locked="0" layoutInCell="1" allowOverlap="1" wp14:anchorId="4FC8A1A0" wp14:editId="69536580">
+            <wp:simplePos x="0" y="0"/>
+            <wp:positionH relativeFrom="margin">
+              <wp:posOffset>-114300</wp:posOffset>
+            </wp:positionH>
+            <wp:positionV relativeFrom="paragraph">
+              <wp:posOffset>391795</wp:posOffset>
+            </wp:positionV>
+            <wp:extent cx="6172200" cy="3105150"/>
+            <wp:effectExtent l="0" t="0" r="0" b="0"/>
+            <wp:wrapTight wrapText="bothSides">
+              <wp:wrapPolygon edited="0">
+                <wp:start x="0" y="0"/>
+                <wp:lineTo x="0" y="21467"/>
+                <wp:lineTo x="21533" y="21467"/>
+                <wp:lineTo x="21533" y="0"/>
+                <wp:lineTo x="0" y="0"/>
+              </wp:wrapPolygon>
+            </wp:wrapTight>
+            <wp:docPr id="2020940664" name="Video 3" descr="Find A Pump CS4400 Project">
+              <a:hlinkClick xmlns:a="http://schemas.openxmlformats.org/drawingml/2006/main" r:id="rId9"/>
+            </wp:docPr>
+            <wp:cNvGraphicFramePr>
+              <a:graphicFrameLocks xmlns:a="http://schemas.openxmlformats.org/drawingml/2006/main" noChangeAspect="1"/>
+            </wp:cNvGraphicFramePr>
+            <a:graphic xmlns:a="http://schemas.openxmlformats.org/drawingml/2006/main">
+              <a:graphicData uri="http://schemas.openxmlformats.org/drawingml/2006/picture">
+                <pic:pic xmlns:pic="http://schemas.openxmlformats.org/drawingml/2006/picture">
+                  <pic:nvPicPr>
+                    <pic:cNvPr id="2020940664" name="Video 3" descr="Find A Pump CS4400 Project">
+                      <a:hlinkClick r:id="rId9"/>
+                    </pic:cNvPr>
+                    <pic:cNvPicPr/>
+                  </pic:nvPicPr>
+                  <pic:blipFill>
+                    <a:blip r:embed="rId10">
+                      <a:extLst>
+                        <a:ext uri="{28A0092B-C50C-407E-A947-70E740481C1C}">
+                          <a14:useLocalDpi xmlns:a14="http://schemas.microsoft.com/office/drawing/2010/main" val="0"/>
+                        </a:ext>
+                        <a:ext uri="{C809E66F-F1BF-436E-b5F7-EEA9579F0CBA}">
+                          <wp15:webVideoPr xmlns:wp15="http://schemas.microsoft.com/office/word/2012/wordprocessingDrawing" embeddedHtml="&lt;iframe width=&quot;200&quot; height=&quot;150&quot; src=&quot;https://www.youtube.com/embed/ai2XVvEP04k?feature=oembed&quot; frameborder=&quot;0&quot; allow=&quot;accelerometer; autoplay; clipboard-write; encrypted-media; gyroscope; picture-in-picture; web-share&quot; referrerpolicy=&quot;strict-origin-when-cross-origin&quot; allowfullscreen=&quot;&quot; title=&quot;Find A Pump CS4400 Project&quot; sandbox=&quot;allow-scripts allow-same-origin allow-popups&quot;&gt;&lt;/iframe&gt;" h="150" w="200"/>
+                        </a:ext>
+                      </a:extLst>
+                    </a:blip>
+                    <a:stretch>
+                      <a:fillRect/>
+                    </a:stretch>
+                  </pic:blipFill>
+                  <pic:spPr>
+                    <a:xfrm>
+                      <a:off x="0" y="0"/>
+                      <a:ext cx="6172200" cy="3105150"/>
+                    </a:xfrm>
+                    <a:prstGeom prst="rect">
+                      <a:avLst/>
+                    </a:prstGeom>
+                  </pic:spPr>
+                </pic:pic>
+              </a:graphicData>
+            </a:graphic>
+            <wp14:sizeRelV relativeFrom="margin">
+              <wp14:pctHeight>0</wp14:pctHeight>
+            </wp14:sizeRelV>
+          </wp:anchor>
+        </w:drawing>
+      </w:r>
+      <w:r>
+        <w:rPr>
+          <w:b/>
+          <w:bCs/>
+          <w:sz w:val="32"/>
+          <w:szCs w:val="32"/>
+        </w:rPr>
+        <w:t>Demo Video/</w:t>
+      </w:r>
+      <w:r>
+        <w:rPr>
+          <w:b/>
+          <w:bCs/>
+          <w:sz w:val="32"/>
+          <w:szCs w:val="32"/>
+        </w:rPr>
+        <w:t>Prototype</w:t>
+      </w:r>
+    </w:p>
+    <w:p>
+      <w:r>
+        <w:t xml:space="preserve">To access the </w:t>
+      </w:r>
+      <w:r>
+        <w:t>code,</w:t>
+      </w:r>
+      <w:r>
+        <w:t xml:space="preserve"> please go to this </w:t>
+      </w:r>
+      <w:r>
+        <w:t>GitHub:</w:t>
+      </w:r>
+      <w:r>
+        <w:t xml:space="preserve"> </w:t>
+      </w:r>
+      <w:hyperlink r:id="rId11" w:history="1">
+        <w:r>
+          <w:rPr>
+            <w:rStyle w:val="Hyperlink"/>
+          </w:rPr>
+          <w:t>https://github.com/kylercressall/cs4400-findapump</w:t>
+        </w:r>
+      </w:hyperlink>
+    </w:p>
+    <w:p/>
+    <w:p>
+      <w:pPr>
+        <w:rPr>
+          <w:b/>
+          <w:bCs/>
+          <w:sz w:val="32"/>
+          <w:szCs w:val="32"/>
+        </w:rPr>
+      </w:pPr>
+      <w:r>
+        <w:rPr>
+          <w:b/>
+          <w:bCs/>
+          <w:sz w:val="32"/>
+          <w:szCs w:val="32"/>
+        </w:rPr>
+        <w:t>Design</w:t>
+      </w:r>
+    </w:p>
+    <w:p>
+      <w:pPr>
+        <w:rPr>
+          <w:b/>
+          <w:bCs/>
+        </w:rPr>
+      </w:pPr>
+      <w:r>
+        <w:rPr>
+          <w:b/>
+          <w:bCs/>
+        </w:rPr>
+        <w:t>Architecture Diagram</w:t>
+      </w:r>
+    </w:p>
+    <w:p>
+      <w:r>
+        <w:rPr>
+          <w:noProof/>
+        </w:rPr>
+        <w:drawing>
+          <wp:inline distT="0" distB="0" distL="0" distR="0" wp14:anchorId="348B2645" wp14:editId="37781097">
+            <wp:extent cx="6110331" cy="2470245"/>
+            <wp:effectExtent l="0" t="0" r="5080" b="6350"/>
+            <wp:docPr id="1907444729" name="Picture 9"/>
+            <wp:cNvGraphicFramePr>
+              <a:graphicFrameLocks xmlns:a="http://schemas.openxmlformats.org/drawingml/2006/main" noChangeAspect="1"/>
+            </wp:cNvGraphicFramePr>
+            <a:graphic xmlns:a="http://schemas.openxmlformats.org/drawingml/2006/main">
+              <a:graphicData uri="http://schemas.openxmlformats.org/drawingml/2006/picture">
+                <pic:pic xmlns:pic="http://schemas.openxmlformats.org/drawingml/2006/picture">
+                  <pic:nvPicPr>
+                    <pic:cNvPr id="1907444729" name="Picture 1907444729"/>
+                    <pic:cNvPicPr/>
+                  </pic:nvPicPr>
+                  <pic:blipFill>
+                    <a:blip r:embed="rId12">
+                      <a:extLst>
+                        <a:ext uri="{28A0092B-C50C-407E-A947-70E740481C1C}">
+                          <a14:useLocalDpi xmlns:a14="http://schemas.microsoft.com/office/drawing/2010/main" val="0"/>
+                        </a:ext>
+                      </a:extLst>
+                    </a:blip>
+                    <a:stretch>
+                      <a:fillRect/>
+                    </a:stretch>
+                  </pic:blipFill>
+                  <pic:spPr>
+                    <a:xfrm>
+                      <a:off x="0" y="0"/>
+                      <a:ext cx="6148786" cy="2485791"/>
+                    </a:xfrm>
+                    <a:prstGeom prst="rect">
+                      <a:avLst/>
+                    </a:prstGeom>
+                  </pic:spPr>
+                </pic:pic>
+              </a:graphicData>
+            </a:graphic>
+          </wp:inline>
+        </w:drawing>
+      </w:r>
+    </w:p>
+    <w:p>
+      <w:pPr>
+        <w:keepNext/>
+      </w:pPr>
+    </w:p>
+    <w:p>
+      <w:pPr>
+        <w:pStyle w:val="Caption"/>
+        <w:keepNext/>
+      </w:pPr>
+      <w:r>
+        <w:t xml:space="preserve">Table </w:t>
+      </w:r>
+      <w:r>
+        <w:t xml:space="preserve">1: </w:t>
+      </w:r>
+      <w:hyperlink r:id="rId13" w:history="1">
+        <w:r>
+          <w:rPr>
+            <w:rStyle w:val="Hyperlink"/>
+          </w:rPr>
+          <w:t>https://github.com/kylercressall/cs4400-findapump/blob/main/documentation/UML/Architecture_diagram.pdf</w:t>
+        </w:r>
+      </w:hyperlink>
+    </w:p>
+    <w:p>
+      <w:r>
+        <w:t xml:space="preserve">This diagram illustrates the three-tier architecture of the Find </w:t>
+      </w:r>
+      <w:proofErr w:type="gramStart"/>
+      <w:r>
+        <w:t>A</w:t>
+      </w:r>
+      <w:proofErr w:type="gramEnd"/>
+      <w:r>
+        <w:t xml:space="preserve"> Pump system. The React frontend communicates with the Node.js Express backend via RESTful APIs. The backend integrates with external services including the Fuel Pricing API and Google Maps API. A SQLite database stores </w:t>
+      </w:r>
+      <w:r>
+        <w:t>caught</w:t>
+      </w:r>
+      <w:r>
+        <w:t xml:space="preserve"> pricing data and user preferences. This design ensures separation of concerns and supports scalability.</w:t>
+      </w:r>
+    </w:p>
+    <w:p>
+      <w:pPr>
+        <w:rPr>
+          <w:b/>
+          <w:bCs/>
+        </w:rPr>
+      </w:pPr>
+      <w:r>
+        <w:rPr>
+          <w:b/>
+          <w:bCs/>
+        </w:rPr>
+        <w:t>Entity Relationship Diagram</w:t>
+      </w:r>
+    </w:p>
+    <w:p>
+      <w:r>
+        <w:rPr>
+          <w:noProof/>
+        </w:rPr>
+        <w:drawing>
+          <wp:inline distT="0" distB="0" distL="0" distR="0" wp14:anchorId="66713195" wp14:editId="1BF24DEE">
+            <wp:extent cx="5943600" cy="2534920"/>
+            <wp:effectExtent l="0" t="0" r="0" b="0"/>
+            <wp:docPr id="1972855405" name="Picture 2"/>
+            <wp:cNvGraphicFramePr>
+              <a:graphicFrameLocks xmlns:a="http://schemas.openxmlformats.org/drawingml/2006/main" noChangeAspect="1"/>
+            </wp:cNvGraphicFramePr>
+            <a:graphic xmlns:a="http://schemas.openxmlformats.org/drawingml/2006/main">
+              <a:graphicData uri="http://schemas.openxmlformats.org/drawingml/2006/picture">
+                <pic:pic xmlns:pic="http://schemas.openxmlformats.org/drawingml/2006/picture">
+                  <pic:nvPicPr>
+                    <pic:cNvPr id="1972855405" name="Picture 1972855405"/>
+                    <pic:cNvPicPr/>
+                  </pic:nvPicPr>
+                  <pic:blipFill>
+                    <a:blip r:embed="rId14" cstate="print">
+                      <a:extLst>
+                        <a:ext uri="{28A0092B-C50C-407E-A947-70E740481C1C}">
+                          <a14:useLocalDpi xmlns:a14="http://schemas.microsoft.com/office/drawing/2010/main" val="0"/>
+                        </a:ext>
+                      </a:extLst>
+                    </a:blip>
+                    <a:stretch>
+                      <a:fillRect/>
+                    </a:stretch>
+                  </pic:blipFill>
+                  <pic:spPr>
+                    <a:xfrm>
+                      <a:off x="0" y="0"/>
+                      <a:ext cx="5943600" cy="2534920"/>
+                    </a:xfrm>
+                    <a:prstGeom prst="rect">
+                      <a:avLst/>
+                    </a:prstGeom>
+                  </pic:spPr>
+                </pic:pic>
+              </a:graphicData>
+            </a:graphic>
+          </wp:inline>
+        </w:drawing>
+      </w:r>
+    </w:p>
+    <w:p>
+      <w:pPr>
+        <w:pStyle w:val="Caption"/>
+      </w:pPr>
+      <w:r>
+        <w:t xml:space="preserve">Table </w:t>
+      </w:r>
+      <w:r>
+        <w:t xml:space="preserve">2: </w:t>
+      </w:r>
+      <w:hyperlink r:id="rId15" w:history="1">
+        <w:r>
+          <w:rPr>
+            <w:rStyle w:val="Hyperlink"/>
+          </w:rPr>
+          <w:t>https://github.com/kylercressall/cs4400-findapump/blob/main/documentation/UML/entity-relationship-diagram.png</w:t>
+        </w:r>
+      </w:hyperlink>
+    </w:p>
+    <w:p>
+      <w:r>
+        <w:t xml:space="preserve">The ER diagram defines relationships between Stations, </w:t>
+      </w:r>
+      <w:r>
+        <w:t>Fuel Types</w:t>
+      </w:r>
+      <w:r>
+        <w:t xml:space="preserve">, Prices, and </w:t>
+      </w:r>
+      <w:r>
+        <w:t>User Preferences</w:t>
+      </w:r>
+      <w:r>
+        <w:t>. Primary keys and foreign key constraints ensure data integrity. Timestamp fields are included to support caching validation.</w:t>
+      </w:r>
+    </w:p>
+    <w:p>
+      <w:pPr>
+        <w:rPr>
+          <w:b/>
+          <w:bCs/>
+        </w:rPr>
+      </w:pPr>
+      <w:r>
+        <w:rPr>
+          <w:b/>
+          <w:bCs/>
+        </w:rPr>
+        <w:t>Use Case Diagram</w:t>
+      </w:r>
+    </w:p>
+    <w:p>
+      <w:pPr>
+        <w:keepNext/>
+      </w:pPr>
+      <w:r>
+        <w:rPr>
+          <w:noProof/>
+        </w:rPr>
+        <w:lastRenderedPageBreak/>
+        <w:drawing>
+          <wp:inline distT="0" distB="0" distL="0" distR="0" wp14:anchorId="5CAC46F5" wp14:editId="0387C2B8">
+            <wp:extent cx="4647063" cy="4977720"/>
+            <wp:effectExtent l="0" t="0" r="1270" b="0"/>
+            <wp:docPr id="1469665785" name="Picture 6"/>
+            <wp:cNvGraphicFramePr>
+              <a:graphicFrameLocks xmlns:a="http://schemas.openxmlformats.org/drawingml/2006/main" noChangeAspect="1"/>
+            </wp:cNvGraphicFramePr>
+            <a:graphic xmlns:a="http://schemas.openxmlformats.org/drawingml/2006/main">
+              <a:graphicData uri="http://schemas.openxmlformats.org/drawingml/2006/picture">
+                <pic:pic xmlns:pic="http://schemas.openxmlformats.org/drawingml/2006/picture">
+                  <pic:nvPicPr>
+                    <pic:cNvPr id="1469665785" name="Picture 1469665785"/>
+                    <pic:cNvPicPr/>
+                  </pic:nvPicPr>
+                  <pic:blipFill>
+                    <a:blip r:embed="rId16">
+                      <a:extLst>
+                        <a:ext uri="{28A0092B-C50C-407E-A947-70E740481C1C}">
+                          <a14:useLocalDpi xmlns:a14="http://schemas.microsoft.com/office/drawing/2010/main" val="0"/>
+                        </a:ext>
+                      </a:extLst>
+                    </a:blip>
+                    <a:stretch>
+                      <a:fillRect/>
+                    </a:stretch>
+                  </pic:blipFill>
+                  <pic:spPr>
+                    <a:xfrm>
+                      <a:off x="0" y="0"/>
+                      <a:ext cx="4650429" cy="4981325"/>
+                    </a:xfrm>
+                    <a:prstGeom prst="rect">
+                      <a:avLst/>
+                    </a:prstGeom>
+                  </pic:spPr>
+                </pic:pic>
+              </a:graphicData>
+            </a:graphic>
+          </wp:inline>
+        </w:drawing>
+      </w:r>
+    </w:p>
+    <w:p>
+      <w:pPr>
+        <w:pStyle w:val="Caption"/>
+      </w:pPr>
+      <w:r>
+        <w:t xml:space="preserve">Table 3: </w:t>
+      </w:r>
+      <w:hyperlink r:id="rId17" w:history="1">
+        <w:r>
+          <w:rPr>
+            <w:rStyle w:val="Hyperlink"/>
+          </w:rPr>
+          <w:t>https://github.com/kylercressall/cs4400-findapump/blob/main/documentation/UML/Find%20a%20Pump%20--%20Use%20Case%20Diagram.pdf</w:t>
+        </w:r>
+      </w:hyperlink>
+    </w:p>
+    <w:p>
+      <w:r>
+        <w:t xml:space="preserve">The use case diagram outlines 12 primary user interactions, including searching for stations, applying filters, entering discounts, viewing station details, and navigating via Google Maps. All use cases are maintained at the same abstraction level to ensure </w:t>
+      </w:r>
+      <w:r>
+        <w:t>balanced granularity.</w:t>
+      </w:r>
+    </w:p>
+    <w:p>
+      <w:pPr>
+        <w:rPr>
+          <w:b/>
+          <w:bCs/>
+        </w:rPr>
+      </w:pPr>
+      <w:r>
+        <w:rPr>
+          <w:b/>
+          <w:bCs/>
+        </w:rPr>
+        <w:t xml:space="preserve">Class Diagram </w:t>
+      </w:r>
+    </w:p>
+    <w:p/>
+    <w:p>
+      <w:pPr>
+        <w:keepNext/>
+      </w:pPr>
+      <w:r>
+        <w:rPr>
+          <w:noProof/>
+        </w:rPr>
+        <w:lastRenderedPageBreak/>
+        <w:drawing>
+          <wp:inline distT="0" distB="0" distL="0" distR="0" wp14:anchorId="65E2EB5D" wp14:editId="061F05DA">
+            <wp:extent cx="5425122" cy="5001904"/>
+            <wp:effectExtent l="0" t="0" r="4445" b="8255"/>
+            <wp:docPr id="1618203639" name="Picture 8"/>
+            <wp:cNvGraphicFramePr>
+              <a:graphicFrameLocks xmlns:a="http://schemas.openxmlformats.org/drawingml/2006/main" noChangeAspect="1"/>
+            </wp:cNvGraphicFramePr>
+            <a:graphic xmlns:a="http://schemas.openxmlformats.org/drawingml/2006/main">
+              <a:graphicData uri="http://schemas.openxmlformats.org/drawingml/2006/picture">
+                <pic:pic xmlns:pic="http://schemas.openxmlformats.org/drawingml/2006/picture">
+                  <pic:nvPicPr>
+                    <pic:cNvPr id="1618203639" name="Picture 1618203639"/>
+                    <pic:cNvPicPr/>
+                  </pic:nvPicPr>
+                  <pic:blipFill>
+                    <a:blip r:embed="rId18">
+                      <a:extLst>
+                        <a:ext uri="{28A0092B-C50C-407E-A947-70E740481C1C}">
+                          <a14:useLocalDpi xmlns:a14="http://schemas.microsoft.com/office/drawing/2010/main" val="0"/>
+                        </a:ext>
+                      </a:extLst>
+                    </a:blip>
+                    <a:stretch>
+                      <a:fillRect/>
+                    </a:stretch>
+                  </pic:blipFill>
+                  <pic:spPr>
+                    <a:xfrm>
+                      <a:off x="0" y="0"/>
+                      <a:ext cx="5454107" cy="5028628"/>
+                    </a:xfrm>
+                    <a:prstGeom prst="rect">
+                      <a:avLst/>
+                    </a:prstGeom>
+                  </pic:spPr>
+                </pic:pic>
+              </a:graphicData>
+            </a:graphic>
+          </wp:inline>
+        </w:drawing>
+      </w:r>
+    </w:p>
+    <w:p>
+      <w:pPr>
+        <w:pStyle w:val="Caption"/>
+      </w:pPr>
+      <w:r>
+        <w:t xml:space="preserve">Table </w:t>
+      </w:r>
+      <w:r>
+        <w:t xml:space="preserve">4 </w:t>
+      </w:r>
+      <w:hyperlink r:id="rId19" w:history="1">
+        <w:r>
+          <w:rPr>
+            <w:rStyle w:val="Hyperlink"/>
+          </w:rPr>
+          <w:t>https://github.com/kylercressall/cs4400-findapump/blob/main/documentation/UML/Rough%20Uml-Find%20A%20Pump.pdf</w:t>
+        </w:r>
+      </w:hyperlink>
+    </w:p>
+    <w:p>
+      <w:r>
+        <w:t>The class diagram enforces high cohesion and loose coupling. Each class contains no more than five instance variables and ten methods. Major classes include:</w:t>
+      </w:r>
+    </w:p>
+    <w:p>
+      <w:pPr>
+        <w:numPr>
+          <w:ilvl w:val="0"/>
+          <w:numId w:val="22"/>
+        </w:numPr>
+      </w:pPr>
+      <w:r>
+        <w:t>Station</w:t>
+      </w:r>
+    </w:p>
+    <w:p>
+      <w:pPr>
+        <w:numPr>
+          <w:ilvl w:val="0"/>
+          <w:numId w:val="22"/>
+        </w:numPr>
+      </w:pPr>
+      <w:proofErr w:type="spellStart"/>
+      <w:r>
+        <w:t>FuelPrice</w:t>
+      </w:r>
+      <w:proofErr w:type="spellEnd"/>
+    </w:p>
+    <w:p>
+      <w:pPr>
+        <w:numPr>
+          <w:ilvl w:val="0"/>
+          <w:numId w:val="22"/>
+        </w:numPr>
+      </w:pPr>
+      <w:proofErr w:type="spellStart"/>
+      <w:proofErr w:type="gramStart"/>
+      <w:r>
+        <w:t>DiscountManager</w:t>
+      </w:r>
+      <w:proofErr w:type="spellEnd"/>
+      <w:proofErr w:type="gramEnd"/>
+    </w:p>
+    <w:p>
+      <w:pPr>
+        <w:numPr>
+          <w:ilvl w:val="0"/>
+          <w:numId w:val="22"/>
+        </w:numPr>
+      </w:pPr>
+      <w:proofErr w:type="spellStart"/>
+      <w:r>
+        <w:t>MapService</w:t>
+      </w:r>
+      <w:proofErr w:type="spellEnd"/>
+    </w:p>
+    <w:p>
+      <w:pPr>
+        <w:numPr>
+          <w:ilvl w:val="0"/>
+          <w:numId w:val="22"/>
+        </w:numPr>
+      </w:pPr>
+      <w:proofErr w:type="spellStart"/>
+      <w:r>
+        <w:t>APIService</w:t>
+      </w:r>
+      <w:proofErr w:type="spellEnd"/>
+    </w:p>
+    <w:p>
+      <w:pPr>
+        <w:numPr>
+          <w:ilvl w:val="0"/>
+          <w:numId w:val="22"/>
+        </w:numPr>
+      </w:pPr>
+      <w:proofErr w:type="spellStart"/>
+      <w:proofErr w:type="gramStart"/>
+      <w:r>
+        <w:t>CacheManager</w:t>
+      </w:r>
+      <w:proofErr w:type="spellEnd"/>
+      <w:proofErr w:type="gramEnd"/>
+    </w:p>
+    <w:p/>
+    <w:p>
+      <w:pPr>
+        <w:rPr>
+          <w:b/>
+          <w:bCs/>
+          <w:sz w:val="32"/>
+          <w:szCs w:val="32"/>
+        </w:rPr>
+      </w:pPr>
+      <w:r>
+        <w:rPr>
+          <w:b/>
+          <w:bCs/>
+          <w:sz w:val="32"/>
+          <w:szCs w:val="32"/>
+        </w:rPr>
+        <w:lastRenderedPageBreak/>
+        <w:t>Testing/</w:t>
+      </w:r>
+      <w:r>
+        <w:rPr>
+          <w:b/>
+          <w:bCs/>
+          <w:sz w:val="32"/>
+          <w:szCs w:val="32"/>
+        </w:rPr>
+        <w:t>QA</w:t>
+      </w:r>
+    </w:p>
+    <w:p>
+      <w:r>
+        <w:rPr>
+          <w:b/>
+          <w:bCs/>
+        </w:rPr>
+        <w:t>Test Plan</w:t>
+      </w:r>
+    </w:p>
+    <w:p>
+      <w:r>
+        <w:rPr>
+          <w:b/>
+          <w:bCs/>
+        </w:rPr>
+        <w:t>Introduction:</w:t>
+      </w:r>
+    </w:p>
+    <w:p>
+      <w:r>
+        <w:t xml:space="preserve">The purpose of this test plan is to ensure the Find a Pump meets its functional and non-functional requirements and behaves correctly under expected and edge-case conditions. </w:t>
+      </w:r>
+    </w:p>
+    <w:p>
+      <w:r>
+        <w:rPr>
+          <w:b/>
+          <w:bCs/>
+        </w:rPr>
+        <w:t>Scope:</w:t>
+      </w:r>
+    </w:p>
+    <w:p>
+      <w:r>
+        <w:t>Functional requirements include:</w:t>
+      </w:r>
+    </w:p>
+    <w:p>
+      <w:pPr>
+        <w:pStyle w:val="ListParagraph"/>
+        <w:numPr>
+          <w:ilvl w:val="0"/>
+          <w:numId w:val="23"/>
+        </w:numPr>
+      </w:pPr>
+      <w:r>
+        <w:t>Location detections</w:t>
+      </w:r>
+    </w:p>
+    <w:p>
+      <w:pPr>
+        <w:pStyle w:val="ListParagraph"/>
+        <w:numPr>
+          <w:ilvl w:val="0"/>
+          <w:numId w:val="23"/>
+        </w:numPr>
+      </w:pPr>
+      <w:r>
+        <w:t xml:space="preserve">Stations </w:t>
+      </w:r>
+      <w:r>
+        <w:t>displayed</w:t>
+      </w:r>
+      <w:r>
+        <w:t xml:space="preserve"> on </w:t>
+      </w:r>
+      <w:r>
+        <w:t>the map</w:t>
+      </w:r>
+    </w:p>
+    <w:p>
+      <w:pPr>
+        <w:pStyle w:val="ListParagraph"/>
+        <w:numPr>
+          <w:ilvl w:val="0"/>
+          <w:numId w:val="23"/>
+        </w:numPr>
+      </w:pPr>
+      <w:r>
+        <w:t>Station details</w:t>
+      </w:r>
+    </w:p>
+    <w:p>
+      <w:pPr>
+        <w:pStyle w:val="ListParagraph"/>
+        <w:numPr>
+          <w:ilvl w:val="0"/>
+          <w:numId w:val="23"/>
+        </w:numPr>
+      </w:pPr>
+      <w:r>
+        <w:t>Search filtering</w:t>
+      </w:r>
+    </w:p>
+    <w:p>
+      <w:pPr>
+        <w:pStyle w:val="ListParagraph"/>
+        <w:numPr>
+          <w:ilvl w:val="0"/>
+          <w:numId w:val="23"/>
+        </w:numPr>
+      </w:pPr>
+      <w:r>
+        <w:t>Preferred fuel type</w:t>
+      </w:r>
+    </w:p>
+    <w:p>
+      <w:pPr>
+        <w:pStyle w:val="ListParagraph"/>
+        <w:numPr>
+          <w:ilvl w:val="0"/>
+          <w:numId w:val="23"/>
+        </w:numPr>
+      </w:pPr>
+      <w:r>
+        <w:t>Discounts</w:t>
+      </w:r>
+    </w:p>
+    <w:p>
+      <w:pPr>
+        <w:pStyle w:val="ListParagraph"/>
+        <w:numPr>
+          <w:ilvl w:val="0"/>
+          <w:numId w:val="23"/>
+        </w:numPr>
+      </w:pPr>
+      <w:r>
+        <w:t>Caching/offline mode</w:t>
+      </w:r>
+    </w:p>
+    <w:p>
+      <w:pPr>
+        <w:pStyle w:val="ListParagraph"/>
+        <w:numPr>
+          <w:ilvl w:val="0"/>
+          <w:numId w:val="23"/>
+        </w:numPr>
+      </w:pPr>
+      <w:r>
+        <w:t>Timestamps</w:t>
+      </w:r>
+    </w:p>
+    <w:p>
+      <w:pPr>
+        <w:pStyle w:val="ListParagraph"/>
+        <w:numPr>
+          <w:ilvl w:val="0"/>
+          <w:numId w:val="23"/>
+        </w:numPr>
+      </w:pPr>
+      <w:r>
+        <w:t>Refresh behavior</w:t>
+      </w:r>
+    </w:p>
+    <w:p>
+      <w:pPr>
+        <w:pStyle w:val="ListParagraph"/>
+        <w:numPr>
+          <w:ilvl w:val="0"/>
+          <w:numId w:val="23"/>
+        </w:numPr>
+      </w:pPr>
+      <w:r>
+        <w:t>Error handling for:</w:t>
+      </w:r>
+    </w:p>
+    <w:p>
+      <w:pPr>
+        <w:pStyle w:val="ListParagraph"/>
+        <w:numPr>
+          <w:ilvl w:val="1"/>
+          <w:numId w:val="23"/>
+        </w:numPr>
+      </w:pPr>
+      <w:r>
+        <w:t>No results</w:t>
+      </w:r>
+    </w:p>
+    <w:p>
+      <w:pPr>
+        <w:pStyle w:val="ListParagraph"/>
+        <w:numPr>
+          <w:ilvl w:val="1"/>
+          <w:numId w:val="23"/>
+        </w:numPr>
+      </w:pPr>
+      <w:r>
+        <w:t>API failures</w:t>
+      </w:r>
+    </w:p>
+    <w:p>
+      <w:pPr>
+        <w:pStyle w:val="ListParagraph"/>
+        <w:numPr>
+          <w:ilvl w:val="1"/>
+          <w:numId w:val="23"/>
+        </w:numPr>
+      </w:pPr>
+      <w:r>
+        <w:t>Cached fallback</w:t>
+      </w:r>
+    </w:p>
+    <w:p>
+      <w:pPr>
+        <w:pStyle w:val="ListParagraph"/>
+        <w:numPr>
+          <w:ilvl w:val="0"/>
+          <w:numId w:val="23"/>
+        </w:numPr>
+      </w:pPr>
+      <w:r>
+        <w:t>API data validate</w:t>
+      </w:r>
+      <w:r>
+        <w:t>d</w:t>
+      </w:r>
+    </w:p>
+    <w:p>
+      <w:pPr>
+        <w:pStyle w:val="ListParagraph"/>
+        <w:numPr>
+          <w:ilvl w:val="0"/>
+          <w:numId w:val="23"/>
+        </w:numPr>
+      </w:pPr>
+      <w:r>
+        <w:t>Timestamps present</w:t>
+      </w:r>
+    </w:p>
+    <w:p>
+      <w:pPr>
+        <w:pStyle w:val="ListParagraph"/>
+        <w:numPr>
+          <w:ilvl w:val="0"/>
+          <w:numId w:val="23"/>
+        </w:numPr>
+      </w:pPr>
+      <w:r>
+        <w:t xml:space="preserve">Routing opens </w:t>
+      </w:r>
+      <w:r>
+        <w:t>correctly.</w:t>
+      </w:r>
+    </w:p>
+    <w:p>
+      <w:r>
+        <w:t>Non-functional requirements include:</w:t>
+      </w:r>
+    </w:p>
+    <w:p>
+      <w:pPr>
+        <w:pStyle w:val="ListParagraph"/>
+        <w:numPr>
+          <w:ilvl w:val="0"/>
+          <w:numId w:val="25"/>
+        </w:numPr>
+      </w:pPr>
+      <w:r>
+        <w:t>Performance</w:t>
+      </w:r>
+    </w:p>
+    <w:p>
+      <w:pPr>
+        <w:pStyle w:val="ListParagraph"/>
+        <w:numPr>
+          <w:ilvl w:val="0"/>
+          <w:numId w:val="25"/>
+        </w:numPr>
+      </w:pPr>
+      <w:r>
+        <w:t>Reliability</w:t>
+      </w:r>
+    </w:p>
+    <w:p>
+      <w:pPr>
+        <w:pStyle w:val="ListParagraph"/>
+        <w:numPr>
+          <w:ilvl w:val="0"/>
+          <w:numId w:val="25"/>
+        </w:numPr>
+      </w:pPr>
+      <w:r>
+        <w:t>Usability</w:t>
+      </w:r>
+    </w:p>
+    <w:p>
+      <w:pPr>
+        <w:pStyle w:val="ListParagraph"/>
+        <w:numPr>
+          <w:ilvl w:val="0"/>
+          <w:numId w:val="25"/>
+        </w:numPr>
+      </w:pPr>
+      <w:r>
+        <w:t>Scalability</w:t>
+      </w:r>
+    </w:p>
+    <w:p>
+      <w:pPr>
+        <w:pStyle w:val="ListParagraph"/>
+        <w:numPr>
+          <w:ilvl w:val="0"/>
+          <w:numId w:val="25"/>
+        </w:numPr>
+      </w:pPr>
+      <w:r>
+        <w:t>Security</w:t>
+      </w:r>
+    </w:p>
+    <w:p>
+      <w:pPr>
+        <w:pStyle w:val="ListParagraph"/>
+        <w:numPr>
+          <w:ilvl w:val="0"/>
+          <w:numId w:val="25"/>
+        </w:numPr>
+      </w:pPr>
+      <w:r>
+        <w:t>Maintainability</w:t>
+      </w:r>
+    </w:p>
+    <w:p>
+      <w:pPr>
+        <w:pStyle w:val="ListParagraph"/>
+        <w:numPr>
+          <w:ilvl w:val="0"/>
+          <w:numId w:val="25"/>
+        </w:numPr>
+      </w:pPr>
+      <w:r>
+        <w:t>Portability</w:t>
+      </w:r>
+    </w:p>
+    <w:p>
+      <w:pPr>
+        <w:pStyle w:val="ListParagraph"/>
+        <w:numPr>
+          <w:ilvl w:val="0"/>
+          <w:numId w:val="25"/>
+        </w:numPr>
+      </w:pPr>
+      <w:r>
+        <w:t>Accuracy</w:t>
+      </w:r>
+    </w:p>
+    <w:p>
+      <w:pPr>
+        <w:pStyle w:val="ListParagraph"/>
+        <w:numPr>
+          <w:ilvl w:val="0"/>
+          <w:numId w:val="25"/>
+        </w:numPr>
+      </w:pPr>
+      <w:r>
+        <w:t>Accessibility</w:t>
+      </w:r>
+    </w:p>
+    <w:p>
+      <w:pPr>
+        <w:pStyle w:val="ListParagraph"/>
+        <w:numPr>
+          <w:ilvl w:val="0"/>
+          <w:numId w:val="25"/>
+        </w:numPr>
+      </w:pPr>
+      <w:r>
+        <w:t>Logging/monitoring</w:t>
+      </w:r>
+    </w:p>
+    <w:p>
+      <w:pPr>
+        <w:pStyle w:val="ListParagraph"/>
+        <w:numPr>
+          <w:ilvl w:val="0"/>
+          <w:numId w:val="25"/>
+        </w:numPr>
+      </w:pPr>
+      <w:r>
+        <w:lastRenderedPageBreak/>
+        <w:t>Backup/recovery</w:t>
+      </w:r>
+    </w:p>
+    <w:p>
+      <w:r>
+        <w:rPr>
+          <w:b/>
+          <w:bCs/>
+        </w:rPr>
+        <w:t>Test Approach:</w:t>
+      </w:r>
+    </w:p>
+    <w:p>
+      <w:pPr>
+        <w:pStyle w:val="ListParagraph"/>
+        <w:numPr>
+          <w:ilvl w:val="0"/>
+          <w:numId w:val="30"/>
+        </w:numPr>
+      </w:pPr>
+      <w:r>
+        <w:t>Unit tests</w:t>
+      </w:r>
+    </w:p>
+    <w:p>
+      <w:pPr>
+        <w:pStyle w:val="ListParagraph"/>
+        <w:numPr>
+          <w:ilvl w:val="1"/>
+          <w:numId w:val="30"/>
+        </w:numPr>
+      </w:pPr>
+      <w:r>
+        <w:t>Validation</w:t>
+      </w:r>
+    </w:p>
+    <w:p>
+      <w:pPr>
+        <w:pStyle w:val="ListParagraph"/>
+        <w:numPr>
+          <w:ilvl w:val="1"/>
+          <w:numId w:val="30"/>
+        </w:numPr>
+      </w:pPr>
+      <w:r>
+        <w:t>Discount math</w:t>
+      </w:r>
+    </w:p>
+    <w:p>
+      <w:pPr>
+        <w:pStyle w:val="ListParagraph"/>
+        <w:numPr>
+          <w:ilvl w:val="1"/>
+          <w:numId w:val="30"/>
+        </w:numPr>
+      </w:pPr>
+      <w:r>
+        <w:t>Filtering/sorting logic</w:t>
+      </w:r>
+    </w:p>
+    <w:p>
+      <w:pPr>
+        <w:pStyle w:val="ListParagraph"/>
+        <w:numPr>
+          <w:ilvl w:val="1"/>
+          <w:numId w:val="30"/>
+        </w:numPr>
+      </w:pPr>
+      <w:r>
+        <w:t>Catching</w:t>
+      </w:r>
+      <w:r>
+        <w:t xml:space="preserve"> behavior</w:t>
+      </w:r>
+    </w:p>
+    <w:p>
+      <w:pPr>
+        <w:pStyle w:val="ListParagraph"/>
+        <w:numPr>
+          <w:ilvl w:val="0"/>
+          <w:numId w:val="30"/>
+        </w:numPr>
+      </w:pPr>
+      <w:r>
+        <w:t>Integration</w:t>
+      </w:r>
+      <w:r>
+        <w:t xml:space="preserve"> tests</w:t>
+      </w:r>
+    </w:p>
+    <w:p>
+      <w:pPr>
+        <w:pStyle w:val="ListParagraph"/>
+        <w:numPr>
+          <w:ilvl w:val="1"/>
+          <w:numId w:val="30"/>
+        </w:numPr>
+      </w:pPr>
+      <w:r>
+        <w:t>Frontend</w:t>
+      </w:r>
+    </w:p>
+    <w:p>
+      <w:pPr>
+        <w:pStyle w:val="ListParagraph"/>
+        <w:numPr>
+          <w:ilvl w:val="1"/>
+          <w:numId w:val="30"/>
+        </w:numPr>
+      </w:pPr>
+      <w:r>
+        <w:t>Backend</w:t>
+      </w:r>
+    </w:p>
+    <w:p>
+      <w:pPr>
+        <w:pStyle w:val="ListParagraph"/>
+        <w:numPr>
+          <w:ilvl w:val="1"/>
+          <w:numId w:val="30"/>
+        </w:numPr>
+      </w:pPr>
+      <w:r>
+        <w:t>Database cache</w:t>
+      </w:r>
+    </w:p>
+    <w:p>
+      <w:pPr>
+        <w:pStyle w:val="ListParagraph"/>
+        <w:numPr>
+          <w:ilvl w:val="0"/>
+          <w:numId w:val="30"/>
+        </w:numPr>
+      </w:pPr>
+      <w:r>
+        <w:t>c.</w:t>
+      </w:r>
+      <w:r>
+        <w:t xml:space="preserve"> </w:t>
+      </w:r>
+      <w:r>
+        <w:t>System tests</w:t>
+      </w:r>
+    </w:p>
+    <w:p>
+      <w:pPr>
+        <w:pStyle w:val="ListParagraph"/>
+        <w:numPr>
+          <w:ilvl w:val="1"/>
+          <w:numId w:val="30"/>
+        </w:numPr>
+      </w:pPr>
+      <w:r>
+        <w:t>Real user flow across map/list</w:t>
+      </w:r>
+    </w:p>
+    <w:p>
+      <w:pPr>
+        <w:pStyle w:val="ListParagraph"/>
+        <w:numPr>
+          <w:ilvl w:val="1"/>
+          <w:numId w:val="30"/>
+        </w:numPr>
+      </w:pPr>
+      <w:r>
+        <w:t>Filters</w:t>
+      </w:r>
+    </w:p>
+    <w:p>
+      <w:pPr>
+        <w:pStyle w:val="ListParagraph"/>
+        <w:numPr>
+          <w:ilvl w:val="1"/>
+          <w:numId w:val="30"/>
+        </w:numPr>
+      </w:pPr>
+      <w:r>
+        <w:t>Station details</w:t>
+      </w:r>
+    </w:p>
+    <w:p>
+      <w:pPr>
+        <w:pStyle w:val="ListParagraph"/>
+        <w:numPr>
+          <w:ilvl w:val="1"/>
+          <w:numId w:val="30"/>
+        </w:numPr>
+      </w:pPr>
+      <w:r>
+        <w:t>Offline mode</w:t>
+      </w:r>
+    </w:p>
+    <w:p>
+      <w:pPr>
+        <w:pStyle w:val="ListParagraph"/>
+        <w:numPr>
+          <w:ilvl w:val="0"/>
+          <w:numId w:val="30"/>
+        </w:numPr>
+      </w:pPr>
+      <w:r>
+        <w:t>Non-functional tests</w:t>
+      </w:r>
+    </w:p>
+    <w:p>
+      <w:pPr>
+        <w:pStyle w:val="ListParagraph"/>
+        <w:numPr>
+          <w:ilvl w:val="1"/>
+          <w:numId w:val="30"/>
+        </w:numPr>
+      </w:pPr>
+      <w:r>
+        <w:t>Performance timings</w:t>
+      </w:r>
+    </w:p>
+    <w:p>
+      <w:pPr>
+        <w:pStyle w:val="ListParagraph"/>
+        <w:numPr>
+          <w:ilvl w:val="1"/>
+          <w:numId w:val="30"/>
+        </w:numPr>
+      </w:pPr>
+      <w:r>
+        <w:t>Accessibility checks</w:t>
+      </w:r>
+    </w:p>
+    <w:p>
+      <w:pPr>
+        <w:pStyle w:val="ListParagraph"/>
+        <w:numPr>
+          <w:ilvl w:val="1"/>
+          <w:numId w:val="30"/>
+        </w:numPr>
+      </w:pPr>
+      <w:r>
+        <w:t>Basic security checks</w:t>
+      </w:r>
+    </w:p>
+    <w:p>
+      <w:pPr>
+        <w:pStyle w:val="ListParagraph"/>
+        <w:numPr>
+          <w:ilvl w:val="1"/>
+          <w:numId w:val="30"/>
+        </w:numPr>
+      </w:pPr>
+      <w:r>
+        <w:t>Resiliency</w:t>
+      </w:r>
+    </w:p>
+    <w:p>
+      <w:r>
+        <w:rPr>
+          <w:b/>
+          <w:bCs/>
+        </w:rPr>
+        <w:t>Test Data:</w:t>
+      </w:r>
+    </w:p>
+    <w:p>
+      <w:r>
+        <w:t>A seeded station dataset with:</w:t>
+      </w:r>
+    </w:p>
+    <w:p>
+      <w:pPr>
+        <w:pStyle w:val="ListParagraph"/>
+        <w:numPr>
+          <w:ilvl w:val="0"/>
+          <w:numId w:val="31"/>
+        </w:numPr>
+      </w:pPr>
+      <w:r>
+        <w:t>Multiple stations, fuel types, prices, and varied distances</w:t>
+      </w:r>
+    </w:p>
+    <w:p>
+      <w:pPr>
+        <w:pStyle w:val="ListParagraph"/>
+        <w:numPr>
+          <w:ilvl w:val="0"/>
+          <w:numId w:val="31"/>
+        </w:numPr>
+      </w:pPr>
+      <w:r>
+        <w:t>Some missing or invalid API fields for validation tests</w:t>
+      </w:r>
+    </w:p>
+    <w:p>
+      <w:pPr>
+        <w:pStyle w:val="ListParagraph"/>
+        <w:numPr>
+          <w:ilvl w:val="0"/>
+          <w:numId w:val="31"/>
+        </w:numPr>
+      </w:pPr>
+      <w:r>
+        <w:t>Discount programs matching specific stations</w:t>
+      </w:r>
+    </w:p>
+    <w:p>
+      <w:pPr>
+        <w:pStyle w:val="ListParagraph"/>
+        <w:numPr>
+          <w:ilvl w:val="0"/>
+          <w:numId w:val="31"/>
+        </w:numPr>
+      </w:pPr>
+      <w:r>
+        <w:t>Cached snapshot with timestamps</w:t>
+      </w:r>
+    </w:p>
+    <w:p>
+      <w:r>
+        <w:rPr>
+          <w:b/>
+          <w:bCs/>
+        </w:rPr>
+        <w:t>Test Environment:</w:t>
+      </w:r>
+    </w:p>
+    <w:p>
+      <w:pPr>
+        <w:ind w:firstLine="720"/>
+      </w:pPr>
+      <w:r>
+        <w:t>The testing environments will be finalized by the end of sprint 2. It will most likely include multiple browser types, device types, online and offline modes, and location services allowed and blocked.</w:t>
+      </w:r>
+    </w:p>
+    <w:p>
+      <w:r>
+        <w:rPr>
+          <w:b/>
+          <w:bCs/>
+        </w:rPr>
+        <w:t>Test Cases:</w:t>
+      </w:r>
+    </w:p>
+    <w:p>
+      <w:r>
+        <w:t>Test cases will be finalized by the end of sprint 2. They will cover the expected scope of the testing plan with pass/fail information included.</w:t>
+      </w:r>
+    </w:p>
+    <w:p>
+      <w:r>
+        <w:rPr>
+          <w:b/>
+          <w:bCs/>
+        </w:rPr>
+        <w:lastRenderedPageBreak/>
+        <w:t>Pass/Fail Criteria:</w:t>
+      </w:r>
+    </w:p>
+    <w:p>
+      <w:r>
+        <w:t xml:space="preserve">Functional: 100% of functional test cases must </w:t>
+      </w:r>
+      <w:r>
+        <w:t>pass.</w:t>
+      </w:r>
+    </w:p>
+    <w:p>
+      <w:r>
+        <w:t>Non-functional: Must meet defined thresholds</w:t>
+      </w:r>
+    </w:p>
+    <w:p>
+      <w:r>
+        <w:t xml:space="preserve">Any crash on common user flow is a </w:t>
+      </w:r>
+      <w:proofErr w:type="gramStart"/>
+      <w:r>
+        <w:t>fail</w:t>
+      </w:r>
+      <w:proofErr w:type="gramEnd"/>
+      <w:r>
+        <w:t>.</w:t>
+      </w:r>
+    </w:p>
+    <w:p>
+      <w:r>
+        <w:rPr>
+          <w:b/>
+          <w:bCs/>
+        </w:rPr>
+        <w:t>Schedule:</w:t>
+      </w:r>
+    </w:p>
+    <w:p>
+      <w:r>
+        <w:t xml:space="preserve">This testing plan will be finalized by the end of sprint 2. The unit testing and integration testing will be performed in sprint 3. System testing and non-functional testing will be carried out in </w:t>
+      </w:r>
+      <w:r>
+        <w:t xml:space="preserve">sprint number </w:t>
+      </w:r>
+      <w:r>
+        <w:t>4.</w:t>
+      </w:r>
+    </w:p>
+    <w:p>
+      <w:r>
+        <w:rPr>
+          <w:b/>
+          <w:bCs/>
+        </w:rPr>
+        <w:t>Quality Assurance Metrics</w:t>
+      </w:r>
+    </w:p>
+    <w:p>
+      <w:r>
+        <w:rPr>
+          <w:b/>
+          <w:bCs/>
+        </w:rPr>
+        <w:t>Design metric:</w:t>
+      </w:r>
+    </w:p>
+    <w:p>
+      <w:r>
+        <w:t>The design metric chosen for Find a Pump is high cohesion. This will be achieved by clearly dividing responsibilities and ensuring that each module has a single, well-defined purpose. High cohesion improves maintainability, makes the system easier to understand, and helps isolate defects, which in turn facilitates faster debugging and more reliable enhancements.</w:t>
+      </w:r>
+    </w:p>
+    <w:p>
+      <w:r>
+        <w:rPr>
+          <w:b/>
+          <w:bCs/>
+        </w:rPr>
+        <w:t>Testing metric:</w:t>
+      </w:r>
+    </w:p>
+    <w:p>
+      <w:r>
+        <w:t> </w:t>
+      </w:r>
+      <w:r>
+        <w:t xml:space="preserve">The chosen testing metric for Find a Pump is </w:t>
+      </w:r>
+      <w:r>
+        <w:t>testing</w:t>
+      </w:r>
+      <w:r>
+        <w:t xml:space="preserve"> pass rate. The project will track the percentage of automated and manual tests that </w:t>
+      </w:r>
+      <w:r>
+        <w:t>are passed</w:t>
+      </w:r>
+      <w:r>
+        <w:t xml:space="preserve"> during each test cycle. The goal is to maintain a 100% pass rate before release to ensure that core functionality remains stable and that regressions are caught early.</w:t>
+      </w:r>
+    </w:p>
+    <w:p>
+      <w:r>
+        <w:rPr>
+          <w:b/>
+          <w:bCs/>
+        </w:rPr>
+        <w:t>QA metric:</w:t>
+      </w:r>
+    </w:p>
+    <w:p>
+      <w:r>
+        <w:t> </w:t>
+      </w:r>
+      <w:r>
+        <w:t xml:space="preserve">Find a Pump is committed to maintaining a high defect removal efficiency (DRE) </w:t>
+      </w:r>
+      <w:proofErr w:type="gramStart"/>
+      <w:r>
+        <w:t>in order to</w:t>
+      </w:r>
+      <w:proofErr w:type="gramEnd"/>
+      <w:r>
+        <w:t xml:space="preserve"> catch as many defects as possible before release. This metric measures the proportion of defects found before deployment compared to those found after release. A high DRE reduces the number of escaped defects and helps ensure a higher quality product for end users.</w:t>
+      </w:r>
+    </w:p>
+    <w:p>
+      <w:r>
+        <w:rPr>
+          <w:b/>
+          <w:bCs/>
+        </w:rPr>
+        <w:t>Process metric:</w:t>
+      </w:r>
+    </w:p>
+    <w:p>
+      <w:r>
+        <w:t> </w:t>
+      </w:r>
+      <w:r>
+        <w:t>To ensure that Find a Pump is released in a timely manner, sprint velocity will be monitored and evaluated. Tracking sprint velocity allows the team to measure how much work is completed per sprint, improve planning accuracy, and identify potential slowdowns, while still maintaining a strong focus on quality.</w:t>
+      </w:r>
+    </w:p>
+    <w:p>
+      <w:r>
+        <w:rPr>
+          <w:b/>
+          <w:bCs/>
+        </w:rPr>
+        <w:t>Maintenance metric:</w:t>
+      </w:r>
+    </w:p>
+    <w:p>
+      <w:r>
+        <w:lastRenderedPageBreak/>
+        <w:t> </w:t>
+      </w:r>
+      <w:r>
+        <w:t xml:space="preserve">For maintenance, </w:t>
+      </w:r>
+      <w:r>
+        <w:t>find</w:t>
+      </w:r>
+      <w:r>
+        <w:t xml:space="preserve"> a Pump will monitor the size of its maintenance backlog and aim to keep it as small as possible. This will be achieved by consistently prioritizing and addressing bugs, technical debt, and post-release issues, helping ensure long-term stability and maintainability of the system.</w:t>
+      </w:r>
+    </w:p>
+    <w:p/>
     <w:sectPr>
       <w:pgSz w:w="12240" w:h="15840"/>
       <w:pgMar w:top="1440" w:right="1440" w:bottom="1440" w:left="1440" w:header="720" w:footer="720" w:gutter="0"/>
@@ -219,6 +3807,3168 @@
     </w:sectPr>
   </w:body>
 </w:document>
+</file>
+
+<file path=word/endnotes.xml><?xml version="1.0" encoding="utf-8"?>
+<w:endnotes xmlns:wpc="http://schemas.microsoft.com/office/word/2010/wordprocessingCanvas" xmlns:cx="http://schemas.microsoft.com/office/drawing/2014/chartex" xmlns:cx1="http://schemas.microsoft.com/office/drawing/2015/9/8/chartex" xmlns:cx2="http://schemas.microsoft.com/office/drawing/2015/10/21/chartex" xmlns:cx3="http://schemas.microsoft.com/office/drawing/2016/5/9/chartex" xmlns:cx4="http://schemas.microsoft.com/office/drawing/2016/5/10/chartex" xmlns:cx5="http://schemas.microsoft.com/office/drawing/2016/5/11/chartex" xmlns:cx6="http://schemas.microsoft.com/office/drawing/2016/5/12/chartex" xmlns:cx7="http://schemas.microsoft.com/office/drawing/2016/5/13/chartex" xmlns:cx8="http://schemas.microsoft.com/office/drawing/2016/5/14/chartex" xmlns:mc="http://schemas.openxmlformats.org/markup-compatibility/2006" xmlns:aink="http://schemas.microsoft.com/office/drawing/2016/ink" xmlns:am3d="http://schemas.microsoft.com/office/drawing/2017/model3d" xmlns:o="urn:schemas-microsoft-com:office:office" xmlns:oel="http://schemas.microsoft.com/office/2019/extlst" xmlns:r="http://schemas.openxmlformats.org/officeDocument/2006/relationships" xmlns:m="http://schemas.openxmlformats.org/officeDocument/2006/math" xmlns:v="urn:schemas-microsoft-com:vml" xmlns:wp14="http://schemas.microsoft.com/office/word/2010/wordprocessingDrawing" xmlns:wp="http://schemas.openxmlformats.org/drawingml/2006/wordprocessingDrawing" xmlns:w10="urn:schemas-microsoft-com:office:word" xmlns:w="http://schemas.openxmlformats.org/wordprocessingml/2006/main" xmlns:w14="http://schemas.microsoft.com/office/word/2010/wordml" xmlns:w15="http://schemas.microsoft.com/office/word/2012/wordml" xmlns:w16cex="http://schemas.microsoft.com/office/word/2018/wordml/cex" xmlns:w16cid="http://schemas.microsoft.com/office/word/2016/wordml/cid" xmlns:w16="http://schemas.microsoft.com/office/word/2018/wordml" xmlns:w16du="http://schemas.microsoft.com/office/word/2023/wordml/word16du" xmlns:w16sdtdh="http://schemas.microsoft.com/office/word/2020/wordml/sdtdatahash" xmlns:w16sdtfl="http://schemas.microsoft.com/office/word/2024/wordml/sdtformatlock" xmlns:w16se="http://schemas.microsoft.com/office/word/2015/wordml/symex" xmlns:wpg="http://schemas.microsoft.com/office/word/2010/wordprocessingGroup" xmlns:wpi="http://schemas.microsoft.com/office/word/2010/wordprocessingInk" xmlns:wne="http://schemas.microsoft.com/office/word/2006/wordml" xmlns:wps="http://schemas.microsoft.com/office/word/2010/wordprocessingShape" mc:Ignorable="w14 w15 w16se w16cid w16 w16cex w16sdtdh w16sdtfl w16du wp14">
+  <w:endnote w:type="separator" w:id="-1">
+    <w:p>
+      <w:pPr>
+        <w:spacing w:after="0" w:line="240" w:lineRule="auto"/>
+      </w:pPr>
+      <w:r>
+        <w:separator/>
+      </w:r>
+    </w:p>
+  </w:endnote>
+  <w:endnote w:type="continuationSeparator" w:id="0">
+    <w:p>
+      <w:pPr>
+        <w:spacing w:after="0" w:line="240" w:lineRule="auto"/>
+      </w:pPr>
+      <w:r>
+        <w:continuationSeparator/>
+      </w:r>
+    </w:p>
+  </w:endnote>
+</w:endnotes>
+</file>
+
+<file path=word/footnotes.xml><?xml version="1.0" encoding="utf-8"?>
+<w:footnotes xmlns:wpc="http://schemas.microsoft.com/office/word/2010/wordprocessingCanvas" xmlns:cx="http://schemas.microsoft.com/office/drawing/2014/chartex" xmlns:cx1="http://schemas.microsoft.com/office/drawing/2015/9/8/chartex" xmlns:cx2="http://schemas.microsoft.com/office/drawing/2015/10/21/chartex" xmlns:cx3="http://schemas.microsoft.com/office/drawing/2016/5/9/chartex" xmlns:cx4="http://schemas.microsoft.com/office/drawing/2016/5/10/chartex" xmlns:cx5="http://schemas.microsoft.com/office/drawing/2016/5/11/chartex" xmlns:cx6="http://schemas.microsoft.com/office/drawing/2016/5/12/chartex" xmlns:cx7="http://schemas.microsoft.com/office/drawing/2016/5/13/chartex" xmlns:cx8="http://schemas.microsoft.com/office/drawing/2016/5/14/chartex" xmlns:mc="http://schemas.openxmlformats.org/markup-compatibility/2006" xmlns:aink="http://schemas.microsoft.com/office/drawing/2016/ink" xmlns:am3d="http://schemas.microsoft.com/office/drawing/2017/model3d" xmlns:o="urn:schemas-microsoft-com:office:office" xmlns:oel="http://schemas.microsoft.com/office/2019/extlst" xmlns:r="http://schemas.openxmlformats.org/officeDocument/2006/relationships" xmlns:m="http://schemas.openxmlformats.org/officeDocument/2006/math" xmlns:v="urn:schemas-microsoft-com:vml" xmlns:wp14="http://schemas.microsoft.com/office/word/2010/wordprocessingDrawing" xmlns:wp="http://schemas.openxmlformats.org/drawingml/2006/wordprocessingDrawing" xmlns:w10="urn:schemas-microsoft-com:office:word" xmlns:w="http://schemas.openxmlformats.org/wordprocessingml/2006/main" xmlns:w14="http://schemas.microsoft.com/office/word/2010/wordml" xmlns:w15="http://schemas.microsoft.com/office/word/2012/wordml" xmlns:w16cex="http://schemas.microsoft.com/office/word/2018/wordml/cex" xmlns:w16cid="http://schemas.microsoft.com/office/word/2016/wordml/cid" xmlns:w16="http://schemas.microsoft.com/office/word/2018/wordml" xmlns:w16du="http://schemas.microsoft.com/office/word/2023/wordml/word16du" xmlns:w16sdtdh="http://schemas.microsoft.com/office/word/2020/wordml/sdtdatahash" xmlns:w16sdtfl="http://schemas.microsoft.com/office/word/2024/wordml/sdtformatlock" xmlns:w16se="http://schemas.microsoft.com/office/word/2015/wordml/symex" xmlns:wpg="http://schemas.microsoft.com/office/word/2010/wordprocessingGroup" xmlns:wpi="http://schemas.microsoft.com/office/word/2010/wordprocessingInk" xmlns:wne="http://schemas.microsoft.com/office/word/2006/wordml" xmlns:wps="http://schemas.microsoft.com/office/word/2010/wordprocessingShape" mc:Ignorable="w14 w15 w16se w16cid w16 w16cex w16sdtdh w16sdtfl w16du wp14">
+  <w:footnote w:type="separator" w:id="-1">
+    <w:p>
+      <w:pPr>
+        <w:spacing w:after="0" w:line="240" w:lineRule="auto"/>
+      </w:pPr>
+      <w:r>
+        <w:separator/>
+      </w:r>
+    </w:p>
+  </w:footnote>
+  <w:footnote w:type="continuationSeparator" w:id="0">
+    <w:p>
+      <w:pPr>
+        <w:spacing w:after="0" w:line="240" w:lineRule="auto"/>
+      </w:pPr>
+      <w:r>
+        <w:continuationSeparator/>
+      </w:r>
+    </w:p>
+  </w:footnote>
+</w:footnotes>
+</file>
+
+<file path=word/numbering.xml><?xml version="1.0" encoding="utf-8"?>
+<w:numbering xmlns:wpc="http://schemas.microsoft.com/office/word/2010/wordprocessingCanvas" xmlns:cx="http://schemas.microsoft.com/office/drawing/2014/chartex" xmlns:cx1="http://schemas.microsoft.com/office/drawing/2015/9/8/chartex" xmlns:cx2="http://schemas.microsoft.com/office/drawing/2015/10/21/chartex" xmlns:cx3="http://schemas.microsoft.com/office/drawing/2016/5/9/chartex" xmlns:cx4="http://schemas.microsoft.com/office/drawing/2016/5/10/chartex" xmlns:cx5="http://schemas.microsoft.com/office/drawing/2016/5/11/chartex" xmlns:cx6="http://schemas.microsoft.com/office/drawing/2016/5/12/chartex" xmlns:cx7="http://schemas.microsoft.com/office/drawing/2016/5/13/chartex" xmlns:cx8="http://schemas.microsoft.com/office/drawing/2016/5/14/chartex" xmlns:mc="http://schemas.openxmlformats.org/markup-compatibility/2006" xmlns:aink="http://schemas.microsoft.com/office/drawing/2016/ink" xmlns:am3d="http://schemas.microsoft.com/office/drawing/2017/model3d" xmlns:o="urn:schemas-microsoft-com:office:office" xmlns:oel="http://schemas.microsoft.com/office/2019/extlst" xmlns:r="http://schemas.openxmlformats.org/officeDocument/2006/relationships" xmlns:m="http://schemas.openxmlformats.org/officeDocument/2006/math" xmlns:v="urn:schemas-microsoft-com:vml" xmlns:wp14="http://schemas.microsoft.com/office/word/2010/wordprocessingDrawing" xmlns:wp="http://schemas.openxmlformats.org/drawingml/2006/wordprocessingDrawing" xmlns:w10="urn:schemas-microsoft-com:office:word" xmlns:w="http://schemas.openxmlformats.org/wordprocessingml/2006/main" xmlns:w14="http://schemas.microsoft.com/office/word/2010/wordml" xmlns:w15="http://schemas.microsoft.com/office/word/2012/wordml" xmlns:w16cex="http://schemas.microsoft.com/office/word/2018/wordml/cex" xmlns:w16cid="http://schemas.microsoft.com/office/word/2016/wordml/cid" xmlns:w16="http://schemas.microsoft.com/office/word/2018/wordml" xmlns:w16du="http://schemas.microsoft.com/office/word/2023/wordml/word16du" xmlns:w16sdtdh="http://schemas.microsoft.com/office/word/2020/wordml/sdtdatahash" xmlns:w16sdtfl="http://schemas.microsoft.com/office/word/2024/wordml/sdtformatlock" xmlns:w16se="http://schemas.microsoft.com/office/word/2015/wordml/symex" xmlns:wpg="http://schemas.microsoft.com/office/word/2010/wordprocessingGroup" xmlns:wpi="http://schemas.microsoft.com/office/word/2010/wordprocessingInk" xmlns:wne="http://schemas.microsoft.com/office/word/2006/wordml" xmlns:wps="http://schemas.microsoft.com/office/word/2010/wordprocessingShape" mc:Ignorable="w14 w15 w16se w16cid w16 w16cex w16sdtdh w16sdtfl w16du wp14">
+  <w:abstractNum w:abstractNumId="0" w15:restartNumberingAfterBreak="0">
+    <w:nsid w:val="0C070880"/>
+    <w:multiLevelType w:val="hybridMultilevel"/>
+    <w:tmpl w:val="AA064B02"/>
+    <w:lvl w:ilvl="0" w:tplc="04090017">
+      <w:start w:val="1"/>
+      <w:numFmt w:val="lowerLetter"/>
+      <w:lvlText w:val="%1)"/>
+      <w:lvlJc w:val="left"/>
+      <w:pPr>
+        <w:ind w:left="720" w:hanging="360"/>
+      </w:pPr>
+    </w:lvl>
+    <w:lvl w:ilvl="1" w:tplc="04090019" w:tentative="1">
+      <w:start w:val="1"/>
+      <w:numFmt w:val="lowerLetter"/>
+      <w:lvlText w:val="%2."/>
+      <w:lvlJc w:val="left"/>
+      <w:pPr>
+        <w:ind w:left="1440" w:hanging="360"/>
+      </w:pPr>
+    </w:lvl>
+    <w:lvl w:ilvl="2" w:tplc="0409001B" w:tentative="1">
+      <w:start w:val="1"/>
+      <w:numFmt w:val="lowerRoman"/>
+      <w:lvlText w:val="%3."/>
+      <w:lvlJc w:val="right"/>
+      <w:pPr>
+        <w:ind w:left="2160" w:hanging="180"/>
+      </w:pPr>
+    </w:lvl>
+    <w:lvl w:ilvl="3" w:tplc="0409000F" w:tentative="1">
+      <w:start w:val="1"/>
+      <w:numFmt w:val="decimal"/>
+      <w:lvlText w:val="%4."/>
+      <w:lvlJc w:val="left"/>
+      <w:pPr>
+        <w:ind w:left="2880" w:hanging="360"/>
+      </w:pPr>
+    </w:lvl>
+    <w:lvl w:ilvl="4" w:tplc="04090019" w:tentative="1">
+      <w:start w:val="1"/>
+      <w:numFmt w:val="lowerLetter"/>
+      <w:lvlText w:val="%5."/>
+      <w:lvlJc w:val="left"/>
+      <w:pPr>
+        <w:ind w:left="3600" w:hanging="360"/>
+      </w:pPr>
+    </w:lvl>
+    <w:lvl w:ilvl="5" w:tplc="0409001B" w:tentative="1">
+      <w:start w:val="1"/>
+      <w:numFmt w:val="lowerRoman"/>
+      <w:lvlText w:val="%6."/>
+      <w:lvlJc w:val="right"/>
+      <w:pPr>
+        <w:ind w:left="4320" w:hanging="180"/>
+      </w:pPr>
+    </w:lvl>
+    <w:lvl w:ilvl="6" w:tplc="0409000F" w:tentative="1">
+      <w:start w:val="1"/>
+      <w:numFmt w:val="decimal"/>
+      <w:lvlText w:val="%7."/>
+      <w:lvlJc w:val="left"/>
+      <w:pPr>
+        <w:ind w:left="5040" w:hanging="360"/>
+      </w:pPr>
+    </w:lvl>
+    <w:lvl w:ilvl="7" w:tplc="04090019" w:tentative="1">
+      <w:start w:val="1"/>
+      <w:numFmt w:val="lowerLetter"/>
+      <w:lvlText w:val="%8."/>
+      <w:lvlJc w:val="left"/>
+      <w:pPr>
+        <w:ind w:left="5760" w:hanging="360"/>
+      </w:pPr>
+    </w:lvl>
+    <w:lvl w:ilvl="8" w:tplc="0409001B" w:tentative="1">
+      <w:start w:val="1"/>
+      <w:numFmt w:val="lowerRoman"/>
+      <w:lvlText w:val="%9."/>
+      <w:lvlJc w:val="right"/>
+      <w:pPr>
+        <w:ind w:left="6480" w:hanging="180"/>
+      </w:pPr>
+    </w:lvl>
+  </w:abstractNum>
+  <w:abstractNum w:abstractNumId="1" w15:restartNumberingAfterBreak="0">
+    <w:nsid w:val="0F8F2380"/>
+    <w:multiLevelType w:val="hybridMultilevel"/>
+    <w:tmpl w:val="57BC2F36"/>
+    <w:lvl w:ilvl="0" w:tplc="04090017">
+      <w:start w:val="1"/>
+      <w:numFmt w:val="lowerLetter"/>
+      <w:lvlText w:val="%1)"/>
+      <w:lvlJc w:val="left"/>
+      <w:pPr>
+        <w:ind w:left="720" w:hanging="360"/>
+      </w:pPr>
+    </w:lvl>
+    <w:lvl w:ilvl="1" w:tplc="04090019" w:tentative="1">
+      <w:start w:val="1"/>
+      <w:numFmt w:val="lowerLetter"/>
+      <w:lvlText w:val="%2."/>
+      <w:lvlJc w:val="left"/>
+      <w:pPr>
+        <w:ind w:left="1440" w:hanging="360"/>
+      </w:pPr>
+    </w:lvl>
+    <w:lvl w:ilvl="2" w:tplc="0409001B" w:tentative="1">
+      <w:start w:val="1"/>
+      <w:numFmt w:val="lowerRoman"/>
+      <w:lvlText w:val="%3."/>
+      <w:lvlJc w:val="right"/>
+      <w:pPr>
+        <w:ind w:left="2160" w:hanging="180"/>
+      </w:pPr>
+    </w:lvl>
+    <w:lvl w:ilvl="3" w:tplc="0409000F" w:tentative="1">
+      <w:start w:val="1"/>
+      <w:numFmt w:val="decimal"/>
+      <w:lvlText w:val="%4."/>
+      <w:lvlJc w:val="left"/>
+      <w:pPr>
+        <w:ind w:left="2880" w:hanging="360"/>
+      </w:pPr>
+    </w:lvl>
+    <w:lvl w:ilvl="4" w:tplc="04090019" w:tentative="1">
+      <w:start w:val="1"/>
+      <w:numFmt w:val="lowerLetter"/>
+      <w:lvlText w:val="%5."/>
+      <w:lvlJc w:val="left"/>
+      <w:pPr>
+        <w:ind w:left="3600" w:hanging="360"/>
+      </w:pPr>
+    </w:lvl>
+    <w:lvl w:ilvl="5" w:tplc="0409001B" w:tentative="1">
+      <w:start w:val="1"/>
+      <w:numFmt w:val="lowerRoman"/>
+      <w:lvlText w:val="%6."/>
+      <w:lvlJc w:val="right"/>
+      <w:pPr>
+        <w:ind w:left="4320" w:hanging="180"/>
+      </w:pPr>
+    </w:lvl>
+    <w:lvl w:ilvl="6" w:tplc="0409000F" w:tentative="1">
+      <w:start w:val="1"/>
+      <w:numFmt w:val="decimal"/>
+      <w:lvlText w:val="%7."/>
+      <w:lvlJc w:val="left"/>
+      <w:pPr>
+        <w:ind w:left="5040" w:hanging="360"/>
+      </w:pPr>
+    </w:lvl>
+    <w:lvl w:ilvl="7" w:tplc="04090019" w:tentative="1">
+      <w:start w:val="1"/>
+      <w:numFmt w:val="lowerLetter"/>
+      <w:lvlText w:val="%8."/>
+      <w:lvlJc w:val="left"/>
+      <w:pPr>
+        <w:ind w:left="5760" w:hanging="360"/>
+      </w:pPr>
+    </w:lvl>
+    <w:lvl w:ilvl="8" w:tplc="0409001B" w:tentative="1">
+      <w:start w:val="1"/>
+      <w:numFmt w:val="lowerRoman"/>
+      <w:lvlText w:val="%9."/>
+      <w:lvlJc w:val="right"/>
+      <w:pPr>
+        <w:ind w:left="6480" w:hanging="180"/>
+      </w:pPr>
+    </w:lvl>
+  </w:abstractNum>
+  <w:abstractNum w:abstractNumId="2" w15:restartNumberingAfterBreak="0">
+    <w:nsid w:val="1BB10759"/>
+    <w:multiLevelType w:val="hybridMultilevel"/>
+    <w:tmpl w:val="1C1E1192"/>
+    <w:lvl w:ilvl="0" w:tplc="04090017">
+      <w:start w:val="1"/>
+      <w:numFmt w:val="lowerLetter"/>
+      <w:lvlText w:val="%1)"/>
+      <w:lvlJc w:val="left"/>
+      <w:pPr>
+        <w:ind w:left="720" w:hanging="360"/>
+      </w:pPr>
+    </w:lvl>
+    <w:lvl w:ilvl="1" w:tplc="04090019" w:tentative="1">
+      <w:start w:val="1"/>
+      <w:numFmt w:val="lowerLetter"/>
+      <w:lvlText w:val="%2."/>
+      <w:lvlJc w:val="left"/>
+      <w:pPr>
+        <w:ind w:left="1440" w:hanging="360"/>
+      </w:pPr>
+    </w:lvl>
+    <w:lvl w:ilvl="2" w:tplc="0409001B" w:tentative="1">
+      <w:start w:val="1"/>
+      <w:numFmt w:val="lowerRoman"/>
+      <w:lvlText w:val="%3."/>
+      <w:lvlJc w:val="right"/>
+      <w:pPr>
+        <w:ind w:left="2160" w:hanging="180"/>
+      </w:pPr>
+    </w:lvl>
+    <w:lvl w:ilvl="3" w:tplc="0409000F" w:tentative="1">
+      <w:start w:val="1"/>
+      <w:numFmt w:val="decimal"/>
+      <w:lvlText w:val="%4."/>
+      <w:lvlJc w:val="left"/>
+      <w:pPr>
+        <w:ind w:left="2880" w:hanging="360"/>
+      </w:pPr>
+    </w:lvl>
+    <w:lvl w:ilvl="4" w:tplc="04090019" w:tentative="1">
+      <w:start w:val="1"/>
+      <w:numFmt w:val="lowerLetter"/>
+      <w:lvlText w:val="%5."/>
+      <w:lvlJc w:val="left"/>
+      <w:pPr>
+        <w:ind w:left="3600" w:hanging="360"/>
+      </w:pPr>
+    </w:lvl>
+    <w:lvl w:ilvl="5" w:tplc="0409001B" w:tentative="1">
+      <w:start w:val="1"/>
+      <w:numFmt w:val="lowerRoman"/>
+      <w:lvlText w:val="%6."/>
+      <w:lvlJc w:val="right"/>
+      <w:pPr>
+        <w:ind w:left="4320" w:hanging="180"/>
+      </w:pPr>
+    </w:lvl>
+    <w:lvl w:ilvl="6" w:tplc="0409000F" w:tentative="1">
+      <w:start w:val="1"/>
+      <w:numFmt w:val="decimal"/>
+      <w:lvlText w:val="%7."/>
+      <w:lvlJc w:val="left"/>
+      <w:pPr>
+        <w:ind w:left="5040" w:hanging="360"/>
+      </w:pPr>
+    </w:lvl>
+    <w:lvl w:ilvl="7" w:tplc="04090019" w:tentative="1">
+      <w:start w:val="1"/>
+      <w:numFmt w:val="lowerLetter"/>
+      <w:lvlText w:val="%8."/>
+      <w:lvlJc w:val="left"/>
+      <w:pPr>
+        <w:ind w:left="5760" w:hanging="360"/>
+      </w:pPr>
+    </w:lvl>
+    <w:lvl w:ilvl="8" w:tplc="0409001B" w:tentative="1">
+      <w:start w:val="1"/>
+      <w:numFmt w:val="lowerRoman"/>
+      <w:lvlText w:val="%9."/>
+      <w:lvlJc w:val="right"/>
+      <w:pPr>
+        <w:ind w:left="6480" w:hanging="180"/>
+      </w:pPr>
+    </w:lvl>
+  </w:abstractNum>
+  <w:abstractNum w:abstractNumId="3" w15:restartNumberingAfterBreak="0">
+    <w:nsid w:val="1D57464B"/>
+    <w:multiLevelType w:val="hybridMultilevel"/>
+    <w:tmpl w:val="FE0A7ECA"/>
+    <w:lvl w:ilvl="0" w:tplc="04090017">
+      <w:start w:val="1"/>
+      <w:numFmt w:val="lowerLetter"/>
+      <w:lvlText w:val="%1)"/>
+      <w:lvlJc w:val="left"/>
+      <w:pPr>
+        <w:ind w:left="720" w:hanging="360"/>
+      </w:pPr>
+    </w:lvl>
+    <w:lvl w:ilvl="1" w:tplc="04090019" w:tentative="1">
+      <w:start w:val="1"/>
+      <w:numFmt w:val="lowerLetter"/>
+      <w:lvlText w:val="%2."/>
+      <w:lvlJc w:val="left"/>
+      <w:pPr>
+        <w:ind w:left="1440" w:hanging="360"/>
+      </w:pPr>
+    </w:lvl>
+    <w:lvl w:ilvl="2" w:tplc="0409001B" w:tentative="1">
+      <w:start w:val="1"/>
+      <w:numFmt w:val="lowerRoman"/>
+      <w:lvlText w:val="%3."/>
+      <w:lvlJc w:val="right"/>
+      <w:pPr>
+        <w:ind w:left="2160" w:hanging="180"/>
+      </w:pPr>
+    </w:lvl>
+    <w:lvl w:ilvl="3" w:tplc="0409000F" w:tentative="1">
+      <w:start w:val="1"/>
+      <w:numFmt w:val="decimal"/>
+      <w:lvlText w:val="%4."/>
+      <w:lvlJc w:val="left"/>
+      <w:pPr>
+        <w:ind w:left="2880" w:hanging="360"/>
+      </w:pPr>
+    </w:lvl>
+    <w:lvl w:ilvl="4" w:tplc="04090019" w:tentative="1">
+      <w:start w:val="1"/>
+      <w:numFmt w:val="lowerLetter"/>
+      <w:lvlText w:val="%5."/>
+      <w:lvlJc w:val="left"/>
+      <w:pPr>
+        <w:ind w:left="3600" w:hanging="360"/>
+      </w:pPr>
+    </w:lvl>
+    <w:lvl w:ilvl="5" w:tplc="0409001B" w:tentative="1">
+      <w:start w:val="1"/>
+      <w:numFmt w:val="lowerRoman"/>
+      <w:lvlText w:val="%6."/>
+      <w:lvlJc w:val="right"/>
+      <w:pPr>
+        <w:ind w:left="4320" w:hanging="180"/>
+      </w:pPr>
+    </w:lvl>
+    <w:lvl w:ilvl="6" w:tplc="0409000F" w:tentative="1">
+      <w:start w:val="1"/>
+      <w:numFmt w:val="decimal"/>
+      <w:lvlText w:val="%7."/>
+      <w:lvlJc w:val="left"/>
+      <w:pPr>
+        <w:ind w:left="5040" w:hanging="360"/>
+      </w:pPr>
+    </w:lvl>
+    <w:lvl w:ilvl="7" w:tplc="04090019" w:tentative="1">
+      <w:start w:val="1"/>
+      <w:numFmt w:val="lowerLetter"/>
+      <w:lvlText w:val="%8."/>
+      <w:lvlJc w:val="left"/>
+      <w:pPr>
+        <w:ind w:left="5760" w:hanging="360"/>
+      </w:pPr>
+    </w:lvl>
+    <w:lvl w:ilvl="8" w:tplc="0409001B" w:tentative="1">
+      <w:start w:val="1"/>
+      <w:numFmt w:val="lowerRoman"/>
+      <w:lvlText w:val="%9."/>
+      <w:lvlJc w:val="right"/>
+      <w:pPr>
+        <w:ind w:left="6480" w:hanging="180"/>
+      </w:pPr>
+    </w:lvl>
+  </w:abstractNum>
+  <w:abstractNum w:abstractNumId="4" w15:restartNumberingAfterBreak="0">
+    <w:nsid w:val="1F6E7817"/>
+    <w:multiLevelType w:val="hybridMultilevel"/>
+    <w:tmpl w:val="CB20FF0C"/>
+    <w:lvl w:ilvl="0" w:tplc="04090017">
+      <w:start w:val="1"/>
+      <w:numFmt w:val="lowerLetter"/>
+      <w:lvlText w:val="%1)"/>
+      <w:lvlJc w:val="left"/>
+      <w:pPr>
+        <w:ind w:left="720" w:hanging="360"/>
+      </w:pPr>
+    </w:lvl>
+    <w:lvl w:ilvl="1" w:tplc="04090019" w:tentative="1">
+      <w:start w:val="1"/>
+      <w:numFmt w:val="lowerLetter"/>
+      <w:lvlText w:val="%2."/>
+      <w:lvlJc w:val="left"/>
+      <w:pPr>
+        <w:ind w:left="1440" w:hanging="360"/>
+      </w:pPr>
+    </w:lvl>
+    <w:lvl w:ilvl="2" w:tplc="0409001B" w:tentative="1">
+      <w:start w:val="1"/>
+      <w:numFmt w:val="lowerRoman"/>
+      <w:lvlText w:val="%3."/>
+      <w:lvlJc w:val="right"/>
+      <w:pPr>
+        <w:ind w:left="2160" w:hanging="180"/>
+      </w:pPr>
+    </w:lvl>
+    <w:lvl w:ilvl="3" w:tplc="0409000F" w:tentative="1">
+      <w:start w:val="1"/>
+      <w:numFmt w:val="decimal"/>
+      <w:lvlText w:val="%4."/>
+      <w:lvlJc w:val="left"/>
+      <w:pPr>
+        <w:ind w:left="2880" w:hanging="360"/>
+      </w:pPr>
+    </w:lvl>
+    <w:lvl w:ilvl="4" w:tplc="04090019" w:tentative="1">
+      <w:start w:val="1"/>
+      <w:numFmt w:val="lowerLetter"/>
+      <w:lvlText w:val="%5."/>
+      <w:lvlJc w:val="left"/>
+      <w:pPr>
+        <w:ind w:left="3600" w:hanging="360"/>
+      </w:pPr>
+    </w:lvl>
+    <w:lvl w:ilvl="5" w:tplc="0409001B" w:tentative="1">
+      <w:start w:val="1"/>
+      <w:numFmt w:val="lowerRoman"/>
+      <w:lvlText w:val="%6."/>
+      <w:lvlJc w:val="right"/>
+      <w:pPr>
+        <w:ind w:left="4320" w:hanging="180"/>
+      </w:pPr>
+    </w:lvl>
+    <w:lvl w:ilvl="6" w:tplc="0409000F" w:tentative="1">
+      <w:start w:val="1"/>
+      <w:numFmt w:val="decimal"/>
+      <w:lvlText w:val="%7."/>
+      <w:lvlJc w:val="left"/>
+      <w:pPr>
+        <w:ind w:left="5040" w:hanging="360"/>
+      </w:pPr>
+    </w:lvl>
+    <w:lvl w:ilvl="7" w:tplc="04090019" w:tentative="1">
+      <w:start w:val="1"/>
+      <w:numFmt w:val="lowerLetter"/>
+      <w:lvlText w:val="%8."/>
+      <w:lvlJc w:val="left"/>
+      <w:pPr>
+        <w:ind w:left="5760" w:hanging="360"/>
+      </w:pPr>
+    </w:lvl>
+    <w:lvl w:ilvl="8" w:tplc="0409001B" w:tentative="1">
+      <w:start w:val="1"/>
+      <w:numFmt w:val="lowerRoman"/>
+      <w:lvlText w:val="%9."/>
+      <w:lvlJc w:val="right"/>
+      <w:pPr>
+        <w:ind w:left="6480" w:hanging="180"/>
+      </w:pPr>
+    </w:lvl>
+  </w:abstractNum>
+  <w:abstractNum w:abstractNumId="5" w15:restartNumberingAfterBreak="0">
+    <w:nsid w:val="25862CF6"/>
+    <w:multiLevelType w:val="hybridMultilevel"/>
+    <w:tmpl w:val="15D029C4"/>
+    <w:lvl w:ilvl="0" w:tplc="04090017">
+      <w:start w:val="1"/>
+      <w:numFmt w:val="lowerLetter"/>
+      <w:lvlText w:val="%1)"/>
+      <w:lvlJc w:val="left"/>
+      <w:pPr>
+        <w:ind w:left="720" w:hanging="360"/>
+      </w:pPr>
+    </w:lvl>
+    <w:lvl w:ilvl="1" w:tplc="04090019" w:tentative="1">
+      <w:start w:val="1"/>
+      <w:numFmt w:val="lowerLetter"/>
+      <w:lvlText w:val="%2."/>
+      <w:lvlJc w:val="left"/>
+      <w:pPr>
+        <w:ind w:left="1440" w:hanging="360"/>
+      </w:pPr>
+    </w:lvl>
+    <w:lvl w:ilvl="2" w:tplc="0409001B" w:tentative="1">
+      <w:start w:val="1"/>
+      <w:numFmt w:val="lowerRoman"/>
+      <w:lvlText w:val="%3."/>
+      <w:lvlJc w:val="right"/>
+      <w:pPr>
+        <w:ind w:left="2160" w:hanging="180"/>
+      </w:pPr>
+    </w:lvl>
+    <w:lvl w:ilvl="3" w:tplc="0409000F" w:tentative="1">
+      <w:start w:val="1"/>
+      <w:numFmt w:val="decimal"/>
+      <w:lvlText w:val="%4."/>
+      <w:lvlJc w:val="left"/>
+      <w:pPr>
+        <w:ind w:left="2880" w:hanging="360"/>
+      </w:pPr>
+    </w:lvl>
+    <w:lvl w:ilvl="4" w:tplc="04090019" w:tentative="1">
+      <w:start w:val="1"/>
+      <w:numFmt w:val="lowerLetter"/>
+      <w:lvlText w:val="%5."/>
+      <w:lvlJc w:val="left"/>
+      <w:pPr>
+        <w:ind w:left="3600" w:hanging="360"/>
+      </w:pPr>
+    </w:lvl>
+    <w:lvl w:ilvl="5" w:tplc="0409001B" w:tentative="1">
+      <w:start w:val="1"/>
+      <w:numFmt w:val="lowerRoman"/>
+      <w:lvlText w:val="%6."/>
+      <w:lvlJc w:val="right"/>
+      <w:pPr>
+        <w:ind w:left="4320" w:hanging="180"/>
+      </w:pPr>
+    </w:lvl>
+    <w:lvl w:ilvl="6" w:tplc="0409000F" w:tentative="1">
+      <w:start w:val="1"/>
+      <w:numFmt w:val="decimal"/>
+      <w:lvlText w:val="%7."/>
+      <w:lvlJc w:val="left"/>
+      <w:pPr>
+        <w:ind w:left="5040" w:hanging="360"/>
+      </w:pPr>
+    </w:lvl>
+    <w:lvl w:ilvl="7" w:tplc="04090019" w:tentative="1">
+      <w:start w:val="1"/>
+      <w:numFmt w:val="lowerLetter"/>
+      <w:lvlText w:val="%8."/>
+      <w:lvlJc w:val="left"/>
+      <w:pPr>
+        <w:ind w:left="5760" w:hanging="360"/>
+      </w:pPr>
+    </w:lvl>
+    <w:lvl w:ilvl="8" w:tplc="0409001B" w:tentative="1">
+      <w:start w:val="1"/>
+      <w:numFmt w:val="lowerRoman"/>
+      <w:lvlText w:val="%9."/>
+      <w:lvlJc w:val="right"/>
+      <w:pPr>
+        <w:ind w:left="6480" w:hanging="180"/>
+      </w:pPr>
+    </w:lvl>
+  </w:abstractNum>
+  <w:abstractNum w:abstractNumId="6" w15:restartNumberingAfterBreak="0">
+    <w:nsid w:val="2C8536B5"/>
+    <w:multiLevelType w:val="multilevel"/>
+    <w:tmpl w:val="D494DD2E"/>
+    <w:lvl w:ilvl="0">
+      <w:start w:val="1"/>
+      <w:numFmt w:val="bullet"/>
+      <w:lvlText w:val=""/>
+      <w:lvlJc w:val="left"/>
+      <w:pPr>
+        <w:tabs>
+          <w:tab w:val="num" w:pos="720"/>
+        </w:tabs>
+        <w:ind w:left="720" w:hanging="360"/>
+      </w:pPr>
+      <w:rPr>
+        <w:rFonts w:ascii="Symbol" w:hAnsi="Symbol" w:hint="default"/>
+        <w:sz w:val="20"/>
+      </w:rPr>
+    </w:lvl>
+    <w:lvl w:ilvl="1" w:tentative="1">
+      <w:start w:val="1"/>
+      <w:numFmt w:val="bullet"/>
+      <w:lvlText w:val="o"/>
+      <w:lvlJc w:val="left"/>
+      <w:pPr>
+        <w:tabs>
+          <w:tab w:val="num" w:pos="1440"/>
+        </w:tabs>
+        <w:ind w:left="1440" w:hanging="360"/>
+      </w:pPr>
+      <w:rPr>
+        <w:rFonts w:ascii="Courier New" w:hAnsi="Courier New" w:hint="default"/>
+        <w:sz w:val="20"/>
+      </w:rPr>
+    </w:lvl>
+    <w:lvl w:ilvl="2" w:tentative="1">
+      <w:start w:val="1"/>
+      <w:numFmt w:val="bullet"/>
+      <w:lvlText w:val=""/>
+      <w:lvlJc w:val="left"/>
+      <w:pPr>
+        <w:tabs>
+          <w:tab w:val="num" w:pos="2160"/>
+        </w:tabs>
+        <w:ind w:left="2160" w:hanging="360"/>
+      </w:pPr>
+      <w:rPr>
+        <w:rFonts w:ascii="Wingdings" w:hAnsi="Wingdings" w:hint="default"/>
+        <w:sz w:val="20"/>
+      </w:rPr>
+    </w:lvl>
+    <w:lvl w:ilvl="3" w:tentative="1">
+      <w:start w:val="1"/>
+      <w:numFmt w:val="bullet"/>
+      <w:lvlText w:val=""/>
+      <w:lvlJc w:val="left"/>
+      <w:pPr>
+        <w:tabs>
+          <w:tab w:val="num" w:pos="2880"/>
+        </w:tabs>
+        <w:ind w:left="2880" w:hanging="360"/>
+      </w:pPr>
+      <w:rPr>
+        <w:rFonts w:ascii="Wingdings" w:hAnsi="Wingdings" w:hint="default"/>
+        <w:sz w:val="20"/>
+      </w:rPr>
+    </w:lvl>
+    <w:lvl w:ilvl="4" w:tentative="1">
+      <w:start w:val="1"/>
+      <w:numFmt w:val="bullet"/>
+      <w:lvlText w:val=""/>
+      <w:lvlJc w:val="left"/>
+      <w:pPr>
+        <w:tabs>
+          <w:tab w:val="num" w:pos="3600"/>
+        </w:tabs>
+        <w:ind w:left="3600" w:hanging="360"/>
+      </w:pPr>
+      <w:rPr>
+        <w:rFonts w:ascii="Wingdings" w:hAnsi="Wingdings" w:hint="default"/>
+        <w:sz w:val="20"/>
+      </w:rPr>
+    </w:lvl>
+    <w:lvl w:ilvl="5" w:tentative="1">
+      <w:start w:val="1"/>
+      <w:numFmt w:val="bullet"/>
+      <w:lvlText w:val=""/>
+      <w:lvlJc w:val="left"/>
+      <w:pPr>
+        <w:tabs>
+          <w:tab w:val="num" w:pos="4320"/>
+        </w:tabs>
+        <w:ind w:left="4320" w:hanging="360"/>
+      </w:pPr>
+      <w:rPr>
+        <w:rFonts w:ascii="Wingdings" w:hAnsi="Wingdings" w:hint="default"/>
+        <w:sz w:val="20"/>
+      </w:rPr>
+    </w:lvl>
+    <w:lvl w:ilvl="6" w:tentative="1">
+      <w:start w:val="1"/>
+      <w:numFmt w:val="bullet"/>
+      <w:lvlText w:val=""/>
+      <w:lvlJc w:val="left"/>
+      <w:pPr>
+        <w:tabs>
+          <w:tab w:val="num" w:pos="5040"/>
+        </w:tabs>
+        <w:ind w:left="5040" w:hanging="360"/>
+      </w:pPr>
+      <w:rPr>
+        <w:rFonts w:ascii="Wingdings" w:hAnsi="Wingdings" w:hint="default"/>
+        <w:sz w:val="20"/>
+      </w:rPr>
+    </w:lvl>
+    <w:lvl w:ilvl="7" w:tentative="1">
+      <w:start w:val="1"/>
+      <w:numFmt w:val="bullet"/>
+      <w:lvlText w:val=""/>
+      <w:lvlJc w:val="left"/>
+      <w:pPr>
+        <w:tabs>
+          <w:tab w:val="num" w:pos="5760"/>
+        </w:tabs>
+        <w:ind w:left="5760" w:hanging="360"/>
+      </w:pPr>
+      <w:rPr>
+        <w:rFonts w:ascii="Wingdings" w:hAnsi="Wingdings" w:hint="default"/>
+        <w:sz w:val="20"/>
+      </w:rPr>
+    </w:lvl>
+    <w:lvl w:ilvl="8" w:tentative="1">
+      <w:start w:val="1"/>
+      <w:numFmt w:val="bullet"/>
+      <w:lvlText w:val=""/>
+      <w:lvlJc w:val="left"/>
+      <w:pPr>
+        <w:tabs>
+          <w:tab w:val="num" w:pos="6480"/>
+        </w:tabs>
+        <w:ind w:left="6480" w:hanging="360"/>
+      </w:pPr>
+      <w:rPr>
+        <w:rFonts w:ascii="Wingdings" w:hAnsi="Wingdings" w:hint="default"/>
+        <w:sz w:val="20"/>
+      </w:rPr>
+    </w:lvl>
+  </w:abstractNum>
+  <w:abstractNum w:abstractNumId="7" w15:restartNumberingAfterBreak="0">
+    <w:nsid w:val="2C916DC9"/>
+    <w:multiLevelType w:val="multilevel"/>
+    <w:tmpl w:val="283C079C"/>
+    <w:lvl w:ilvl="0">
+      <w:start w:val="1"/>
+      <w:numFmt w:val="decimal"/>
+      <w:lvlText w:val="%1."/>
+      <w:lvlJc w:val="left"/>
+      <w:pPr>
+        <w:tabs>
+          <w:tab w:val="num" w:pos="720"/>
+        </w:tabs>
+        <w:ind w:left="720" w:hanging="360"/>
+      </w:pPr>
+    </w:lvl>
+    <w:lvl w:ilvl="1" w:tentative="1">
+      <w:start w:val="1"/>
+      <w:numFmt w:val="decimal"/>
+      <w:lvlText w:val="%2."/>
+      <w:lvlJc w:val="left"/>
+      <w:pPr>
+        <w:tabs>
+          <w:tab w:val="num" w:pos="1440"/>
+        </w:tabs>
+        <w:ind w:left="1440" w:hanging="360"/>
+      </w:pPr>
+    </w:lvl>
+    <w:lvl w:ilvl="2" w:tentative="1">
+      <w:start w:val="1"/>
+      <w:numFmt w:val="decimal"/>
+      <w:lvlText w:val="%3."/>
+      <w:lvlJc w:val="left"/>
+      <w:pPr>
+        <w:tabs>
+          <w:tab w:val="num" w:pos="2160"/>
+        </w:tabs>
+        <w:ind w:left="2160" w:hanging="360"/>
+      </w:pPr>
+    </w:lvl>
+    <w:lvl w:ilvl="3" w:tentative="1">
+      <w:start w:val="1"/>
+      <w:numFmt w:val="decimal"/>
+      <w:lvlText w:val="%4."/>
+      <w:lvlJc w:val="left"/>
+      <w:pPr>
+        <w:tabs>
+          <w:tab w:val="num" w:pos="2880"/>
+        </w:tabs>
+        <w:ind w:left="2880" w:hanging="360"/>
+      </w:pPr>
+    </w:lvl>
+    <w:lvl w:ilvl="4" w:tentative="1">
+      <w:start w:val="1"/>
+      <w:numFmt w:val="decimal"/>
+      <w:lvlText w:val="%5."/>
+      <w:lvlJc w:val="left"/>
+      <w:pPr>
+        <w:tabs>
+          <w:tab w:val="num" w:pos="3600"/>
+        </w:tabs>
+        <w:ind w:left="3600" w:hanging="360"/>
+      </w:pPr>
+    </w:lvl>
+    <w:lvl w:ilvl="5" w:tentative="1">
+      <w:start w:val="1"/>
+      <w:numFmt w:val="decimal"/>
+      <w:lvlText w:val="%6."/>
+      <w:lvlJc w:val="left"/>
+      <w:pPr>
+        <w:tabs>
+          <w:tab w:val="num" w:pos="4320"/>
+        </w:tabs>
+        <w:ind w:left="4320" w:hanging="360"/>
+      </w:pPr>
+    </w:lvl>
+    <w:lvl w:ilvl="6" w:tentative="1">
+      <w:start w:val="1"/>
+      <w:numFmt w:val="decimal"/>
+      <w:lvlText w:val="%7."/>
+      <w:lvlJc w:val="left"/>
+      <w:pPr>
+        <w:tabs>
+          <w:tab w:val="num" w:pos="5040"/>
+        </w:tabs>
+        <w:ind w:left="5040" w:hanging="360"/>
+      </w:pPr>
+    </w:lvl>
+    <w:lvl w:ilvl="7" w:tentative="1">
+      <w:start w:val="1"/>
+      <w:numFmt w:val="decimal"/>
+      <w:lvlText w:val="%8."/>
+      <w:lvlJc w:val="left"/>
+      <w:pPr>
+        <w:tabs>
+          <w:tab w:val="num" w:pos="5760"/>
+        </w:tabs>
+        <w:ind w:left="5760" w:hanging="360"/>
+      </w:pPr>
+    </w:lvl>
+    <w:lvl w:ilvl="8" w:tentative="1">
+      <w:start w:val="1"/>
+      <w:numFmt w:val="decimal"/>
+      <w:lvlText w:val="%9."/>
+      <w:lvlJc w:val="left"/>
+      <w:pPr>
+        <w:tabs>
+          <w:tab w:val="num" w:pos="6480"/>
+        </w:tabs>
+        <w:ind w:left="6480" w:hanging="360"/>
+      </w:pPr>
+    </w:lvl>
+  </w:abstractNum>
+  <w:abstractNum w:abstractNumId="8" w15:restartNumberingAfterBreak="0">
+    <w:nsid w:val="2E33188E"/>
+    <w:multiLevelType w:val="hybridMultilevel"/>
+    <w:tmpl w:val="E46C9F0E"/>
+    <w:lvl w:ilvl="0" w:tplc="04090019">
+      <w:start w:val="1"/>
+      <w:numFmt w:val="lowerLetter"/>
+      <w:lvlText w:val="%1."/>
+      <w:lvlJc w:val="left"/>
+      <w:pPr>
+        <w:ind w:left="720" w:hanging="360"/>
+      </w:pPr>
+      <w:rPr>
+        <w:rFonts w:hint="default"/>
+      </w:rPr>
+    </w:lvl>
+    <w:lvl w:ilvl="1" w:tplc="04090019">
+      <w:start w:val="1"/>
+      <w:numFmt w:val="lowerLetter"/>
+      <w:lvlText w:val="%2."/>
+      <w:lvlJc w:val="left"/>
+      <w:pPr>
+        <w:ind w:left="1440" w:hanging="360"/>
+      </w:pPr>
+    </w:lvl>
+    <w:lvl w:ilvl="2" w:tplc="0409001B" w:tentative="1">
+      <w:start w:val="1"/>
+      <w:numFmt w:val="lowerRoman"/>
+      <w:lvlText w:val="%3."/>
+      <w:lvlJc w:val="right"/>
+      <w:pPr>
+        <w:ind w:left="2160" w:hanging="180"/>
+      </w:pPr>
+    </w:lvl>
+    <w:lvl w:ilvl="3" w:tplc="0409000F" w:tentative="1">
+      <w:start w:val="1"/>
+      <w:numFmt w:val="decimal"/>
+      <w:lvlText w:val="%4."/>
+      <w:lvlJc w:val="left"/>
+      <w:pPr>
+        <w:ind w:left="2880" w:hanging="360"/>
+      </w:pPr>
+    </w:lvl>
+    <w:lvl w:ilvl="4" w:tplc="04090019" w:tentative="1">
+      <w:start w:val="1"/>
+      <w:numFmt w:val="lowerLetter"/>
+      <w:lvlText w:val="%5."/>
+      <w:lvlJc w:val="left"/>
+      <w:pPr>
+        <w:ind w:left="3600" w:hanging="360"/>
+      </w:pPr>
+    </w:lvl>
+    <w:lvl w:ilvl="5" w:tplc="0409001B" w:tentative="1">
+      <w:start w:val="1"/>
+      <w:numFmt w:val="lowerRoman"/>
+      <w:lvlText w:val="%6."/>
+      <w:lvlJc w:val="right"/>
+      <w:pPr>
+        <w:ind w:left="4320" w:hanging="180"/>
+      </w:pPr>
+    </w:lvl>
+    <w:lvl w:ilvl="6" w:tplc="0409000F" w:tentative="1">
+      <w:start w:val="1"/>
+      <w:numFmt w:val="decimal"/>
+      <w:lvlText w:val="%7."/>
+      <w:lvlJc w:val="left"/>
+      <w:pPr>
+        <w:ind w:left="5040" w:hanging="360"/>
+      </w:pPr>
+    </w:lvl>
+    <w:lvl w:ilvl="7" w:tplc="04090019" w:tentative="1">
+      <w:start w:val="1"/>
+      <w:numFmt w:val="lowerLetter"/>
+      <w:lvlText w:val="%8."/>
+      <w:lvlJc w:val="left"/>
+      <w:pPr>
+        <w:ind w:left="5760" w:hanging="360"/>
+      </w:pPr>
+    </w:lvl>
+    <w:lvl w:ilvl="8" w:tplc="0409001B" w:tentative="1">
+      <w:start w:val="1"/>
+      <w:numFmt w:val="lowerRoman"/>
+      <w:lvlText w:val="%9."/>
+      <w:lvlJc w:val="right"/>
+      <w:pPr>
+        <w:ind w:left="6480" w:hanging="180"/>
+      </w:pPr>
+    </w:lvl>
+  </w:abstractNum>
+  <w:abstractNum w:abstractNumId="9" w15:restartNumberingAfterBreak="0">
+    <w:nsid w:val="35B6392E"/>
+    <w:multiLevelType w:val="hybridMultilevel"/>
+    <w:tmpl w:val="E0BE8BB2"/>
+    <w:lvl w:ilvl="0" w:tplc="04090019">
+      <w:start w:val="1"/>
+      <w:numFmt w:val="lowerLetter"/>
+      <w:lvlText w:val="%1."/>
+      <w:lvlJc w:val="left"/>
+      <w:pPr>
+        <w:ind w:left="1080" w:hanging="360"/>
+      </w:pPr>
+    </w:lvl>
+    <w:lvl w:ilvl="1" w:tplc="ACD024FA">
+      <w:start w:val="1"/>
+      <w:numFmt w:val="lowerLetter"/>
+      <w:lvlText w:val="%2."/>
+      <w:lvlJc w:val="left"/>
+      <w:pPr>
+        <w:ind w:left="1800" w:hanging="360"/>
+      </w:pPr>
+      <w:rPr>
+        <w:rFonts w:asciiTheme="minorHAnsi" w:eastAsiaTheme="minorHAnsi" w:hAnsiTheme="minorHAnsi" w:cstheme="minorBidi"/>
+      </w:rPr>
+    </w:lvl>
+    <w:lvl w:ilvl="2" w:tplc="FFFFFFFF">
+      <w:start w:val="1"/>
+      <w:numFmt w:val="lowerRoman"/>
+      <w:lvlText w:val="%3."/>
+      <w:lvlJc w:val="right"/>
+      <w:pPr>
+        <w:ind w:left="2520" w:hanging="180"/>
+      </w:pPr>
+    </w:lvl>
+    <w:lvl w:ilvl="3" w:tplc="FFFFFFFF" w:tentative="1">
+      <w:start w:val="1"/>
+      <w:numFmt w:val="decimal"/>
+      <w:lvlText w:val="%4."/>
+      <w:lvlJc w:val="left"/>
+      <w:pPr>
+        <w:ind w:left="3240" w:hanging="360"/>
+      </w:pPr>
+    </w:lvl>
+    <w:lvl w:ilvl="4" w:tplc="FFFFFFFF" w:tentative="1">
+      <w:start w:val="1"/>
+      <w:numFmt w:val="lowerLetter"/>
+      <w:lvlText w:val="%5."/>
+      <w:lvlJc w:val="left"/>
+      <w:pPr>
+        <w:ind w:left="3960" w:hanging="360"/>
+      </w:pPr>
+    </w:lvl>
+    <w:lvl w:ilvl="5" w:tplc="FFFFFFFF" w:tentative="1">
+      <w:start w:val="1"/>
+      <w:numFmt w:val="lowerRoman"/>
+      <w:lvlText w:val="%6."/>
+      <w:lvlJc w:val="right"/>
+      <w:pPr>
+        <w:ind w:left="4680" w:hanging="180"/>
+      </w:pPr>
+    </w:lvl>
+    <w:lvl w:ilvl="6" w:tplc="FFFFFFFF" w:tentative="1">
+      <w:start w:val="1"/>
+      <w:numFmt w:val="decimal"/>
+      <w:lvlText w:val="%7."/>
+      <w:lvlJc w:val="left"/>
+      <w:pPr>
+        <w:ind w:left="5400" w:hanging="360"/>
+      </w:pPr>
+    </w:lvl>
+    <w:lvl w:ilvl="7" w:tplc="FFFFFFFF" w:tentative="1">
+      <w:start w:val="1"/>
+      <w:numFmt w:val="lowerLetter"/>
+      <w:lvlText w:val="%8."/>
+      <w:lvlJc w:val="left"/>
+      <w:pPr>
+        <w:ind w:left="6120" w:hanging="360"/>
+      </w:pPr>
+    </w:lvl>
+    <w:lvl w:ilvl="8" w:tplc="FFFFFFFF" w:tentative="1">
+      <w:start w:val="1"/>
+      <w:numFmt w:val="lowerRoman"/>
+      <w:lvlText w:val="%9."/>
+      <w:lvlJc w:val="right"/>
+      <w:pPr>
+        <w:ind w:left="6840" w:hanging="180"/>
+      </w:pPr>
+    </w:lvl>
+  </w:abstractNum>
+  <w:abstractNum w:abstractNumId="10" w15:restartNumberingAfterBreak="0">
+    <w:nsid w:val="37434C22"/>
+    <w:multiLevelType w:val="multilevel"/>
+    <w:tmpl w:val="D094742C"/>
+    <w:lvl w:ilvl="0">
+      <w:start w:val="1"/>
+      <w:numFmt w:val="bullet"/>
+      <w:lvlText w:val=""/>
+      <w:lvlJc w:val="left"/>
+      <w:pPr>
+        <w:tabs>
+          <w:tab w:val="num" w:pos="720"/>
+        </w:tabs>
+        <w:ind w:left="720" w:hanging="360"/>
+      </w:pPr>
+      <w:rPr>
+        <w:rFonts w:ascii="Symbol" w:hAnsi="Symbol" w:hint="default"/>
+        <w:sz w:val="20"/>
+      </w:rPr>
+    </w:lvl>
+    <w:lvl w:ilvl="1" w:tentative="1">
+      <w:start w:val="1"/>
+      <w:numFmt w:val="bullet"/>
+      <w:lvlText w:val="o"/>
+      <w:lvlJc w:val="left"/>
+      <w:pPr>
+        <w:tabs>
+          <w:tab w:val="num" w:pos="1440"/>
+        </w:tabs>
+        <w:ind w:left="1440" w:hanging="360"/>
+      </w:pPr>
+      <w:rPr>
+        <w:rFonts w:ascii="Courier New" w:hAnsi="Courier New" w:hint="default"/>
+        <w:sz w:val="20"/>
+      </w:rPr>
+    </w:lvl>
+    <w:lvl w:ilvl="2" w:tentative="1">
+      <w:start w:val="1"/>
+      <w:numFmt w:val="bullet"/>
+      <w:lvlText w:val=""/>
+      <w:lvlJc w:val="left"/>
+      <w:pPr>
+        <w:tabs>
+          <w:tab w:val="num" w:pos="2160"/>
+        </w:tabs>
+        <w:ind w:left="2160" w:hanging="360"/>
+      </w:pPr>
+      <w:rPr>
+        <w:rFonts w:ascii="Wingdings" w:hAnsi="Wingdings" w:hint="default"/>
+        <w:sz w:val="20"/>
+      </w:rPr>
+    </w:lvl>
+    <w:lvl w:ilvl="3" w:tentative="1">
+      <w:start w:val="1"/>
+      <w:numFmt w:val="bullet"/>
+      <w:lvlText w:val=""/>
+      <w:lvlJc w:val="left"/>
+      <w:pPr>
+        <w:tabs>
+          <w:tab w:val="num" w:pos="2880"/>
+        </w:tabs>
+        <w:ind w:left="2880" w:hanging="360"/>
+      </w:pPr>
+      <w:rPr>
+        <w:rFonts w:ascii="Wingdings" w:hAnsi="Wingdings" w:hint="default"/>
+        <w:sz w:val="20"/>
+      </w:rPr>
+    </w:lvl>
+    <w:lvl w:ilvl="4" w:tentative="1">
+      <w:start w:val="1"/>
+      <w:numFmt w:val="bullet"/>
+      <w:lvlText w:val=""/>
+      <w:lvlJc w:val="left"/>
+      <w:pPr>
+        <w:tabs>
+          <w:tab w:val="num" w:pos="3600"/>
+        </w:tabs>
+        <w:ind w:left="3600" w:hanging="360"/>
+      </w:pPr>
+      <w:rPr>
+        <w:rFonts w:ascii="Wingdings" w:hAnsi="Wingdings" w:hint="default"/>
+        <w:sz w:val="20"/>
+      </w:rPr>
+    </w:lvl>
+    <w:lvl w:ilvl="5" w:tentative="1">
+      <w:start w:val="1"/>
+      <w:numFmt w:val="bullet"/>
+      <w:lvlText w:val=""/>
+      <w:lvlJc w:val="left"/>
+      <w:pPr>
+        <w:tabs>
+          <w:tab w:val="num" w:pos="4320"/>
+        </w:tabs>
+        <w:ind w:left="4320" w:hanging="360"/>
+      </w:pPr>
+      <w:rPr>
+        <w:rFonts w:ascii="Wingdings" w:hAnsi="Wingdings" w:hint="default"/>
+        <w:sz w:val="20"/>
+      </w:rPr>
+    </w:lvl>
+    <w:lvl w:ilvl="6" w:tentative="1">
+      <w:start w:val="1"/>
+      <w:numFmt w:val="bullet"/>
+      <w:lvlText w:val=""/>
+      <w:lvlJc w:val="left"/>
+      <w:pPr>
+        <w:tabs>
+          <w:tab w:val="num" w:pos="5040"/>
+        </w:tabs>
+        <w:ind w:left="5040" w:hanging="360"/>
+      </w:pPr>
+      <w:rPr>
+        <w:rFonts w:ascii="Wingdings" w:hAnsi="Wingdings" w:hint="default"/>
+        <w:sz w:val="20"/>
+      </w:rPr>
+    </w:lvl>
+    <w:lvl w:ilvl="7" w:tentative="1">
+      <w:start w:val="1"/>
+      <w:numFmt w:val="bullet"/>
+      <w:lvlText w:val=""/>
+      <w:lvlJc w:val="left"/>
+      <w:pPr>
+        <w:tabs>
+          <w:tab w:val="num" w:pos="5760"/>
+        </w:tabs>
+        <w:ind w:left="5760" w:hanging="360"/>
+      </w:pPr>
+      <w:rPr>
+        <w:rFonts w:ascii="Wingdings" w:hAnsi="Wingdings" w:hint="default"/>
+        <w:sz w:val="20"/>
+      </w:rPr>
+    </w:lvl>
+    <w:lvl w:ilvl="8" w:tentative="1">
+      <w:start w:val="1"/>
+      <w:numFmt w:val="bullet"/>
+      <w:lvlText w:val=""/>
+      <w:lvlJc w:val="left"/>
+      <w:pPr>
+        <w:tabs>
+          <w:tab w:val="num" w:pos="6480"/>
+        </w:tabs>
+        <w:ind w:left="6480" w:hanging="360"/>
+      </w:pPr>
+      <w:rPr>
+        <w:rFonts w:ascii="Wingdings" w:hAnsi="Wingdings" w:hint="default"/>
+        <w:sz w:val="20"/>
+      </w:rPr>
+    </w:lvl>
+  </w:abstractNum>
+  <w:abstractNum w:abstractNumId="11" w15:restartNumberingAfterBreak="0">
+    <w:nsid w:val="3A0230BC"/>
+    <w:multiLevelType w:val="hybridMultilevel"/>
+    <w:tmpl w:val="90CAF708"/>
+    <w:lvl w:ilvl="0" w:tplc="04090017">
+      <w:start w:val="1"/>
+      <w:numFmt w:val="lowerLetter"/>
+      <w:lvlText w:val="%1)"/>
+      <w:lvlJc w:val="left"/>
+      <w:pPr>
+        <w:ind w:left="720" w:hanging="360"/>
+      </w:pPr>
+    </w:lvl>
+    <w:lvl w:ilvl="1" w:tplc="04090019">
+      <w:start w:val="1"/>
+      <w:numFmt w:val="lowerLetter"/>
+      <w:lvlText w:val="%2."/>
+      <w:lvlJc w:val="left"/>
+      <w:pPr>
+        <w:ind w:left="1440" w:hanging="360"/>
+      </w:pPr>
+    </w:lvl>
+    <w:lvl w:ilvl="2" w:tplc="0409001B" w:tentative="1">
+      <w:start w:val="1"/>
+      <w:numFmt w:val="lowerRoman"/>
+      <w:lvlText w:val="%3."/>
+      <w:lvlJc w:val="right"/>
+      <w:pPr>
+        <w:ind w:left="2160" w:hanging="180"/>
+      </w:pPr>
+    </w:lvl>
+    <w:lvl w:ilvl="3" w:tplc="0409000F" w:tentative="1">
+      <w:start w:val="1"/>
+      <w:numFmt w:val="decimal"/>
+      <w:lvlText w:val="%4."/>
+      <w:lvlJc w:val="left"/>
+      <w:pPr>
+        <w:ind w:left="2880" w:hanging="360"/>
+      </w:pPr>
+    </w:lvl>
+    <w:lvl w:ilvl="4" w:tplc="04090019" w:tentative="1">
+      <w:start w:val="1"/>
+      <w:numFmt w:val="lowerLetter"/>
+      <w:lvlText w:val="%5."/>
+      <w:lvlJc w:val="left"/>
+      <w:pPr>
+        <w:ind w:left="3600" w:hanging="360"/>
+      </w:pPr>
+    </w:lvl>
+    <w:lvl w:ilvl="5" w:tplc="0409001B" w:tentative="1">
+      <w:start w:val="1"/>
+      <w:numFmt w:val="lowerRoman"/>
+      <w:lvlText w:val="%6."/>
+      <w:lvlJc w:val="right"/>
+      <w:pPr>
+        <w:ind w:left="4320" w:hanging="180"/>
+      </w:pPr>
+    </w:lvl>
+    <w:lvl w:ilvl="6" w:tplc="0409000F" w:tentative="1">
+      <w:start w:val="1"/>
+      <w:numFmt w:val="decimal"/>
+      <w:lvlText w:val="%7."/>
+      <w:lvlJc w:val="left"/>
+      <w:pPr>
+        <w:ind w:left="5040" w:hanging="360"/>
+      </w:pPr>
+    </w:lvl>
+    <w:lvl w:ilvl="7" w:tplc="04090019" w:tentative="1">
+      <w:start w:val="1"/>
+      <w:numFmt w:val="lowerLetter"/>
+      <w:lvlText w:val="%8."/>
+      <w:lvlJc w:val="left"/>
+      <w:pPr>
+        <w:ind w:left="5760" w:hanging="360"/>
+      </w:pPr>
+    </w:lvl>
+    <w:lvl w:ilvl="8" w:tplc="0409001B" w:tentative="1">
+      <w:start w:val="1"/>
+      <w:numFmt w:val="lowerRoman"/>
+      <w:lvlText w:val="%9."/>
+      <w:lvlJc w:val="right"/>
+      <w:pPr>
+        <w:ind w:left="6480" w:hanging="180"/>
+      </w:pPr>
+    </w:lvl>
+  </w:abstractNum>
+  <w:abstractNum w:abstractNumId="12" w15:restartNumberingAfterBreak="0">
+    <w:nsid w:val="46FE45E8"/>
+    <w:multiLevelType w:val="hybridMultilevel"/>
+    <w:tmpl w:val="20584132"/>
+    <w:lvl w:ilvl="0" w:tplc="04090017">
+      <w:start w:val="1"/>
+      <w:numFmt w:val="lowerLetter"/>
+      <w:lvlText w:val="%1)"/>
+      <w:lvlJc w:val="left"/>
+      <w:pPr>
+        <w:ind w:left="720" w:hanging="360"/>
+      </w:pPr>
+    </w:lvl>
+    <w:lvl w:ilvl="1" w:tplc="04090019" w:tentative="1">
+      <w:start w:val="1"/>
+      <w:numFmt w:val="lowerLetter"/>
+      <w:lvlText w:val="%2."/>
+      <w:lvlJc w:val="left"/>
+      <w:pPr>
+        <w:ind w:left="1440" w:hanging="360"/>
+      </w:pPr>
+    </w:lvl>
+    <w:lvl w:ilvl="2" w:tplc="0409001B" w:tentative="1">
+      <w:start w:val="1"/>
+      <w:numFmt w:val="lowerRoman"/>
+      <w:lvlText w:val="%3."/>
+      <w:lvlJc w:val="right"/>
+      <w:pPr>
+        <w:ind w:left="2160" w:hanging="180"/>
+      </w:pPr>
+    </w:lvl>
+    <w:lvl w:ilvl="3" w:tplc="0409000F" w:tentative="1">
+      <w:start w:val="1"/>
+      <w:numFmt w:val="decimal"/>
+      <w:lvlText w:val="%4."/>
+      <w:lvlJc w:val="left"/>
+      <w:pPr>
+        <w:ind w:left="2880" w:hanging="360"/>
+      </w:pPr>
+    </w:lvl>
+    <w:lvl w:ilvl="4" w:tplc="04090019" w:tentative="1">
+      <w:start w:val="1"/>
+      <w:numFmt w:val="lowerLetter"/>
+      <w:lvlText w:val="%5."/>
+      <w:lvlJc w:val="left"/>
+      <w:pPr>
+        <w:ind w:left="3600" w:hanging="360"/>
+      </w:pPr>
+    </w:lvl>
+    <w:lvl w:ilvl="5" w:tplc="0409001B" w:tentative="1">
+      <w:start w:val="1"/>
+      <w:numFmt w:val="lowerRoman"/>
+      <w:lvlText w:val="%6."/>
+      <w:lvlJc w:val="right"/>
+      <w:pPr>
+        <w:ind w:left="4320" w:hanging="180"/>
+      </w:pPr>
+    </w:lvl>
+    <w:lvl w:ilvl="6" w:tplc="0409000F" w:tentative="1">
+      <w:start w:val="1"/>
+      <w:numFmt w:val="decimal"/>
+      <w:lvlText w:val="%7."/>
+      <w:lvlJc w:val="left"/>
+      <w:pPr>
+        <w:ind w:left="5040" w:hanging="360"/>
+      </w:pPr>
+    </w:lvl>
+    <w:lvl w:ilvl="7" w:tplc="04090019" w:tentative="1">
+      <w:start w:val="1"/>
+      <w:numFmt w:val="lowerLetter"/>
+      <w:lvlText w:val="%8."/>
+      <w:lvlJc w:val="left"/>
+      <w:pPr>
+        <w:ind w:left="5760" w:hanging="360"/>
+      </w:pPr>
+    </w:lvl>
+    <w:lvl w:ilvl="8" w:tplc="0409001B" w:tentative="1">
+      <w:start w:val="1"/>
+      <w:numFmt w:val="lowerRoman"/>
+      <w:lvlText w:val="%9."/>
+      <w:lvlJc w:val="right"/>
+      <w:pPr>
+        <w:ind w:left="6480" w:hanging="180"/>
+      </w:pPr>
+    </w:lvl>
+  </w:abstractNum>
+  <w:abstractNum w:abstractNumId="13" w15:restartNumberingAfterBreak="0">
+    <w:nsid w:val="4708374D"/>
+    <w:multiLevelType w:val="hybridMultilevel"/>
+    <w:tmpl w:val="73C27C5A"/>
+    <w:lvl w:ilvl="0" w:tplc="04090017">
+      <w:start w:val="1"/>
+      <w:numFmt w:val="lowerLetter"/>
+      <w:lvlText w:val="%1)"/>
+      <w:lvlJc w:val="left"/>
+      <w:pPr>
+        <w:ind w:left="720" w:hanging="360"/>
+      </w:pPr>
+    </w:lvl>
+    <w:lvl w:ilvl="1" w:tplc="04090019" w:tentative="1">
+      <w:start w:val="1"/>
+      <w:numFmt w:val="lowerLetter"/>
+      <w:lvlText w:val="%2."/>
+      <w:lvlJc w:val="left"/>
+      <w:pPr>
+        <w:ind w:left="1440" w:hanging="360"/>
+      </w:pPr>
+    </w:lvl>
+    <w:lvl w:ilvl="2" w:tplc="0409001B" w:tentative="1">
+      <w:start w:val="1"/>
+      <w:numFmt w:val="lowerRoman"/>
+      <w:lvlText w:val="%3."/>
+      <w:lvlJc w:val="right"/>
+      <w:pPr>
+        <w:ind w:left="2160" w:hanging="180"/>
+      </w:pPr>
+    </w:lvl>
+    <w:lvl w:ilvl="3" w:tplc="0409000F" w:tentative="1">
+      <w:start w:val="1"/>
+      <w:numFmt w:val="decimal"/>
+      <w:lvlText w:val="%4."/>
+      <w:lvlJc w:val="left"/>
+      <w:pPr>
+        <w:ind w:left="2880" w:hanging="360"/>
+      </w:pPr>
+    </w:lvl>
+    <w:lvl w:ilvl="4" w:tplc="04090019" w:tentative="1">
+      <w:start w:val="1"/>
+      <w:numFmt w:val="lowerLetter"/>
+      <w:lvlText w:val="%5."/>
+      <w:lvlJc w:val="left"/>
+      <w:pPr>
+        <w:ind w:left="3600" w:hanging="360"/>
+      </w:pPr>
+    </w:lvl>
+    <w:lvl w:ilvl="5" w:tplc="0409001B" w:tentative="1">
+      <w:start w:val="1"/>
+      <w:numFmt w:val="lowerRoman"/>
+      <w:lvlText w:val="%6."/>
+      <w:lvlJc w:val="right"/>
+      <w:pPr>
+        <w:ind w:left="4320" w:hanging="180"/>
+      </w:pPr>
+    </w:lvl>
+    <w:lvl w:ilvl="6" w:tplc="0409000F" w:tentative="1">
+      <w:start w:val="1"/>
+      <w:numFmt w:val="decimal"/>
+      <w:lvlText w:val="%7."/>
+      <w:lvlJc w:val="left"/>
+      <w:pPr>
+        <w:ind w:left="5040" w:hanging="360"/>
+      </w:pPr>
+    </w:lvl>
+    <w:lvl w:ilvl="7" w:tplc="04090019" w:tentative="1">
+      <w:start w:val="1"/>
+      <w:numFmt w:val="lowerLetter"/>
+      <w:lvlText w:val="%8."/>
+      <w:lvlJc w:val="left"/>
+      <w:pPr>
+        <w:ind w:left="5760" w:hanging="360"/>
+      </w:pPr>
+    </w:lvl>
+    <w:lvl w:ilvl="8" w:tplc="0409001B" w:tentative="1">
+      <w:start w:val="1"/>
+      <w:numFmt w:val="lowerRoman"/>
+      <w:lvlText w:val="%9."/>
+      <w:lvlJc w:val="right"/>
+      <w:pPr>
+        <w:ind w:left="6480" w:hanging="180"/>
+      </w:pPr>
+    </w:lvl>
+  </w:abstractNum>
+  <w:abstractNum w:abstractNumId="14" w15:restartNumberingAfterBreak="0">
+    <w:nsid w:val="4F3A345A"/>
+    <w:multiLevelType w:val="hybridMultilevel"/>
+    <w:tmpl w:val="1B1AF7DC"/>
+    <w:lvl w:ilvl="0" w:tplc="04090017">
+      <w:start w:val="1"/>
+      <w:numFmt w:val="lowerLetter"/>
+      <w:lvlText w:val="%1)"/>
+      <w:lvlJc w:val="left"/>
+      <w:pPr>
+        <w:ind w:left="720" w:hanging="360"/>
+      </w:pPr>
+    </w:lvl>
+    <w:lvl w:ilvl="1" w:tplc="04090019">
+      <w:start w:val="1"/>
+      <w:numFmt w:val="lowerLetter"/>
+      <w:lvlText w:val="%2."/>
+      <w:lvlJc w:val="left"/>
+      <w:pPr>
+        <w:ind w:left="1440" w:hanging="360"/>
+      </w:pPr>
+    </w:lvl>
+    <w:lvl w:ilvl="2" w:tplc="0409001B">
+      <w:start w:val="1"/>
+      <w:numFmt w:val="lowerRoman"/>
+      <w:lvlText w:val="%3."/>
+      <w:lvlJc w:val="right"/>
+      <w:pPr>
+        <w:ind w:left="2160" w:hanging="180"/>
+      </w:pPr>
+    </w:lvl>
+    <w:lvl w:ilvl="3" w:tplc="0409000F" w:tentative="1">
+      <w:start w:val="1"/>
+      <w:numFmt w:val="decimal"/>
+      <w:lvlText w:val="%4."/>
+      <w:lvlJc w:val="left"/>
+      <w:pPr>
+        <w:ind w:left="2880" w:hanging="360"/>
+      </w:pPr>
+    </w:lvl>
+    <w:lvl w:ilvl="4" w:tplc="04090019" w:tentative="1">
+      <w:start w:val="1"/>
+      <w:numFmt w:val="lowerLetter"/>
+      <w:lvlText w:val="%5."/>
+      <w:lvlJc w:val="left"/>
+      <w:pPr>
+        <w:ind w:left="3600" w:hanging="360"/>
+      </w:pPr>
+    </w:lvl>
+    <w:lvl w:ilvl="5" w:tplc="0409001B" w:tentative="1">
+      <w:start w:val="1"/>
+      <w:numFmt w:val="lowerRoman"/>
+      <w:lvlText w:val="%6."/>
+      <w:lvlJc w:val="right"/>
+      <w:pPr>
+        <w:ind w:left="4320" w:hanging="180"/>
+      </w:pPr>
+    </w:lvl>
+    <w:lvl w:ilvl="6" w:tplc="0409000F" w:tentative="1">
+      <w:start w:val="1"/>
+      <w:numFmt w:val="decimal"/>
+      <w:lvlText w:val="%7."/>
+      <w:lvlJc w:val="left"/>
+      <w:pPr>
+        <w:ind w:left="5040" w:hanging="360"/>
+      </w:pPr>
+    </w:lvl>
+    <w:lvl w:ilvl="7" w:tplc="04090019" w:tentative="1">
+      <w:start w:val="1"/>
+      <w:numFmt w:val="lowerLetter"/>
+      <w:lvlText w:val="%8."/>
+      <w:lvlJc w:val="left"/>
+      <w:pPr>
+        <w:ind w:left="5760" w:hanging="360"/>
+      </w:pPr>
+    </w:lvl>
+    <w:lvl w:ilvl="8" w:tplc="0409001B" w:tentative="1">
+      <w:start w:val="1"/>
+      <w:numFmt w:val="lowerRoman"/>
+      <w:lvlText w:val="%9."/>
+      <w:lvlJc w:val="right"/>
+      <w:pPr>
+        <w:ind w:left="6480" w:hanging="180"/>
+      </w:pPr>
+    </w:lvl>
+  </w:abstractNum>
+  <w:abstractNum w:abstractNumId="15" w15:restartNumberingAfterBreak="0">
+    <w:nsid w:val="505523F6"/>
+    <w:multiLevelType w:val="hybridMultilevel"/>
+    <w:tmpl w:val="92229E14"/>
+    <w:lvl w:ilvl="0" w:tplc="04090017">
+      <w:start w:val="1"/>
+      <w:numFmt w:val="lowerLetter"/>
+      <w:lvlText w:val="%1)"/>
+      <w:lvlJc w:val="left"/>
+      <w:pPr>
+        <w:ind w:left="720" w:hanging="360"/>
+      </w:pPr>
+    </w:lvl>
+    <w:lvl w:ilvl="1" w:tplc="04090019" w:tentative="1">
+      <w:start w:val="1"/>
+      <w:numFmt w:val="lowerLetter"/>
+      <w:lvlText w:val="%2."/>
+      <w:lvlJc w:val="left"/>
+      <w:pPr>
+        <w:ind w:left="1440" w:hanging="360"/>
+      </w:pPr>
+    </w:lvl>
+    <w:lvl w:ilvl="2" w:tplc="0409001B" w:tentative="1">
+      <w:start w:val="1"/>
+      <w:numFmt w:val="lowerRoman"/>
+      <w:lvlText w:val="%3."/>
+      <w:lvlJc w:val="right"/>
+      <w:pPr>
+        <w:ind w:left="2160" w:hanging="180"/>
+      </w:pPr>
+    </w:lvl>
+    <w:lvl w:ilvl="3" w:tplc="0409000F" w:tentative="1">
+      <w:start w:val="1"/>
+      <w:numFmt w:val="decimal"/>
+      <w:lvlText w:val="%4."/>
+      <w:lvlJc w:val="left"/>
+      <w:pPr>
+        <w:ind w:left="2880" w:hanging="360"/>
+      </w:pPr>
+    </w:lvl>
+    <w:lvl w:ilvl="4" w:tplc="04090019" w:tentative="1">
+      <w:start w:val="1"/>
+      <w:numFmt w:val="lowerLetter"/>
+      <w:lvlText w:val="%5."/>
+      <w:lvlJc w:val="left"/>
+      <w:pPr>
+        <w:ind w:left="3600" w:hanging="360"/>
+      </w:pPr>
+    </w:lvl>
+    <w:lvl w:ilvl="5" w:tplc="0409001B" w:tentative="1">
+      <w:start w:val="1"/>
+      <w:numFmt w:val="lowerRoman"/>
+      <w:lvlText w:val="%6."/>
+      <w:lvlJc w:val="right"/>
+      <w:pPr>
+        <w:ind w:left="4320" w:hanging="180"/>
+      </w:pPr>
+    </w:lvl>
+    <w:lvl w:ilvl="6" w:tplc="0409000F" w:tentative="1">
+      <w:start w:val="1"/>
+      <w:numFmt w:val="decimal"/>
+      <w:lvlText w:val="%7."/>
+      <w:lvlJc w:val="left"/>
+      <w:pPr>
+        <w:ind w:left="5040" w:hanging="360"/>
+      </w:pPr>
+    </w:lvl>
+    <w:lvl w:ilvl="7" w:tplc="04090019" w:tentative="1">
+      <w:start w:val="1"/>
+      <w:numFmt w:val="lowerLetter"/>
+      <w:lvlText w:val="%8."/>
+      <w:lvlJc w:val="left"/>
+      <w:pPr>
+        <w:ind w:left="5760" w:hanging="360"/>
+      </w:pPr>
+    </w:lvl>
+    <w:lvl w:ilvl="8" w:tplc="0409001B" w:tentative="1">
+      <w:start w:val="1"/>
+      <w:numFmt w:val="lowerRoman"/>
+      <w:lvlText w:val="%9."/>
+      <w:lvlJc w:val="right"/>
+      <w:pPr>
+        <w:ind w:left="6480" w:hanging="180"/>
+      </w:pPr>
+    </w:lvl>
+  </w:abstractNum>
+  <w:abstractNum w:abstractNumId="16" w15:restartNumberingAfterBreak="0">
+    <w:nsid w:val="56DA36DF"/>
+    <w:multiLevelType w:val="hybridMultilevel"/>
+    <w:tmpl w:val="A7B2F288"/>
+    <w:lvl w:ilvl="0" w:tplc="04090017">
+      <w:start w:val="1"/>
+      <w:numFmt w:val="lowerLetter"/>
+      <w:lvlText w:val="%1)"/>
+      <w:lvlJc w:val="left"/>
+      <w:pPr>
+        <w:ind w:left="720" w:hanging="360"/>
+      </w:pPr>
+    </w:lvl>
+    <w:lvl w:ilvl="1" w:tplc="04090019" w:tentative="1">
+      <w:start w:val="1"/>
+      <w:numFmt w:val="lowerLetter"/>
+      <w:lvlText w:val="%2."/>
+      <w:lvlJc w:val="left"/>
+      <w:pPr>
+        <w:ind w:left="1440" w:hanging="360"/>
+      </w:pPr>
+    </w:lvl>
+    <w:lvl w:ilvl="2" w:tplc="0409001B" w:tentative="1">
+      <w:start w:val="1"/>
+      <w:numFmt w:val="lowerRoman"/>
+      <w:lvlText w:val="%3."/>
+      <w:lvlJc w:val="right"/>
+      <w:pPr>
+        <w:ind w:left="2160" w:hanging="180"/>
+      </w:pPr>
+    </w:lvl>
+    <w:lvl w:ilvl="3" w:tplc="0409000F" w:tentative="1">
+      <w:start w:val="1"/>
+      <w:numFmt w:val="decimal"/>
+      <w:lvlText w:val="%4."/>
+      <w:lvlJc w:val="left"/>
+      <w:pPr>
+        <w:ind w:left="2880" w:hanging="360"/>
+      </w:pPr>
+    </w:lvl>
+    <w:lvl w:ilvl="4" w:tplc="04090019" w:tentative="1">
+      <w:start w:val="1"/>
+      <w:numFmt w:val="lowerLetter"/>
+      <w:lvlText w:val="%5."/>
+      <w:lvlJc w:val="left"/>
+      <w:pPr>
+        <w:ind w:left="3600" w:hanging="360"/>
+      </w:pPr>
+    </w:lvl>
+    <w:lvl w:ilvl="5" w:tplc="0409001B" w:tentative="1">
+      <w:start w:val="1"/>
+      <w:numFmt w:val="lowerRoman"/>
+      <w:lvlText w:val="%6."/>
+      <w:lvlJc w:val="right"/>
+      <w:pPr>
+        <w:ind w:left="4320" w:hanging="180"/>
+      </w:pPr>
+    </w:lvl>
+    <w:lvl w:ilvl="6" w:tplc="0409000F" w:tentative="1">
+      <w:start w:val="1"/>
+      <w:numFmt w:val="decimal"/>
+      <w:lvlText w:val="%7."/>
+      <w:lvlJc w:val="left"/>
+      <w:pPr>
+        <w:ind w:left="5040" w:hanging="360"/>
+      </w:pPr>
+    </w:lvl>
+    <w:lvl w:ilvl="7" w:tplc="04090019" w:tentative="1">
+      <w:start w:val="1"/>
+      <w:numFmt w:val="lowerLetter"/>
+      <w:lvlText w:val="%8."/>
+      <w:lvlJc w:val="left"/>
+      <w:pPr>
+        <w:ind w:left="5760" w:hanging="360"/>
+      </w:pPr>
+    </w:lvl>
+    <w:lvl w:ilvl="8" w:tplc="0409001B" w:tentative="1">
+      <w:start w:val="1"/>
+      <w:numFmt w:val="lowerRoman"/>
+      <w:lvlText w:val="%9."/>
+      <w:lvlJc w:val="right"/>
+      <w:pPr>
+        <w:ind w:left="6480" w:hanging="180"/>
+      </w:pPr>
+    </w:lvl>
+  </w:abstractNum>
+  <w:abstractNum w:abstractNumId="17" w15:restartNumberingAfterBreak="0">
+    <w:nsid w:val="58655E7C"/>
+    <w:multiLevelType w:val="hybridMultilevel"/>
+    <w:tmpl w:val="2184407E"/>
+    <w:lvl w:ilvl="0" w:tplc="04090017">
+      <w:start w:val="1"/>
+      <w:numFmt w:val="lowerLetter"/>
+      <w:lvlText w:val="%1)"/>
+      <w:lvlJc w:val="left"/>
+      <w:pPr>
+        <w:ind w:left="720" w:hanging="360"/>
+      </w:pPr>
+    </w:lvl>
+    <w:lvl w:ilvl="1" w:tplc="04090019" w:tentative="1">
+      <w:start w:val="1"/>
+      <w:numFmt w:val="lowerLetter"/>
+      <w:lvlText w:val="%2."/>
+      <w:lvlJc w:val="left"/>
+      <w:pPr>
+        <w:ind w:left="1440" w:hanging="360"/>
+      </w:pPr>
+    </w:lvl>
+    <w:lvl w:ilvl="2" w:tplc="0409001B" w:tentative="1">
+      <w:start w:val="1"/>
+      <w:numFmt w:val="lowerRoman"/>
+      <w:lvlText w:val="%3."/>
+      <w:lvlJc w:val="right"/>
+      <w:pPr>
+        <w:ind w:left="2160" w:hanging="180"/>
+      </w:pPr>
+    </w:lvl>
+    <w:lvl w:ilvl="3" w:tplc="0409000F" w:tentative="1">
+      <w:start w:val="1"/>
+      <w:numFmt w:val="decimal"/>
+      <w:lvlText w:val="%4."/>
+      <w:lvlJc w:val="left"/>
+      <w:pPr>
+        <w:ind w:left="2880" w:hanging="360"/>
+      </w:pPr>
+    </w:lvl>
+    <w:lvl w:ilvl="4" w:tplc="04090019" w:tentative="1">
+      <w:start w:val="1"/>
+      <w:numFmt w:val="lowerLetter"/>
+      <w:lvlText w:val="%5."/>
+      <w:lvlJc w:val="left"/>
+      <w:pPr>
+        <w:ind w:left="3600" w:hanging="360"/>
+      </w:pPr>
+    </w:lvl>
+    <w:lvl w:ilvl="5" w:tplc="0409001B" w:tentative="1">
+      <w:start w:val="1"/>
+      <w:numFmt w:val="lowerRoman"/>
+      <w:lvlText w:val="%6."/>
+      <w:lvlJc w:val="right"/>
+      <w:pPr>
+        <w:ind w:left="4320" w:hanging="180"/>
+      </w:pPr>
+    </w:lvl>
+    <w:lvl w:ilvl="6" w:tplc="0409000F" w:tentative="1">
+      <w:start w:val="1"/>
+      <w:numFmt w:val="decimal"/>
+      <w:lvlText w:val="%7."/>
+      <w:lvlJc w:val="left"/>
+      <w:pPr>
+        <w:ind w:left="5040" w:hanging="360"/>
+      </w:pPr>
+    </w:lvl>
+    <w:lvl w:ilvl="7" w:tplc="04090019" w:tentative="1">
+      <w:start w:val="1"/>
+      <w:numFmt w:val="lowerLetter"/>
+      <w:lvlText w:val="%8."/>
+      <w:lvlJc w:val="left"/>
+      <w:pPr>
+        <w:ind w:left="5760" w:hanging="360"/>
+      </w:pPr>
+    </w:lvl>
+    <w:lvl w:ilvl="8" w:tplc="0409001B" w:tentative="1">
+      <w:start w:val="1"/>
+      <w:numFmt w:val="lowerRoman"/>
+      <w:lvlText w:val="%9."/>
+      <w:lvlJc w:val="right"/>
+      <w:pPr>
+        <w:ind w:left="6480" w:hanging="180"/>
+      </w:pPr>
+    </w:lvl>
+  </w:abstractNum>
+  <w:abstractNum w:abstractNumId="18" w15:restartNumberingAfterBreak="0">
+    <w:nsid w:val="5A3A3952"/>
+    <w:multiLevelType w:val="multilevel"/>
+    <w:tmpl w:val="8B82944A"/>
+    <w:lvl w:ilvl="0">
+      <w:start w:val="1"/>
+      <w:numFmt w:val="bullet"/>
+      <w:lvlText w:val=""/>
+      <w:lvlJc w:val="left"/>
+      <w:pPr>
+        <w:tabs>
+          <w:tab w:val="num" w:pos="720"/>
+        </w:tabs>
+        <w:ind w:left="720" w:hanging="360"/>
+      </w:pPr>
+      <w:rPr>
+        <w:rFonts w:ascii="Symbol" w:hAnsi="Symbol" w:hint="default"/>
+        <w:sz w:val="20"/>
+      </w:rPr>
+    </w:lvl>
+    <w:lvl w:ilvl="1" w:tentative="1">
+      <w:start w:val="1"/>
+      <w:numFmt w:val="bullet"/>
+      <w:lvlText w:val="o"/>
+      <w:lvlJc w:val="left"/>
+      <w:pPr>
+        <w:tabs>
+          <w:tab w:val="num" w:pos="1440"/>
+        </w:tabs>
+        <w:ind w:left="1440" w:hanging="360"/>
+      </w:pPr>
+      <w:rPr>
+        <w:rFonts w:ascii="Courier New" w:hAnsi="Courier New" w:hint="default"/>
+        <w:sz w:val="20"/>
+      </w:rPr>
+    </w:lvl>
+    <w:lvl w:ilvl="2" w:tentative="1">
+      <w:start w:val="1"/>
+      <w:numFmt w:val="bullet"/>
+      <w:lvlText w:val=""/>
+      <w:lvlJc w:val="left"/>
+      <w:pPr>
+        <w:tabs>
+          <w:tab w:val="num" w:pos="2160"/>
+        </w:tabs>
+        <w:ind w:left="2160" w:hanging="360"/>
+      </w:pPr>
+      <w:rPr>
+        <w:rFonts w:ascii="Wingdings" w:hAnsi="Wingdings" w:hint="default"/>
+        <w:sz w:val="20"/>
+      </w:rPr>
+    </w:lvl>
+    <w:lvl w:ilvl="3" w:tentative="1">
+      <w:start w:val="1"/>
+      <w:numFmt w:val="bullet"/>
+      <w:lvlText w:val=""/>
+      <w:lvlJc w:val="left"/>
+      <w:pPr>
+        <w:tabs>
+          <w:tab w:val="num" w:pos="2880"/>
+        </w:tabs>
+        <w:ind w:left="2880" w:hanging="360"/>
+      </w:pPr>
+      <w:rPr>
+        <w:rFonts w:ascii="Wingdings" w:hAnsi="Wingdings" w:hint="default"/>
+        <w:sz w:val="20"/>
+      </w:rPr>
+    </w:lvl>
+    <w:lvl w:ilvl="4" w:tentative="1">
+      <w:start w:val="1"/>
+      <w:numFmt w:val="bullet"/>
+      <w:lvlText w:val=""/>
+      <w:lvlJc w:val="left"/>
+      <w:pPr>
+        <w:tabs>
+          <w:tab w:val="num" w:pos="3600"/>
+        </w:tabs>
+        <w:ind w:left="3600" w:hanging="360"/>
+      </w:pPr>
+      <w:rPr>
+        <w:rFonts w:ascii="Wingdings" w:hAnsi="Wingdings" w:hint="default"/>
+        <w:sz w:val="20"/>
+      </w:rPr>
+    </w:lvl>
+    <w:lvl w:ilvl="5" w:tentative="1">
+      <w:start w:val="1"/>
+      <w:numFmt w:val="bullet"/>
+      <w:lvlText w:val=""/>
+      <w:lvlJc w:val="left"/>
+      <w:pPr>
+        <w:tabs>
+          <w:tab w:val="num" w:pos="4320"/>
+        </w:tabs>
+        <w:ind w:left="4320" w:hanging="360"/>
+      </w:pPr>
+      <w:rPr>
+        <w:rFonts w:ascii="Wingdings" w:hAnsi="Wingdings" w:hint="default"/>
+        <w:sz w:val="20"/>
+      </w:rPr>
+    </w:lvl>
+    <w:lvl w:ilvl="6" w:tentative="1">
+      <w:start w:val="1"/>
+      <w:numFmt w:val="bullet"/>
+      <w:lvlText w:val=""/>
+      <w:lvlJc w:val="left"/>
+      <w:pPr>
+        <w:tabs>
+          <w:tab w:val="num" w:pos="5040"/>
+        </w:tabs>
+        <w:ind w:left="5040" w:hanging="360"/>
+      </w:pPr>
+      <w:rPr>
+        <w:rFonts w:ascii="Wingdings" w:hAnsi="Wingdings" w:hint="default"/>
+        <w:sz w:val="20"/>
+      </w:rPr>
+    </w:lvl>
+    <w:lvl w:ilvl="7" w:tentative="1">
+      <w:start w:val="1"/>
+      <w:numFmt w:val="bullet"/>
+      <w:lvlText w:val=""/>
+      <w:lvlJc w:val="left"/>
+      <w:pPr>
+        <w:tabs>
+          <w:tab w:val="num" w:pos="5760"/>
+        </w:tabs>
+        <w:ind w:left="5760" w:hanging="360"/>
+      </w:pPr>
+      <w:rPr>
+        <w:rFonts w:ascii="Wingdings" w:hAnsi="Wingdings" w:hint="default"/>
+        <w:sz w:val="20"/>
+      </w:rPr>
+    </w:lvl>
+    <w:lvl w:ilvl="8" w:tentative="1">
+      <w:start w:val="1"/>
+      <w:numFmt w:val="bullet"/>
+      <w:lvlText w:val=""/>
+      <w:lvlJc w:val="left"/>
+      <w:pPr>
+        <w:tabs>
+          <w:tab w:val="num" w:pos="6480"/>
+        </w:tabs>
+        <w:ind w:left="6480" w:hanging="360"/>
+      </w:pPr>
+      <w:rPr>
+        <w:rFonts w:ascii="Wingdings" w:hAnsi="Wingdings" w:hint="default"/>
+        <w:sz w:val="20"/>
+      </w:rPr>
+    </w:lvl>
+  </w:abstractNum>
+  <w:abstractNum w:abstractNumId="19" w15:restartNumberingAfterBreak="0">
+    <w:nsid w:val="5D6661A0"/>
+    <w:multiLevelType w:val="hybridMultilevel"/>
+    <w:tmpl w:val="16AC49EA"/>
+    <w:lvl w:ilvl="0" w:tplc="04090019">
+      <w:start w:val="1"/>
+      <w:numFmt w:val="lowerLetter"/>
+      <w:lvlText w:val="%1."/>
+      <w:lvlJc w:val="left"/>
+      <w:pPr>
+        <w:ind w:left="720" w:hanging="360"/>
+      </w:pPr>
+    </w:lvl>
+    <w:lvl w:ilvl="1" w:tplc="04090019">
+      <w:start w:val="1"/>
+      <w:numFmt w:val="lowerLetter"/>
+      <w:lvlText w:val="%2."/>
+      <w:lvlJc w:val="left"/>
+      <w:pPr>
+        <w:ind w:left="1440" w:hanging="360"/>
+      </w:pPr>
+    </w:lvl>
+    <w:lvl w:ilvl="2" w:tplc="0409001B" w:tentative="1">
+      <w:start w:val="1"/>
+      <w:numFmt w:val="lowerRoman"/>
+      <w:lvlText w:val="%3."/>
+      <w:lvlJc w:val="right"/>
+      <w:pPr>
+        <w:ind w:left="2160" w:hanging="180"/>
+      </w:pPr>
+    </w:lvl>
+    <w:lvl w:ilvl="3" w:tplc="0409000F" w:tentative="1">
+      <w:start w:val="1"/>
+      <w:numFmt w:val="decimal"/>
+      <w:lvlText w:val="%4."/>
+      <w:lvlJc w:val="left"/>
+      <w:pPr>
+        <w:ind w:left="2880" w:hanging="360"/>
+      </w:pPr>
+    </w:lvl>
+    <w:lvl w:ilvl="4" w:tplc="04090019" w:tentative="1">
+      <w:start w:val="1"/>
+      <w:numFmt w:val="lowerLetter"/>
+      <w:lvlText w:val="%5."/>
+      <w:lvlJc w:val="left"/>
+      <w:pPr>
+        <w:ind w:left="3600" w:hanging="360"/>
+      </w:pPr>
+    </w:lvl>
+    <w:lvl w:ilvl="5" w:tplc="0409001B" w:tentative="1">
+      <w:start w:val="1"/>
+      <w:numFmt w:val="lowerRoman"/>
+      <w:lvlText w:val="%6."/>
+      <w:lvlJc w:val="right"/>
+      <w:pPr>
+        <w:ind w:left="4320" w:hanging="180"/>
+      </w:pPr>
+    </w:lvl>
+    <w:lvl w:ilvl="6" w:tplc="0409000F" w:tentative="1">
+      <w:start w:val="1"/>
+      <w:numFmt w:val="decimal"/>
+      <w:lvlText w:val="%7."/>
+      <w:lvlJc w:val="left"/>
+      <w:pPr>
+        <w:ind w:left="5040" w:hanging="360"/>
+      </w:pPr>
+    </w:lvl>
+    <w:lvl w:ilvl="7" w:tplc="04090019" w:tentative="1">
+      <w:start w:val="1"/>
+      <w:numFmt w:val="lowerLetter"/>
+      <w:lvlText w:val="%8."/>
+      <w:lvlJc w:val="left"/>
+      <w:pPr>
+        <w:ind w:left="5760" w:hanging="360"/>
+      </w:pPr>
+    </w:lvl>
+    <w:lvl w:ilvl="8" w:tplc="0409001B" w:tentative="1">
+      <w:start w:val="1"/>
+      <w:numFmt w:val="lowerRoman"/>
+      <w:lvlText w:val="%9."/>
+      <w:lvlJc w:val="right"/>
+      <w:pPr>
+        <w:ind w:left="6480" w:hanging="180"/>
+      </w:pPr>
+    </w:lvl>
+  </w:abstractNum>
+  <w:abstractNum w:abstractNumId="20" w15:restartNumberingAfterBreak="0">
+    <w:nsid w:val="5F3C54BF"/>
+    <w:multiLevelType w:val="hybridMultilevel"/>
+    <w:tmpl w:val="CF6ACAD2"/>
+    <w:lvl w:ilvl="0" w:tplc="04090017">
+      <w:start w:val="1"/>
+      <w:numFmt w:val="lowerLetter"/>
+      <w:lvlText w:val="%1)"/>
+      <w:lvlJc w:val="left"/>
+      <w:pPr>
+        <w:ind w:left="720" w:hanging="360"/>
+      </w:pPr>
+    </w:lvl>
+    <w:lvl w:ilvl="1" w:tplc="04090019" w:tentative="1">
+      <w:start w:val="1"/>
+      <w:numFmt w:val="lowerLetter"/>
+      <w:lvlText w:val="%2."/>
+      <w:lvlJc w:val="left"/>
+      <w:pPr>
+        <w:ind w:left="1440" w:hanging="360"/>
+      </w:pPr>
+    </w:lvl>
+    <w:lvl w:ilvl="2" w:tplc="0409001B" w:tentative="1">
+      <w:start w:val="1"/>
+      <w:numFmt w:val="lowerRoman"/>
+      <w:lvlText w:val="%3."/>
+      <w:lvlJc w:val="right"/>
+      <w:pPr>
+        <w:ind w:left="2160" w:hanging="180"/>
+      </w:pPr>
+    </w:lvl>
+    <w:lvl w:ilvl="3" w:tplc="0409000F" w:tentative="1">
+      <w:start w:val="1"/>
+      <w:numFmt w:val="decimal"/>
+      <w:lvlText w:val="%4."/>
+      <w:lvlJc w:val="left"/>
+      <w:pPr>
+        <w:ind w:left="2880" w:hanging="360"/>
+      </w:pPr>
+    </w:lvl>
+    <w:lvl w:ilvl="4" w:tplc="04090019" w:tentative="1">
+      <w:start w:val="1"/>
+      <w:numFmt w:val="lowerLetter"/>
+      <w:lvlText w:val="%5."/>
+      <w:lvlJc w:val="left"/>
+      <w:pPr>
+        <w:ind w:left="3600" w:hanging="360"/>
+      </w:pPr>
+    </w:lvl>
+    <w:lvl w:ilvl="5" w:tplc="0409001B" w:tentative="1">
+      <w:start w:val="1"/>
+      <w:numFmt w:val="lowerRoman"/>
+      <w:lvlText w:val="%6."/>
+      <w:lvlJc w:val="right"/>
+      <w:pPr>
+        <w:ind w:left="4320" w:hanging="180"/>
+      </w:pPr>
+    </w:lvl>
+    <w:lvl w:ilvl="6" w:tplc="0409000F" w:tentative="1">
+      <w:start w:val="1"/>
+      <w:numFmt w:val="decimal"/>
+      <w:lvlText w:val="%7."/>
+      <w:lvlJc w:val="left"/>
+      <w:pPr>
+        <w:ind w:left="5040" w:hanging="360"/>
+      </w:pPr>
+    </w:lvl>
+    <w:lvl w:ilvl="7" w:tplc="04090019" w:tentative="1">
+      <w:start w:val="1"/>
+      <w:numFmt w:val="lowerLetter"/>
+      <w:lvlText w:val="%8."/>
+      <w:lvlJc w:val="left"/>
+      <w:pPr>
+        <w:ind w:left="5760" w:hanging="360"/>
+      </w:pPr>
+    </w:lvl>
+    <w:lvl w:ilvl="8" w:tplc="0409001B" w:tentative="1">
+      <w:start w:val="1"/>
+      <w:numFmt w:val="lowerRoman"/>
+      <w:lvlText w:val="%9."/>
+      <w:lvlJc w:val="right"/>
+      <w:pPr>
+        <w:ind w:left="6480" w:hanging="180"/>
+      </w:pPr>
+    </w:lvl>
+  </w:abstractNum>
+  <w:abstractNum w:abstractNumId="21" w15:restartNumberingAfterBreak="0">
+    <w:nsid w:val="5FF032FF"/>
+    <w:multiLevelType w:val="multilevel"/>
+    <w:tmpl w:val="2AAA3ADE"/>
+    <w:lvl w:ilvl="0">
+      <w:start w:val="1"/>
+      <w:numFmt w:val="bullet"/>
+      <w:lvlText w:val=""/>
+      <w:lvlJc w:val="left"/>
+      <w:pPr>
+        <w:tabs>
+          <w:tab w:val="num" w:pos="720"/>
+        </w:tabs>
+        <w:ind w:left="720" w:hanging="360"/>
+      </w:pPr>
+      <w:rPr>
+        <w:rFonts w:ascii="Symbol" w:hAnsi="Symbol" w:hint="default"/>
+        <w:sz w:val="20"/>
+      </w:rPr>
+    </w:lvl>
+    <w:lvl w:ilvl="1" w:tentative="1">
+      <w:start w:val="1"/>
+      <w:numFmt w:val="bullet"/>
+      <w:lvlText w:val="o"/>
+      <w:lvlJc w:val="left"/>
+      <w:pPr>
+        <w:tabs>
+          <w:tab w:val="num" w:pos="1440"/>
+        </w:tabs>
+        <w:ind w:left="1440" w:hanging="360"/>
+      </w:pPr>
+      <w:rPr>
+        <w:rFonts w:ascii="Courier New" w:hAnsi="Courier New" w:hint="default"/>
+        <w:sz w:val="20"/>
+      </w:rPr>
+    </w:lvl>
+    <w:lvl w:ilvl="2" w:tentative="1">
+      <w:start w:val="1"/>
+      <w:numFmt w:val="bullet"/>
+      <w:lvlText w:val=""/>
+      <w:lvlJc w:val="left"/>
+      <w:pPr>
+        <w:tabs>
+          <w:tab w:val="num" w:pos="2160"/>
+        </w:tabs>
+        <w:ind w:left="2160" w:hanging="360"/>
+      </w:pPr>
+      <w:rPr>
+        <w:rFonts w:ascii="Wingdings" w:hAnsi="Wingdings" w:hint="default"/>
+        <w:sz w:val="20"/>
+      </w:rPr>
+    </w:lvl>
+    <w:lvl w:ilvl="3" w:tentative="1">
+      <w:start w:val="1"/>
+      <w:numFmt w:val="bullet"/>
+      <w:lvlText w:val=""/>
+      <w:lvlJc w:val="left"/>
+      <w:pPr>
+        <w:tabs>
+          <w:tab w:val="num" w:pos="2880"/>
+        </w:tabs>
+        <w:ind w:left="2880" w:hanging="360"/>
+      </w:pPr>
+      <w:rPr>
+        <w:rFonts w:ascii="Wingdings" w:hAnsi="Wingdings" w:hint="default"/>
+        <w:sz w:val="20"/>
+      </w:rPr>
+    </w:lvl>
+    <w:lvl w:ilvl="4" w:tentative="1">
+      <w:start w:val="1"/>
+      <w:numFmt w:val="bullet"/>
+      <w:lvlText w:val=""/>
+      <w:lvlJc w:val="left"/>
+      <w:pPr>
+        <w:tabs>
+          <w:tab w:val="num" w:pos="3600"/>
+        </w:tabs>
+        <w:ind w:left="3600" w:hanging="360"/>
+      </w:pPr>
+      <w:rPr>
+        <w:rFonts w:ascii="Wingdings" w:hAnsi="Wingdings" w:hint="default"/>
+        <w:sz w:val="20"/>
+      </w:rPr>
+    </w:lvl>
+    <w:lvl w:ilvl="5" w:tentative="1">
+      <w:start w:val="1"/>
+      <w:numFmt w:val="bullet"/>
+      <w:lvlText w:val=""/>
+      <w:lvlJc w:val="left"/>
+      <w:pPr>
+        <w:tabs>
+          <w:tab w:val="num" w:pos="4320"/>
+        </w:tabs>
+        <w:ind w:left="4320" w:hanging="360"/>
+      </w:pPr>
+      <w:rPr>
+        <w:rFonts w:ascii="Wingdings" w:hAnsi="Wingdings" w:hint="default"/>
+        <w:sz w:val="20"/>
+      </w:rPr>
+    </w:lvl>
+    <w:lvl w:ilvl="6" w:tentative="1">
+      <w:start w:val="1"/>
+      <w:numFmt w:val="bullet"/>
+      <w:lvlText w:val=""/>
+      <w:lvlJc w:val="left"/>
+      <w:pPr>
+        <w:tabs>
+          <w:tab w:val="num" w:pos="5040"/>
+        </w:tabs>
+        <w:ind w:left="5040" w:hanging="360"/>
+      </w:pPr>
+      <w:rPr>
+        <w:rFonts w:ascii="Wingdings" w:hAnsi="Wingdings" w:hint="default"/>
+        <w:sz w:val="20"/>
+      </w:rPr>
+    </w:lvl>
+    <w:lvl w:ilvl="7" w:tentative="1">
+      <w:start w:val="1"/>
+      <w:numFmt w:val="bullet"/>
+      <w:lvlText w:val=""/>
+      <w:lvlJc w:val="left"/>
+      <w:pPr>
+        <w:tabs>
+          <w:tab w:val="num" w:pos="5760"/>
+        </w:tabs>
+        <w:ind w:left="5760" w:hanging="360"/>
+      </w:pPr>
+      <w:rPr>
+        <w:rFonts w:ascii="Wingdings" w:hAnsi="Wingdings" w:hint="default"/>
+        <w:sz w:val="20"/>
+      </w:rPr>
+    </w:lvl>
+    <w:lvl w:ilvl="8" w:tentative="1">
+      <w:start w:val="1"/>
+      <w:numFmt w:val="bullet"/>
+      <w:lvlText w:val=""/>
+      <w:lvlJc w:val="left"/>
+      <w:pPr>
+        <w:tabs>
+          <w:tab w:val="num" w:pos="6480"/>
+        </w:tabs>
+        <w:ind w:left="6480" w:hanging="360"/>
+      </w:pPr>
+      <w:rPr>
+        <w:rFonts w:ascii="Wingdings" w:hAnsi="Wingdings" w:hint="default"/>
+        <w:sz w:val="20"/>
+      </w:rPr>
+    </w:lvl>
+  </w:abstractNum>
+  <w:abstractNum w:abstractNumId="22" w15:restartNumberingAfterBreak="0">
+    <w:nsid w:val="6A12001E"/>
+    <w:multiLevelType w:val="hybridMultilevel"/>
+    <w:tmpl w:val="47482C12"/>
+    <w:lvl w:ilvl="0" w:tplc="04090017">
+      <w:start w:val="1"/>
+      <w:numFmt w:val="lowerLetter"/>
+      <w:lvlText w:val="%1)"/>
+      <w:lvlJc w:val="left"/>
+      <w:pPr>
+        <w:ind w:left="720" w:hanging="360"/>
+      </w:pPr>
+    </w:lvl>
+    <w:lvl w:ilvl="1" w:tplc="04090019" w:tentative="1">
+      <w:start w:val="1"/>
+      <w:numFmt w:val="lowerLetter"/>
+      <w:lvlText w:val="%2."/>
+      <w:lvlJc w:val="left"/>
+      <w:pPr>
+        <w:ind w:left="1440" w:hanging="360"/>
+      </w:pPr>
+    </w:lvl>
+    <w:lvl w:ilvl="2" w:tplc="0409001B" w:tentative="1">
+      <w:start w:val="1"/>
+      <w:numFmt w:val="lowerRoman"/>
+      <w:lvlText w:val="%3."/>
+      <w:lvlJc w:val="right"/>
+      <w:pPr>
+        <w:ind w:left="2160" w:hanging="180"/>
+      </w:pPr>
+    </w:lvl>
+    <w:lvl w:ilvl="3" w:tplc="0409000F" w:tentative="1">
+      <w:start w:val="1"/>
+      <w:numFmt w:val="decimal"/>
+      <w:lvlText w:val="%4."/>
+      <w:lvlJc w:val="left"/>
+      <w:pPr>
+        <w:ind w:left="2880" w:hanging="360"/>
+      </w:pPr>
+    </w:lvl>
+    <w:lvl w:ilvl="4" w:tplc="04090019" w:tentative="1">
+      <w:start w:val="1"/>
+      <w:numFmt w:val="lowerLetter"/>
+      <w:lvlText w:val="%5."/>
+      <w:lvlJc w:val="left"/>
+      <w:pPr>
+        <w:ind w:left="3600" w:hanging="360"/>
+      </w:pPr>
+    </w:lvl>
+    <w:lvl w:ilvl="5" w:tplc="0409001B" w:tentative="1">
+      <w:start w:val="1"/>
+      <w:numFmt w:val="lowerRoman"/>
+      <w:lvlText w:val="%6."/>
+      <w:lvlJc w:val="right"/>
+      <w:pPr>
+        <w:ind w:left="4320" w:hanging="180"/>
+      </w:pPr>
+    </w:lvl>
+    <w:lvl w:ilvl="6" w:tplc="0409000F" w:tentative="1">
+      <w:start w:val="1"/>
+      <w:numFmt w:val="decimal"/>
+      <w:lvlText w:val="%7."/>
+      <w:lvlJc w:val="left"/>
+      <w:pPr>
+        <w:ind w:left="5040" w:hanging="360"/>
+      </w:pPr>
+    </w:lvl>
+    <w:lvl w:ilvl="7" w:tplc="04090019" w:tentative="1">
+      <w:start w:val="1"/>
+      <w:numFmt w:val="lowerLetter"/>
+      <w:lvlText w:val="%8."/>
+      <w:lvlJc w:val="left"/>
+      <w:pPr>
+        <w:ind w:left="5760" w:hanging="360"/>
+      </w:pPr>
+    </w:lvl>
+    <w:lvl w:ilvl="8" w:tplc="0409001B" w:tentative="1">
+      <w:start w:val="1"/>
+      <w:numFmt w:val="lowerRoman"/>
+      <w:lvlText w:val="%9."/>
+      <w:lvlJc w:val="right"/>
+      <w:pPr>
+        <w:ind w:left="6480" w:hanging="180"/>
+      </w:pPr>
+    </w:lvl>
+  </w:abstractNum>
+  <w:abstractNum w:abstractNumId="23" w15:restartNumberingAfterBreak="0">
+    <w:nsid w:val="6BA7294E"/>
+    <w:multiLevelType w:val="hybridMultilevel"/>
+    <w:tmpl w:val="8B9E96EA"/>
+    <w:lvl w:ilvl="0" w:tplc="04090017">
+      <w:start w:val="1"/>
+      <w:numFmt w:val="lowerLetter"/>
+      <w:lvlText w:val="%1)"/>
+      <w:lvlJc w:val="left"/>
+      <w:pPr>
+        <w:ind w:left="720" w:hanging="360"/>
+      </w:pPr>
+    </w:lvl>
+    <w:lvl w:ilvl="1" w:tplc="04090019" w:tentative="1">
+      <w:start w:val="1"/>
+      <w:numFmt w:val="lowerLetter"/>
+      <w:lvlText w:val="%2."/>
+      <w:lvlJc w:val="left"/>
+      <w:pPr>
+        <w:ind w:left="1440" w:hanging="360"/>
+      </w:pPr>
+    </w:lvl>
+    <w:lvl w:ilvl="2" w:tplc="0409001B" w:tentative="1">
+      <w:start w:val="1"/>
+      <w:numFmt w:val="lowerRoman"/>
+      <w:lvlText w:val="%3."/>
+      <w:lvlJc w:val="right"/>
+      <w:pPr>
+        <w:ind w:left="2160" w:hanging="180"/>
+      </w:pPr>
+    </w:lvl>
+    <w:lvl w:ilvl="3" w:tplc="0409000F" w:tentative="1">
+      <w:start w:val="1"/>
+      <w:numFmt w:val="decimal"/>
+      <w:lvlText w:val="%4."/>
+      <w:lvlJc w:val="left"/>
+      <w:pPr>
+        <w:ind w:left="2880" w:hanging="360"/>
+      </w:pPr>
+    </w:lvl>
+    <w:lvl w:ilvl="4" w:tplc="04090019" w:tentative="1">
+      <w:start w:val="1"/>
+      <w:numFmt w:val="lowerLetter"/>
+      <w:lvlText w:val="%5."/>
+      <w:lvlJc w:val="left"/>
+      <w:pPr>
+        <w:ind w:left="3600" w:hanging="360"/>
+      </w:pPr>
+    </w:lvl>
+    <w:lvl w:ilvl="5" w:tplc="0409001B" w:tentative="1">
+      <w:start w:val="1"/>
+      <w:numFmt w:val="lowerRoman"/>
+      <w:lvlText w:val="%6."/>
+      <w:lvlJc w:val="right"/>
+      <w:pPr>
+        <w:ind w:left="4320" w:hanging="180"/>
+      </w:pPr>
+    </w:lvl>
+    <w:lvl w:ilvl="6" w:tplc="0409000F" w:tentative="1">
+      <w:start w:val="1"/>
+      <w:numFmt w:val="decimal"/>
+      <w:lvlText w:val="%7."/>
+      <w:lvlJc w:val="left"/>
+      <w:pPr>
+        <w:ind w:left="5040" w:hanging="360"/>
+      </w:pPr>
+    </w:lvl>
+    <w:lvl w:ilvl="7" w:tplc="04090019" w:tentative="1">
+      <w:start w:val="1"/>
+      <w:numFmt w:val="lowerLetter"/>
+      <w:lvlText w:val="%8."/>
+      <w:lvlJc w:val="left"/>
+      <w:pPr>
+        <w:ind w:left="5760" w:hanging="360"/>
+      </w:pPr>
+    </w:lvl>
+    <w:lvl w:ilvl="8" w:tplc="0409001B" w:tentative="1">
+      <w:start w:val="1"/>
+      <w:numFmt w:val="lowerRoman"/>
+      <w:lvlText w:val="%9."/>
+      <w:lvlJc w:val="right"/>
+      <w:pPr>
+        <w:ind w:left="6480" w:hanging="180"/>
+      </w:pPr>
+    </w:lvl>
+  </w:abstractNum>
+  <w:abstractNum w:abstractNumId="24" w15:restartNumberingAfterBreak="0">
+    <w:nsid w:val="73D21A66"/>
+    <w:multiLevelType w:val="hybridMultilevel"/>
+    <w:tmpl w:val="DF86DC96"/>
+    <w:lvl w:ilvl="0" w:tplc="04090019">
+      <w:start w:val="1"/>
+      <w:numFmt w:val="lowerLetter"/>
+      <w:lvlText w:val="%1."/>
+      <w:lvlJc w:val="left"/>
+      <w:pPr>
+        <w:ind w:left="720" w:hanging="360"/>
+      </w:pPr>
+    </w:lvl>
+    <w:lvl w:ilvl="1" w:tplc="04090019" w:tentative="1">
+      <w:start w:val="1"/>
+      <w:numFmt w:val="lowerLetter"/>
+      <w:lvlText w:val="%2."/>
+      <w:lvlJc w:val="left"/>
+      <w:pPr>
+        <w:ind w:left="1440" w:hanging="360"/>
+      </w:pPr>
+    </w:lvl>
+    <w:lvl w:ilvl="2" w:tplc="0409001B" w:tentative="1">
+      <w:start w:val="1"/>
+      <w:numFmt w:val="lowerRoman"/>
+      <w:lvlText w:val="%3."/>
+      <w:lvlJc w:val="right"/>
+      <w:pPr>
+        <w:ind w:left="2160" w:hanging="180"/>
+      </w:pPr>
+    </w:lvl>
+    <w:lvl w:ilvl="3" w:tplc="0409000F" w:tentative="1">
+      <w:start w:val="1"/>
+      <w:numFmt w:val="decimal"/>
+      <w:lvlText w:val="%4."/>
+      <w:lvlJc w:val="left"/>
+      <w:pPr>
+        <w:ind w:left="2880" w:hanging="360"/>
+      </w:pPr>
+    </w:lvl>
+    <w:lvl w:ilvl="4" w:tplc="04090019" w:tentative="1">
+      <w:start w:val="1"/>
+      <w:numFmt w:val="lowerLetter"/>
+      <w:lvlText w:val="%5."/>
+      <w:lvlJc w:val="left"/>
+      <w:pPr>
+        <w:ind w:left="3600" w:hanging="360"/>
+      </w:pPr>
+    </w:lvl>
+    <w:lvl w:ilvl="5" w:tplc="0409001B" w:tentative="1">
+      <w:start w:val="1"/>
+      <w:numFmt w:val="lowerRoman"/>
+      <w:lvlText w:val="%6."/>
+      <w:lvlJc w:val="right"/>
+      <w:pPr>
+        <w:ind w:left="4320" w:hanging="180"/>
+      </w:pPr>
+    </w:lvl>
+    <w:lvl w:ilvl="6" w:tplc="0409000F" w:tentative="1">
+      <w:start w:val="1"/>
+      <w:numFmt w:val="decimal"/>
+      <w:lvlText w:val="%7."/>
+      <w:lvlJc w:val="left"/>
+      <w:pPr>
+        <w:ind w:left="5040" w:hanging="360"/>
+      </w:pPr>
+    </w:lvl>
+    <w:lvl w:ilvl="7" w:tplc="04090019" w:tentative="1">
+      <w:start w:val="1"/>
+      <w:numFmt w:val="lowerLetter"/>
+      <w:lvlText w:val="%8."/>
+      <w:lvlJc w:val="left"/>
+      <w:pPr>
+        <w:ind w:left="5760" w:hanging="360"/>
+      </w:pPr>
+    </w:lvl>
+    <w:lvl w:ilvl="8" w:tplc="0409001B" w:tentative="1">
+      <w:start w:val="1"/>
+      <w:numFmt w:val="lowerRoman"/>
+      <w:lvlText w:val="%9."/>
+      <w:lvlJc w:val="right"/>
+      <w:pPr>
+        <w:ind w:left="6480" w:hanging="180"/>
+      </w:pPr>
+    </w:lvl>
+  </w:abstractNum>
+  <w:abstractNum w:abstractNumId="25" w15:restartNumberingAfterBreak="0">
+    <w:nsid w:val="75353C0E"/>
+    <w:multiLevelType w:val="hybridMultilevel"/>
+    <w:tmpl w:val="29F26F6A"/>
+    <w:lvl w:ilvl="0" w:tplc="04090017">
+      <w:start w:val="1"/>
+      <w:numFmt w:val="lowerLetter"/>
+      <w:lvlText w:val="%1)"/>
+      <w:lvlJc w:val="left"/>
+      <w:pPr>
+        <w:ind w:left="720" w:hanging="360"/>
+      </w:pPr>
+    </w:lvl>
+    <w:lvl w:ilvl="1" w:tplc="04090019" w:tentative="1">
+      <w:start w:val="1"/>
+      <w:numFmt w:val="lowerLetter"/>
+      <w:lvlText w:val="%2."/>
+      <w:lvlJc w:val="left"/>
+      <w:pPr>
+        <w:ind w:left="1440" w:hanging="360"/>
+      </w:pPr>
+    </w:lvl>
+    <w:lvl w:ilvl="2" w:tplc="0409001B" w:tentative="1">
+      <w:start w:val="1"/>
+      <w:numFmt w:val="lowerRoman"/>
+      <w:lvlText w:val="%3."/>
+      <w:lvlJc w:val="right"/>
+      <w:pPr>
+        <w:ind w:left="2160" w:hanging="180"/>
+      </w:pPr>
+    </w:lvl>
+    <w:lvl w:ilvl="3" w:tplc="0409000F" w:tentative="1">
+      <w:start w:val="1"/>
+      <w:numFmt w:val="decimal"/>
+      <w:lvlText w:val="%4."/>
+      <w:lvlJc w:val="left"/>
+      <w:pPr>
+        <w:ind w:left="2880" w:hanging="360"/>
+      </w:pPr>
+    </w:lvl>
+    <w:lvl w:ilvl="4" w:tplc="04090019" w:tentative="1">
+      <w:start w:val="1"/>
+      <w:numFmt w:val="lowerLetter"/>
+      <w:lvlText w:val="%5."/>
+      <w:lvlJc w:val="left"/>
+      <w:pPr>
+        <w:ind w:left="3600" w:hanging="360"/>
+      </w:pPr>
+    </w:lvl>
+    <w:lvl w:ilvl="5" w:tplc="0409001B" w:tentative="1">
+      <w:start w:val="1"/>
+      <w:numFmt w:val="lowerRoman"/>
+      <w:lvlText w:val="%6."/>
+      <w:lvlJc w:val="right"/>
+      <w:pPr>
+        <w:ind w:left="4320" w:hanging="180"/>
+      </w:pPr>
+    </w:lvl>
+    <w:lvl w:ilvl="6" w:tplc="0409000F" w:tentative="1">
+      <w:start w:val="1"/>
+      <w:numFmt w:val="decimal"/>
+      <w:lvlText w:val="%7."/>
+      <w:lvlJc w:val="left"/>
+      <w:pPr>
+        <w:ind w:left="5040" w:hanging="360"/>
+      </w:pPr>
+    </w:lvl>
+    <w:lvl w:ilvl="7" w:tplc="04090019" w:tentative="1">
+      <w:start w:val="1"/>
+      <w:numFmt w:val="lowerLetter"/>
+      <w:lvlText w:val="%8."/>
+      <w:lvlJc w:val="left"/>
+      <w:pPr>
+        <w:ind w:left="5760" w:hanging="360"/>
+      </w:pPr>
+    </w:lvl>
+    <w:lvl w:ilvl="8" w:tplc="0409001B" w:tentative="1">
+      <w:start w:val="1"/>
+      <w:numFmt w:val="lowerRoman"/>
+      <w:lvlText w:val="%9."/>
+      <w:lvlJc w:val="right"/>
+      <w:pPr>
+        <w:ind w:left="6480" w:hanging="180"/>
+      </w:pPr>
+    </w:lvl>
+  </w:abstractNum>
+  <w:abstractNum w:abstractNumId="26" w15:restartNumberingAfterBreak="0">
+    <w:nsid w:val="78134D32"/>
+    <w:multiLevelType w:val="hybridMultilevel"/>
+    <w:tmpl w:val="9D8C8BA4"/>
+    <w:lvl w:ilvl="0" w:tplc="04090017">
+      <w:start w:val="1"/>
+      <w:numFmt w:val="lowerLetter"/>
+      <w:lvlText w:val="%1)"/>
+      <w:lvlJc w:val="left"/>
+      <w:pPr>
+        <w:ind w:left="720" w:hanging="360"/>
+      </w:pPr>
+    </w:lvl>
+    <w:lvl w:ilvl="1" w:tplc="04090019" w:tentative="1">
+      <w:start w:val="1"/>
+      <w:numFmt w:val="lowerLetter"/>
+      <w:lvlText w:val="%2."/>
+      <w:lvlJc w:val="left"/>
+      <w:pPr>
+        <w:ind w:left="1440" w:hanging="360"/>
+      </w:pPr>
+    </w:lvl>
+    <w:lvl w:ilvl="2" w:tplc="0409001B" w:tentative="1">
+      <w:start w:val="1"/>
+      <w:numFmt w:val="lowerRoman"/>
+      <w:lvlText w:val="%3."/>
+      <w:lvlJc w:val="right"/>
+      <w:pPr>
+        <w:ind w:left="2160" w:hanging="180"/>
+      </w:pPr>
+    </w:lvl>
+    <w:lvl w:ilvl="3" w:tplc="0409000F" w:tentative="1">
+      <w:start w:val="1"/>
+      <w:numFmt w:val="decimal"/>
+      <w:lvlText w:val="%4."/>
+      <w:lvlJc w:val="left"/>
+      <w:pPr>
+        <w:ind w:left="2880" w:hanging="360"/>
+      </w:pPr>
+    </w:lvl>
+    <w:lvl w:ilvl="4" w:tplc="04090019" w:tentative="1">
+      <w:start w:val="1"/>
+      <w:numFmt w:val="lowerLetter"/>
+      <w:lvlText w:val="%5."/>
+      <w:lvlJc w:val="left"/>
+      <w:pPr>
+        <w:ind w:left="3600" w:hanging="360"/>
+      </w:pPr>
+    </w:lvl>
+    <w:lvl w:ilvl="5" w:tplc="0409001B" w:tentative="1">
+      <w:start w:val="1"/>
+      <w:numFmt w:val="lowerRoman"/>
+      <w:lvlText w:val="%6."/>
+      <w:lvlJc w:val="right"/>
+      <w:pPr>
+        <w:ind w:left="4320" w:hanging="180"/>
+      </w:pPr>
+    </w:lvl>
+    <w:lvl w:ilvl="6" w:tplc="0409000F" w:tentative="1">
+      <w:start w:val="1"/>
+      <w:numFmt w:val="decimal"/>
+      <w:lvlText w:val="%7."/>
+      <w:lvlJc w:val="left"/>
+      <w:pPr>
+        <w:ind w:left="5040" w:hanging="360"/>
+      </w:pPr>
+    </w:lvl>
+    <w:lvl w:ilvl="7" w:tplc="04090019" w:tentative="1">
+      <w:start w:val="1"/>
+      <w:numFmt w:val="lowerLetter"/>
+      <w:lvlText w:val="%8."/>
+      <w:lvlJc w:val="left"/>
+      <w:pPr>
+        <w:ind w:left="5760" w:hanging="360"/>
+      </w:pPr>
+    </w:lvl>
+    <w:lvl w:ilvl="8" w:tplc="0409001B" w:tentative="1">
+      <w:start w:val="1"/>
+      <w:numFmt w:val="lowerRoman"/>
+      <w:lvlText w:val="%9."/>
+      <w:lvlJc w:val="right"/>
+      <w:pPr>
+        <w:ind w:left="6480" w:hanging="180"/>
+      </w:pPr>
+    </w:lvl>
+  </w:abstractNum>
+  <w:abstractNum w:abstractNumId="27" w15:restartNumberingAfterBreak="0">
+    <w:nsid w:val="7CAA4AE2"/>
+    <w:multiLevelType w:val="multilevel"/>
+    <w:tmpl w:val="E9DC59DE"/>
+    <w:lvl w:ilvl="0">
+      <w:start w:val="1"/>
+      <w:numFmt w:val="bullet"/>
+      <w:lvlText w:val=""/>
+      <w:lvlJc w:val="left"/>
+      <w:pPr>
+        <w:tabs>
+          <w:tab w:val="num" w:pos="720"/>
+        </w:tabs>
+        <w:ind w:left="720" w:hanging="360"/>
+      </w:pPr>
+      <w:rPr>
+        <w:rFonts w:ascii="Symbol" w:hAnsi="Symbol" w:hint="default"/>
+        <w:sz w:val="20"/>
+      </w:rPr>
+    </w:lvl>
+    <w:lvl w:ilvl="1" w:tentative="1">
+      <w:start w:val="1"/>
+      <w:numFmt w:val="bullet"/>
+      <w:lvlText w:val="o"/>
+      <w:lvlJc w:val="left"/>
+      <w:pPr>
+        <w:tabs>
+          <w:tab w:val="num" w:pos="1440"/>
+        </w:tabs>
+        <w:ind w:left="1440" w:hanging="360"/>
+      </w:pPr>
+      <w:rPr>
+        <w:rFonts w:ascii="Courier New" w:hAnsi="Courier New" w:hint="default"/>
+        <w:sz w:val="20"/>
+      </w:rPr>
+    </w:lvl>
+    <w:lvl w:ilvl="2" w:tentative="1">
+      <w:start w:val="1"/>
+      <w:numFmt w:val="bullet"/>
+      <w:lvlText w:val=""/>
+      <w:lvlJc w:val="left"/>
+      <w:pPr>
+        <w:tabs>
+          <w:tab w:val="num" w:pos="2160"/>
+        </w:tabs>
+        <w:ind w:left="2160" w:hanging="360"/>
+      </w:pPr>
+      <w:rPr>
+        <w:rFonts w:ascii="Wingdings" w:hAnsi="Wingdings" w:hint="default"/>
+        <w:sz w:val="20"/>
+      </w:rPr>
+    </w:lvl>
+    <w:lvl w:ilvl="3" w:tentative="1">
+      <w:start w:val="1"/>
+      <w:numFmt w:val="bullet"/>
+      <w:lvlText w:val=""/>
+      <w:lvlJc w:val="left"/>
+      <w:pPr>
+        <w:tabs>
+          <w:tab w:val="num" w:pos="2880"/>
+        </w:tabs>
+        <w:ind w:left="2880" w:hanging="360"/>
+      </w:pPr>
+      <w:rPr>
+        <w:rFonts w:ascii="Wingdings" w:hAnsi="Wingdings" w:hint="default"/>
+        <w:sz w:val="20"/>
+      </w:rPr>
+    </w:lvl>
+    <w:lvl w:ilvl="4" w:tentative="1">
+      <w:start w:val="1"/>
+      <w:numFmt w:val="bullet"/>
+      <w:lvlText w:val=""/>
+      <w:lvlJc w:val="left"/>
+      <w:pPr>
+        <w:tabs>
+          <w:tab w:val="num" w:pos="3600"/>
+        </w:tabs>
+        <w:ind w:left="3600" w:hanging="360"/>
+      </w:pPr>
+      <w:rPr>
+        <w:rFonts w:ascii="Wingdings" w:hAnsi="Wingdings" w:hint="default"/>
+        <w:sz w:val="20"/>
+      </w:rPr>
+    </w:lvl>
+    <w:lvl w:ilvl="5" w:tentative="1">
+      <w:start w:val="1"/>
+      <w:numFmt w:val="bullet"/>
+      <w:lvlText w:val=""/>
+      <w:lvlJc w:val="left"/>
+      <w:pPr>
+        <w:tabs>
+          <w:tab w:val="num" w:pos="4320"/>
+        </w:tabs>
+        <w:ind w:left="4320" w:hanging="360"/>
+      </w:pPr>
+      <w:rPr>
+        <w:rFonts w:ascii="Wingdings" w:hAnsi="Wingdings" w:hint="default"/>
+        <w:sz w:val="20"/>
+      </w:rPr>
+    </w:lvl>
+    <w:lvl w:ilvl="6" w:tentative="1">
+      <w:start w:val="1"/>
+      <w:numFmt w:val="bullet"/>
+      <w:lvlText w:val=""/>
+      <w:lvlJc w:val="left"/>
+      <w:pPr>
+        <w:tabs>
+          <w:tab w:val="num" w:pos="5040"/>
+        </w:tabs>
+        <w:ind w:left="5040" w:hanging="360"/>
+      </w:pPr>
+      <w:rPr>
+        <w:rFonts w:ascii="Wingdings" w:hAnsi="Wingdings" w:hint="default"/>
+        <w:sz w:val="20"/>
+      </w:rPr>
+    </w:lvl>
+    <w:lvl w:ilvl="7" w:tentative="1">
+      <w:start w:val="1"/>
+      <w:numFmt w:val="bullet"/>
+      <w:lvlText w:val=""/>
+      <w:lvlJc w:val="left"/>
+      <w:pPr>
+        <w:tabs>
+          <w:tab w:val="num" w:pos="5760"/>
+        </w:tabs>
+        <w:ind w:left="5760" w:hanging="360"/>
+      </w:pPr>
+      <w:rPr>
+        <w:rFonts w:ascii="Wingdings" w:hAnsi="Wingdings" w:hint="default"/>
+        <w:sz w:val="20"/>
+      </w:rPr>
+    </w:lvl>
+    <w:lvl w:ilvl="8" w:tentative="1">
+      <w:start w:val="1"/>
+      <w:numFmt w:val="bullet"/>
+      <w:lvlText w:val=""/>
+      <w:lvlJc w:val="left"/>
+      <w:pPr>
+        <w:tabs>
+          <w:tab w:val="num" w:pos="6480"/>
+        </w:tabs>
+        <w:ind w:left="6480" w:hanging="360"/>
+      </w:pPr>
+      <w:rPr>
+        <w:rFonts w:ascii="Wingdings" w:hAnsi="Wingdings" w:hint="default"/>
+        <w:sz w:val="20"/>
+      </w:rPr>
+    </w:lvl>
+  </w:abstractNum>
+  <w:abstractNum w:abstractNumId="28" w15:restartNumberingAfterBreak="0">
+    <w:nsid w:val="7DBF53CD"/>
+    <w:multiLevelType w:val="hybridMultilevel"/>
+    <w:tmpl w:val="328C85A4"/>
+    <w:lvl w:ilvl="0" w:tplc="04090017">
+      <w:start w:val="1"/>
+      <w:numFmt w:val="lowerLetter"/>
+      <w:lvlText w:val="%1)"/>
+      <w:lvlJc w:val="left"/>
+      <w:pPr>
+        <w:ind w:left="720" w:hanging="360"/>
+      </w:pPr>
+    </w:lvl>
+    <w:lvl w:ilvl="1" w:tplc="04090019" w:tentative="1">
+      <w:start w:val="1"/>
+      <w:numFmt w:val="lowerLetter"/>
+      <w:lvlText w:val="%2."/>
+      <w:lvlJc w:val="left"/>
+      <w:pPr>
+        <w:ind w:left="1440" w:hanging="360"/>
+      </w:pPr>
+    </w:lvl>
+    <w:lvl w:ilvl="2" w:tplc="0409001B" w:tentative="1">
+      <w:start w:val="1"/>
+      <w:numFmt w:val="lowerRoman"/>
+      <w:lvlText w:val="%3."/>
+      <w:lvlJc w:val="right"/>
+      <w:pPr>
+        <w:ind w:left="2160" w:hanging="180"/>
+      </w:pPr>
+    </w:lvl>
+    <w:lvl w:ilvl="3" w:tplc="0409000F" w:tentative="1">
+      <w:start w:val="1"/>
+      <w:numFmt w:val="decimal"/>
+      <w:lvlText w:val="%4."/>
+      <w:lvlJc w:val="left"/>
+      <w:pPr>
+        <w:ind w:left="2880" w:hanging="360"/>
+      </w:pPr>
+    </w:lvl>
+    <w:lvl w:ilvl="4" w:tplc="04090019" w:tentative="1">
+      <w:start w:val="1"/>
+      <w:numFmt w:val="lowerLetter"/>
+      <w:lvlText w:val="%5."/>
+      <w:lvlJc w:val="left"/>
+      <w:pPr>
+        <w:ind w:left="3600" w:hanging="360"/>
+      </w:pPr>
+    </w:lvl>
+    <w:lvl w:ilvl="5" w:tplc="0409001B" w:tentative="1">
+      <w:start w:val="1"/>
+      <w:numFmt w:val="lowerRoman"/>
+      <w:lvlText w:val="%6."/>
+      <w:lvlJc w:val="right"/>
+      <w:pPr>
+        <w:ind w:left="4320" w:hanging="180"/>
+      </w:pPr>
+    </w:lvl>
+    <w:lvl w:ilvl="6" w:tplc="0409000F" w:tentative="1">
+      <w:start w:val="1"/>
+      <w:numFmt w:val="decimal"/>
+      <w:lvlText w:val="%7."/>
+      <w:lvlJc w:val="left"/>
+      <w:pPr>
+        <w:ind w:left="5040" w:hanging="360"/>
+      </w:pPr>
+    </w:lvl>
+    <w:lvl w:ilvl="7" w:tplc="04090019" w:tentative="1">
+      <w:start w:val="1"/>
+      <w:numFmt w:val="lowerLetter"/>
+      <w:lvlText w:val="%8."/>
+      <w:lvlJc w:val="left"/>
+      <w:pPr>
+        <w:ind w:left="5760" w:hanging="360"/>
+      </w:pPr>
+    </w:lvl>
+    <w:lvl w:ilvl="8" w:tplc="0409001B" w:tentative="1">
+      <w:start w:val="1"/>
+      <w:numFmt w:val="lowerRoman"/>
+      <w:lvlText w:val="%9."/>
+      <w:lvlJc w:val="right"/>
+      <w:pPr>
+        <w:ind w:left="6480" w:hanging="180"/>
+      </w:pPr>
+    </w:lvl>
+  </w:abstractNum>
+  <w:abstractNum w:abstractNumId="29" w15:restartNumberingAfterBreak="0">
+    <w:nsid w:val="7E1F51D6"/>
+    <w:multiLevelType w:val="hybridMultilevel"/>
+    <w:tmpl w:val="786C4400"/>
+    <w:lvl w:ilvl="0" w:tplc="04090017">
+      <w:start w:val="1"/>
+      <w:numFmt w:val="lowerLetter"/>
+      <w:lvlText w:val="%1)"/>
+      <w:lvlJc w:val="left"/>
+      <w:pPr>
+        <w:ind w:left="720" w:hanging="360"/>
+      </w:pPr>
+    </w:lvl>
+    <w:lvl w:ilvl="1" w:tplc="04090019" w:tentative="1">
+      <w:start w:val="1"/>
+      <w:numFmt w:val="lowerLetter"/>
+      <w:lvlText w:val="%2."/>
+      <w:lvlJc w:val="left"/>
+      <w:pPr>
+        <w:ind w:left="1440" w:hanging="360"/>
+      </w:pPr>
+    </w:lvl>
+    <w:lvl w:ilvl="2" w:tplc="0409001B" w:tentative="1">
+      <w:start w:val="1"/>
+      <w:numFmt w:val="lowerRoman"/>
+      <w:lvlText w:val="%3."/>
+      <w:lvlJc w:val="right"/>
+      <w:pPr>
+        <w:ind w:left="2160" w:hanging="180"/>
+      </w:pPr>
+    </w:lvl>
+    <w:lvl w:ilvl="3" w:tplc="0409000F" w:tentative="1">
+      <w:start w:val="1"/>
+      <w:numFmt w:val="decimal"/>
+      <w:lvlText w:val="%4."/>
+      <w:lvlJc w:val="left"/>
+      <w:pPr>
+        <w:ind w:left="2880" w:hanging="360"/>
+      </w:pPr>
+    </w:lvl>
+    <w:lvl w:ilvl="4" w:tplc="04090019" w:tentative="1">
+      <w:start w:val="1"/>
+      <w:numFmt w:val="lowerLetter"/>
+      <w:lvlText w:val="%5."/>
+      <w:lvlJc w:val="left"/>
+      <w:pPr>
+        <w:ind w:left="3600" w:hanging="360"/>
+      </w:pPr>
+    </w:lvl>
+    <w:lvl w:ilvl="5" w:tplc="0409001B" w:tentative="1">
+      <w:start w:val="1"/>
+      <w:numFmt w:val="lowerRoman"/>
+      <w:lvlText w:val="%6."/>
+      <w:lvlJc w:val="right"/>
+      <w:pPr>
+        <w:ind w:left="4320" w:hanging="180"/>
+      </w:pPr>
+    </w:lvl>
+    <w:lvl w:ilvl="6" w:tplc="0409000F" w:tentative="1">
+      <w:start w:val="1"/>
+      <w:numFmt w:val="decimal"/>
+      <w:lvlText w:val="%7."/>
+      <w:lvlJc w:val="left"/>
+      <w:pPr>
+        <w:ind w:left="5040" w:hanging="360"/>
+      </w:pPr>
+    </w:lvl>
+    <w:lvl w:ilvl="7" w:tplc="04090019" w:tentative="1">
+      <w:start w:val="1"/>
+      <w:numFmt w:val="lowerLetter"/>
+      <w:lvlText w:val="%8."/>
+      <w:lvlJc w:val="left"/>
+      <w:pPr>
+        <w:ind w:left="5760" w:hanging="360"/>
+      </w:pPr>
+    </w:lvl>
+    <w:lvl w:ilvl="8" w:tplc="0409001B" w:tentative="1">
+      <w:start w:val="1"/>
+      <w:numFmt w:val="lowerRoman"/>
+      <w:lvlText w:val="%9."/>
+      <w:lvlJc w:val="right"/>
+      <w:pPr>
+        <w:ind w:left="6480" w:hanging="180"/>
+      </w:pPr>
+    </w:lvl>
+  </w:abstractNum>
+  <w:abstractNum w:abstractNumId="30" w15:restartNumberingAfterBreak="0">
+    <w:nsid w:val="7F135340"/>
+    <w:multiLevelType w:val="hybridMultilevel"/>
+    <w:tmpl w:val="1C80A518"/>
+    <w:lvl w:ilvl="0" w:tplc="04090017">
+      <w:start w:val="1"/>
+      <w:numFmt w:val="lowerLetter"/>
+      <w:lvlText w:val="%1)"/>
+      <w:lvlJc w:val="left"/>
+      <w:pPr>
+        <w:ind w:left="720" w:hanging="360"/>
+      </w:pPr>
+    </w:lvl>
+    <w:lvl w:ilvl="1" w:tplc="04090019" w:tentative="1">
+      <w:start w:val="1"/>
+      <w:numFmt w:val="lowerLetter"/>
+      <w:lvlText w:val="%2."/>
+      <w:lvlJc w:val="left"/>
+      <w:pPr>
+        <w:ind w:left="1440" w:hanging="360"/>
+      </w:pPr>
+    </w:lvl>
+    <w:lvl w:ilvl="2" w:tplc="0409001B" w:tentative="1">
+      <w:start w:val="1"/>
+      <w:numFmt w:val="lowerRoman"/>
+      <w:lvlText w:val="%3."/>
+      <w:lvlJc w:val="right"/>
+      <w:pPr>
+        <w:ind w:left="2160" w:hanging="180"/>
+      </w:pPr>
+    </w:lvl>
+    <w:lvl w:ilvl="3" w:tplc="0409000F" w:tentative="1">
+      <w:start w:val="1"/>
+      <w:numFmt w:val="decimal"/>
+      <w:lvlText w:val="%4."/>
+      <w:lvlJc w:val="left"/>
+      <w:pPr>
+        <w:ind w:left="2880" w:hanging="360"/>
+      </w:pPr>
+    </w:lvl>
+    <w:lvl w:ilvl="4" w:tplc="04090019" w:tentative="1">
+      <w:start w:val="1"/>
+      <w:numFmt w:val="lowerLetter"/>
+      <w:lvlText w:val="%5."/>
+      <w:lvlJc w:val="left"/>
+      <w:pPr>
+        <w:ind w:left="3600" w:hanging="360"/>
+      </w:pPr>
+    </w:lvl>
+    <w:lvl w:ilvl="5" w:tplc="0409001B" w:tentative="1">
+      <w:start w:val="1"/>
+      <w:numFmt w:val="lowerRoman"/>
+      <w:lvlText w:val="%6."/>
+      <w:lvlJc w:val="right"/>
+      <w:pPr>
+        <w:ind w:left="4320" w:hanging="180"/>
+      </w:pPr>
+    </w:lvl>
+    <w:lvl w:ilvl="6" w:tplc="0409000F" w:tentative="1">
+      <w:start w:val="1"/>
+      <w:numFmt w:val="decimal"/>
+      <w:lvlText w:val="%7."/>
+      <w:lvlJc w:val="left"/>
+      <w:pPr>
+        <w:ind w:left="5040" w:hanging="360"/>
+      </w:pPr>
+    </w:lvl>
+    <w:lvl w:ilvl="7" w:tplc="04090019" w:tentative="1">
+      <w:start w:val="1"/>
+      <w:numFmt w:val="lowerLetter"/>
+      <w:lvlText w:val="%8."/>
+      <w:lvlJc w:val="left"/>
+      <w:pPr>
+        <w:ind w:left="5760" w:hanging="360"/>
+      </w:pPr>
+    </w:lvl>
+    <w:lvl w:ilvl="8" w:tplc="0409001B" w:tentative="1">
+      <w:start w:val="1"/>
+      <w:numFmt w:val="lowerRoman"/>
+      <w:lvlText w:val="%9."/>
+      <w:lvlJc w:val="right"/>
+      <w:pPr>
+        <w:ind w:left="6480" w:hanging="180"/>
+      </w:pPr>
+    </w:lvl>
+  </w:abstractNum>
+  <w:num w:numId="1" w16cid:durableId="1569919354">
+    <w:abstractNumId w:val="4"/>
+  </w:num>
+  <w:num w:numId="2" w16cid:durableId="717389571">
+    <w:abstractNumId w:val="26"/>
+  </w:num>
+  <w:num w:numId="3" w16cid:durableId="965693909">
+    <w:abstractNumId w:val="0"/>
+  </w:num>
+  <w:num w:numId="4" w16cid:durableId="359085475">
+    <w:abstractNumId w:val="29"/>
+  </w:num>
+  <w:num w:numId="5" w16cid:durableId="1138298219">
+    <w:abstractNumId w:val="23"/>
+  </w:num>
+  <w:num w:numId="6" w16cid:durableId="1085153168">
+    <w:abstractNumId w:val="3"/>
+  </w:num>
+  <w:num w:numId="7" w16cid:durableId="13463413">
+    <w:abstractNumId w:val="2"/>
+  </w:num>
+  <w:num w:numId="8" w16cid:durableId="1767189570">
+    <w:abstractNumId w:val="1"/>
+  </w:num>
+  <w:num w:numId="9" w16cid:durableId="342971592">
+    <w:abstractNumId w:val="16"/>
+  </w:num>
+  <w:num w:numId="10" w16cid:durableId="1389183763">
+    <w:abstractNumId w:val="25"/>
+  </w:num>
+  <w:num w:numId="11" w16cid:durableId="20060793">
+    <w:abstractNumId w:val="17"/>
+  </w:num>
+  <w:num w:numId="12" w16cid:durableId="574051552">
+    <w:abstractNumId w:val="20"/>
+  </w:num>
+  <w:num w:numId="13" w16cid:durableId="722023370">
+    <w:abstractNumId w:val="28"/>
+  </w:num>
+  <w:num w:numId="14" w16cid:durableId="437220549">
+    <w:abstractNumId w:val="30"/>
+  </w:num>
+  <w:num w:numId="15" w16cid:durableId="968705403">
+    <w:abstractNumId w:val="12"/>
+  </w:num>
+  <w:num w:numId="16" w16cid:durableId="1173379145">
+    <w:abstractNumId w:val="5"/>
+  </w:num>
+  <w:num w:numId="17" w16cid:durableId="1991594305">
+    <w:abstractNumId w:val="6"/>
+  </w:num>
+  <w:num w:numId="18" w16cid:durableId="769813716">
+    <w:abstractNumId w:val="18"/>
+  </w:num>
+  <w:num w:numId="19" w16cid:durableId="853424190">
+    <w:abstractNumId w:val="7"/>
+  </w:num>
+  <w:num w:numId="20" w16cid:durableId="790901032">
+    <w:abstractNumId w:val="10"/>
+  </w:num>
+  <w:num w:numId="21" w16cid:durableId="1863588994">
+    <w:abstractNumId w:val="21"/>
+  </w:num>
+  <w:num w:numId="22" w16cid:durableId="390888746">
+    <w:abstractNumId w:val="27"/>
+  </w:num>
+  <w:num w:numId="23" w16cid:durableId="353508035">
+    <w:abstractNumId w:val="14"/>
+  </w:num>
+  <w:num w:numId="24" w16cid:durableId="365953218">
+    <w:abstractNumId w:val="15"/>
+  </w:num>
+  <w:num w:numId="25" w16cid:durableId="1221282839">
+    <w:abstractNumId w:val="13"/>
+  </w:num>
+  <w:num w:numId="26" w16cid:durableId="1569144029">
+    <w:abstractNumId w:val="11"/>
+  </w:num>
+  <w:num w:numId="27" w16cid:durableId="332925574">
+    <w:abstractNumId w:val="22"/>
+  </w:num>
+  <w:num w:numId="28" w16cid:durableId="1526752680">
+    <w:abstractNumId w:val="9"/>
+  </w:num>
+  <w:num w:numId="29" w16cid:durableId="769013884">
+    <w:abstractNumId w:val="8"/>
+  </w:num>
+  <w:num w:numId="30" w16cid:durableId="1584294754">
+    <w:abstractNumId w:val="19"/>
+  </w:num>
+  <w:num w:numId="31" w16cid:durableId="1515924315">
+    <w:abstractNumId w:val="24"/>
+  </w:num>
+</w:numbering>
 </file>
 
 <file path=word/styles.xml><?xml version="1.0" encoding="utf-8"?>
@@ -650,7 +7400,6 @@
     <w:next w:val="Normal"/>
     <w:link w:val="Heading2Char"/>
     <w:uiPriority w:val="9"/>
-    <w:semiHidden/>
     <w:unhideWhenUsed/>
     <w:qFormat/>
     <w:rsid w:val="00595971"/>
@@ -825,7 +7574,6 @@
   <w:style w:type="character" w:default="1" w:styleId="DefaultParagraphFont">
     <w:name w:val="Default Paragraph Font"/>
     <w:uiPriority w:val="1"/>
-    <w:semiHidden/>
     <w:unhideWhenUsed/>
   </w:style>
   <w:style w:type="table" w:default="1" w:styleId="TableNormal">
@@ -1158,6 +7906,209 @@
       </w:tblBorders>
     </w:tblPr>
   </w:style>
+  <w:style w:type="character" w:styleId="Hyperlink">
+    <w:name w:val="Hyperlink"/>
+    <w:basedOn w:val="DefaultParagraphFont"/>
+    <w:uiPriority w:val="99"/>
+    <w:unhideWhenUsed/>
+    <w:rsid w:val="00F93357"/>
+    <w:rPr>
+      <w:color w:val="467886" w:themeColor="hyperlink"/>
+      <w:u w:val="single"/>
+    </w:rPr>
+  </w:style>
+  <w:style w:type="character" w:styleId="UnresolvedMention">
+    <w:name w:val="Unresolved Mention"/>
+    <w:basedOn w:val="DefaultParagraphFont"/>
+    <w:uiPriority w:val="99"/>
+    <w:semiHidden/>
+    <w:unhideWhenUsed/>
+    <w:rsid w:val="00F93357"/>
+    <w:rPr>
+      <w:color w:val="605E5C"/>
+      <w:shd w:val="clear" w:color="auto" w:fill="E1DFDD"/>
+    </w:rPr>
+  </w:style>
+  <w:style w:type="paragraph" w:styleId="FootnoteText">
+    <w:name w:val="footnote text"/>
+    <w:basedOn w:val="Normal"/>
+    <w:link w:val="FootnoteTextChar"/>
+    <w:uiPriority w:val="99"/>
+    <w:semiHidden/>
+    <w:unhideWhenUsed/>
+    <w:rsid w:val="005B19E4"/>
+    <w:pPr>
+      <w:spacing w:after="0" w:line="240" w:lineRule="auto"/>
+    </w:pPr>
+    <w:rPr>
+      <w:sz w:val="20"/>
+      <w:szCs w:val="20"/>
+    </w:rPr>
+  </w:style>
+  <w:style w:type="character" w:customStyle="1" w:styleId="FootnoteTextChar">
+    <w:name w:val="Footnote Text Char"/>
+    <w:basedOn w:val="DefaultParagraphFont"/>
+    <w:link w:val="FootnoteText"/>
+    <w:uiPriority w:val="99"/>
+    <w:semiHidden/>
+    <w:rsid w:val="005B19E4"/>
+    <w:rPr>
+      <w:sz w:val="20"/>
+      <w:szCs w:val="20"/>
+    </w:rPr>
+  </w:style>
+  <w:style w:type="character" w:styleId="FootnoteReference">
+    <w:name w:val="footnote reference"/>
+    <w:basedOn w:val="DefaultParagraphFont"/>
+    <w:uiPriority w:val="99"/>
+    <w:semiHidden/>
+    <w:unhideWhenUsed/>
+    <w:rsid w:val="005B19E4"/>
+    <w:rPr>
+      <w:vertAlign w:val="superscript"/>
+    </w:rPr>
+  </w:style>
+  <w:style w:type="paragraph" w:styleId="EndnoteText">
+    <w:name w:val="endnote text"/>
+    <w:basedOn w:val="Normal"/>
+    <w:link w:val="EndnoteTextChar"/>
+    <w:uiPriority w:val="99"/>
+    <w:semiHidden/>
+    <w:unhideWhenUsed/>
+    <w:rsid w:val="005B19E4"/>
+    <w:pPr>
+      <w:spacing w:after="0" w:line="240" w:lineRule="auto"/>
+    </w:pPr>
+    <w:rPr>
+      <w:sz w:val="20"/>
+      <w:szCs w:val="20"/>
+    </w:rPr>
+  </w:style>
+  <w:style w:type="character" w:customStyle="1" w:styleId="EndnoteTextChar">
+    <w:name w:val="Endnote Text Char"/>
+    <w:basedOn w:val="DefaultParagraphFont"/>
+    <w:link w:val="EndnoteText"/>
+    <w:uiPriority w:val="99"/>
+    <w:semiHidden/>
+    <w:rsid w:val="005B19E4"/>
+    <w:rPr>
+      <w:sz w:val="20"/>
+      <w:szCs w:val="20"/>
+    </w:rPr>
+  </w:style>
+  <w:style w:type="character" w:styleId="EndnoteReference">
+    <w:name w:val="endnote reference"/>
+    <w:basedOn w:val="DefaultParagraphFont"/>
+    <w:uiPriority w:val="99"/>
+    <w:semiHidden/>
+    <w:unhideWhenUsed/>
+    <w:rsid w:val="005B19E4"/>
+    <w:rPr>
+      <w:vertAlign w:val="superscript"/>
+    </w:rPr>
+  </w:style>
+  <w:style w:type="paragraph" w:styleId="Caption">
+    <w:name w:val="caption"/>
+    <w:basedOn w:val="Normal"/>
+    <w:next w:val="Normal"/>
+    <w:uiPriority w:val="35"/>
+    <w:unhideWhenUsed/>
+    <w:qFormat/>
+    <w:rsid w:val="005B19E4"/>
+    <w:pPr>
+      <w:spacing w:after="200" w:line="240" w:lineRule="auto"/>
+    </w:pPr>
+    <w:rPr>
+      <w:i/>
+      <w:iCs/>
+      <w:color w:val="0E2841" w:themeColor="text2"/>
+      <w:sz w:val="18"/>
+      <w:szCs w:val="18"/>
+    </w:rPr>
+  </w:style>
+  <w:style w:type="character" w:styleId="FollowedHyperlink">
+    <w:name w:val="FollowedHyperlink"/>
+    <w:basedOn w:val="DefaultParagraphFont"/>
+    <w:uiPriority w:val="99"/>
+    <w:semiHidden/>
+    <w:unhideWhenUsed/>
+    <w:rsid w:val="005B19E4"/>
+    <w:rPr>
+      <w:color w:val="96607D" w:themeColor="followedHyperlink"/>
+      <w:u w:val="single"/>
+    </w:rPr>
+  </w:style>
+  <w:style w:type="paragraph" w:styleId="NormalWeb">
+    <w:name w:val="Normal (Web)"/>
+    <w:basedOn w:val="Normal"/>
+    <w:uiPriority w:val="99"/>
+    <w:semiHidden/>
+    <w:unhideWhenUsed/>
+    <w:rsid w:val="0095041C"/>
+    <w:pPr>
+      <w:spacing w:before="100" w:beforeAutospacing="1" w:after="100" w:afterAutospacing="1" w:line="240" w:lineRule="auto"/>
+    </w:pPr>
+    <w:rPr>
+      <w:rFonts w:ascii="Times New Roman" w:eastAsiaTheme="minorEastAsia" w:hAnsi="Times New Roman" w:cs="Times New Roman"/>
+      <w:kern w:val="0"/>
+      <w14:ligatures w14:val="none"/>
+    </w:rPr>
+  </w:style>
+  <w:style w:type="character" w:styleId="Strong">
+    <w:name w:val="Strong"/>
+    <w:basedOn w:val="DefaultParagraphFont"/>
+    <w:uiPriority w:val="22"/>
+    <w:qFormat/>
+    <w:rsid w:val="0095041C"/>
+    <w:rPr>
+      <w:b/>
+      <w:bCs/>
+    </w:rPr>
+  </w:style>
+  <w:style w:type="paragraph" w:styleId="Header">
+    <w:name w:val="header"/>
+    <w:basedOn w:val="Normal"/>
+    <w:link w:val="HeaderChar"/>
+    <w:uiPriority w:val="99"/>
+    <w:unhideWhenUsed/>
+    <w:rsid w:val="006A0156"/>
+    <w:pPr>
+      <w:tabs>
+        <w:tab w:val="center" w:pos="4680"/>
+        <w:tab w:val="right" w:pos="9360"/>
+      </w:tabs>
+      <w:spacing w:after="0" w:line="240" w:lineRule="auto"/>
+    </w:pPr>
+  </w:style>
+  <w:style w:type="character" w:customStyle="1" w:styleId="HeaderChar">
+    <w:name w:val="Header Char"/>
+    <w:basedOn w:val="DefaultParagraphFont"/>
+    <w:link w:val="Header"/>
+    <w:uiPriority w:val="99"/>
+    <w:rsid w:val="006A0156"/>
+  </w:style>
+  <w:style w:type="paragraph" w:styleId="Footer">
+    <w:name w:val="footer"/>
+    <w:basedOn w:val="Normal"/>
+    <w:link w:val="FooterChar"/>
+    <w:uiPriority w:val="99"/>
+    <w:unhideWhenUsed/>
+    <w:rsid w:val="006A0156"/>
+    <w:pPr>
+      <w:tabs>
+        <w:tab w:val="center" w:pos="4680"/>
+        <w:tab w:val="right" w:pos="9360"/>
+      </w:tabs>
+      <w:spacing w:after="0" w:line="240" w:lineRule="auto"/>
+    </w:pPr>
+  </w:style>
+  <w:style w:type="character" w:customStyle="1" w:styleId="FooterChar">
+    <w:name w:val="Footer Char"/>
+    <w:basedOn w:val="DefaultParagraphFont"/>
+    <w:link w:val="Footer"/>
+    <w:uiPriority w:val="99"/>
+    <w:rsid w:val="006A0156"/>
+  </w:style>
 </w:styles>
 </file>
 
@@ -1474,4 +8425,53 @@
     </a:ext>
   </a:extLst>
 </a:theme>
+</file>
+
+<file path=word/webextensions/taskpanes.xml><?xml version="1.0" encoding="utf-8"?>
+<wetp:taskpanes xmlns:wetp="http://schemas.microsoft.com/office/webextensions/taskpanes/2010/11">
+  <wetp:taskpane dockstate="right" visibility="0" width="350" row="1">
+    <wetp:webextensionref xmlns:r="http://schemas.openxmlformats.org/officeDocument/2006/relationships" r:id="rId1"/>
+  </wetp:taskpane>
+  <wetp:taskpane dockstate="right" visibility="0" width="350" row="2">
+    <wetp:webextensionref xmlns:r="http://schemas.openxmlformats.org/officeDocument/2006/relationships" r:id="rId2"/>
+  </wetp:taskpane>
+</wetp:taskpanes>
+</file>
+
+<file path=word/webextensions/webextension1.xml><?xml version="1.0" encoding="utf-8"?>
+<we:webextension xmlns:we="http://schemas.microsoft.com/office/webextensions/webextension/2010/11" id="{09F90915-9A61-4B70-9161-C517061CA59E}">
+  <we:reference id="wa200007708" version="1.3.1.0" store="en-US" storeType="OMEX"/>
+  <we:alternateReferences>
+    <we:reference id="wa200007708" version="1.3.1.0" store="wa200007708" storeType="OMEX"/>
+  </we:alternateReferences>
+  <we:properties/>
+  <we:bindings/>
+  <we:snapshot xmlns:r="http://schemas.openxmlformats.org/officeDocument/2006/relationships"/>
+</we:webextension>
+</file>
+
+<file path=word/webextensions/webextension2.xml><?xml version="1.0" encoding="utf-8"?>
+<we:webextension xmlns:we="http://schemas.microsoft.com/office/webextensions/webextension/2010/11" id="{75970FC6-91D8-4BDB-A028-0F7E42DE07FC}">
+  <we:reference id="wa200000368" version="1.0.0.0" store="en-US" storeType="OMEX"/>
+  <we:alternateReferences>
+    <we:reference id="wa200000368" version="1.0.0.0" store="wa200000368" storeType="OMEX"/>
+  </we:alternateReferences>
+  <we:properties>
+    <we:property name="documentId" value="&quot;a28328b95ba237f2&quot;"/>
+  </we:properties>
+  <we:bindings/>
+  <we:snapshot xmlns:r="http://schemas.openxmlformats.org/officeDocument/2006/relationships"/>
+</we:webextension>
+</file>
+
+<file path=customXml/item1.xml><?xml version="1.0" encoding="utf-8"?>
+<b:Sources xmlns:b="http://schemas.openxmlformats.org/officeDocument/2006/bibliography" xmlns="http://schemas.openxmlformats.org/officeDocument/2006/bibliography" SelectedStyle="\APASixthEditionOfficeOnline.xsl" StyleName="APA" Version="6"/>
+</file>
+
+<file path=customXml/itemProps1.xml><?xml version="1.0" encoding="utf-8"?>
+<ds:datastoreItem xmlns:ds="http://schemas.openxmlformats.org/officeDocument/2006/customXml" ds:itemID="{129C8FD2-72C3-488C-8EBF-8D0FB2955AA2}">
+  <ds:schemaRefs>
+    <ds:schemaRef ds:uri="http://schemas.openxmlformats.org/officeDocument/2006/bibliography"/>
+  </ds:schemaRefs>
+</ds:datastoreItem>
 </file>
--- a/documentation/Meeting Logs/Sprint 1.docx
+++ b/documentation/Meeting Logs/Sprint 1.docx
@@ -139,6 +139,15 @@
       </w:r>
     </w:p>
     <w:p>
+      <w:pPr>
+        <w:rPr>
+          <w:rFonts w:ascii="Times New Roman" w:eastAsia="Times New Roman" w:hAnsi="Times New Roman" w:cs="Times New Roman"/>
+          <w:noProof/>
+          <w:kern w:val="0"/>
+          <w:szCs w:val="22"/>
+          <w14:ligatures w14:val="none"/>
+        </w:rPr>
+      </w:pPr>
       <w:r>
         <w:t>The</w:t>
       </w:r>
@@ -155,11 +164,7 @@
         <w:t xml:space="preserve">directions. </w:t>
       </w:r>
       <w:r>
-        <w:t xml:space="preserve">A responsive frontend with React will display station distance and current fuel or charging prices. The backend, powered by Node.js with Express, will manage API requests, data aggregation, and communication with external APIs. A local SQLite database will store station metadata, user preferences, and cached results to improve performance. Then for the data processing the application will use JavaScript for the caching and aggregation. Together, this tech stack creates a scalable, </w:t>
-      </w:r>
-      <w:r>
-        <w:lastRenderedPageBreak/>
-        <w:t>intuitive, and reliable application that enhances everyday travel planning.</w:t>
+        <w:t>A responsive frontend with React will display station distance and current fuel or charging prices. The backend, powered by Node.js with Express, will manage API requests, data aggregation, and communication with external APIs. A local SQLite database will store station metadata, user preferences, and cached results to improve performance. Then for the data processing the application will use JavaScript for the caching and aggregation. Together, this tech stack creates a scalable, intuitive, and reliable application that enhances everyday travel planning.</w:t>
       </w:r>
       <w:r>
         <w:rPr>
@@ -171,6 +176,8 @@
         </w:rPr>
         <w:t xml:space="preserve"> </w:t>
       </w:r>
+    </w:p>
+    <w:p>
       <w:r>
         <w:rPr>
           <w:rFonts w:ascii="Times New Roman" w:eastAsia="Times New Roman" w:hAnsi="Times New Roman" w:cs="Times New Roman"/>
@@ -179,8 +186,9 @@
           <w:szCs w:val="22"/>
           <w14:ligatures w14:val="none"/>
         </w:rPr>
+        <w:lastRenderedPageBreak/>
         <w:drawing>
-          <wp:inline distT="0" distB="0" distL="0" distR="0" wp14:anchorId="73AACB98" wp14:editId="7A518A17">
+          <wp:inline distT="0" distB="0" distL="0" distR="0" wp14:anchorId="73AACB98" wp14:editId="3554B48F">
             <wp:extent cx="3333750" cy="2104390"/>
             <wp:effectExtent l="0" t="0" r="0" b="0"/>
             <wp:docPr id="742718236" name="Picture 1"/>
@@ -224,79 +232,6 @@
     </w:p>
     <w:p>
       <w:r>
-        <w:rPr>
-          <w:noProof/>
-        </w:rPr>
-        <mc:AlternateContent>
-          <mc:Choice Requires="wps">
-            <w:drawing>
-              <wp:inline distT="0" distB="0" distL="0" distR="0" wp14:anchorId="0CE71BC3" wp14:editId="159420BF">
-                <wp:extent cx="304800" cy="304800"/>
-                <wp:effectExtent l="0" t="0" r="0" b="0"/>
-                <wp:docPr id="1402083875" name="Rectangle 2"/>
-                <wp:cNvGraphicFramePr>
-                  <a:graphicFrameLocks xmlns:a="http://schemas.openxmlformats.org/drawingml/2006/main" noChangeAspect="1"/>
-                </wp:cNvGraphicFramePr>
-                <a:graphic xmlns:a="http://schemas.openxmlformats.org/drawingml/2006/main">
-                  <a:graphicData uri="http://schemas.microsoft.com/office/word/2010/wordprocessingShape">
-                    <wps:wsp>
-                      <wps:cNvSpPr>
-                        <a:spLocks noChangeAspect="1" noChangeArrowheads="1"/>
-                      </wps:cNvSpPr>
-                      <wps:spPr bwMode="auto">
-                        <a:xfrm>
-                          <a:off x="0" y="0"/>
-                          <a:ext cx="304800" cy="304800"/>
-                        </a:xfrm>
-                        <a:prstGeom prst="rect">
-                          <a:avLst/>
-                        </a:prstGeom>
-                        <a:noFill/>
-                        <a:ln>
-                          <a:noFill/>
-                        </a:ln>
-                        <a:extLst>
-                          <a:ext uri="{909E8E84-426E-40DD-AFC4-6F175D3DCCD1}">
-                            <a14:hiddenFill xmlns:a14="http://schemas.microsoft.com/office/drawing/2010/main">
-                              <a:solidFill>
-                                <a:srgbClr val="FFFFFF"/>
-                              </a:solidFill>
-                            </a14:hiddenFill>
-                          </a:ext>
-                          <a:ext uri="{91240B29-F687-4F45-9708-019B960494DF}">
-                            <a14:hiddenLine xmlns:a14="http://schemas.microsoft.com/office/drawing/2010/main" w="9525">
-                              <a:solidFill>
-                                <a:srgbClr val="000000"/>
-                              </a:solidFill>
-                              <a:miter lim="800000"/>
-                              <a:headEnd/>
-                              <a:tailEnd/>
-                            </a14:hiddenLine>
-                          </a:ext>
-                        </a:extLst>
-                      </wps:spPr>
-                      <wps:bodyPr rot="0" vert="horz" wrap="square" lIns="91440" tIns="45720" rIns="91440" bIns="45720" anchor="t" anchorCtr="0" upright="1">
-                        <a:noAutofit/>
-                      </wps:bodyPr>
-                    </wps:wsp>
-                  </a:graphicData>
-                </a:graphic>
-              </wp:inline>
-            </w:drawing>
-          </mc:Choice>
-          <mc:Fallback>
-            <w:pict>
-              <v:rect w14:anchorId="17DED48B" id="Rectangle 2" o:spid="_x0000_s1026" style="width:24pt;height:24pt;visibility:visible;mso-wrap-style:square;mso-left-percent:-10001;mso-top-percent:-10001;mso-position-horizontal:absolute;mso-position-horizontal-relative:char;mso-position-vertical:absolute;mso-position-vertical-relative:line;mso-left-percent:-10001;mso-top-percent:-10001;v-text-anchor:top" o:gfxdata="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" filled="f" stroked="f">
-                <o:lock v:ext="edit" aspectratio="t"/>
-                <w10:anchorlock/>
-              </v:rect>
-            </w:pict>
-          </mc:Fallback>
-        </mc:AlternateContent>
-      </w:r>
-    </w:p>
-    <w:p>
-      <w:r>
         <w:t xml:space="preserve">The application is complete once it has met its core functionality goals, reliably retrieving and displaying nearby stations with accurate distance and pricing information. Verifying that the Google Maps redirection works consistently, ensuring seamless navigation for users. From a UI/UX perspective, the interface is clean, responsive, and intuitive, while map interactions such as zooming, panning, and marker selection feel natural. If launched, the shipped version will demonstrate powerful performance, with average API response times under five hundred milliseconds and map and station data loading within two seconds. The user engagement metrics should indicate healthy adoption, reflected in steady daily active users and frequent station lookups per session. Lastly, in terms of reliability, the application maintains 99% uptime over a 7-day period, with API error rates kept below 5%. </w:t>
       </w:r>
     </w:p>
@@ -352,25 +287,25 @@
         <w:t>To</w:t>
       </w:r>
       <w:r>
-        <w:t xml:space="preserve"> get accurate live data of these prices, when the user opens the app, it will get data from the API. That can store it in the app database to display prices on the map. If a user launches the app again offline or if the API is down, it will use the existing prices in the database to continue to display information. Storing the data from the API in our own </w:t>
+        <w:t xml:space="preserve"> get accurate live data of these prices, when the user opens the app, it will get data from the API. That can store it in the app database to display prices on the map. If a user launches the app again offline or if the API is down, it will use the existing prices in the database to continue to display information. Storing the data from the API in our own database will limit the number of times the API is called, as well as give us more flexibility for querying and displaying the data.</w:t>
+      </w:r>
+    </w:p>
+    <w:p>
+      <w:r>
+        <w:t>Google</w:t>
+      </w:r>
+      <w:r>
+        <w:t xml:space="preserve"> Maps API is what will power the geospatial mapping portion of the application. It allows us to use JavaScript to create a live map pulling from Google </w:t>
+      </w:r>
+      <w:r>
+        <w:t>Maps and</w:t>
+      </w:r>
+      <w:r>
+        <w:t xml:space="preserve"> then be able </w:t>
       </w:r>
       <w:r>
         <w:lastRenderedPageBreak/>
-        <w:t>database will limit the number of times the API is called, as well as give us more flexibility for querying and displaying the data.</w:t>
-      </w:r>
-    </w:p>
-    <w:p>
-      <w:r>
-        <w:t>Google</w:t>
-      </w:r>
-      <w:r>
-        <w:t xml:space="preserve"> Maps API is what will power the geospatial mapping portion of the application. It allows us to use JavaScript to create a live map pulling from Google </w:t>
-      </w:r>
-      <w:r>
-        <w:t>Maps and</w:t>
-      </w:r>
-      <w:r>
-        <w:t xml:space="preserve"> then be able to add </w:t>
+        <w:t xml:space="preserve">to add </w:t>
       </w:r>
       <w:r>
         <w:t>many</w:t>
@@ -421,30 +356,20 @@
       <w:r>
         <w:t xml:space="preserve"> primary stakeholders of this system are drivers in Utah County who directly benefit from easy access to nearby gas station locations and fuel price comparisons. Secondary stakeholders include gas station owners, who may experience increased visibility and customer traffic when their stations </w:t>
       </w:r>
-      <w:proofErr w:type="gramStart"/>
-      <w:r>
-        <w:t>appear as</w:t>
-      </w:r>
-      <w:proofErr w:type="gramEnd"/>
+      <w:r>
+        <w:t>appear</w:t>
+      </w:r>
       <w:r>
         <w:t xml:space="preserve"> competitive options within the application, as well as third-party API and data providers that supply the location and pricing information used by the system. Indirect stakeholders include members of the local community, who may benefit from reduced unnecessary driving, and the development team. Those who are responsible for ensuring the system </w:t>
       </w:r>
-      <w:proofErr w:type="gramStart"/>
-      <w:r>
-        <w:t>remains</w:t>
-      </w:r>
-      <w:proofErr w:type="gramEnd"/>
+      <w:r>
+        <w:t>remain</w:t>
+      </w:r>
       <w:r>
         <w:t xml:space="preserve"> dependable, accurate, and user-friendly.</w:t>
       </w:r>
     </w:p>
     <w:p>
-      <w:pPr>
-        <w:rPr>
-          <w:b/>
-          <w:bCs/>
-        </w:rPr>
-      </w:pPr>
       <w:r>
         <w:rPr>
           <w:b/>
@@ -459,8 +384,15 @@
         </w:rPr>
         <w:t xml:space="preserve"> Logs: </w:t>
       </w:r>
-    </w:p>
-    <w:p/>
+      <w:r>
+        <w:t>Can Be found within the Zip file</w:t>
+      </w:r>
+    </w:p>
+    <w:p>
+      <w:r>
+        <w:t xml:space="preserve">We meet Every Tuesday, Thursday, and Saturday. As well as during the class on Wednesday. Where the meeting time is anywhere from 7:00 P.M or 8:00 P.M on the days that aren’t in the classroom. </w:t>
+      </w:r>
+    </w:p>
     <w:p>
       <w:pPr>
         <w:rPr>
@@ -665,7 +597,11 @@
           <w:tcPr>
             <w:tcW w:w="1598" w:type="dxa"/>
           </w:tcPr>
-          <w:p/>
+          <w:p>
+            <w:r>
+              <w:t>Nathan Carlson</w:t>
+            </w:r>
+          </w:p>
         </w:tc>
         <w:tc>
           <w:tcPr>
@@ -707,7 +643,11 @@
           <w:tcPr>
             <w:tcW w:w="1598" w:type="dxa"/>
           </w:tcPr>
-          <w:p/>
+          <w:p>
+            <w:r>
+              <w:t>Kyler Cressall</w:t>
+            </w:r>
+          </w:p>
         </w:tc>
         <w:tc>
           <w:tcPr>
@@ -731,7 +671,6 @@
           </w:tcPr>
           <w:p>
             <w:r>
-              <w:lastRenderedPageBreak/>
               <w:t xml:space="preserve">Thomas Ross </w:t>
             </w:r>
           </w:p>
@@ -750,7 +689,11 @@
           <w:tcPr>
             <w:tcW w:w="1598" w:type="dxa"/>
           </w:tcPr>
-          <w:p/>
+          <w:p>
+            <w:r>
+              <w:t>Thomas Ross</w:t>
+            </w:r>
+          </w:p>
         </w:tc>
         <w:tc>
           <w:tcPr>
@@ -791,12 +734,12 @@
         <w:tblLook w:val="04A0" w:firstRow="1" w:lastRow="0" w:firstColumn="1" w:lastColumn="0" w:noHBand="0" w:noVBand="1"/>
       </w:tblPr>
       <w:tblGrid>
-        <w:gridCol w:w="1558"/>
-        <w:gridCol w:w="1558"/>
-        <w:gridCol w:w="1558"/>
-        <w:gridCol w:w="1558"/>
-        <w:gridCol w:w="1559"/>
-        <w:gridCol w:w="1559"/>
+        <w:gridCol w:w="1532"/>
+        <w:gridCol w:w="1543"/>
+        <w:gridCol w:w="1543"/>
+        <w:gridCol w:w="1553"/>
+        <w:gridCol w:w="1640"/>
+        <w:gridCol w:w="1539"/>
       </w:tblGrid>
       <w:tr>
         <w:tc>
@@ -922,13 +865,24 @@
           <w:tcPr>
             <w:tcW w:w="1559" w:type="dxa"/>
           </w:tcPr>
-          <w:p/>
+          <w:p>
+            <w:r>
+              <w:t>To Every</w:t>
+            </w:r>
+            <w:r>
+              <w:t>one</w:t>
+            </w:r>
+          </w:p>
         </w:tc>
         <w:tc>
           <w:tcPr>
             <w:tcW w:w="1559" w:type="dxa"/>
           </w:tcPr>
-          <w:p/>
+          <w:p>
+            <w:r>
+              <w:t>TBD</w:t>
+            </w:r>
+          </w:p>
         </w:tc>
       </w:tr>
       <w:tr>
@@ -973,19 +927,33 @@
             <w:r>
               <w:t xml:space="preserve"> </w:t>
             </w:r>
+            <w:r>
+              <w:t>As well as set up database</w:t>
+            </w:r>
           </w:p>
         </w:tc>
         <w:tc>
           <w:tcPr>
             <w:tcW w:w="1559" w:type="dxa"/>
           </w:tcPr>
-          <w:p/>
+          <w:p>
+            <w:r>
+              <w:t>Kyler/Thomas</w:t>
+            </w:r>
+          </w:p>
         </w:tc>
         <w:tc>
           <w:tcPr>
             <w:tcW w:w="1559" w:type="dxa"/>
           </w:tcPr>
-          <w:p/>
+          <w:p>
+            <w:r>
+              <w:t>2/</w:t>
+            </w:r>
+            <w:r>
+              <w:t>14/26</w:t>
+            </w:r>
+          </w:p>
         </w:tc>
       </w:tr>
       <w:tr>
@@ -1039,13 +1007,21 @@
           <w:tcPr>
             <w:tcW w:w="1559" w:type="dxa"/>
           </w:tcPr>
-          <w:p/>
+          <w:p>
+            <w:r>
+              <w:t>Eric</w:t>
+            </w:r>
+          </w:p>
         </w:tc>
         <w:tc>
           <w:tcPr>
             <w:tcW w:w="1559" w:type="dxa"/>
           </w:tcPr>
-          <w:p/>
+          <w:p>
+            <w:r>
+              <w:t>2/10/26</w:t>
+            </w:r>
+          </w:p>
         </w:tc>
       </w:tr>
       <w:tr>
@@ -1093,13 +1069,24 @@
           <w:tcPr>
             <w:tcW w:w="1559" w:type="dxa"/>
           </w:tcPr>
-          <w:p/>
+          <w:p>
+            <w:r>
+              <w:t>Nathan</w:t>
+            </w:r>
+          </w:p>
         </w:tc>
         <w:tc>
           <w:tcPr>
             <w:tcW w:w="1559" w:type="dxa"/>
           </w:tcPr>
-          <w:p/>
+          <w:p>
+            <w:r>
+              <w:t>2/</w:t>
+            </w:r>
+            <w:r>
+              <w:t>4/26</w:t>
+            </w:r>
+          </w:p>
         </w:tc>
       </w:tr>
     </w:tbl>
@@ -1231,6 +1218,7 @@
           <w:b/>
           <w:bCs/>
         </w:rPr>
+        <w:lastRenderedPageBreak/>
         <w:t>Search and Filtering</w:t>
       </w:r>
     </w:p>
@@ -1243,7 +1231,6 @@
         </w:numPr>
       </w:pPr>
       <w:r>
-        <w:lastRenderedPageBreak/>
         <w:t>Users can view stations nearby as a list as an alternative to map view.</w:t>
       </w:r>
     </w:p>
@@ -1607,6 +1594,7 @@
         </w:numPr>
       </w:pPr>
       <w:r>
+        <w:lastRenderedPageBreak/>
         <w:t>The system should provide an intuitive interface.</w:t>
       </w:r>
     </w:p>
@@ -1631,7 +1619,6 @@
         </w:numPr>
       </w:pPr>
       <w:r>
-        <w:lastRenderedPageBreak/>
         <w:t>The interface shall be responsive for desktop and mobile devices.</w:t>
       </w:r>
     </w:p>
@@ -1997,6 +1984,7 @@
         </w:numPr>
       </w:pPr>
       <w:r>
+        <w:lastRenderedPageBreak/>
         <w:t>The system shall comply with WCAG 2.1 standards.</w:t>
       </w:r>
     </w:p>
@@ -2009,7 +1997,6 @@
         </w:numPr>
       </w:pPr>
       <w:r>
-        <w:lastRenderedPageBreak/>
         <w:t>Keyboard navigation shall be supported.</w:t>
       </w:r>
     </w:p>
@@ -2808,11 +2795,9 @@
           <w:numId w:val="22"/>
         </w:numPr>
       </w:pPr>
-      <w:proofErr w:type="spellStart"/>
       <w:r>
         <w:t>FuelPrice</w:t>
       </w:r>
-      <w:proofErr w:type="spellEnd"/>
     </w:p>
     <w:p>
       <w:pPr>
@@ -2821,12 +2806,10 @@
           <w:numId w:val="22"/>
         </w:numPr>
       </w:pPr>
-      <w:proofErr w:type="spellStart"/>
       <w:proofErr w:type="gramStart"/>
       <w:r>
         <w:t>DiscountManager</w:t>
       </w:r>
-      <w:proofErr w:type="spellEnd"/>
       <w:proofErr w:type="gramEnd"/>
     </w:p>
     <w:p>
@@ -2836,11 +2819,9 @@
           <w:numId w:val="22"/>
         </w:numPr>
       </w:pPr>
-      <w:proofErr w:type="spellStart"/>
       <w:r>
         <w:t>MapService</w:t>
       </w:r>
-      <w:proofErr w:type="spellEnd"/>
     </w:p>
     <w:p>
       <w:pPr>
@@ -2849,11 +2830,9 @@
           <w:numId w:val="22"/>
         </w:numPr>
       </w:pPr>
-      <w:proofErr w:type="spellStart"/>
       <w:r>
         <w:t>APIService</w:t>
       </w:r>
-      <w:proofErr w:type="spellEnd"/>
     </w:p>
     <w:p>
       <w:pPr>
@@ -2862,12 +2841,10 @@
           <w:numId w:val="22"/>
         </w:numPr>
       </w:pPr>
-      <w:proofErr w:type="spellStart"/>
       <w:proofErr w:type="gramStart"/>
       <w:r>
         <w:t>CacheManager</w:t>
       </w:r>
-      <w:proofErr w:type="spellEnd"/>
       <w:proofErr w:type="gramEnd"/>
     </w:p>
     <w:p/>

--- a/documentation/Meeting Logs/Sprint 1.docx
+++ b/documentation/Meeting Logs/Sprint 1.docx
@@ -2795,9 +2795,11 @@
           <w:numId w:val="22"/>
         </w:numPr>
       </w:pPr>
+      <w:proofErr w:type="spellStart"/>
       <w:r>
         <w:t>FuelPrice</w:t>
       </w:r>
+      <w:proofErr w:type="spellEnd"/>
     </w:p>
     <w:p>
       <w:pPr>
@@ -2806,10 +2808,12 @@
           <w:numId w:val="22"/>
         </w:numPr>
       </w:pPr>
+      <w:proofErr w:type="spellStart"/>
       <w:proofErr w:type="gramStart"/>
       <w:r>
         <w:t>DiscountManager</w:t>
       </w:r>
+      <w:proofErr w:type="spellEnd"/>
       <w:proofErr w:type="gramEnd"/>
     </w:p>
     <w:p>
@@ -2819,9 +2823,11 @@
           <w:numId w:val="22"/>
         </w:numPr>
       </w:pPr>
+      <w:proofErr w:type="spellStart"/>
       <w:r>
         <w:t>MapService</w:t>
       </w:r>
+      <w:proofErr w:type="spellEnd"/>
     </w:p>
     <w:p>
       <w:pPr>
@@ -2830,9 +2836,11 @@
           <w:numId w:val="22"/>
         </w:numPr>
       </w:pPr>
+      <w:proofErr w:type="spellStart"/>
       <w:r>
         <w:t>APIService</w:t>
       </w:r>
+      <w:proofErr w:type="spellEnd"/>
     </w:p>
     <w:p>
       <w:pPr>
@@ -2841,10 +2849,12 @@
           <w:numId w:val="22"/>
         </w:numPr>
       </w:pPr>
+      <w:proofErr w:type="spellStart"/>
       <w:proofErr w:type="gramStart"/>
       <w:r>
         <w:t>CacheManager</w:t>
       </w:r>
+      <w:proofErr w:type="spellEnd"/>
       <w:proofErr w:type="gramEnd"/>
     </w:p>
     <w:p/>
@@ -3775,7 +3785,2879 @@
         <w:t xml:space="preserve"> a Pump will monitor the size of its maintenance backlog and aim to keep it as small as possible. This will be achieved by consistently prioritizing and addressing bugs, technical debt, and post-release issues, helping ensure long-term stability and maintainability of the system.</w:t>
       </w:r>
     </w:p>
-    <w:p/>
+    <w:p>
+      <w:pPr>
+        <w:rPr>
+          <w:b/>
+          <w:bCs/>
+          <w:sz w:val="32"/>
+          <w:szCs w:val="32"/>
+        </w:rPr>
+      </w:pPr>
+      <w:r>
+        <w:rPr>
+          <w:b/>
+          <w:bCs/>
+          <w:sz w:val="32"/>
+          <w:szCs w:val="32"/>
+        </w:rPr>
+        <w:t>ReadMe</w:t>
+      </w:r>
+    </w:p>
+    <w:p>
+      <w:pPr>
+        <w:spacing w:after="240" w:line="240" w:lineRule="auto"/>
+        <w:outlineLvl w:val="0"/>
+        <w:rPr>
+          <w:rFonts w:eastAsia="Times New Roman" w:cs="Segoe UI"/>
+          <w:b/>
+          <w:bCs/>
+          <w:kern w:val="36"/>
+          <w14:ligatures w14:val="none"/>
+        </w:rPr>
+      </w:pPr>
+      <w:r>
+        <w:rPr>
+          <w:rFonts w:eastAsia="Times New Roman" w:cs="Segoe UI"/>
+          <w:b/>
+          <w:bCs/>
+          <w:kern w:val="36"/>
+          <w14:ligatures w14:val="none"/>
+        </w:rPr>
+        <w:t>Find A Pump</w:t>
+      </w:r>
+    </w:p>
+    <w:p>
+      <w:pPr>
+        <w:spacing w:after="240" w:line="240" w:lineRule="auto"/>
+        <w:rPr>
+          <w:rFonts w:eastAsia="Times New Roman" w:cs="Segoe UI"/>
+          <w:kern w:val="0"/>
+          <w14:ligatures w14:val="none"/>
+        </w:rPr>
+      </w:pPr>
+      <w:r>
+        <w:rPr>
+          <w:rFonts w:eastAsia="Times New Roman" w:cs="Segoe UI"/>
+          <w:kern w:val="0"/>
+          <w14:ligatures w14:val="none"/>
+        </w:rPr>
+        <w:t>A full-stack web application that allows users to locate nearby gas stations and compare fuel prices through an interactive map interface.</w:t>
+      </w:r>
+    </w:p>
+    <w:p>
+      <w:pPr>
+        <w:spacing w:before="360" w:after="240" w:line="240" w:lineRule="auto"/>
+        <w:outlineLvl w:val="1"/>
+        <w:rPr>
+          <w:rFonts w:eastAsia="Times New Roman" w:cs="Segoe UI"/>
+          <w:b/>
+          <w:bCs/>
+          <w:kern w:val="0"/>
+          <w14:ligatures w14:val="none"/>
+        </w:rPr>
+      </w:pPr>
+      <w:r>
+        <w:rPr>
+          <w:rFonts w:eastAsia="Times New Roman" w:cs="Segoe UI"/>
+          <w:b/>
+          <w:bCs/>
+          <w:kern w:val="0"/>
+          <w14:ligatures w14:val="none"/>
+        </w:rPr>
+        <w:t>Project Overview</w:t>
+      </w:r>
+    </w:p>
+    <w:p>
+      <w:pPr>
+        <w:spacing w:after="240" w:line="240" w:lineRule="auto"/>
+        <w:rPr>
+          <w:rFonts w:eastAsia="Times New Roman" w:cs="Segoe UI"/>
+          <w:kern w:val="0"/>
+          <w14:ligatures w14:val="none"/>
+        </w:rPr>
+      </w:pPr>
+      <w:r>
+        <w:rPr>
+          <w:rFonts w:eastAsia="Times New Roman" w:cs="Segoe UI"/>
+          <w:b/>
+          <w:bCs/>
+          <w:kern w:val="0"/>
+          <w14:ligatures w14:val="none"/>
+        </w:rPr>
+        <w:t>Find A Pump</w:t>
+      </w:r>
+      <w:r>
+        <w:rPr>
+          <w:rFonts w:eastAsia="Times New Roman" w:cs="Segoe UI"/>
+          <w:kern w:val="0"/>
+          <w14:ligatures w14:val="none"/>
+        </w:rPr>
+        <w:t xml:space="preserve"> is a </w:t>
+      </w:r>
+      <w:proofErr w:type="spellStart"/>
+      <w:r>
+        <w:rPr>
+          <w:rFonts w:eastAsia="Times New Roman" w:cs="Segoe UI"/>
+          <w:kern w:val="0"/>
+          <w14:ligatures w14:val="none"/>
+        </w:rPr>
+        <w:t>monorepo</w:t>
+      </w:r>
+      <w:proofErr w:type="spellEnd"/>
+      <w:r>
+        <w:rPr>
+          <w:rFonts w:eastAsia="Times New Roman" w:cs="Segoe UI"/>
+          <w:kern w:val="0"/>
+          <w14:ligatures w14:val="none"/>
+        </w:rPr>
+        <w:t>-based full-stack application consisting of:</w:t>
+      </w:r>
+    </w:p>
+    <w:p>
+      <w:pPr>
+        <w:numPr>
+          <w:ilvl w:val="0"/>
+          <w:numId w:val="32"/>
+        </w:numPr>
+        <w:spacing w:before="100" w:beforeAutospacing="1" w:after="100" w:afterAutospacing="1" w:line="240" w:lineRule="auto"/>
+        <w:rPr>
+          <w:rFonts w:eastAsia="Times New Roman" w:cs="Segoe UI"/>
+          <w:kern w:val="0"/>
+          <w14:ligatures w14:val="none"/>
+        </w:rPr>
+      </w:pPr>
+      <w:r>
+        <w:rPr>
+          <w:rFonts w:eastAsia="Times New Roman" w:cs="Segoe UI"/>
+          <w:kern w:val="0"/>
+          <w14:ligatures w14:val="none"/>
+        </w:rPr>
+        <w:t>A Next.js frontend</w:t>
+      </w:r>
+    </w:p>
+    <w:p>
+      <w:pPr>
+        <w:numPr>
+          <w:ilvl w:val="0"/>
+          <w:numId w:val="32"/>
+        </w:numPr>
+        <w:spacing w:before="100" w:beforeAutospacing="1" w:after="100" w:afterAutospacing="1" w:line="240" w:lineRule="auto"/>
+        <w:rPr>
+          <w:rFonts w:eastAsia="Times New Roman" w:cs="Segoe UI"/>
+          <w:kern w:val="0"/>
+          <w14:ligatures w14:val="none"/>
+        </w:rPr>
+      </w:pPr>
+      <w:r>
+        <w:rPr>
+          <w:rFonts w:eastAsia="Times New Roman" w:cs="Segoe UI"/>
+          <w:kern w:val="0"/>
+          <w14:ligatures w14:val="none"/>
+        </w:rPr>
+        <w:t>A Node.js + Express backend</w:t>
+      </w:r>
+    </w:p>
+    <w:p>
+      <w:pPr>
+        <w:numPr>
+          <w:ilvl w:val="0"/>
+          <w:numId w:val="32"/>
+        </w:numPr>
+        <w:spacing w:before="100" w:beforeAutospacing="1" w:after="100" w:afterAutospacing="1" w:line="240" w:lineRule="auto"/>
+        <w:rPr>
+          <w:rFonts w:eastAsia="Times New Roman" w:cs="Segoe UI"/>
+          <w:kern w:val="0"/>
+          <w14:ligatures w14:val="none"/>
+        </w:rPr>
+      </w:pPr>
+      <w:r>
+        <w:rPr>
+          <w:rFonts w:eastAsia="Times New Roman" w:cs="Segoe UI"/>
+          <w:kern w:val="0"/>
+          <w14:ligatures w14:val="none"/>
+        </w:rPr>
+        <w:t>A SQLite database managed with Prisma ORM</w:t>
+      </w:r>
+    </w:p>
+    <w:p>
+      <w:pPr>
+        <w:numPr>
+          <w:ilvl w:val="0"/>
+          <w:numId w:val="32"/>
+        </w:numPr>
+        <w:spacing w:before="100" w:beforeAutospacing="1" w:after="100" w:afterAutospacing="1" w:line="240" w:lineRule="auto"/>
+        <w:rPr>
+          <w:rFonts w:eastAsia="Times New Roman" w:cs="Segoe UI"/>
+          <w:kern w:val="0"/>
+          <w14:ligatures w14:val="none"/>
+        </w:rPr>
+      </w:pPr>
+      <w:proofErr w:type="spellStart"/>
+      <w:r>
+        <w:rPr>
+          <w:rFonts w:eastAsia="Times New Roman" w:cs="Segoe UI"/>
+          <w:kern w:val="0"/>
+          <w14:ligatures w14:val="none"/>
+        </w:rPr>
+        <w:t>Turborepo</w:t>
+      </w:r>
+      <w:proofErr w:type="spellEnd"/>
+      <w:r>
+        <w:rPr>
+          <w:rFonts w:eastAsia="Times New Roman" w:cs="Segoe UI"/>
+          <w:kern w:val="0"/>
+          <w14:ligatures w14:val="none"/>
+        </w:rPr>
+        <w:t xml:space="preserve"> for running frontend and backend concurrently</w:t>
+      </w:r>
+    </w:p>
+    <w:p>
+      <w:pPr>
+        <w:spacing w:after="240" w:line="240" w:lineRule="auto"/>
+        <w:rPr>
+          <w:rFonts w:eastAsia="Times New Roman" w:cs="Segoe UI"/>
+          <w:kern w:val="0"/>
+          <w14:ligatures w14:val="none"/>
+        </w:rPr>
+      </w:pPr>
+      <w:r>
+        <w:rPr>
+          <w:rFonts w:eastAsia="Times New Roman" w:cs="Segoe UI"/>
+          <w:kern w:val="0"/>
+          <w14:ligatures w14:val="none"/>
+        </w:rPr>
+        <w:t>The backend follows industry-standard architecture:</w:t>
+      </w:r>
+    </w:p>
+    <w:p>
+      <w:pPr>
+        <w:spacing w:after="240" w:line="240" w:lineRule="auto"/>
+        <w:rPr>
+          <w:rFonts w:eastAsia="Times New Roman" w:cs="Segoe UI"/>
+          <w:kern w:val="0"/>
+          <w14:ligatures w14:val="none"/>
+        </w:rPr>
+      </w:pPr>
+      <w:r>
+        <w:rPr>
+          <w:rFonts w:eastAsia="Times New Roman" w:cs="Segoe UI"/>
+          <w:kern w:val="0"/>
+          <w14:ligatures w14:val="none"/>
+        </w:rPr>
+        <w:t>Routes → Controllers → Services</w:t>
+      </w:r>
+    </w:p>
+    <w:p>
+      <w:pPr>
+        <w:spacing w:after="240" w:line="240" w:lineRule="auto"/>
+        <w:rPr>
+          <w:rFonts w:eastAsia="Times New Roman" w:cs="Segoe UI"/>
+          <w:kern w:val="0"/>
+          <w14:ligatures w14:val="none"/>
+        </w:rPr>
+      </w:pPr>
+      <w:r>
+        <w:rPr>
+          <w:rFonts w:eastAsia="Times New Roman" w:cs="Segoe UI"/>
+          <w:kern w:val="0"/>
+          <w14:ligatures w14:val="none"/>
+        </w:rPr>
+        <w:t>This separation ensures:</w:t>
+      </w:r>
+    </w:p>
+    <w:p>
+      <w:pPr>
+        <w:numPr>
+          <w:ilvl w:val="0"/>
+          <w:numId w:val="33"/>
+        </w:numPr>
+        <w:spacing w:before="100" w:beforeAutospacing="1" w:after="100" w:afterAutospacing="1" w:line="240" w:lineRule="auto"/>
+        <w:rPr>
+          <w:rFonts w:eastAsia="Times New Roman" w:cs="Segoe UI"/>
+          <w:kern w:val="0"/>
+          <w14:ligatures w14:val="none"/>
+        </w:rPr>
+      </w:pPr>
+      <w:r>
+        <w:rPr>
+          <w:rFonts w:eastAsia="Times New Roman" w:cs="Segoe UI"/>
+          <w:kern w:val="0"/>
+          <w14:ligatures w14:val="none"/>
+        </w:rPr>
+        <w:t>Routes define endpoints only</w:t>
+      </w:r>
+    </w:p>
+    <w:p>
+      <w:pPr>
+        <w:numPr>
+          <w:ilvl w:val="0"/>
+          <w:numId w:val="33"/>
+        </w:numPr>
+        <w:spacing w:before="100" w:beforeAutospacing="1" w:after="100" w:afterAutospacing="1" w:line="240" w:lineRule="auto"/>
+        <w:rPr>
+          <w:rFonts w:eastAsia="Times New Roman" w:cs="Segoe UI"/>
+          <w:kern w:val="0"/>
+          <w14:ligatures w14:val="none"/>
+        </w:rPr>
+      </w:pPr>
+      <w:r>
+        <w:rPr>
+          <w:rFonts w:eastAsia="Times New Roman" w:cs="Segoe UI"/>
+          <w:kern w:val="0"/>
+          <w14:ligatures w14:val="none"/>
+        </w:rPr>
+        <w:t>Controllers handle validation and HTTP responses</w:t>
+      </w:r>
+    </w:p>
+    <w:p>
+      <w:pPr>
+        <w:numPr>
+          <w:ilvl w:val="0"/>
+          <w:numId w:val="33"/>
+        </w:numPr>
+        <w:spacing w:before="100" w:beforeAutospacing="1" w:after="100" w:afterAutospacing="1" w:line="240" w:lineRule="auto"/>
+        <w:rPr>
+          <w:rFonts w:eastAsia="Times New Roman" w:cs="Segoe UI"/>
+          <w:kern w:val="0"/>
+          <w14:ligatures w14:val="none"/>
+        </w:rPr>
+      </w:pPr>
+      <w:r>
+        <w:rPr>
+          <w:rFonts w:eastAsia="Times New Roman" w:cs="Segoe UI"/>
+          <w:kern w:val="0"/>
+          <w14:ligatures w14:val="none"/>
+        </w:rPr>
+        <w:t>Services contain business logic and database operations</w:t>
+      </w:r>
+    </w:p>
+    <w:p>
+      <w:pPr>
+        <w:spacing w:before="360" w:after="240" w:line="240" w:lineRule="auto"/>
+        <w:outlineLvl w:val="1"/>
+        <w:rPr>
+          <w:rFonts w:eastAsia="Times New Roman" w:cs="Segoe UI"/>
+          <w:b/>
+          <w:bCs/>
+          <w:kern w:val="0"/>
+          <w14:ligatures w14:val="none"/>
+        </w:rPr>
+      </w:pPr>
+      <w:r>
+        <w:rPr>
+          <w:rFonts w:eastAsia="Times New Roman" w:cs="Segoe UI"/>
+          <w:b/>
+          <w:bCs/>
+          <w:kern w:val="0"/>
+          <w14:ligatures w14:val="none"/>
+        </w:rPr>
+        <w:t>Repository Structure</w:t>
+      </w:r>
+    </w:p>
+    <w:p>
+      <w:pPr>
+        <w:pBdr>
+          <w:top w:val="single" w:sz="6" w:space="12" w:color="313131"/>
+          <w:left w:val="single" w:sz="6" w:space="12" w:color="313131"/>
+          <w:bottom w:val="single" w:sz="6" w:space="12" w:color="313131"/>
+          <w:right w:val="single" w:sz="6" w:space="12" w:color="313131"/>
+        </w:pBdr>
+        <w:shd w:val="clear" w:color="auto" w:fill="2B2B2B"/>
+        <w:tabs>
+          <w:tab w:val="left" w:pos="916"/>
+          <w:tab w:val="left" w:pos="1832"/>
+          <w:tab w:val="left" w:pos="2748"/>
+          <w:tab w:val="left" w:pos="3664"/>
+          <w:tab w:val="left" w:pos="4580"/>
+          <w:tab w:val="left" w:pos="5496"/>
+          <w:tab w:val="left" w:pos="6412"/>
+          <w:tab w:val="left" w:pos="7328"/>
+          <w:tab w:val="left" w:pos="8244"/>
+          <w:tab w:val="left" w:pos="9160"/>
+          <w:tab w:val="left" w:pos="10076"/>
+          <w:tab w:val="left" w:pos="10992"/>
+          <w:tab w:val="left" w:pos="11908"/>
+          <w:tab w:val="left" w:pos="12824"/>
+          <w:tab w:val="left" w:pos="13740"/>
+          <w:tab w:val="left" w:pos="14656"/>
+        </w:tabs>
+        <w:spacing w:after="0" w:line="326" w:lineRule="atLeast"/>
+        <w:rPr>
+          <w:rFonts w:eastAsia="Times New Roman" w:cs="Courier New"/>
+          <w:kern w:val="0"/>
+          <w14:ligatures w14:val="none"/>
+        </w:rPr>
+      </w:pPr>
+      <w:r>
+        <w:rPr>
+          <w:rFonts w:eastAsia="Times New Roman" w:cs="Courier New"/>
+          <w:kern w:val="0"/>
+          <w14:ligatures w14:val="none"/>
+        </w:rPr>
+        <w:t>Find-A-Pump-Project/</w:t>
+      </w:r>
+    </w:p>
+    <w:p>
+      <w:pPr>
+        <w:pBdr>
+          <w:top w:val="single" w:sz="6" w:space="12" w:color="313131"/>
+          <w:left w:val="single" w:sz="6" w:space="12" w:color="313131"/>
+          <w:bottom w:val="single" w:sz="6" w:space="12" w:color="313131"/>
+          <w:right w:val="single" w:sz="6" w:space="12" w:color="313131"/>
+        </w:pBdr>
+        <w:shd w:val="clear" w:color="auto" w:fill="2B2B2B"/>
+        <w:tabs>
+          <w:tab w:val="left" w:pos="916"/>
+          <w:tab w:val="left" w:pos="1832"/>
+          <w:tab w:val="left" w:pos="2748"/>
+          <w:tab w:val="left" w:pos="3664"/>
+          <w:tab w:val="left" w:pos="4580"/>
+          <w:tab w:val="left" w:pos="5496"/>
+          <w:tab w:val="left" w:pos="6412"/>
+          <w:tab w:val="left" w:pos="7328"/>
+          <w:tab w:val="left" w:pos="8244"/>
+          <w:tab w:val="left" w:pos="9160"/>
+          <w:tab w:val="left" w:pos="10076"/>
+          <w:tab w:val="left" w:pos="10992"/>
+          <w:tab w:val="left" w:pos="11908"/>
+          <w:tab w:val="left" w:pos="12824"/>
+          <w:tab w:val="left" w:pos="13740"/>
+          <w:tab w:val="left" w:pos="14656"/>
+        </w:tabs>
+        <w:spacing w:after="0" w:line="326" w:lineRule="atLeast"/>
+        <w:rPr>
+          <w:rFonts w:eastAsia="Times New Roman" w:cs="Courier New"/>
+          <w:kern w:val="0"/>
+          <w14:ligatures w14:val="none"/>
+        </w:rPr>
+      </w:pPr>
+      <w:r>
+        <w:rPr>
+          <w:rFonts w:eastAsia="Times New Roman" w:cs="Courier New"/>
+          <w:kern w:val="0"/>
+          <w14:ligatures w14:val="none"/>
+        </w:rPr>
+        <w:t>│</w:t>
+      </w:r>
+    </w:p>
+    <w:p>
+      <w:pPr>
+        <w:pBdr>
+          <w:top w:val="single" w:sz="6" w:space="12" w:color="313131"/>
+          <w:left w:val="single" w:sz="6" w:space="12" w:color="313131"/>
+          <w:bottom w:val="single" w:sz="6" w:space="12" w:color="313131"/>
+          <w:right w:val="single" w:sz="6" w:space="12" w:color="313131"/>
+        </w:pBdr>
+        <w:shd w:val="clear" w:color="auto" w:fill="2B2B2B"/>
+        <w:tabs>
+          <w:tab w:val="left" w:pos="916"/>
+          <w:tab w:val="left" w:pos="1832"/>
+          <w:tab w:val="left" w:pos="2748"/>
+          <w:tab w:val="left" w:pos="3664"/>
+          <w:tab w:val="left" w:pos="4580"/>
+          <w:tab w:val="left" w:pos="5496"/>
+          <w:tab w:val="left" w:pos="6412"/>
+          <w:tab w:val="left" w:pos="7328"/>
+          <w:tab w:val="left" w:pos="8244"/>
+          <w:tab w:val="left" w:pos="9160"/>
+          <w:tab w:val="left" w:pos="10076"/>
+          <w:tab w:val="left" w:pos="10992"/>
+          <w:tab w:val="left" w:pos="11908"/>
+          <w:tab w:val="left" w:pos="12824"/>
+          <w:tab w:val="left" w:pos="13740"/>
+          <w:tab w:val="left" w:pos="14656"/>
+        </w:tabs>
+        <w:spacing w:after="0" w:line="326" w:lineRule="atLeast"/>
+        <w:rPr>
+          <w:rFonts w:eastAsia="Times New Roman" w:cs="Courier New"/>
+          <w:kern w:val="0"/>
+          <w14:ligatures w14:val="none"/>
+        </w:rPr>
+      </w:pPr>
+      <w:r>
+        <w:rPr>
+          <w:rFonts w:ascii="MS Gothic" w:eastAsia="MS Gothic" w:hAnsi="MS Gothic" w:cs="MS Gothic" w:hint="eastAsia"/>
+          <w:kern w:val="0"/>
+          <w14:ligatures w14:val="none"/>
+        </w:rPr>
+        <w:t>├</w:t>
+      </w:r>
+      <w:r>
+        <w:rPr>
+          <w:rFonts w:ascii="Aptos" w:eastAsia="Times New Roman" w:hAnsi="Aptos" w:cs="Aptos"/>
+          <w:kern w:val="0"/>
+          <w14:ligatures w14:val="none"/>
+        </w:rPr>
+        <w:t>──</w:t>
+      </w:r>
+      <w:r>
+        <w:rPr>
+          <w:rFonts w:eastAsia="Times New Roman" w:cs="Courier New"/>
+          <w:kern w:val="0"/>
+          <w14:ligatures w14:val="none"/>
+        </w:rPr>
+        <w:t xml:space="preserve"> documentation/</w:t>
+      </w:r>
+    </w:p>
+    <w:p>
+      <w:pPr>
+        <w:pBdr>
+          <w:top w:val="single" w:sz="6" w:space="12" w:color="313131"/>
+          <w:left w:val="single" w:sz="6" w:space="12" w:color="313131"/>
+          <w:bottom w:val="single" w:sz="6" w:space="12" w:color="313131"/>
+          <w:right w:val="single" w:sz="6" w:space="12" w:color="313131"/>
+        </w:pBdr>
+        <w:shd w:val="clear" w:color="auto" w:fill="2B2B2B"/>
+        <w:tabs>
+          <w:tab w:val="left" w:pos="916"/>
+          <w:tab w:val="left" w:pos="1832"/>
+          <w:tab w:val="left" w:pos="2748"/>
+          <w:tab w:val="left" w:pos="3664"/>
+          <w:tab w:val="left" w:pos="4580"/>
+          <w:tab w:val="left" w:pos="5496"/>
+          <w:tab w:val="left" w:pos="6412"/>
+          <w:tab w:val="left" w:pos="7328"/>
+          <w:tab w:val="left" w:pos="8244"/>
+          <w:tab w:val="left" w:pos="9160"/>
+          <w:tab w:val="left" w:pos="10076"/>
+          <w:tab w:val="left" w:pos="10992"/>
+          <w:tab w:val="left" w:pos="11908"/>
+          <w:tab w:val="left" w:pos="12824"/>
+          <w:tab w:val="left" w:pos="13740"/>
+          <w:tab w:val="left" w:pos="14656"/>
+        </w:tabs>
+        <w:spacing w:after="0" w:line="326" w:lineRule="atLeast"/>
+        <w:rPr>
+          <w:rFonts w:eastAsia="Times New Roman" w:cs="Courier New"/>
+          <w:kern w:val="0"/>
+          <w14:ligatures w14:val="none"/>
+        </w:rPr>
+      </w:pPr>
+      <w:r>
+        <w:rPr>
+          <w:rFonts w:ascii="MS Gothic" w:eastAsia="MS Gothic" w:hAnsi="MS Gothic" w:cs="MS Gothic" w:hint="eastAsia"/>
+          <w:kern w:val="0"/>
+          <w14:ligatures w14:val="none"/>
+        </w:rPr>
+        <w:t>├</w:t>
+      </w:r>
+      <w:r>
+        <w:rPr>
+          <w:rFonts w:ascii="Aptos" w:eastAsia="Times New Roman" w:hAnsi="Aptos" w:cs="Aptos"/>
+          <w:kern w:val="0"/>
+          <w14:ligatures w14:val="none"/>
+        </w:rPr>
+        <w:t>──</w:t>
+      </w:r>
+      <w:r>
+        <w:rPr>
+          <w:rFonts w:eastAsia="Times New Roman" w:cs="Courier New"/>
+          <w:kern w:val="0"/>
+          <w14:ligatures w14:val="none"/>
+        </w:rPr>
+        <w:t xml:space="preserve"> find-a-pump-code/</w:t>
+      </w:r>
+    </w:p>
+    <w:p>
+      <w:pPr>
+        <w:pBdr>
+          <w:top w:val="single" w:sz="6" w:space="12" w:color="313131"/>
+          <w:left w:val="single" w:sz="6" w:space="12" w:color="313131"/>
+          <w:bottom w:val="single" w:sz="6" w:space="12" w:color="313131"/>
+          <w:right w:val="single" w:sz="6" w:space="12" w:color="313131"/>
+        </w:pBdr>
+        <w:shd w:val="clear" w:color="auto" w:fill="2B2B2B"/>
+        <w:tabs>
+          <w:tab w:val="left" w:pos="916"/>
+          <w:tab w:val="left" w:pos="1832"/>
+          <w:tab w:val="left" w:pos="2748"/>
+          <w:tab w:val="left" w:pos="3664"/>
+          <w:tab w:val="left" w:pos="4580"/>
+          <w:tab w:val="left" w:pos="5496"/>
+          <w:tab w:val="left" w:pos="6412"/>
+          <w:tab w:val="left" w:pos="7328"/>
+          <w:tab w:val="left" w:pos="8244"/>
+          <w:tab w:val="left" w:pos="9160"/>
+          <w:tab w:val="left" w:pos="10076"/>
+          <w:tab w:val="left" w:pos="10992"/>
+          <w:tab w:val="left" w:pos="11908"/>
+          <w:tab w:val="left" w:pos="12824"/>
+          <w:tab w:val="left" w:pos="13740"/>
+          <w:tab w:val="left" w:pos="14656"/>
+        </w:tabs>
+        <w:spacing w:after="0" w:line="326" w:lineRule="atLeast"/>
+        <w:rPr>
+          <w:rFonts w:eastAsia="Times New Roman" w:cs="Courier New"/>
+          <w:kern w:val="0"/>
+          <w14:ligatures w14:val="none"/>
+        </w:rPr>
+      </w:pPr>
+      <w:r>
+        <w:rPr>
+          <w:rFonts w:eastAsia="Times New Roman" w:cs="Courier New"/>
+          <w:kern w:val="0"/>
+          <w14:ligatures w14:val="none"/>
+        </w:rPr>
+        <w:t xml:space="preserve">│   </w:t>
+      </w:r>
+      <w:r>
+        <w:rPr>
+          <w:rFonts w:ascii="MS Gothic" w:eastAsia="MS Gothic" w:hAnsi="MS Gothic" w:cs="MS Gothic" w:hint="eastAsia"/>
+          <w:kern w:val="0"/>
+          <w14:ligatures w14:val="none"/>
+        </w:rPr>
+        <w:t>├</w:t>
+      </w:r>
+      <w:r>
+        <w:rPr>
+          <w:rFonts w:ascii="Aptos" w:eastAsia="Times New Roman" w:hAnsi="Aptos" w:cs="Aptos"/>
+          <w:kern w:val="0"/>
+          <w14:ligatures w14:val="none"/>
+        </w:rPr>
+        <w:t>──</w:t>
+      </w:r>
+      <w:r>
+        <w:rPr>
+          <w:rFonts w:eastAsia="Times New Roman" w:cs="Courier New"/>
+          <w:kern w:val="0"/>
+          <w14:ligatures w14:val="none"/>
+        </w:rPr>
+        <w:t xml:space="preserve"> apps/</w:t>
+      </w:r>
+    </w:p>
+    <w:p>
+      <w:pPr>
+        <w:pBdr>
+          <w:top w:val="single" w:sz="6" w:space="12" w:color="313131"/>
+          <w:left w:val="single" w:sz="6" w:space="12" w:color="313131"/>
+          <w:bottom w:val="single" w:sz="6" w:space="12" w:color="313131"/>
+          <w:right w:val="single" w:sz="6" w:space="12" w:color="313131"/>
+        </w:pBdr>
+        <w:shd w:val="clear" w:color="auto" w:fill="2B2B2B"/>
+        <w:tabs>
+          <w:tab w:val="left" w:pos="916"/>
+          <w:tab w:val="left" w:pos="1832"/>
+          <w:tab w:val="left" w:pos="2748"/>
+          <w:tab w:val="left" w:pos="3664"/>
+          <w:tab w:val="left" w:pos="4580"/>
+          <w:tab w:val="left" w:pos="5496"/>
+          <w:tab w:val="left" w:pos="6412"/>
+          <w:tab w:val="left" w:pos="7328"/>
+          <w:tab w:val="left" w:pos="8244"/>
+          <w:tab w:val="left" w:pos="9160"/>
+          <w:tab w:val="left" w:pos="10076"/>
+          <w:tab w:val="left" w:pos="10992"/>
+          <w:tab w:val="left" w:pos="11908"/>
+          <w:tab w:val="left" w:pos="12824"/>
+          <w:tab w:val="left" w:pos="13740"/>
+          <w:tab w:val="left" w:pos="14656"/>
+        </w:tabs>
+        <w:spacing w:after="0" w:line="326" w:lineRule="atLeast"/>
+        <w:rPr>
+          <w:rFonts w:eastAsia="Times New Roman" w:cs="Courier New"/>
+          <w:kern w:val="0"/>
+          <w14:ligatures w14:val="none"/>
+        </w:rPr>
+      </w:pPr>
+      <w:r>
+        <w:rPr>
+          <w:rFonts w:eastAsia="Times New Roman" w:cs="Courier New"/>
+          <w:kern w:val="0"/>
+          <w14:ligatures w14:val="none"/>
+        </w:rPr>
+        <w:t xml:space="preserve">│   │   </w:t>
+      </w:r>
+      <w:r>
+        <w:rPr>
+          <w:rFonts w:ascii="MS Gothic" w:eastAsia="MS Gothic" w:hAnsi="MS Gothic" w:cs="MS Gothic" w:hint="eastAsia"/>
+          <w:kern w:val="0"/>
+          <w14:ligatures w14:val="none"/>
+        </w:rPr>
+        <w:t>├</w:t>
+      </w:r>
+      <w:r>
+        <w:rPr>
+          <w:rFonts w:ascii="Aptos" w:eastAsia="Times New Roman" w:hAnsi="Aptos" w:cs="Aptos"/>
+          <w:kern w:val="0"/>
+          <w14:ligatures w14:val="none"/>
+        </w:rPr>
+        <w:t>──</w:t>
+      </w:r>
+      <w:r>
+        <w:rPr>
+          <w:rFonts w:eastAsia="Times New Roman" w:cs="Courier New"/>
+          <w:kern w:val="0"/>
+          <w14:ligatures w14:val="none"/>
+        </w:rPr>
+        <w:t xml:space="preserve"> frontend/</w:t>
+      </w:r>
+    </w:p>
+    <w:p>
+      <w:pPr>
+        <w:pBdr>
+          <w:top w:val="single" w:sz="6" w:space="12" w:color="313131"/>
+          <w:left w:val="single" w:sz="6" w:space="12" w:color="313131"/>
+          <w:bottom w:val="single" w:sz="6" w:space="12" w:color="313131"/>
+          <w:right w:val="single" w:sz="6" w:space="12" w:color="313131"/>
+        </w:pBdr>
+        <w:shd w:val="clear" w:color="auto" w:fill="2B2B2B"/>
+        <w:tabs>
+          <w:tab w:val="left" w:pos="916"/>
+          <w:tab w:val="left" w:pos="1832"/>
+          <w:tab w:val="left" w:pos="2748"/>
+          <w:tab w:val="left" w:pos="3664"/>
+          <w:tab w:val="left" w:pos="4580"/>
+          <w:tab w:val="left" w:pos="5496"/>
+          <w:tab w:val="left" w:pos="6412"/>
+          <w:tab w:val="left" w:pos="7328"/>
+          <w:tab w:val="left" w:pos="8244"/>
+          <w:tab w:val="left" w:pos="9160"/>
+          <w:tab w:val="left" w:pos="10076"/>
+          <w:tab w:val="left" w:pos="10992"/>
+          <w:tab w:val="left" w:pos="11908"/>
+          <w:tab w:val="left" w:pos="12824"/>
+          <w:tab w:val="left" w:pos="13740"/>
+          <w:tab w:val="left" w:pos="14656"/>
+        </w:tabs>
+        <w:spacing w:after="0" w:line="326" w:lineRule="atLeast"/>
+        <w:rPr>
+          <w:rFonts w:eastAsia="Times New Roman" w:cs="Courier New"/>
+          <w:kern w:val="0"/>
+          <w14:ligatures w14:val="none"/>
+        </w:rPr>
+      </w:pPr>
+      <w:r>
+        <w:rPr>
+          <w:rFonts w:eastAsia="Times New Roman" w:cs="Courier New"/>
+          <w:kern w:val="0"/>
+          <w14:ligatures w14:val="none"/>
+        </w:rPr>
+        <w:t>│   │   └── backend/</w:t>
+      </w:r>
+    </w:p>
+    <w:p>
+      <w:pPr>
+        <w:pBdr>
+          <w:top w:val="single" w:sz="6" w:space="12" w:color="313131"/>
+          <w:left w:val="single" w:sz="6" w:space="12" w:color="313131"/>
+          <w:bottom w:val="single" w:sz="6" w:space="12" w:color="313131"/>
+          <w:right w:val="single" w:sz="6" w:space="12" w:color="313131"/>
+        </w:pBdr>
+        <w:shd w:val="clear" w:color="auto" w:fill="2B2B2B"/>
+        <w:tabs>
+          <w:tab w:val="left" w:pos="916"/>
+          <w:tab w:val="left" w:pos="1832"/>
+          <w:tab w:val="left" w:pos="2748"/>
+          <w:tab w:val="left" w:pos="3664"/>
+          <w:tab w:val="left" w:pos="4580"/>
+          <w:tab w:val="left" w:pos="5496"/>
+          <w:tab w:val="left" w:pos="6412"/>
+          <w:tab w:val="left" w:pos="7328"/>
+          <w:tab w:val="left" w:pos="8244"/>
+          <w:tab w:val="left" w:pos="9160"/>
+          <w:tab w:val="left" w:pos="10076"/>
+          <w:tab w:val="left" w:pos="10992"/>
+          <w:tab w:val="left" w:pos="11908"/>
+          <w:tab w:val="left" w:pos="12824"/>
+          <w:tab w:val="left" w:pos="13740"/>
+          <w:tab w:val="left" w:pos="14656"/>
+        </w:tabs>
+        <w:spacing w:after="0" w:line="326" w:lineRule="atLeast"/>
+        <w:rPr>
+          <w:rFonts w:eastAsia="Times New Roman" w:cs="Courier New"/>
+          <w:kern w:val="0"/>
+          <w14:ligatures w14:val="none"/>
+        </w:rPr>
+      </w:pPr>
+      <w:r>
+        <w:rPr>
+          <w:rFonts w:eastAsia="Times New Roman" w:cs="Courier New"/>
+          <w:kern w:val="0"/>
+          <w14:ligatures w14:val="none"/>
+        </w:rPr>
+        <w:t xml:space="preserve">│   </w:t>
+      </w:r>
+      <w:r>
+        <w:rPr>
+          <w:rFonts w:ascii="MS Gothic" w:eastAsia="MS Gothic" w:hAnsi="MS Gothic" w:cs="MS Gothic" w:hint="eastAsia"/>
+          <w:kern w:val="0"/>
+          <w14:ligatures w14:val="none"/>
+        </w:rPr>
+        <w:t>├</w:t>
+      </w:r>
+      <w:r>
+        <w:rPr>
+          <w:rFonts w:ascii="Aptos" w:eastAsia="Times New Roman" w:hAnsi="Aptos" w:cs="Aptos"/>
+          <w:kern w:val="0"/>
+          <w14:ligatures w14:val="none"/>
+        </w:rPr>
+        <w:t>──</w:t>
+      </w:r>
+      <w:r>
+        <w:rPr>
+          <w:rFonts w:eastAsia="Times New Roman" w:cs="Courier New"/>
+          <w:kern w:val="0"/>
+          <w14:ligatures w14:val="none"/>
+        </w:rPr>
+        <w:t xml:space="preserve"> </w:t>
+      </w:r>
+      <w:proofErr w:type="spellStart"/>
+      <w:r>
+        <w:rPr>
+          <w:rFonts w:eastAsia="Times New Roman" w:cs="Courier New"/>
+          <w:kern w:val="0"/>
+          <w14:ligatures w14:val="none"/>
+        </w:rPr>
+        <w:t>prisma</w:t>
+      </w:r>
+      <w:proofErr w:type="spellEnd"/>
+      <w:r>
+        <w:rPr>
+          <w:rFonts w:eastAsia="Times New Roman" w:cs="Courier New"/>
+          <w:kern w:val="0"/>
+          <w14:ligatures w14:val="none"/>
+        </w:rPr>
+        <w:t>/</w:t>
+      </w:r>
+    </w:p>
+    <w:p>
+      <w:pPr>
+        <w:pBdr>
+          <w:top w:val="single" w:sz="6" w:space="12" w:color="313131"/>
+          <w:left w:val="single" w:sz="6" w:space="12" w:color="313131"/>
+          <w:bottom w:val="single" w:sz="6" w:space="12" w:color="313131"/>
+          <w:right w:val="single" w:sz="6" w:space="12" w:color="313131"/>
+        </w:pBdr>
+        <w:shd w:val="clear" w:color="auto" w:fill="2B2B2B"/>
+        <w:tabs>
+          <w:tab w:val="left" w:pos="916"/>
+          <w:tab w:val="left" w:pos="1832"/>
+          <w:tab w:val="left" w:pos="2748"/>
+          <w:tab w:val="left" w:pos="3664"/>
+          <w:tab w:val="left" w:pos="4580"/>
+          <w:tab w:val="left" w:pos="5496"/>
+          <w:tab w:val="left" w:pos="6412"/>
+          <w:tab w:val="left" w:pos="7328"/>
+          <w:tab w:val="left" w:pos="8244"/>
+          <w:tab w:val="left" w:pos="9160"/>
+          <w:tab w:val="left" w:pos="10076"/>
+          <w:tab w:val="left" w:pos="10992"/>
+          <w:tab w:val="left" w:pos="11908"/>
+          <w:tab w:val="left" w:pos="12824"/>
+          <w:tab w:val="left" w:pos="13740"/>
+          <w:tab w:val="left" w:pos="14656"/>
+        </w:tabs>
+        <w:spacing w:after="0" w:line="326" w:lineRule="atLeast"/>
+        <w:rPr>
+          <w:rFonts w:eastAsia="Times New Roman" w:cs="Courier New"/>
+          <w:kern w:val="0"/>
+          <w14:ligatures w14:val="none"/>
+        </w:rPr>
+      </w:pPr>
+      <w:r>
+        <w:rPr>
+          <w:rFonts w:eastAsia="Times New Roman" w:cs="Courier New"/>
+          <w:kern w:val="0"/>
+          <w14:ligatures w14:val="none"/>
+        </w:rPr>
+        <w:t xml:space="preserve">│   </w:t>
+      </w:r>
+      <w:r>
+        <w:rPr>
+          <w:rFonts w:ascii="MS Gothic" w:eastAsia="MS Gothic" w:hAnsi="MS Gothic" w:cs="MS Gothic" w:hint="eastAsia"/>
+          <w:kern w:val="0"/>
+          <w14:ligatures w14:val="none"/>
+        </w:rPr>
+        <w:t>├</w:t>
+      </w:r>
+      <w:r>
+        <w:rPr>
+          <w:rFonts w:ascii="Aptos" w:eastAsia="Times New Roman" w:hAnsi="Aptos" w:cs="Aptos"/>
+          <w:kern w:val="0"/>
+          <w14:ligatures w14:val="none"/>
+        </w:rPr>
+        <w:t>──</w:t>
+      </w:r>
+      <w:r>
+        <w:rPr>
+          <w:rFonts w:eastAsia="Times New Roman" w:cs="Courier New"/>
+          <w:kern w:val="0"/>
+          <w14:ligatures w14:val="none"/>
+        </w:rPr>
+        <w:t xml:space="preserve"> </w:t>
+      </w:r>
+      <w:proofErr w:type="spellStart"/>
+      <w:proofErr w:type="gramStart"/>
+      <w:r>
+        <w:rPr>
+          <w:rFonts w:eastAsia="Times New Roman" w:cs="Courier New"/>
+          <w:kern w:val="0"/>
+          <w14:ligatures w14:val="none"/>
+        </w:rPr>
+        <w:t>package.json</w:t>
+      </w:r>
+      <w:proofErr w:type="spellEnd"/>
+      <w:proofErr w:type="gramEnd"/>
+    </w:p>
+    <w:p>
+      <w:pPr>
+        <w:pBdr>
+          <w:top w:val="single" w:sz="6" w:space="12" w:color="313131"/>
+          <w:left w:val="single" w:sz="6" w:space="12" w:color="313131"/>
+          <w:bottom w:val="single" w:sz="6" w:space="12" w:color="313131"/>
+          <w:right w:val="single" w:sz="6" w:space="12" w:color="313131"/>
+        </w:pBdr>
+        <w:shd w:val="clear" w:color="auto" w:fill="2B2B2B"/>
+        <w:tabs>
+          <w:tab w:val="left" w:pos="916"/>
+          <w:tab w:val="left" w:pos="1832"/>
+          <w:tab w:val="left" w:pos="2748"/>
+          <w:tab w:val="left" w:pos="3664"/>
+          <w:tab w:val="left" w:pos="4580"/>
+          <w:tab w:val="left" w:pos="5496"/>
+          <w:tab w:val="left" w:pos="6412"/>
+          <w:tab w:val="left" w:pos="7328"/>
+          <w:tab w:val="left" w:pos="8244"/>
+          <w:tab w:val="left" w:pos="9160"/>
+          <w:tab w:val="left" w:pos="10076"/>
+          <w:tab w:val="left" w:pos="10992"/>
+          <w:tab w:val="left" w:pos="11908"/>
+          <w:tab w:val="left" w:pos="12824"/>
+          <w:tab w:val="left" w:pos="13740"/>
+          <w:tab w:val="left" w:pos="14656"/>
+        </w:tabs>
+        <w:spacing w:after="0" w:line="326" w:lineRule="atLeast"/>
+        <w:rPr>
+          <w:rFonts w:eastAsia="Times New Roman" w:cs="Courier New"/>
+          <w:kern w:val="0"/>
+          <w14:ligatures w14:val="none"/>
+        </w:rPr>
+      </w:pPr>
+      <w:r>
+        <w:rPr>
+          <w:rFonts w:eastAsia="Times New Roman" w:cs="Courier New"/>
+          <w:kern w:val="0"/>
+          <w14:ligatures w14:val="none"/>
+        </w:rPr>
+        <w:lastRenderedPageBreak/>
+        <w:t xml:space="preserve">│   </w:t>
+      </w:r>
+      <w:r>
+        <w:rPr>
+          <w:rFonts w:ascii="MS Gothic" w:eastAsia="MS Gothic" w:hAnsi="MS Gothic" w:cs="MS Gothic" w:hint="eastAsia"/>
+          <w:kern w:val="0"/>
+          <w14:ligatures w14:val="none"/>
+        </w:rPr>
+        <w:t>├</w:t>
+      </w:r>
+      <w:r>
+        <w:rPr>
+          <w:rFonts w:ascii="Aptos" w:eastAsia="Times New Roman" w:hAnsi="Aptos" w:cs="Aptos"/>
+          <w:kern w:val="0"/>
+          <w14:ligatures w14:val="none"/>
+        </w:rPr>
+        <w:t>──</w:t>
+      </w:r>
+      <w:r>
+        <w:rPr>
+          <w:rFonts w:eastAsia="Times New Roman" w:cs="Courier New"/>
+          <w:kern w:val="0"/>
+          <w14:ligatures w14:val="none"/>
+        </w:rPr>
+        <w:t xml:space="preserve"> </w:t>
+      </w:r>
+      <w:proofErr w:type="spellStart"/>
+      <w:proofErr w:type="gramStart"/>
+      <w:r>
+        <w:rPr>
+          <w:rFonts w:eastAsia="Times New Roman" w:cs="Courier New"/>
+          <w:kern w:val="0"/>
+          <w14:ligatures w14:val="none"/>
+        </w:rPr>
+        <w:t>turbo.json</w:t>
+      </w:r>
+      <w:proofErr w:type="spellEnd"/>
+      <w:proofErr w:type="gramEnd"/>
+    </w:p>
+    <w:p>
+      <w:pPr>
+        <w:pBdr>
+          <w:top w:val="single" w:sz="6" w:space="12" w:color="313131"/>
+          <w:left w:val="single" w:sz="6" w:space="12" w:color="313131"/>
+          <w:bottom w:val="single" w:sz="6" w:space="12" w:color="313131"/>
+          <w:right w:val="single" w:sz="6" w:space="12" w:color="313131"/>
+        </w:pBdr>
+        <w:shd w:val="clear" w:color="auto" w:fill="2B2B2B"/>
+        <w:tabs>
+          <w:tab w:val="left" w:pos="916"/>
+          <w:tab w:val="left" w:pos="1832"/>
+          <w:tab w:val="left" w:pos="2748"/>
+          <w:tab w:val="left" w:pos="3664"/>
+          <w:tab w:val="left" w:pos="4580"/>
+          <w:tab w:val="left" w:pos="5496"/>
+          <w:tab w:val="left" w:pos="6412"/>
+          <w:tab w:val="left" w:pos="7328"/>
+          <w:tab w:val="left" w:pos="8244"/>
+          <w:tab w:val="left" w:pos="9160"/>
+          <w:tab w:val="left" w:pos="10076"/>
+          <w:tab w:val="left" w:pos="10992"/>
+          <w:tab w:val="left" w:pos="11908"/>
+          <w:tab w:val="left" w:pos="12824"/>
+          <w:tab w:val="left" w:pos="13740"/>
+          <w:tab w:val="left" w:pos="14656"/>
+        </w:tabs>
+        <w:spacing w:after="0" w:line="326" w:lineRule="atLeast"/>
+        <w:rPr>
+          <w:rFonts w:eastAsia="Times New Roman" w:cs="Courier New"/>
+          <w:kern w:val="0"/>
+          <w14:ligatures w14:val="none"/>
+        </w:rPr>
+      </w:pPr>
+      <w:r>
+        <w:rPr>
+          <w:rFonts w:eastAsia="Times New Roman" w:cs="Courier New"/>
+          <w:kern w:val="0"/>
+          <w14:ligatures w14:val="none"/>
+        </w:rPr>
+        <w:t xml:space="preserve">│   └── </w:t>
+      </w:r>
+      <w:proofErr w:type="spellStart"/>
+      <w:r>
+        <w:rPr>
+          <w:rFonts w:eastAsia="Times New Roman" w:cs="Courier New"/>
+          <w:kern w:val="0"/>
+          <w14:ligatures w14:val="none"/>
+        </w:rPr>
+        <w:t>pnpm-</w:t>
+      </w:r>
+      <w:proofErr w:type="gramStart"/>
+      <w:r>
+        <w:rPr>
+          <w:rFonts w:eastAsia="Times New Roman" w:cs="Courier New"/>
+          <w:kern w:val="0"/>
+          <w14:ligatures w14:val="none"/>
+        </w:rPr>
+        <w:t>workspace.yaml</w:t>
+      </w:r>
+      <w:proofErr w:type="spellEnd"/>
+      <w:proofErr w:type="gramEnd"/>
+    </w:p>
+    <w:p>
+      <w:pPr>
+        <w:spacing w:before="360" w:after="240" w:line="240" w:lineRule="auto"/>
+        <w:outlineLvl w:val="1"/>
+        <w:rPr>
+          <w:rFonts w:eastAsia="Times New Roman" w:cs="Segoe UI"/>
+          <w:b/>
+          <w:bCs/>
+          <w:kern w:val="0"/>
+          <w14:ligatures w14:val="none"/>
+        </w:rPr>
+      </w:pPr>
+      <w:r>
+        <w:rPr>
+          <w:rFonts w:eastAsia="Times New Roman" w:cs="Segoe UI"/>
+          <w:b/>
+          <w:bCs/>
+          <w:kern w:val="0"/>
+          <w14:ligatures w14:val="none"/>
+        </w:rPr>
+        <w:t>Prerequisites</w:t>
+      </w:r>
+    </w:p>
+    <w:p>
+      <w:pPr>
+        <w:numPr>
+          <w:ilvl w:val="0"/>
+          <w:numId w:val="34"/>
+        </w:numPr>
+        <w:spacing w:before="100" w:beforeAutospacing="1" w:after="100" w:afterAutospacing="1" w:line="240" w:lineRule="auto"/>
+        <w:rPr>
+          <w:rFonts w:eastAsia="Times New Roman" w:cs="Segoe UI"/>
+          <w:kern w:val="0"/>
+          <w14:ligatures w14:val="none"/>
+        </w:rPr>
+      </w:pPr>
+      <w:r>
+        <w:rPr>
+          <w:rFonts w:eastAsia="Times New Roman" w:cs="Segoe UI"/>
+          <w:kern w:val="0"/>
+          <w14:ligatures w14:val="none"/>
+        </w:rPr>
+        <w:t>Node.js (v20+)</w:t>
+      </w:r>
+    </w:p>
+    <w:p>
+      <w:pPr>
+        <w:numPr>
+          <w:ilvl w:val="0"/>
+          <w:numId w:val="34"/>
+        </w:numPr>
+        <w:spacing w:before="100" w:beforeAutospacing="1" w:after="100" w:afterAutospacing="1" w:line="240" w:lineRule="auto"/>
+        <w:rPr>
+          <w:rFonts w:eastAsia="Times New Roman" w:cs="Segoe UI"/>
+          <w:kern w:val="0"/>
+          <w14:ligatures w14:val="none"/>
+        </w:rPr>
+      </w:pPr>
+      <w:proofErr w:type="spellStart"/>
+      <w:r>
+        <w:rPr>
+          <w:rFonts w:eastAsia="Times New Roman" w:cs="Segoe UI"/>
+          <w:kern w:val="0"/>
+          <w14:ligatures w14:val="none"/>
+        </w:rPr>
+        <w:t>pnpm</w:t>
+      </w:r>
+      <w:proofErr w:type="spellEnd"/>
+    </w:p>
+    <w:p>
+      <w:pPr>
+        <w:spacing w:after="240" w:line="240" w:lineRule="auto"/>
+        <w:rPr>
+          <w:rFonts w:eastAsia="Times New Roman" w:cs="Segoe UI"/>
+          <w:kern w:val="0"/>
+          <w14:ligatures w14:val="none"/>
+        </w:rPr>
+      </w:pPr>
+      <w:r>
+        <w:rPr>
+          <w:rFonts w:eastAsia="Times New Roman" w:cs="Segoe UI"/>
+          <w:kern w:val="0"/>
+          <w14:ligatures w14:val="none"/>
+        </w:rPr>
+        <w:t xml:space="preserve">Install </w:t>
+      </w:r>
+      <w:proofErr w:type="spellStart"/>
+      <w:r>
+        <w:rPr>
+          <w:rFonts w:eastAsia="Times New Roman" w:cs="Segoe UI"/>
+          <w:kern w:val="0"/>
+          <w14:ligatures w14:val="none"/>
+        </w:rPr>
+        <w:t>pnpm</w:t>
+      </w:r>
+      <w:proofErr w:type="spellEnd"/>
+      <w:r>
+        <w:rPr>
+          <w:rFonts w:eastAsia="Times New Roman" w:cs="Segoe UI"/>
+          <w:kern w:val="0"/>
+          <w14:ligatures w14:val="none"/>
+        </w:rPr>
+        <w:t xml:space="preserve"> if needed:</w:t>
+      </w:r>
+    </w:p>
+    <w:p>
+      <w:pPr>
+        <w:pBdr>
+          <w:top w:val="single" w:sz="6" w:space="12" w:color="313131"/>
+          <w:left w:val="single" w:sz="6" w:space="12" w:color="313131"/>
+          <w:bottom w:val="single" w:sz="6" w:space="12" w:color="313131"/>
+          <w:right w:val="single" w:sz="6" w:space="12" w:color="313131"/>
+        </w:pBdr>
+        <w:shd w:val="clear" w:color="auto" w:fill="2B2B2B"/>
+        <w:tabs>
+          <w:tab w:val="left" w:pos="916"/>
+          <w:tab w:val="left" w:pos="1832"/>
+          <w:tab w:val="left" w:pos="2748"/>
+          <w:tab w:val="left" w:pos="3664"/>
+          <w:tab w:val="left" w:pos="4580"/>
+          <w:tab w:val="left" w:pos="5496"/>
+          <w:tab w:val="left" w:pos="6412"/>
+          <w:tab w:val="left" w:pos="7328"/>
+          <w:tab w:val="left" w:pos="8244"/>
+          <w:tab w:val="left" w:pos="9160"/>
+          <w:tab w:val="left" w:pos="10076"/>
+          <w:tab w:val="left" w:pos="10992"/>
+          <w:tab w:val="left" w:pos="11908"/>
+          <w:tab w:val="left" w:pos="12824"/>
+          <w:tab w:val="left" w:pos="13740"/>
+          <w:tab w:val="left" w:pos="14656"/>
+        </w:tabs>
+        <w:spacing w:after="0" w:line="326" w:lineRule="atLeast"/>
+        <w:rPr>
+          <w:rFonts w:eastAsia="Times New Roman" w:cs="Courier New"/>
+          <w:kern w:val="0"/>
+          <w14:ligatures w14:val="none"/>
+        </w:rPr>
+      </w:pPr>
+      <w:proofErr w:type="spellStart"/>
+      <w:r>
+        <w:rPr>
+          <w:rFonts w:eastAsia="Times New Roman" w:cs="Courier New"/>
+          <w:kern w:val="0"/>
+          <w14:ligatures w14:val="none"/>
+        </w:rPr>
+        <w:t>npm</w:t>
+      </w:r>
+      <w:proofErr w:type="spellEnd"/>
+      <w:r>
+        <w:rPr>
+          <w:rFonts w:eastAsia="Times New Roman" w:cs="Courier New"/>
+          <w:kern w:val="0"/>
+          <w14:ligatures w14:val="none"/>
+        </w:rPr>
+        <w:t xml:space="preserve"> install -g </w:t>
+      </w:r>
+      <w:proofErr w:type="spellStart"/>
+      <w:r>
+        <w:rPr>
+          <w:rFonts w:eastAsia="Times New Roman" w:cs="Courier New"/>
+          <w:kern w:val="0"/>
+          <w14:ligatures w14:val="none"/>
+        </w:rPr>
+        <w:t>pnpm</w:t>
+      </w:r>
+      <w:proofErr w:type="spellEnd"/>
+    </w:p>
+    <w:p>
+      <w:pPr>
+        <w:spacing w:after="240" w:line="240" w:lineRule="auto"/>
+        <w:rPr>
+          <w:rFonts w:eastAsia="Times New Roman" w:cs="Segoe UI"/>
+          <w:kern w:val="0"/>
+          <w14:ligatures w14:val="none"/>
+        </w:rPr>
+      </w:pPr>
+      <w:r>
+        <w:rPr>
+          <w:rFonts w:eastAsia="Times New Roman" w:cs="Segoe UI"/>
+          <w:kern w:val="0"/>
+          <w14:ligatures w14:val="none"/>
+        </w:rPr>
+        <w:t>Verify installations:</w:t>
+      </w:r>
+    </w:p>
+    <w:p>
+      <w:pPr>
+        <w:pBdr>
+          <w:top w:val="single" w:sz="6" w:space="12" w:color="313131"/>
+          <w:left w:val="single" w:sz="6" w:space="12" w:color="313131"/>
+          <w:bottom w:val="single" w:sz="6" w:space="12" w:color="313131"/>
+          <w:right w:val="single" w:sz="6" w:space="12" w:color="313131"/>
+        </w:pBdr>
+        <w:shd w:val="clear" w:color="auto" w:fill="2B2B2B"/>
+        <w:tabs>
+          <w:tab w:val="left" w:pos="916"/>
+          <w:tab w:val="left" w:pos="1832"/>
+          <w:tab w:val="left" w:pos="2748"/>
+          <w:tab w:val="left" w:pos="3664"/>
+          <w:tab w:val="left" w:pos="4580"/>
+          <w:tab w:val="left" w:pos="5496"/>
+          <w:tab w:val="left" w:pos="6412"/>
+          <w:tab w:val="left" w:pos="7328"/>
+          <w:tab w:val="left" w:pos="8244"/>
+          <w:tab w:val="left" w:pos="9160"/>
+          <w:tab w:val="left" w:pos="10076"/>
+          <w:tab w:val="left" w:pos="10992"/>
+          <w:tab w:val="left" w:pos="11908"/>
+          <w:tab w:val="left" w:pos="12824"/>
+          <w:tab w:val="left" w:pos="13740"/>
+          <w:tab w:val="left" w:pos="14656"/>
+        </w:tabs>
+        <w:spacing w:after="0" w:line="326" w:lineRule="atLeast"/>
+        <w:rPr>
+          <w:rFonts w:eastAsia="Times New Roman" w:cs="Courier New"/>
+          <w:kern w:val="0"/>
+          <w14:ligatures w14:val="none"/>
+        </w:rPr>
+      </w:pPr>
+      <w:r>
+        <w:rPr>
+          <w:rFonts w:eastAsia="Times New Roman" w:cs="Courier New"/>
+          <w:kern w:val="0"/>
+          <w14:ligatures w14:val="none"/>
+        </w:rPr>
+        <w:t>node -v</w:t>
+      </w:r>
+    </w:p>
+    <w:p>
+      <w:pPr>
+        <w:pBdr>
+          <w:top w:val="single" w:sz="6" w:space="12" w:color="313131"/>
+          <w:left w:val="single" w:sz="6" w:space="12" w:color="313131"/>
+          <w:bottom w:val="single" w:sz="6" w:space="12" w:color="313131"/>
+          <w:right w:val="single" w:sz="6" w:space="12" w:color="313131"/>
+        </w:pBdr>
+        <w:shd w:val="clear" w:color="auto" w:fill="2B2B2B"/>
+        <w:tabs>
+          <w:tab w:val="left" w:pos="916"/>
+          <w:tab w:val="left" w:pos="1832"/>
+          <w:tab w:val="left" w:pos="2748"/>
+          <w:tab w:val="left" w:pos="3664"/>
+          <w:tab w:val="left" w:pos="4580"/>
+          <w:tab w:val="left" w:pos="5496"/>
+          <w:tab w:val="left" w:pos="6412"/>
+          <w:tab w:val="left" w:pos="7328"/>
+          <w:tab w:val="left" w:pos="8244"/>
+          <w:tab w:val="left" w:pos="9160"/>
+          <w:tab w:val="left" w:pos="10076"/>
+          <w:tab w:val="left" w:pos="10992"/>
+          <w:tab w:val="left" w:pos="11908"/>
+          <w:tab w:val="left" w:pos="12824"/>
+          <w:tab w:val="left" w:pos="13740"/>
+          <w:tab w:val="left" w:pos="14656"/>
+        </w:tabs>
+        <w:spacing w:after="0" w:line="326" w:lineRule="atLeast"/>
+        <w:rPr>
+          <w:rFonts w:eastAsia="Times New Roman" w:cs="Courier New"/>
+          <w:kern w:val="0"/>
+          <w14:ligatures w14:val="none"/>
+        </w:rPr>
+      </w:pPr>
+      <w:proofErr w:type="spellStart"/>
+      <w:r>
+        <w:rPr>
+          <w:rFonts w:eastAsia="Times New Roman" w:cs="Courier New"/>
+          <w:kern w:val="0"/>
+          <w14:ligatures w14:val="none"/>
+        </w:rPr>
+        <w:t>pnpm</w:t>
+      </w:r>
+      <w:proofErr w:type="spellEnd"/>
+      <w:r>
+        <w:rPr>
+          <w:rFonts w:eastAsia="Times New Roman" w:cs="Courier New"/>
+          <w:kern w:val="0"/>
+          <w14:ligatures w14:val="none"/>
+        </w:rPr>
+        <w:t xml:space="preserve"> -v</w:t>
+      </w:r>
+    </w:p>
+    <w:p>
+      <w:pPr>
+        <w:spacing w:before="360" w:after="240" w:line="240" w:lineRule="auto"/>
+        <w:outlineLvl w:val="1"/>
+        <w:rPr>
+          <w:rFonts w:eastAsia="Times New Roman" w:cs="Segoe UI"/>
+          <w:b/>
+          <w:bCs/>
+          <w:kern w:val="0"/>
+          <w14:ligatures w14:val="none"/>
+        </w:rPr>
+      </w:pPr>
+      <w:r>
+        <w:rPr>
+          <w:rFonts w:eastAsia="Times New Roman" w:cs="Segoe UI"/>
+          <w:b/>
+          <w:bCs/>
+          <w:kern w:val="0"/>
+          <w14:ligatures w14:val="none"/>
+        </w:rPr>
+        <w:t>Installation &amp; Setup</w:t>
+      </w:r>
+    </w:p>
+    <w:p>
+      <w:pPr>
+        <w:spacing w:before="360" w:after="240" w:line="240" w:lineRule="auto"/>
+        <w:outlineLvl w:val="2"/>
+        <w:rPr>
+          <w:rFonts w:eastAsia="Times New Roman" w:cs="Segoe UI"/>
+          <w:b/>
+          <w:bCs/>
+          <w:kern w:val="0"/>
+          <w14:ligatures w14:val="none"/>
+        </w:rPr>
+      </w:pPr>
+      <w:r>
+        <w:rPr>
+          <w:rFonts w:eastAsia="Times New Roman" w:cs="Segoe UI"/>
+          <w:b/>
+          <w:bCs/>
+          <w:kern w:val="0"/>
+          <w14:ligatures w14:val="none"/>
+        </w:rPr>
+        <w:t>1. Clone the Repository</w:t>
+      </w:r>
+    </w:p>
+    <w:p>
+      <w:pPr>
+        <w:pBdr>
+          <w:top w:val="single" w:sz="6" w:space="12" w:color="313131"/>
+          <w:left w:val="single" w:sz="6" w:space="12" w:color="313131"/>
+          <w:bottom w:val="single" w:sz="6" w:space="12" w:color="313131"/>
+          <w:right w:val="single" w:sz="6" w:space="12" w:color="313131"/>
+        </w:pBdr>
+        <w:shd w:val="clear" w:color="auto" w:fill="2B2B2B"/>
+        <w:tabs>
+          <w:tab w:val="left" w:pos="916"/>
+          <w:tab w:val="left" w:pos="1832"/>
+          <w:tab w:val="left" w:pos="2748"/>
+          <w:tab w:val="left" w:pos="3664"/>
+          <w:tab w:val="left" w:pos="4580"/>
+          <w:tab w:val="left" w:pos="5496"/>
+          <w:tab w:val="left" w:pos="6412"/>
+          <w:tab w:val="left" w:pos="7328"/>
+          <w:tab w:val="left" w:pos="8244"/>
+          <w:tab w:val="left" w:pos="9160"/>
+          <w:tab w:val="left" w:pos="10076"/>
+          <w:tab w:val="left" w:pos="10992"/>
+          <w:tab w:val="left" w:pos="11908"/>
+          <w:tab w:val="left" w:pos="12824"/>
+          <w:tab w:val="left" w:pos="13740"/>
+          <w:tab w:val="left" w:pos="14656"/>
+        </w:tabs>
+        <w:spacing w:after="0" w:line="326" w:lineRule="atLeast"/>
+        <w:rPr>
+          <w:rFonts w:eastAsia="Times New Roman" w:cs="Courier New"/>
+          <w:kern w:val="0"/>
+          <w14:ligatures w14:val="none"/>
+        </w:rPr>
+      </w:pPr>
+      <w:r>
+        <w:rPr>
+          <w:rFonts w:eastAsia="Times New Roman" w:cs="Courier New"/>
+          <w:kern w:val="0"/>
+          <w14:ligatures w14:val="none"/>
+        </w:rPr>
+        <w:t>git clone https://github.com/kylercressall/cs4400-findapump.git</w:t>
+      </w:r>
+    </w:p>
+    <w:p>
+      <w:pPr>
+        <w:pBdr>
+          <w:top w:val="single" w:sz="6" w:space="12" w:color="313131"/>
+          <w:left w:val="single" w:sz="6" w:space="12" w:color="313131"/>
+          <w:bottom w:val="single" w:sz="6" w:space="12" w:color="313131"/>
+          <w:right w:val="single" w:sz="6" w:space="12" w:color="313131"/>
+        </w:pBdr>
+        <w:shd w:val="clear" w:color="auto" w:fill="2B2B2B"/>
+        <w:tabs>
+          <w:tab w:val="left" w:pos="916"/>
+          <w:tab w:val="left" w:pos="1832"/>
+          <w:tab w:val="left" w:pos="2748"/>
+          <w:tab w:val="left" w:pos="3664"/>
+          <w:tab w:val="left" w:pos="4580"/>
+          <w:tab w:val="left" w:pos="5496"/>
+          <w:tab w:val="left" w:pos="6412"/>
+          <w:tab w:val="left" w:pos="7328"/>
+          <w:tab w:val="left" w:pos="8244"/>
+          <w:tab w:val="left" w:pos="9160"/>
+          <w:tab w:val="left" w:pos="10076"/>
+          <w:tab w:val="left" w:pos="10992"/>
+          <w:tab w:val="left" w:pos="11908"/>
+          <w:tab w:val="left" w:pos="12824"/>
+          <w:tab w:val="left" w:pos="13740"/>
+          <w:tab w:val="left" w:pos="14656"/>
+        </w:tabs>
+        <w:spacing w:after="0" w:line="326" w:lineRule="atLeast"/>
+        <w:rPr>
+          <w:rFonts w:eastAsia="Times New Roman" w:cs="Courier New"/>
+          <w:kern w:val="0"/>
+          <w14:ligatures w14:val="none"/>
+        </w:rPr>
+      </w:pPr>
+      <w:r>
+        <w:rPr>
+          <w:rFonts w:eastAsia="Times New Roman" w:cs="Courier New"/>
+          <w:kern w:val="0"/>
+          <w14:ligatures w14:val="none"/>
+        </w:rPr>
+        <w:t>cd cs4400-findapump/find-a-pump-code</w:t>
+      </w:r>
+    </w:p>
+    <w:p>
+      <w:pPr>
+        <w:spacing w:before="360" w:after="240" w:line="240" w:lineRule="auto"/>
+        <w:outlineLvl w:val="2"/>
+        <w:rPr>
+          <w:rFonts w:eastAsia="Times New Roman" w:cs="Segoe UI"/>
+          <w:b/>
+          <w:bCs/>
+          <w:kern w:val="0"/>
+          <w14:ligatures w14:val="none"/>
+        </w:rPr>
+      </w:pPr>
+      <w:r>
+        <w:rPr>
+          <w:rFonts w:eastAsia="Times New Roman" w:cs="Segoe UI"/>
+          <w:b/>
+          <w:bCs/>
+          <w:kern w:val="0"/>
+          <w14:ligatures w14:val="none"/>
+        </w:rPr>
+        <w:t>2. Install Dependencies</w:t>
+      </w:r>
+    </w:p>
+    <w:p>
+      <w:pPr>
+        <w:pBdr>
+          <w:top w:val="single" w:sz="6" w:space="12" w:color="313131"/>
+          <w:left w:val="single" w:sz="6" w:space="12" w:color="313131"/>
+          <w:bottom w:val="single" w:sz="6" w:space="12" w:color="313131"/>
+          <w:right w:val="single" w:sz="6" w:space="12" w:color="313131"/>
+        </w:pBdr>
+        <w:shd w:val="clear" w:color="auto" w:fill="2B2B2B"/>
+        <w:tabs>
+          <w:tab w:val="left" w:pos="916"/>
+          <w:tab w:val="left" w:pos="1832"/>
+          <w:tab w:val="left" w:pos="2748"/>
+          <w:tab w:val="left" w:pos="3664"/>
+          <w:tab w:val="left" w:pos="4580"/>
+          <w:tab w:val="left" w:pos="5496"/>
+          <w:tab w:val="left" w:pos="6412"/>
+          <w:tab w:val="left" w:pos="7328"/>
+          <w:tab w:val="left" w:pos="8244"/>
+          <w:tab w:val="left" w:pos="9160"/>
+          <w:tab w:val="left" w:pos="10076"/>
+          <w:tab w:val="left" w:pos="10992"/>
+          <w:tab w:val="left" w:pos="11908"/>
+          <w:tab w:val="left" w:pos="12824"/>
+          <w:tab w:val="left" w:pos="13740"/>
+          <w:tab w:val="left" w:pos="14656"/>
+        </w:tabs>
+        <w:spacing w:after="0" w:line="326" w:lineRule="atLeast"/>
+        <w:rPr>
+          <w:rFonts w:eastAsia="Times New Roman" w:cs="Courier New"/>
+          <w:kern w:val="0"/>
+          <w14:ligatures w14:val="none"/>
+        </w:rPr>
+      </w:pPr>
+      <w:proofErr w:type="spellStart"/>
+      <w:r>
+        <w:rPr>
+          <w:rFonts w:eastAsia="Times New Roman" w:cs="Courier New"/>
+          <w:kern w:val="0"/>
+          <w14:ligatures w14:val="none"/>
+        </w:rPr>
+        <w:t>pnpm</w:t>
+      </w:r>
+      <w:proofErr w:type="spellEnd"/>
+      <w:r>
+        <w:rPr>
+          <w:rFonts w:eastAsia="Times New Roman" w:cs="Courier New"/>
+          <w:kern w:val="0"/>
+          <w14:ligatures w14:val="none"/>
+        </w:rPr>
+        <w:t xml:space="preserve"> install</w:t>
+      </w:r>
+    </w:p>
+    <w:p>
+      <w:pPr>
+        <w:spacing w:before="360" w:after="240" w:line="240" w:lineRule="auto"/>
+        <w:outlineLvl w:val="2"/>
+        <w:rPr>
+          <w:rFonts w:eastAsia="Times New Roman" w:cs="Segoe UI"/>
+          <w:b/>
+          <w:bCs/>
+          <w:kern w:val="0"/>
+          <w14:ligatures w14:val="none"/>
+        </w:rPr>
+      </w:pPr>
+      <w:r>
+        <w:rPr>
+          <w:rFonts w:eastAsia="Times New Roman" w:cs="Segoe UI"/>
+          <w:b/>
+          <w:bCs/>
+          <w:kern w:val="0"/>
+          <w14:ligatures w14:val="none"/>
+        </w:rPr>
+        <w:t>3. Set Up Environment Variables</w:t>
+      </w:r>
+    </w:p>
+    <w:p>
+      <w:pPr>
+        <w:spacing w:after="240" w:line="240" w:lineRule="auto"/>
+        <w:rPr>
+          <w:rFonts w:eastAsia="Times New Roman" w:cs="Segoe UI"/>
+          <w:kern w:val="0"/>
+          <w14:ligatures w14:val="none"/>
+        </w:rPr>
+      </w:pPr>
+      <w:r>
+        <w:rPr>
+          <w:rFonts w:eastAsia="Times New Roman" w:cs="Segoe UI"/>
+          <w:kern w:val="0"/>
+          <w14:ligatures w14:val="none"/>
+        </w:rPr>
+        <w:t>Create the following files:</w:t>
+      </w:r>
+    </w:p>
+    <w:p>
+      <w:pPr>
+        <w:spacing w:after="240" w:line="240" w:lineRule="auto"/>
+        <w:rPr>
+          <w:rFonts w:eastAsia="Times New Roman" w:cs="Segoe UI"/>
+          <w:kern w:val="0"/>
+          <w14:ligatures w14:val="none"/>
+        </w:rPr>
+      </w:pPr>
+      <w:r>
+        <w:rPr>
+          <w:rFonts w:eastAsia="Times New Roman" w:cs="Segoe UI"/>
+          <w:b/>
+          <w:bCs/>
+          <w:kern w:val="0"/>
+          <w14:ligatures w14:val="none"/>
+        </w:rPr>
+        <w:t>apps/backend</w:t>
+      </w:r>
+      <w:proofErr w:type="gramStart"/>
+      <w:r>
+        <w:rPr>
+          <w:rFonts w:eastAsia="Times New Roman" w:cs="Segoe UI"/>
+          <w:b/>
+          <w:bCs/>
+          <w:kern w:val="0"/>
+          <w14:ligatures w14:val="none"/>
+        </w:rPr>
+        <w:t>/.env</w:t>
+      </w:r>
+      <w:proofErr w:type="gramEnd"/>
+    </w:p>
+    <w:p>
+      <w:pPr>
+        <w:pBdr>
+          <w:top w:val="single" w:sz="6" w:space="12" w:color="313131"/>
+          <w:left w:val="single" w:sz="6" w:space="12" w:color="313131"/>
+          <w:bottom w:val="single" w:sz="6" w:space="12" w:color="313131"/>
+          <w:right w:val="single" w:sz="6" w:space="12" w:color="313131"/>
+        </w:pBdr>
+        <w:shd w:val="clear" w:color="auto" w:fill="2B2B2B"/>
+        <w:tabs>
+          <w:tab w:val="left" w:pos="916"/>
+          <w:tab w:val="left" w:pos="1832"/>
+          <w:tab w:val="left" w:pos="2748"/>
+          <w:tab w:val="left" w:pos="3664"/>
+          <w:tab w:val="left" w:pos="4580"/>
+          <w:tab w:val="left" w:pos="5496"/>
+          <w:tab w:val="left" w:pos="6412"/>
+          <w:tab w:val="left" w:pos="7328"/>
+          <w:tab w:val="left" w:pos="8244"/>
+          <w:tab w:val="left" w:pos="9160"/>
+          <w:tab w:val="left" w:pos="10076"/>
+          <w:tab w:val="left" w:pos="10992"/>
+          <w:tab w:val="left" w:pos="11908"/>
+          <w:tab w:val="left" w:pos="12824"/>
+          <w:tab w:val="left" w:pos="13740"/>
+          <w:tab w:val="left" w:pos="14656"/>
+        </w:tabs>
+        <w:spacing w:after="0" w:line="326" w:lineRule="atLeast"/>
+        <w:rPr>
+          <w:rFonts w:eastAsia="Times New Roman" w:cs="Courier New"/>
+          <w:kern w:val="0"/>
+          <w14:ligatures w14:val="none"/>
+        </w:rPr>
+      </w:pPr>
+      <w:r>
+        <w:rPr>
+          <w:rFonts w:eastAsia="Times New Roman" w:cs="Courier New"/>
+          <w:kern w:val="0"/>
+          <w14:ligatures w14:val="none"/>
+        </w:rPr>
+        <w:t>DATABASE_URL="file</w:t>
+      </w:r>
+      <w:proofErr w:type="gramStart"/>
+      <w:r>
+        <w:rPr>
+          <w:rFonts w:eastAsia="Times New Roman" w:cs="Courier New"/>
+          <w:kern w:val="0"/>
+          <w14:ligatures w14:val="none"/>
+        </w:rPr>
+        <w:t>:./</w:t>
+      </w:r>
+      <w:proofErr w:type="spellStart"/>
+      <w:proofErr w:type="gramEnd"/>
+      <w:r>
+        <w:rPr>
+          <w:rFonts w:eastAsia="Times New Roman" w:cs="Courier New"/>
+          <w:kern w:val="0"/>
+          <w14:ligatures w14:val="none"/>
+        </w:rPr>
+        <w:t>dev.db</w:t>
+      </w:r>
+      <w:proofErr w:type="spellEnd"/>
+      <w:r>
+        <w:rPr>
+          <w:rFonts w:eastAsia="Times New Roman" w:cs="Courier New"/>
+          <w:kern w:val="0"/>
+          <w14:ligatures w14:val="none"/>
+        </w:rPr>
+        <w:t>"</w:t>
+      </w:r>
+    </w:p>
+    <w:p>
+      <w:pPr>
+        <w:pBdr>
+          <w:top w:val="single" w:sz="6" w:space="12" w:color="313131"/>
+          <w:left w:val="single" w:sz="6" w:space="12" w:color="313131"/>
+          <w:bottom w:val="single" w:sz="6" w:space="12" w:color="313131"/>
+          <w:right w:val="single" w:sz="6" w:space="12" w:color="313131"/>
+        </w:pBdr>
+        <w:shd w:val="clear" w:color="auto" w:fill="2B2B2B"/>
+        <w:tabs>
+          <w:tab w:val="left" w:pos="916"/>
+          <w:tab w:val="left" w:pos="1832"/>
+          <w:tab w:val="left" w:pos="2748"/>
+          <w:tab w:val="left" w:pos="3664"/>
+          <w:tab w:val="left" w:pos="4580"/>
+          <w:tab w:val="left" w:pos="5496"/>
+          <w:tab w:val="left" w:pos="6412"/>
+          <w:tab w:val="left" w:pos="7328"/>
+          <w:tab w:val="left" w:pos="8244"/>
+          <w:tab w:val="left" w:pos="9160"/>
+          <w:tab w:val="left" w:pos="10076"/>
+          <w:tab w:val="left" w:pos="10992"/>
+          <w:tab w:val="left" w:pos="11908"/>
+          <w:tab w:val="left" w:pos="12824"/>
+          <w:tab w:val="left" w:pos="13740"/>
+          <w:tab w:val="left" w:pos="14656"/>
+        </w:tabs>
+        <w:spacing w:after="0" w:line="326" w:lineRule="atLeast"/>
+        <w:rPr>
+          <w:rFonts w:eastAsia="Times New Roman" w:cs="Courier New"/>
+          <w:kern w:val="0"/>
+          <w14:ligatures w14:val="none"/>
+        </w:rPr>
+      </w:pPr>
+      <w:r>
+        <w:rPr>
+          <w:rFonts w:eastAsia="Times New Roman" w:cs="Courier New"/>
+          <w:kern w:val="0"/>
+          <w14:ligatures w14:val="none"/>
+        </w:rPr>
+        <w:lastRenderedPageBreak/>
+        <w:t>PORT=4000</w:t>
+      </w:r>
+    </w:p>
+    <w:p>
+      <w:pPr>
+        <w:spacing w:after="240" w:line="240" w:lineRule="auto"/>
+        <w:rPr>
+          <w:rFonts w:eastAsia="Times New Roman" w:cs="Segoe UI"/>
+          <w:kern w:val="0"/>
+          <w14:ligatures w14:val="none"/>
+        </w:rPr>
+      </w:pPr>
+      <w:r>
+        <w:rPr>
+          <w:rFonts w:eastAsia="Times New Roman" w:cs="Segoe UI"/>
+          <w:b/>
+          <w:bCs/>
+          <w:kern w:val="0"/>
+          <w14:ligatures w14:val="none"/>
+        </w:rPr>
+        <w:t>apps/frontend</w:t>
+      </w:r>
+      <w:proofErr w:type="gramStart"/>
+      <w:r>
+        <w:rPr>
+          <w:rFonts w:eastAsia="Times New Roman" w:cs="Segoe UI"/>
+          <w:b/>
+          <w:bCs/>
+          <w:kern w:val="0"/>
+          <w14:ligatures w14:val="none"/>
+        </w:rPr>
+        <w:t>/.</w:t>
+      </w:r>
+      <w:proofErr w:type="spellStart"/>
+      <w:r>
+        <w:rPr>
+          <w:rFonts w:eastAsia="Times New Roman" w:cs="Segoe UI"/>
+          <w:b/>
+          <w:bCs/>
+          <w:kern w:val="0"/>
+          <w14:ligatures w14:val="none"/>
+        </w:rPr>
+        <w:t>env</w:t>
+      </w:r>
+      <w:proofErr w:type="gramEnd"/>
+      <w:r>
+        <w:rPr>
+          <w:rFonts w:eastAsia="Times New Roman" w:cs="Segoe UI"/>
+          <w:b/>
+          <w:bCs/>
+          <w:kern w:val="0"/>
+          <w14:ligatures w14:val="none"/>
+        </w:rPr>
+        <w:t>.local</w:t>
+      </w:r>
+      <w:proofErr w:type="spellEnd"/>
+    </w:p>
+    <w:p>
+      <w:pPr>
+        <w:pBdr>
+          <w:top w:val="single" w:sz="6" w:space="12" w:color="313131"/>
+          <w:left w:val="single" w:sz="6" w:space="12" w:color="313131"/>
+          <w:bottom w:val="single" w:sz="6" w:space="12" w:color="313131"/>
+          <w:right w:val="single" w:sz="6" w:space="12" w:color="313131"/>
+        </w:pBdr>
+        <w:shd w:val="clear" w:color="auto" w:fill="2B2B2B"/>
+        <w:tabs>
+          <w:tab w:val="left" w:pos="916"/>
+          <w:tab w:val="left" w:pos="1832"/>
+          <w:tab w:val="left" w:pos="2748"/>
+          <w:tab w:val="left" w:pos="3664"/>
+          <w:tab w:val="left" w:pos="4580"/>
+          <w:tab w:val="left" w:pos="5496"/>
+          <w:tab w:val="left" w:pos="6412"/>
+          <w:tab w:val="left" w:pos="7328"/>
+          <w:tab w:val="left" w:pos="8244"/>
+          <w:tab w:val="left" w:pos="9160"/>
+          <w:tab w:val="left" w:pos="10076"/>
+          <w:tab w:val="left" w:pos="10992"/>
+          <w:tab w:val="left" w:pos="11908"/>
+          <w:tab w:val="left" w:pos="12824"/>
+          <w:tab w:val="left" w:pos="13740"/>
+          <w:tab w:val="left" w:pos="14656"/>
+        </w:tabs>
+        <w:spacing w:after="0" w:line="326" w:lineRule="atLeast"/>
+        <w:rPr>
+          <w:rFonts w:eastAsia="Times New Roman" w:cs="Courier New"/>
+          <w:kern w:val="0"/>
+          <w14:ligatures w14:val="none"/>
+        </w:rPr>
+      </w:pPr>
+      <w:r>
+        <w:rPr>
+          <w:rFonts w:eastAsia="Times New Roman" w:cs="Courier New"/>
+          <w:kern w:val="0"/>
+          <w14:ligatures w14:val="none"/>
+        </w:rPr>
+        <w:t>NEXT_PUBLIC_GOOGLE_MAPS_API_KEY=</w:t>
+      </w:r>
+      <w:proofErr w:type="spellStart"/>
+      <w:r>
+        <w:rPr>
+          <w:rFonts w:eastAsia="Times New Roman" w:cs="Courier New"/>
+          <w:kern w:val="0"/>
+          <w14:ligatures w14:val="none"/>
+        </w:rPr>
+        <w:t>your_google_maps_api_key_here</w:t>
+      </w:r>
+      <w:proofErr w:type="spellEnd"/>
+    </w:p>
+    <w:p>
+      <w:pPr>
+        <w:spacing w:after="240" w:line="240" w:lineRule="auto"/>
+        <w:rPr>
+          <w:rFonts w:eastAsia="Times New Roman" w:cs="Segoe UI"/>
+          <w:kern w:val="0"/>
+          <w14:ligatures w14:val="none"/>
+        </w:rPr>
+      </w:pPr>
+      <w:r>
+        <w:rPr>
+          <w:rFonts w:eastAsia="Times New Roman" w:cs="Segoe UI"/>
+          <w:kern w:val="0"/>
+          <w14:ligatures w14:val="none"/>
+        </w:rPr>
+        <w:t xml:space="preserve">Note: A valid Google Maps JavaScript API key is required for the map to </w:t>
+      </w:r>
+      <w:proofErr w:type="gramStart"/>
+      <w:r>
+        <w:rPr>
+          <w:rFonts w:eastAsia="Times New Roman" w:cs="Segoe UI"/>
+          <w:kern w:val="0"/>
+          <w14:ligatures w14:val="none"/>
+        </w:rPr>
+        <w:t>render</w:t>
+      </w:r>
+      <w:proofErr w:type="gramEnd"/>
+      <w:r>
+        <w:rPr>
+          <w:rFonts w:eastAsia="Times New Roman" w:cs="Segoe UI"/>
+          <w:kern w:val="0"/>
+          <w14:ligatures w14:val="none"/>
+        </w:rPr>
+        <w:t xml:space="preserve"> properly.</w:t>
+      </w:r>
+    </w:p>
+    <w:p>
+      <w:pPr>
+        <w:spacing w:before="360" w:after="240" w:line="240" w:lineRule="auto"/>
+        <w:outlineLvl w:val="2"/>
+        <w:rPr>
+          <w:rFonts w:eastAsia="Times New Roman" w:cs="Segoe UI"/>
+          <w:b/>
+          <w:bCs/>
+          <w:kern w:val="0"/>
+          <w14:ligatures w14:val="none"/>
+        </w:rPr>
+      </w:pPr>
+      <w:r>
+        <w:rPr>
+          <w:rFonts w:eastAsia="Times New Roman" w:cs="Segoe UI"/>
+          <w:b/>
+          <w:bCs/>
+          <w:kern w:val="0"/>
+          <w14:ligatures w14:val="none"/>
+        </w:rPr>
+        <w:t>4. Initialize Database (First Time Only)</w:t>
+      </w:r>
+    </w:p>
+    <w:p>
+      <w:pPr>
+        <w:pBdr>
+          <w:top w:val="single" w:sz="6" w:space="12" w:color="313131"/>
+          <w:left w:val="single" w:sz="6" w:space="12" w:color="313131"/>
+          <w:bottom w:val="single" w:sz="6" w:space="12" w:color="313131"/>
+          <w:right w:val="single" w:sz="6" w:space="12" w:color="313131"/>
+        </w:pBdr>
+        <w:shd w:val="clear" w:color="auto" w:fill="2B2B2B"/>
+        <w:tabs>
+          <w:tab w:val="left" w:pos="916"/>
+          <w:tab w:val="left" w:pos="1832"/>
+          <w:tab w:val="left" w:pos="2748"/>
+          <w:tab w:val="left" w:pos="3664"/>
+          <w:tab w:val="left" w:pos="4580"/>
+          <w:tab w:val="left" w:pos="5496"/>
+          <w:tab w:val="left" w:pos="6412"/>
+          <w:tab w:val="left" w:pos="7328"/>
+          <w:tab w:val="left" w:pos="8244"/>
+          <w:tab w:val="left" w:pos="9160"/>
+          <w:tab w:val="left" w:pos="10076"/>
+          <w:tab w:val="left" w:pos="10992"/>
+          <w:tab w:val="left" w:pos="11908"/>
+          <w:tab w:val="left" w:pos="12824"/>
+          <w:tab w:val="left" w:pos="13740"/>
+          <w:tab w:val="left" w:pos="14656"/>
+        </w:tabs>
+        <w:spacing w:after="0" w:line="326" w:lineRule="atLeast"/>
+        <w:rPr>
+          <w:rFonts w:eastAsia="Times New Roman" w:cs="Courier New"/>
+          <w:kern w:val="0"/>
+          <w14:ligatures w14:val="none"/>
+        </w:rPr>
+      </w:pPr>
+      <w:r>
+        <w:rPr>
+          <w:rFonts w:eastAsia="Times New Roman" w:cs="Courier New"/>
+          <w:kern w:val="0"/>
+          <w14:ligatures w14:val="none"/>
+        </w:rPr>
+        <w:t>cd apps/backend</w:t>
+      </w:r>
+    </w:p>
+    <w:p>
+      <w:pPr>
+        <w:pBdr>
+          <w:top w:val="single" w:sz="6" w:space="12" w:color="313131"/>
+          <w:left w:val="single" w:sz="6" w:space="12" w:color="313131"/>
+          <w:bottom w:val="single" w:sz="6" w:space="12" w:color="313131"/>
+          <w:right w:val="single" w:sz="6" w:space="12" w:color="313131"/>
+        </w:pBdr>
+        <w:shd w:val="clear" w:color="auto" w:fill="2B2B2B"/>
+        <w:tabs>
+          <w:tab w:val="left" w:pos="916"/>
+          <w:tab w:val="left" w:pos="1832"/>
+          <w:tab w:val="left" w:pos="2748"/>
+          <w:tab w:val="left" w:pos="3664"/>
+          <w:tab w:val="left" w:pos="4580"/>
+          <w:tab w:val="left" w:pos="5496"/>
+          <w:tab w:val="left" w:pos="6412"/>
+          <w:tab w:val="left" w:pos="7328"/>
+          <w:tab w:val="left" w:pos="8244"/>
+          <w:tab w:val="left" w:pos="9160"/>
+          <w:tab w:val="left" w:pos="10076"/>
+          <w:tab w:val="left" w:pos="10992"/>
+          <w:tab w:val="left" w:pos="11908"/>
+          <w:tab w:val="left" w:pos="12824"/>
+          <w:tab w:val="left" w:pos="13740"/>
+          <w:tab w:val="left" w:pos="14656"/>
+        </w:tabs>
+        <w:spacing w:after="0" w:line="326" w:lineRule="atLeast"/>
+        <w:rPr>
+          <w:rFonts w:eastAsia="Times New Roman" w:cs="Courier New"/>
+          <w:kern w:val="0"/>
+          <w14:ligatures w14:val="none"/>
+        </w:rPr>
+      </w:pPr>
+      <w:proofErr w:type="spellStart"/>
+      <w:r>
+        <w:rPr>
+          <w:rFonts w:eastAsia="Times New Roman" w:cs="Courier New"/>
+          <w:kern w:val="0"/>
+          <w14:ligatures w14:val="none"/>
+        </w:rPr>
+        <w:t>pnpm</w:t>
+      </w:r>
+      <w:proofErr w:type="spellEnd"/>
+      <w:r>
+        <w:rPr>
+          <w:rFonts w:eastAsia="Times New Roman" w:cs="Courier New"/>
+          <w:kern w:val="0"/>
+          <w14:ligatures w14:val="none"/>
+        </w:rPr>
+        <w:t xml:space="preserve"> </w:t>
+      </w:r>
+      <w:proofErr w:type="spellStart"/>
+      <w:r>
+        <w:rPr>
+          <w:rFonts w:eastAsia="Times New Roman" w:cs="Courier New"/>
+          <w:kern w:val="0"/>
+          <w14:ligatures w14:val="none"/>
+        </w:rPr>
+        <w:t>prisma</w:t>
+      </w:r>
+      <w:proofErr w:type="spellEnd"/>
+      <w:r>
+        <w:rPr>
+          <w:rFonts w:eastAsia="Times New Roman" w:cs="Courier New"/>
+          <w:kern w:val="0"/>
+          <w14:ligatures w14:val="none"/>
+        </w:rPr>
+        <w:t xml:space="preserve"> generate</w:t>
+      </w:r>
+    </w:p>
+    <w:p>
+      <w:pPr>
+        <w:pBdr>
+          <w:top w:val="single" w:sz="6" w:space="12" w:color="313131"/>
+          <w:left w:val="single" w:sz="6" w:space="12" w:color="313131"/>
+          <w:bottom w:val="single" w:sz="6" w:space="12" w:color="313131"/>
+          <w:right w:val="single" w:sz="6" w:space="12" w:color="313131"/>
+        </w:pBdr>
+        <w:shd w:val="clear" w:color="auto" w:fill="2B2B2B"/>
+        <w:tabs>
+          <w:tab w:val="left" w:pos="916"/>
+          <w:tab w:val="left" w:pos="1832"/>
+          <w:tab w:val="left" w:pos="2748"/>
+          <w:tab w:val="left" w:pos="3664"/>
+          <w:tab w:val="left" w:pos="4580"/>
+          <w:tab w:val="left" w:pos="5496"/>
+          <w:tab w:val="left" w:pos="6412"/>
+          <w:tab w:val="left" w:pos="7328"/>
+          <w:tab w:val="left" w:pos="8244"/>
+          <w:tab w:val="left" w:pos="9160"/>
+          <w:tab w:val="left" w:pos="10076"/>
+          <w:tab w:val="left" w:pos="10992"/>
+          <w:tab w:val="left" w:pos="11908"/>
+          <w:tab w:val="left" w:pos="12824"/>
+          <w:tab w:val="left" w:pos="13740"/>
+          <w:tab w:val="left" w:pos="14656"/>
+        </w:tabs>
+        <w:spacing w:after="0" w:line="326" w:lineRule="atLeast"/>
+        <w:rPr>
+          <w:rFonts w:eastAsia="Times New Roman" w:cs="Courier New"/>
+          <w:kern w:val="0"/>
+          <w14:ligatures w14:val="none"/>
+        </w:rPr>
+      </w:pPr>
+      <w:proofErr w:type="spellStart"/>
+      <w:r>
+        <w:rPr>
+          <w:rFonts w:eastAsia="Times New Roman" w:cs="Courier New"/>
+          <w:kern w:val="0"/>
+          <w14:ligatures w14:val="none"/>
+        </w:rPr>
+        <w:t>pnpm</w:t>
+      </w:r>
+      <w:proofErr w:type="spellEnd"/>
+      <w:r>
+        <w:rPr>
+          <w:rFonts w:eastAsia="Times New Roman" w:cs="Courier New"/>
+          <w:kern w:val="0"/>
+          <w14:ligatures w14:val="none"/>
+        </w:rPr>
+        <w:t xml:space="preserve"> </w:t>
+      </w:r>
+      <w:proofErr w:type="spellStart"/>
+      <w:r>
+        <w:rPr>
+          <w:rFonts w:eastAsia="Times New Roman" w:cs="Courier New"/>
+          <w:kern w:val="0"/>
+          <w14:ligatures w14:val="none"/>
+        </w:rPr>
+        <w:t>prisma</w:t>
+      </w:r>
+      <w:proofErr w:type="spellEnd"/>
+      <w:r>
+        <w:rPr>
+          <w:rFonts w:eastAsia="Times New Roman" w:cs="Courier New"/>
+          <w:kern w:val="0"/>
+          <w14:ligatures w14:val="none"/>
+        </w:rPr>
+        <w:t xml:space="preserve"> </w:t>
+      </w:r>
+      <w:proofErr w:type="spellStart"/>
+      <w:r>
+        <w:rPr>
+          <w:rFonts w:eastAsia="Times New Roman" w:cs="Courier New"/>
+          <w:kern w:val="0"/>
+          <w14:ligatures w14:val="none"/>
+        </w:rPr>
+        <w:t>db</w:t>
+      </w:r>
+      <w:proofErr w:type="spellEnd"/>
+      <w:r>
+        <w:rPr>
+          <w:rFonts w:eastAsia="Times New Roman" w:cs="Courier New"/>
+          <w:kern w:val="0"/>
+          <w14:ligatures w14:val="none"/>
+        </w:rPr>
+        <w:t xml:space="preserve"> push</w:t>
+      </w:r>
+    </w:p>
+    <w:p>
+      <w:pPr>
+        <w:pBdr>
+          <w:top w:val="single" w:sz="6" w:space="12" w:color="313131"/>
+          <w:left w:val="single" w:sz="6" w:space="12" w:color="313131"/>
+          <w:bottom w:val="single" w:sz="6" w:space="12" w:color="313131"/>
+          <w:right w:val="single" w:sz="6" w:space="12" w:color="313131"/>
+        </w:pBdr>
+        <w:shd w:val="clear" w:color="auto" w:fill="2B2B2B"/>
+        <w:tabs>
+          <w:tab w:val="left" w:pos="916"/>
+          <w:tab w:val="left" w:pos="1832"/>
+          <w:tab w:val="left" w:pos="2748"/>
+          <w:tab w:val="left" w:pos="3664"/>
+          <w:tab w:val="left" w:pos="4580"/>
+          <w:tab w:val="left" w:pos="5496"/>
+          <w:tab w:val="left" w:pos="6412"/>
+          <w:tab w:val="left" w:pos="7328"/>
+          <w:tab w:val="left" w:pos="8244"/>
+          <w:tab w:val="left" w:pos="9160"/>
+          <w:tab w:val="left" w:pos="10076"/>
+          <w:tab w:val="left" w:pos="10992"/>
+          <w:tab w:val="left" w:pos="11908"/>
+          <w:tab w:val="left" w:pos="12824"/>
+          <w:tab w:val="left" w:pos="13740"/>
+          <w:tab w:val="left" w:pos="14656"/>
+        </w:tabs>
+        <w:spacing w:after="0" w:line="326" w:lineRule="atLeast"/>
+        <w:rPr>
+          <w:rFonts w:eastAsia="Times New Roman" w:cs="Courier New"/>
+          <w:kern w:val="0"/>
+          <w14:ligatures w14:val="none"/>
+        </w:rPr>
+      </w:pPr>
+      <w:proofErr w:type="spellStart"/>
+      <w:r>
+        <w:rPr>
+          <w:rFonts w:eastAsia="Times New Roman" w:cs="Courier New"/>
+          <w:kern w:val="0"/>
+          <w14:ligatures w14:val="none"/>
+        </w:rPr>
+        <w:t>pnpm</w:t>
+      </w:r>
+      <w:proofErr w:type="spellEnd"/>
+      <w:r>
+        <w:rPr>
+          <w:rFonts w:eastAsia="Times New Roman" w:cs="Courier New"/>
+          <w:kern w:val="0"/>
+          <w14:ligatures w14:val="none"/>
+        </w:rPr>
+        <w:t xml:space="preserve"> </w:t>
+      </w:r>
+      <w:proofErr w:type="spellStart"/>
+      <w:r>
+        <w:rPr>
+          <w:rFonts w:eastAsia="Times New Roman" w:cs="Courier New"/>
+          <w:kern w:val="0"/>
+          <w14:ligatures w14:val="none"/>
+        </w:rPr>
+        <w:t>prisma</w:t>
+      </w:r>
+      <w:proofErr w:type="spellEnd"/>
+      <w:r>
+        <w:rPr>
+          <w:rFonts w:eastAsia="Times New Roman" w:cs="Courier New"/>
+          <w:kern w:val="0"/>
+          <w14:ligatures w14:val="none"/>
+        </w:rPr>
+        <w:t xml:space="preserve"> </w:t>
+      </w:r>
+      <w:proofErr w:type="spellStart"/>
+      <w:r>
+        <w:rPr>
+          <w:rFonts w:eastAsia="Times New Roman" w:cs="Courier New"/>
+          <w:kern w:val="0"/>
+          <w14:ligatures w14:val="none"/>
+        </w:rPr>
+        <w:t>db</w:t>
+      </w:r>
+      <w:proofErr w:type="spellEnd"/>
+      <w:r>
+        <w:rPr>
+          <w:rFonts w:eastAsia="Times New Roman" w:cs="Courier New"/>
+          <w:kern w:val="0"/>
+          <w14:ligatures w14:val="none"/>
+        </w:rPr>
+        <w:t xml:space="preserve"> seed</w:t>
+      </w:r>
+    </w:p>
+    <w:p>
+      <w:pPr>
+        <w:pBdr>
+          <w:top w:val="single" w:sz="6" w:space="12" w:color="313131"/>
+          <w:left w:val="single" w:sz="6" w:space="12" w:color="313131"/>
+          <w:bottom w:val="single" w:sz="6" w:space="12" w:color="313131"/>
+          <w:right w:val="single" w:sz="6" w:space="12" w:color="313131"/>
+        </w:pBdr>
+        <w:shd w:val="clear" w:color="auto" w:fill="2B2B2B"/>
+        <w:tabs>
+          <w:tab w:val="left" w:pos="916"/>
+          <w:tab w:val="left" w:pos="1832"/>
+          <w:tab w:val="left" w:pos="2748"/>
+          <w:tab w:val="left" w:pos="3664"/>
+          <w:tab w:val="left" w:pos="4580"/>
+          <w:tab w:val="left" w:pos="5496"/>
+          <w:tab w:val="left" w:pos="6412"/>
+          <w:tab w:val="left" w:pos="7328"/>
+          <w:tab w:val="left" w:pos="8244"/>
+          <w:tab w:val="left" w:pos="9160"/>
+          <w:tab w:val="left" w:pos="10076"/>
+          <w:tab w:val="left" w:pos="10992"/>
+          <w:tab w:val="left" w:pos="11908"/>
+          <w:tab w:val="left" w:pos="12824"/>
+          <w:tab w:val="left" w:pos="13740"/>
+          <w:tab w:val="left" w:pos="14656"/>
+        </w:tabs>
+        <w:spacing w:after="0" w:line="326" w:lineRule="atLeast"/>
+        <w:rPr>
+          <w:rFonts w:eastAsia="Times New Roman" w:cs="Courier New"/>
+          <w:kern w:val="0"/>
+          <w14:ligatures w14:val="none"/>
+        </w:rPr>
+      </w:pPr>
+      <w:r>
+        <w:rPr>
+          <w:rFonts w:eastAsia="Times New Roman" w:cs="Courier New"/>
+          <w:kern w:val="0"/>
+          <w14:ligatures w14:val="none"/>
+        </w:rPr>
+        <w:t>cd</w:t>
+      </w:r>
+      <w:proofErr w:type="gramStart"/>
+      <w:r>
+        <w:rPr>
+          <w:rFonts w:eastAsia="Times New Roman" w:cs="Courier New"/>
+          <w:kern w:val="0"/>
+          <w14:ligatures w14:val="none"/>
+        </w:rPr>
+        <w:t xml:space="preserve"> ../..</w:t>
+      </w:r>
+      <w:proofErr w:type="gramEnd"/>
+    </w:p>
+    <w:p>
+      <w:pPr>
+        <w:spacing w:before="360" w:after="240" w:line="240" w:lineRule="auto"/>
+        <w:outlineLvl w:val="1"/>
+        <w:rPr>
+          <w:rFonts w:eastAsia="Times New Roman" w:cs="Segoe UI"/>
+          <w:b/>
+          <w:bCs/>
+          <w:kern w:val="0"/>
+          <w14:ligatures w14:val="none"/>
+        </w:rPr>
+      </w:pPr>
+      <w:r>
+        <w:rPr>
+          <w:rFonts w:eastAsia="Times New Roman" w:cs="Segoe UI"/>
+          <w:b/>
+          <w:bCs/>
+          <w:kern w:val="0"/>
+          <w14:ligatures w14:val="none"/>
+        </w:rPr>
+        <w:t>Running the Application</w:t>
+      </w:r>
+    </w:p>
+    <w:p>
+      <w:pPr>
+        <w:spacing w:after="240" w:line="240" w:lineRule="auto"/>
+        <w:rPr>
+          <w:rFonts w:eastAsia="Times New Roman" w:cs="Segoe UI"/>
+          <w:kern w:val="0"/>
+          <w14:ligatures w14:val="none"/>
+        </w:rPr>
+      </w:pPr>
+      <w:r>
+        <w:rPr>
+          <w:rFonts w:eastAsia="Times New Roman" w:cs="Segoe UI"/>
+          <w:kern w:val="0"/>
+          <w14:ligatures w14:val="none"/>
+        </w:rPr>
+        <w:t>From the </w:t>
+      </w:r>
+      <w:r>
+        <w:rPr>
+          <w:rFonts w:eastAsia="Times New Roman" w:cs="Courier New"/>
+          <w:color w:val="FFFFFF" w:themeColor="background1"/>
+          <w:kern w:val="0"/>
+          <w:shd w:val="clear" w:color="auto" w:fill="3C3C3C"/>
+          <w14:ligatures w14:val="none"/>
+        </w:rPr>
+        <w:t>find-a-pump-code</w:t>
+      </w:r>
+      <w:r>
+        <w:rPr>
+          <w:rFonts w:eastAsia="Times New Roman" w:cs="Segoe UI"/>
+          <w:color w:val="FFFFFF" w:themeColor="background1"/>
+          <w:kern w:val="0"/>
+          <w14:ligatures w14:val="none"/>
+        </w:rPr>
+        <w:t> </w:t>
+      </w:r>
+      <w:r>
+        <w:rPr>
+          <w:rFonts w:eastAsia="Times New Roman" w:cs="Segoe UI"/>
+          <w:kern w:val="0"/>
+          <w14:ligatures w14:val="none"/>
+        </w:rPr>
+        <w:t>directory:</w:t>
+      </w:r>
+    </w:p>
+    <w:p>
+      <w:pPr>
+        <w:pBdr>
+          <w:top w:val="single" w:sz="6" w:space="12" w:color="313131"/>
+          <w:left w:val="single" w:sz="6" w:space="12" w:color="313131"/>
+          <w:bottom w:val="single" w:sz="6" w:space="12" w:color="313131"/>
+          <w:right w:val="single" w:sz="6" w:space="12" w:color="313131"/>
+        </w:pBdr>
+        <w:shd w:val="clear" w:color="auto" w:fill="2B2B2B"/>
+        <w:tabs>
+          <w:tab w:val="left" w:pos="916"/>
+          <w:tab w:val="left" w:pos="1832"/>
+          <w:tab w:val="left" w:pos="2748"/>
+          <w:tab w:val="left" w:pos="3664"/>
+          <w:tab w:val="left" w:pos="4580"/>
+          <w:tab w:val="left" w:pos="5496"/>
+          <w:tab w:val="left" w:pos="6412"/>
+          <w:tab w:val="left" w:pos="7328"/>
+          <w:tab w:val="left" w:pos="8244"/>
+          <w:tab w:val="left" w:pos="9160"/>
+          <w:tab w:val="left" w:pos="10076"/>
+          <w:tab w:val="left" w:pos="10992"/>
+          <w:tab w:val="left" w:pos="11908"/>
+          <w:tab w:val="left" w:pos="12824"/>
+          <w:tab w:val="left" w:pos="13740"/>
+          <w:tab w:val="left" w:pos="14656"/>
+        </w:tabs>
+        <w:spacing w:after="0" w:line="326" w:lineRule="atLeast"/>
+        <w:rPr>
+          <w:rFonts w:eastAsia="Times New Roman" w:cs="Courier New"/>
+          <w:kern w:val="0"/>
+          <w14:ligatures w14:val="none"/>
+        </w:rPr>
+      </w:pPr>
+      <w:proofErr w:type="spellStart"/>
+      <w:r>
+        <w:rPr>
+          <w:rFonts w:eastAsia="Times New Roman" w:cs="Courier New"/>
+          <w:kern w:val="0"/>
+          <w14:ligatures w14:val="none"/>
+        </w:rPr>
+        <w:t>pnpm</w:t>
+      </w:r>
+      <w:proofErr w:type="spellEnd"/>
+      <w:r>
+        <w:rPr>
+          <w:rFonts w:eastAsia="Times New Roman" w:cs="Courier New"/>
+          <w:kern w:val="0"/>
+          <w14:ligatures w14:val="none"/>
+        </w:rPr>
+        <w:t xml:space="preserve"> run dev</w:t>
+      </w:r>
+    </w:p>
+    <w:p>
+      <w:pPr>
+        <w:spacing w:after="240" w:line="240" w:lineRule="auto"/>
+        <w:rPr>
+          <w:rFonts w:eastAsia="Times New Roman" w:cs="Segoe UI"/>
+          <w:kern w:val="0"/>
+          <w14:ligatures w14:val="none"/>
+        </w:rPr>
+      </w:pPr>
+      <w:r>
+        <w:rPr>
+          <w:rFonts w:eastAsia="Times New Roman" w:cs="Segoe UI"/>
+          <w:kern w:val="0"/>
+          <w14:ligatures w14:val="none"/>
+        </w:rPr>
+        <w:t xml:space="preserve">This </w:t>
+      </w:r>
+      <w:proofErr w:type="gramStart"/>
+      <w:r>
+        <w:rPr>
+          <w:rFonts w:eastAsia="Times New Roman" w:cs="Segoe UI"/>
+          <w:kern w:val="0"/>
+          <w14:ligatures w14:val="none"/>
+        </w:rPr>
+        <w:t>starts</w:t>
+      </w:r>
+      <w:proofErr w:type="gramEnd"/>
+      <w:r>
+        <w:rPr>
+          <w:rFonts w:eastAsia="Times New Roman" w:cs="Segoe UI"/>
+          <w:kern w:val="0"/>
+          <w14:ligatures w14:val="none"/>
+        </w:rPr>
+        <w:t xml:space="preserve"> both applications:</w:t>
+      </w:r>
+    </w:p>
+    <w:p>
+      <w:pPr>
+        <w:numPr>
+          <w:ilvl w:val="0"/>
+          <w:numId w:val="35"/>
+        </w:numPr>
+        <w:spacing w:before="100" w:beforeAutospacing="1" w:after="100" w:afterAutospacing="1" w:line="240" w:lineRule="auto"/>
+        <w:rPr>
+          <w:rFonts w:eastAsia="Times New Roman" w:cs="Segoe UI"/>
+          <w:kern w:val="0"/>
+          <w14:ligatures w14:val="none"/>
+        </w:rPr>
+      </w:pPr>
+      <w:r>
+        <w:rPr>
+          <w:rFonts w:eastAsia="Times New Roman" w:cs="Segoe UI"/>
+          <w:kern w:val="0"/>
+          <w14:ligatures w14:val="none"/>
+        </w:rPr>
+        <w:t>Frontend: </w:t>
+      </w:r>
+      <w:hyperlink r:id="rId20" w:history="1">
+        <w:r>
+          <w:rPr>
+            <w:rFonts w:eastAsia="Times New Roman" w:cs="Segoe UI"/>
+            <w:kern w:val="0"/>
+            <w:u w:val="single"/>
+            <w14:ligatures w14:val="none"/>
+          </w:rPr>
+          <w:t>http://localhost:3000</w:t>
+        </w:r>
+      </w:hyperlink>
+    </w:p>
+    <w:p>
+      <w:pPr>
+        <w:numPr>
+          <w:ilvl w:val="0"/>
+          <w:numId w:val="35"/>
+        </w:numPr>
+        <w:spacing w:before="100" w:beforeAutospacing="1" w:after="100" w:afterAutospacing="1" w:line="240" w:lineRule="auto"/>
+        <w:rPr>
+          <w:rFonts w:eastAsia="Times New Roman" w:cs="Segoe UI"/>
+          <w:kern w:val="0"/>
+          <w14:ligatures w14:val="none"/>
+        </w:rPr>
+      </w:pPr>
+      <w:r>
+        <w:rPr>
+          <w:rFonts w:eastAsia="Times New Roman" w:cs="Segoe UI"/>
+          <w:kern w:val="0"/>
+          <w14:ligatures w14:val="none"/>
+        </w:rPr>
+        <w:t>Backend: </w:t>
+      </w:r>
+      <w:hyperlink r:id="rId21" w:history="1">
+        <w:r>
+          <w:rPr>
+            <w:rFonts w:eastAsia="Times New Roman" w:cs="Segoe UI"/>
+            <w:kern w:val="0"/>
+            <w:u w:val="single"/>
+            <w14:ligatures w14:val="none"/>
+          </w:rPr>
+          <w:t>http://localhost:4000</w:t>
+        </w:r>
+      </w:hyperlink>
+    </w:p>
+    <w:p>
+      <w:pPr>
+        <w:spacing w:after="240" w:line="240" w:lineRule="auto"/>
+        <w:rPr>
+          <w:rFonts w:eastAsia="Times New Roman" w:cs="Segoe UI"/>
+          <w:kern w:val="0"/>
+          <w14:ligatures w14:val="none"/>
+        </w:rPr>
+      </w:pPr>
+      <w:r>
+        <w:rPr>
+          <w:rFonts w:eastAsia="Times New Roman" w:cs="Segoe UI"/>
+          <w:kern w:val="0"/>
+          <w14:ligatures w14:val="none"/>
+        </w:rPr>
+        <w:t>Restart the development server after modifying environment variables.</w:t>
+      </w:r>
+    </w:p>
+    <w:p>
+      <w:pPr>
+        <w:spacing w:before="360" w:after="240" w:line="240" w:lineRule="auto"/>
+        <w:outlineLvl w:val="1"/>
+        <w:rPr>
+          <w:rFonts w:eastAsia="Times New Roman" w:cs="Segoe UI"/>
+          <w:b/>
+          <w:bCs/>
+          <w:kern w:val="0"/>
+          <w14:ligatures w14:val="none"/>
+        </w:rPr>
+      </w:pPr>
+      <w:r>
+        <w:rPr>
+          <w:rFonts w:eastAsia="Times New Roman" w:cs="Segoe UI"/>
+          <w:b/>
+          <w:bCs/>
+          <w:kern w:val="0"/>
+          <w14:ligatures w14:val="none"/>
+        </w:rPr>
+        <w:t>Viewing the Database (Optional)</w:t>
+      </w:r>
+    </w:p>
+    <w:p>
+      <w:pPr>
+        <w:spacing w:after="240" w:line="240" w:lineRule="auto"/>
+        <w:rPr>
+          <w:rFonts w:eastAsia="Times New Roman" w:cs="Segoe UI"/>
+          <w:kern w:val="0"/>
+          <w14:ligatures w14:val="none"/>
+        </w:rPr>
+      </w:pPr>
+      <w:r>
+        <w:rPr>
+          <w:rFonts w:eastAsia="Times New Roman" w:cs="Segoe UI"/>
+          <w:kern w:val="0"/>
+          <w14:ligatures w14:val="none"/>
+        </w:rPr>
+        <w:t>To inspect the database:</w:t>
+      </w:r>
+    </w:p>
+    <w:p>
+      <w:pPr>
+        <w:pBdr>
+          <w:top w:val="single" w:sz="6" w:space="12" w:color="313131"/>
+          <w:left w:val="single" w:sz="6" w:space="12" w:color="313131"/>
+          <w:bottom w:val="single" w:sz="6" w:space="12" w:color="313131"/>
+          <w:right w:val="single" w:sz="6" w:space="12" w:color="313131"/>
+        </w:pBdr>
+        <w:shd w:val="clear" w:color="auto" w:fill="2B2B2B"/>
+        <w:tabs>
+          <w:tab w:val="left" w:pos="916"/>
+          <w:tab w:val="left" w:pos="1832"/>
+          <w:tab w:val="left" w:pos="2748"/>
+          <w:tab w:val="left" w:pos="3664"/>
+          <w:tab w:val="left" w:pos="4580"/>
+          <w:tab w:val="left" w:pos="5496"/>
+          <w:tab w:val="left" w:pos="6412"/>
+          <w:tab w:val="left" w:pos="7328"/>
+          <w:tab w:val="left" w:pos="8244"/>
+          <w:tab w:val="left" w:pos="9160"/>
+          <w:tab w:val="left" w:pos="10076"/>
+          <w:tab w:val="left" w:pos="10992"/>
+          <w:tab w:val="left" w:pos="11908"/>
+          <w:tab w:val="left" w:pos="12824"/>
+          <w:tab w:val="left" w:pos="13740"/>
+          <w:tab w:val="left" w:pos="14656"/>
+        </w:tabs>
+        <w:spacing w:after="0" w:line="326" w:lineRule="atLeast"/>
+        <w:rPr>
+          <w:rFonts w:eastAsia="Times New Roman" w:cs="Courier New"/>
+          <w:kern w:val="0"/>
+          <w14:ligatures w14:val="none"/>
+        </w:rPr>
+      </w:pPr>
+      <w:r>
+        <w:rPr>
+          <w:rFonts w:eastAsia="Times New Roman" w:cs="Courier New"/>
+          <w:kern w:val="0"/>
+          <w14:ligatures w14:val="none"/>
+        </w:rPr>
+        <w:t>cd apps/backend</w:t>
+      </w:r>
+    </w:p>
+    <w:p>
+      <w:pPr>
+        <w:pBdr>
+          <w:top w:val="single" w:sz="6" w:space="12" w:color="313131"/>
+          <w:left w:val="single" w:sz="6" w:space="12" w:color="313131"/>
+          <w:bottom w:val="single" w:sz="6" w:space="12" w:color="313131"/>
+          <w:right w:val="single" w:sz="6" w:space="12" w:color="313131"/>
+        </w:pBdr>
+        <w:shd w:val="clear" w:color="auto" w:fill="2B2B2B"/>
+        <w:tabs>
+          <w:tab w:val="left" w:pos="916"/>
+          <w:tab w:val="left" w:pos="1832"/>
+          <w:tab w:val="left" w:pos="2748"/>
+          <w:tab w:val="left" w:pos="3664"/>
+          <w:tab w:val="left" w:pos="4580"/>
+          <w:tab w:val="left" w:pos="5496"/>
+          <w:tab w:val="left" w:pos="6412"/>
+          <w:tab w:val="left" w:pos="7328"/>
+          <w:tab w:val="left" w:pos="8244"/>
+          <w:tab w:val="left" w:pos="9160"/>
+          <w:tab w:val="left" w:pos="10076"/>
+          <w:tab w:val="left" w:pos="10992"/>
+          <w:tab w:val="left" w:pos="11908"/>
+          <w:tab w:val="left" w:pos="12824"/>
+          <w:tab w:val="left" w:pos="13740"/>
+          <w:tab w:val="left" w:pos="14656"/>
+        </w:tabs>
+        <w:spacing w:after="0" w:line="326" w:lineRule="atLeast"/>
+        <w:rPr>
+          <w:rFonts w:eastAsia="Times New Roman" w:cs="Courier New"/>
+          <w:kern w:val="0"/>
+          <w14:ligatures w14:val="none"/>
+        </w:rPr>
+      </w:pPr>
+      <w:proofErr w:type="spellStart"/>
+      <w:r>
+        <w:rPr>
+          <w:rFonts w:eastAsia="Times New Roman" w:cs="Courier New"/>
+          <w:kern w:val="0"/>
+          <w14:ligatures w14:val="none"/>
+        </w:rPr>
+        <w:t>pnpm</w:t>
+      </w:r>
+      <w:proofErr w:type="spellEnd"/>
+      <w:r>
+        <w:rPr>
+          <w:rFonts w:eastAsia="Times New Roman" w:cs="Courier New"/>
+          <w:kern w:val="0"/>
+          <w14:ligatures w14:val="none"/>
+        </w:rPr>
+        <w:t xml:space="preserve"> </w:t>
+      </w:r>
+      <w:proofErr w:type="spellStart"/>
+      <w:r>
+        <w:rPr>
+          <w:rFonts w:eastAsia="Times New Roman" w:cs="Courier New"/>
+          <w:kern w:val="0"/>
+          <w14:ligatures w14:val="none"/>
+        </w:rPr>
+        <w:t>prisma</w:t>
+      </w:r>
+      <w:proofErr w:type="spellEnd"/>
+      <w:r>
+        <w:rPr>
+          <w:rFonts w:eastAsia="Times New Roman" w:cs="Courier New"/>
+          <w:kern w:val="0"/>
+          <w14:ligatures w14:val="none"/>
+        </w:rPr>
+        <w:t xml:space="preserve"> studio</w:t>
+      </w:r>
+    </w:p>
+    <w:p>
+      <w:pPr>
+        <w:spacing w:after="240" w:line="240" w:lineRule="auto"/>
+        <w:rPr>
+          <w:rFonts w:eastAsia="Times New Roman" w:cs="Segoe UI"/>
+          <w:kern w:val="0"/>
+          <w14:ligatures w14:val="none"/>
+        </w:rPr>
+      </w:pPr>
+      <w:r>
+        <w:rPr>
+          <w:rFonts w:eastAsia="Times New Roman" w:cs="Segoe UI"/>
+          <w:kern w:val="0"/>
+          <w14:ligatures w14:val="none"/>
+        </w:rPr>
+        <w:t>Then visit:</w:t>
+      </w:r>
+    </w:p>
+    <w:p>
+      <w:pPr>
+        <w:spacing w:after="240" w:line="240" w:lineRule="auto"/>
+        <w:rPr>
+          <w:rFonts w:eastAsia="Times New Roman" w:cs="Segoe UI"/>
+          <w:kern w:val="0"/>
+          <w14:ligatures w14:val="none"/>
+        </w:rPr>
+      </w:pPr>
+      <w:hyperlink r:id="rId22" w:history="1">
+        <w:r>
+          <w:rPr>
+            <w:rFonts w:eastAsia="Times New Roman" w:cs="Segoe UI"/>
+            <w:kern w:val="0"/>
+            <w:u w:val="single"/>
+            <w14:ligatures w14:val="none"/>
+          </w:rPr>
+          <w:t>http://localhost:5555</w:t>
+        </w:r>
+      </w:hyperlink>
+    </w:p>
+    <w:p>
+      <w:pPr>
+        <w:spacing w:before="360" w:after="240" w:line="240" w:lineRule="auto"/>
+        <w:outlineLvl w:val="1"/>
+        <w:rPr>
+          <w:rFonts w:eastAsia="Times New Roman" w:cs="Segoe UI"/>
+          <w:b/>
+          <w:bCs/>
+          <w:kern w:val="0"/>
+          <w14:ligatures w14:val="none"/>
+        </w:rPr>
+      </w:pPr>
+      <w:r>
+        <w:rPr>
+          <w:rFonts w:eastAsia="Times New Roman" w:cs="Segoe UI"/>
+          <w:b/>
+          <w:bCs/>
+          <w:kern w:val="0"/>
+          <w14:ligatures w14:val="none"/>
+        </w:rPr>
+        <w:lastRenderedPageBreak/>
+        <w:t>Backend Architecture</w:t>
+      </w:r>
+    </w:p>
+    <w:p>
+      <w:pPr>
+        <w:spacing w:after="240" w:line="240" w:lineRule="auto"/>
+        <w:rPr>
+          <w:rFonts w:eastAsia="Times New Roman" w:cs="Segoe UI"/>
+          <w:kern w:val="0"/>
+          <w14:ligatures w14:val="none"/>
+        </w:rPr>
+      </w:pPr>
+      <w:r>
+        <w:rPr>
+          <w:rFonts w:eastAsia="Times New Roman" w:cs="Segoe UI"/>
+          <w:kern w:val="0"/>
+          <w14:ligatures w14:val="none"/>
+        </w:rPr>
+        <w:t>The backend uses structured separation:</w:t>
+      </w:r>
+    </w:p>
+    <w:p>
+      <w:pPr>
+        <w:numPr>
+          <w:ilvl w:val="0"/>
+          <w:numId w:val="36"/>
+        </w:numPr>
+        <w:spacing w:before="100" w:beforeAutospacing="1" w:after="100" w:afterAutospacing="1" w:line="240" w:lineRule="auto"/>
+        <w:rPr>
+          <w:rFonts w:eastAsia="Times New Roman" w:cs="Segoe UI"/>
+          <w:kern w:val="0"/>
+          <w14:ligatures w14:val="none"/>
+        </w:rPr>
+      </w:pPr>
+      <w:r>
+        <w:rPr>
+          <w:rFonts w:eastAsia="Times New Roman" w:cs="Courier New"/>
+          <w:color w:val="FFFFFF" w:themeColor="background1"/>
+          <w:kern w:val="0"/>
+          <w:shd w:val="clear" w:color="auto" w:fill="3C3C3C"/>
+          <w14:ligatures w14:val="none"/>
+        </w:rPr>
+        <w:t>routes/</w:t>
+      </w:r>
+      <w:r>
+        <w:rPr>
+          <w:rFonts w:eastAsia="Times New Roman" w:cs="Segoe UI"/>
+          <w:color w:val="FFFFFF" w:themeColor="background1"/>
+          <w:kern w:val="0"/>
+          <w14:ligatures w14:val="none"/>
+        </w:rPr>
+        <w:t> </w:t>
+      </w:r>
+      <w:r>
+        <w:rPr>
+          <w:rFonts w:eastAsia="Times New Roman" w:cs="Segoe UI"/>
+          <w:kern w:val="0"/>
+          <w14:ligatures w14:val="none"/>
+        </w:rPr>
+        <w:t>– Defines API endpoints</w:t>
+      </w:r>
+    </w:p>
+    <w:p>
+      <w:pPr>
+        <w:numPr>
+          <w:ilvl w:val="0"/>
+          <w:numId w:val="36"/>
+        </w:numPr>
+        <w:spacing w:before="100" w:beforeAutospacing="1" w:after="100" w:afterAutospacing="1" w:line="240" w:lineRule="auto"/>
+        <w:rPr>
+          <w:rFonts w:eastAsia="Times New Roman" w:cs="Segoe UI"/>
+          <w:kern w:val="0"/>
+          <w14:ligatures w14:val="none"/>
+        </w:rPr>
+      </w:pPr>
+      <w:r>
+        <w:rPr>
+          <w:rFonts w:eastAsia="Times New Roman" w:cs="Courier New"/>
+          <w:color w:val="FFFFFF" w:themeColor="background1"/>
+          <w:kern w:val="0"/>
+          <w:shd w:val="clear" w:color="auto" w:fill="3C3C3C"/>
+          <w14:ligatures w14:val="none"/>
+        </w:rPr>
+        <w:t>controllers/</w:t>
+      </w:r>
+      <w:r>
+        <w:rPr>
+          <w:rFonts w:eastAsia="Times New Roman" w:cs="Segoe UI"/>
+          <w:color w:val="FFFFFF" w:themeColor="background1"/>
+          <w:kern w:val="0"/>
+          <w14:ligatures w14:val="none"/>
+        </w:rPr>
+        <w:t> </w:t>
+      </w:r>
+      <w:r>
+        <w:rPr>
+          <w:rFonts w:eastAsia="Times New Roman" w:cs="Segoe UI"/>
+          <w:kern w:val="0"/>
+          <w14:ligatures w14:val="none"/>
+        </w:rPr>
+        <w:t>– Handles validation and HTTP responses</w:t>
+      </w:r>
+    </w:p>
+    <w:p>
+      <w:pPr>
+        <w:numPr>
+          <w:ilvl w:val="0"/>
+          <w:numId w:val="36"/>
+        </w:numPr>
+        <w:spacing w:before="100" w:beforeAutospacing="1" w:after="100" w:afterAutospacing="1" w:line="240" w:lineRule="auto"/>
+        <w:rPr>
+          <w:rFonts w:eastAsia="Times New Roman" w:cs="Segoe UI"/>
+          <w:kern w:val="0"/>
+          <w14:ligatures w14:val="none"/>
+        </w:rPr>
+      </w:pPr>
+      <w:r>
+        <w:rPr>
+          <w:rFonts w:eastAsia="Times New Roman" w:cs="Courier New"/>
+          <w:color w:val="FFFFFF" w:themeColor="background1"/>
+          <w:kern w:val="0"/>
+          <w:shd w:val="clear" w:color="auto" w:fill="3C3C3C"/>
+          <w14:ligatures w14:val="none"/>
+        </w:rPr>
+        <w:t>services/</w:t>
+      </w:r>
+      <w:r>
+        <w:rPr>
+          <w:rFonts w:eastAsia="Times New Roman" w:cs="Segoe UI"/>
+          <w:color w:val="FFFFFF" w:themeColor="background1"/>
+          <w:kern w:val="0"/>
+          <w14:ligatures w14:val="none"/>
+        </w:rPr>
+        <w:t> </w:t>
+      </w:r>
+      <w:r>
+        <w:rPr>
+          <w:rFonts w:eastAsia="Times New Roman" w:cs="Segoe UI"/>
+          <w:kern w:val="0"/>
+          <w14:ligatures w14:val="none"/>
+        </w:rPr>
+        <w:t>– Contains business logic and database operations</w:t>
+      </w:r>
+    </w:p>
+    <w:p>
+      <w:pPr>
+        <w:spacing w:after="240" w:line="240" w:lineRule="auto"/>
+        <w:rPr>
+          <w:rFonts w:eastAsia="Times New Roman" w:cs="Segoe UI"/>
+          <w:kern w:val="0"/>
+          <w14:ligatures w14:val="none"/>
+        </w:rPr>
+      </w:pPr>
+      <w:r>
+        <w:rPr>
+          <w:rFonts w:eastAsia="Times New Roman" w:cs="Segoe UI"/>
+          <w:kern w:val="0"/>
+          <w14:ligatures w14:val="none"/>
+        </w:rPr>
+        <w:t>This structure improves maintainability, scalability, and clarity.</w:t>
+      </w:r>
+    </w:p>
+    <w:p>
+      <w:pPr>
+        <w:rPr>
+          <w:b/>
+          <w:bCs/>
+        </w:rPr>
+      </w:pPr>
+    </w:p>
     <w:sectPr>
       <w:pgSz w:w="12240" w:h="15840"/>
       <w:pgMar w:top="1440" w:right="1440" w:bottom="1440" w:left="1440" w:header="720" w:footer="720" w:gutter="0"/>
@@ -5030,6 +7912,453 @@
     </w:lvl>
   </w:abstractNum>
   <w:abstractNum w:abstractNumId="12" w15:restartNumberingAfterBreak="0">
+    <w:nsid w:val="3B4468FD"/>
+    <w:multiLevelType w:val="multilevel"/>
+    <w:tmpl w:val="10E47CA8"/>
+    <w:lvl w:ilvl="0">
+      <w:start w:val="1"/>
+      <w:numFmt w:val="bullet"/>
+      <w:lvlText w:val=""/>
+      <w:lvlJc w:val="left"/>
+      <w:pPr>
+        <w:tabs>
+          <w:tab w:val="num" w:pos="720"/>
+        </w:tabs>
+        <w:ind w:left="720" w:hanging="360"/>
+      </w:pPr>
+      <w:rPr>
+        <w:rFonts w:ascii="Symbol" w:hAnsi="Symbol" w:hint="default"/>
+        <w:sz w:val="20"/>
+      </w:rPr>
+    </w:lvl>
+    <w:lvl w:ilvl="1" w:tentative="1">
+      <w:start w:val="1"/>
+      <w:numFmt w:val="bullet"/>
+      <w:lvlText w:val="o"/>
+      <w:lvlJc w:val="left"/>
+      <w:pPr>
+        <w:tabs>
+          <w:tab w:val="num" w:pos="1440"/>
+        </w:tabs>
+        <w:ind w:left="1440" w:hanging="360"/>
+      </w:pPr>
+      <w:rPr>
+        <w:rFonts w:ascii="Courier New" w:hAnsi="Courier New" w:hint="default"/>
+        <w:sz w:val="20"/>
+      </w:rPr>
+    </w:lvl>
+    <w:lvl w:ilvl="2" w:tentative="1">
+      <w:start w:val="1"/>
+      <w:numFmt w:val="bullet"/>
+      <w:lvlText w:val=""/>
+      <w:lvlJc w:val="left"/>
+      <w:pPr>
+        <w:tabs>
+          <w:tab w:val="num" w:pos="2160"/>
+        </w:tabs>
+        <w:ind w:left="2160" w:hanging="360"/>
+      </w:pPr>
+      <w:rPr>
+        <w:rFonts w:ascii="Wingdings" w:hAnsi="Wingdings" w:hint="default"/>
+        <w:sz w:val="20"/>
+      </w:rPr>
+    </w:lvl>
+    <w:lvl w:ilvl="3" w:tentative="1">
+      <w:start w:val="1"/>
+      <w:numFmt w:val="bullet"/>
+      <w:lvlText w:val=""/>
+      <w:lvlJc w:val="left"/>
+      <w:pPr>
+        <w:tabs>
+          <w:tab w:val="num" w:pos="2880"/>
+        </w:tabs>
+        <w:ind w:left="2880" w:hanging="360"/>
+      </w:pPr>
+      <w:rPr>
+        <w:rFonts w:ascii="Wingdings" w:hAnsi="Wingdings" w:hint="default"/>
+        <w:sz w:val="20"/>
+      </w:rPr>
+    </w:lvl>
+    <w:lvl w:ilvl="4" w:tentative="1">
+      <w:start w:val="1"/>
+      <w:numFmt w:val="bullet"/>
+      <w:lvlText w:val=""/>
+      <w:lvlJc w:val="left"/>
+      <w:pPr>
+        <w:tabs>
+          <w:tab w:val="num" w:pos="3600"/>
+        </w:tabs>
+        <w:ind w:left="3600" w:hanging="360"/>
+      </w:pPr>
+      <w:rPr>
+        <w:rFonts w:ascii="Wingdings" w:hAnsi="Wingdings" w:hint="default"/>
+        <w:sz w:val="20"/>
+      </w:rPr>
+    </w:lvl>
+    <w:lvl w:ilvl="5" w:tentative="1">
+      <w:start w:val="1"/>
+      <w:numFmt w:val="bullet"/>
+      <w:lvlText w:val=""/>
+      <w:lvlJc w:val="left"/>
+      <w:pPr>
+        <w:tabs>
+          <w:tab w:val="num" w:pos="4320"/>
+        </w:tabs>
+        <w:ind w:left="4320" w:hanging="360"/>
+      </w:pPr>
+      <w:rPr>
+        <w:rFonts w:ascii="Wingdings" w:hAnsi="Wingdings" w:hint="default"/>
+        <w:sz w:val="20"/>
+      </w:rPr>
+    </w:lvl>
+    <w:lvl w:ilvl="6" w:tentative="1">
+      <w:start w:val="1"/>
+      <w:numFmt w:val="bullet"/>
+      <w:lvlText w:val=""/>
+      <w:lvlJc w:val="left"/>
+      <w:pPr>
+        <w:tabs>
+          <w:tab w:val="num" w:pos="5040"/>
+        </w:tabs>
+        <w:ind w:left="5040" w:hanging="360"/>
+      </w:pPr>
+      <w:rPr>
+        <w:rFonts w:ascii="Wingdings" w:hAnsi="Wingdings" w:hint="default"/>
+        <w:sz w:val="20"/>
+      </w:rPr>
+    </w:lvl>
+    <w:lvl w:ilvl="7" w:tentative="1">
+      <w:start w:val="1"/>
+      <w:numFmt w:val="bullet"/>
+      <w:lvlText w:val=""/>
+      <w:lvlJc w:val="left"/>
+      <w:pPr>
+        <w:tabs>
+          <w:tab w:val="num" w:pos="5760"/>
+        </w:tabs>
+        <w:ind w:left="5760" w:hanging="360"/>
+      </w:pPr>
+      <w:rPr>
+        <w:rFonts w:ascii="Wingdings" w:hAnsi="Wingdings" w:hint="default"/>
+        <w:sz w:val="20"/>
+      </w:rPr>
+    </w:lvl>
+    <w:lvl w:ilvl="8" w:tentative="1">
+      <w:start w:val="1"/>
+      <w:numFmt w:val="bullet"/>
+      <w:lvlText w:val=""/>
+      <w:lvlJc w:val="left"/>
+      <w:pPr>
+        <w:tabs>
+          <w:tab w:val="num" w:pos="6480"/>
+        </w:tabs>
+        <w:ind w:left="6480" w:hanging="360"/>
+      </w:pPr>
+      <w:rPr>
+        <w:rFonts w:ascii="Wingdings" w:hAnsi="Wingdings" w:hint="default"/>
+        <w:sz w:val="20"/>
+      </w:rPr>
+    </w:lvl>
+  </w:abstractNum>
+  <w:abstractNum w:abstractNumId="13" w15:restartNumberingAfterBreak="0">
+    <w:nsid w:val="41A40511"/>
+    <w:multiLevelType w:val="multilevel"/>
+    <w:tmpl w:val="1CB21EAE"/>
+    <w:lvl w:ilvl="0">
+      <w:start w:val="1"/>
+      <w:numFmt w:val="bullet"/>
+      <w:lvlText w:val=""/>
+      <w:lvlJc w:val="left"/>
+      <w:pPr>
+        <w:tabs>
+          <w:tab w:val="num" w:pos="720"/>
+        </w:tabs>
+        <w:ind w:left="720" w:hanging="360"/>
+      </w:pPr>
+      <w:rPr>
+        <w:rFonts w:ascii="Symbol" w:hAnsi="Symbol" w:hint="default"/>
+        <w:sz w:val="20"/>
+      </w:rPr>
+    </w:lvl>
+    <w:lvl w:ilvl="1" w:tentative="1">
+      <w:start w:val="1"/>
+      <w:numFmt w:val="bullet"/>
+      <w:lvlText w:val="o"/>
+      <w:lvlJc w:val="left"/>
+      <w:pPr>
+        <w:tabs>
+          <w:tab w:val="num" w:pos="1440"/>
+        </w:tabs>
+        <w:ind w:left="1440" w:hanging="360"/>
+      </w:pPr>
+      <w:rPr>
+        <w:rFonts w:ascii="Courier New" w:hAnsi="Courier New" w:hint="default"/>
+        <w:sz w:val="20"/>
+      </w:rPr>
+    </w:lvl>
+    <w:lvl w:ilvl="2" w:tentative="1">
+      <w:start w:val="1"/>
+      <w:numFmt w:val="bullet"/>
+      <w:lvlText w:val=""/>
+      <w:lvlJc w:val="left"/>
+      <w:pPr>
+        <w:tabs>
+          <w:tab w:val="num" w:pos="2160"/>
+        </w:tabs>
+        <w:ind w:left="2160" w:hanging="360"/>
+      </w:pPr>
+      <w:rPr>
+        <w:rFonts w:ascii="Wingdings" w:hAnsi="Wingdings" w:hint="default"/>
+        <w:sz w:val="20"/>
+      </w:rPr>
+    </w:lvl>
+    <w:lvl w:ilvl="3" w:tentative="1">
+      <w:start w:val="1"/>
+      <w:numFmt w:val="bullet"/>
+      <w:lvlText w:val=""/>
+      <w:lvlJc w:val="left"/>
+      <w:pPr>
+        <w:tabs>
+          <w:tab w:val="num" w:pos="2880"/>
+        </w:tabs>
+        <w:ind w:left="2880" w:hanging="360"/>
+      </w:pPr>
+      <w:rPr>
+        <w:rFonts w:ascii="Wingdings" w:hAnsi="Wingdings" w:hint="default"/>
+        <w:sz w:val="20"/>
+      </w:rPr>
+    </w:lvl>
+    <w:lvl w:ilvl="4" w:tentative="1">
+      <w:start w:val="1"/>
+      <w:numFmt w:val="bullet"/>
+      <w:lvlText w:val=""/>
+      <w:lvlJc w:val="left"/>
+      <w:pPr>
+        <w:tabs>
+          <w:tab w:val="num" w:pos="3600"/>
+        </w:tabs>
+        <w:ind w:left="3600" w:hanging="360"/>
+      </w:pPr>
+      <w:rPr>
+        <w:rFonts w:ascii="Wingdings" w:hAnsi="Wingdings" w:hint="default"/>
+        <w:sz w:val="20"/>
+      </w:rPr>
+    </w:lvl>
+    <w:lvl w:ilvl="5" w:tentative="1">
+      <w:start w:val="1"/>
+      <w:numFmt w:val="bullet"/>
+      <w:lvlText w:val=""/>
+      <w:lvlJc w:val="left"/>
+      <w:pPr>
+        <w:tabs>
+          <w:tab w:val="num" w:pos="4320"/>
+        </w:tabs>
+        <w:ind w:left="4320" w:hanging="360"/>
+      </w:pPr>
+      <w:rPr>
+        <w:rFonts w:ascii="Wingdings" w:hAnsi="Wingdings" w:hint="default"/>
+        <w:sz w:val="20"/>
+      </w:rPr>
+    </w:lvl>
+    <w:lvl w:ilvl="6" w:tentative="1">
+      <w:start w:val="1"/>
+      <w:numFmt w:val="bullet"/>
+      <w:lvlText w:val=""/>
+      <w:lvlJc w:val="left"/>
+      <w:pPr>
+        <w:tabs>
+          <w:tab w:val="num" w:pos="5040"/>
+        </w:tabs>
+        <w:ind w:left="5040" w:hanging="360"/>
+      </w:pPr>
+      <w:rPr>
+        <w:rFonts w:ascii="Wingdings" w:hAnsi="Wingdings" w:hint="default"/>
+        <w:sz w:val="20"/>
+      </w:rPr>
+    </w:lvl>
+    <w:lvl w:ilvl="7" w:tentative="1">
+      <w:start w:val="1"/>
+      <w:numFmt w:val="bullet"/>
+      <w:lvlText w:val=""/>
+      <w:lvlJc w:val="left"/>
+      <w:pPr>
+        <w:tabs>
+          <w:tab w:val="num" w:pos="5760"/>
+        </w:tabs>
+        <w:ind w:left="5760" w:hanging="360"/>
+      </w:pPr>
+      <w:rPr>
+        <w:rFonts w:ascii="Wingdings" w:hAnsi="Wingdings" w:hint="default"/>
+        <w:sz w:val="20"/>
+      </w:rPr>
+    </w:lvl>
+    <w:lvl w:ilvl="8" w:tentative="1">
+      <w:start w:val="1"/>
+      <w:numFmt w:val="bullet"/>
+      <w:lvlText w:val=""/>
+      <w:lvlJc w:val="left"/>
+      <w:pPr>
+        <w:tabs>
+          <w:tab w:val="num" w:pos="6480"/>
+        </w:tabs>
+        <w:ind w:left="6480" w:hanging="360"/>
+      </w:pPr>
+      <w:rPr>
+        <w:rFonts w:ascii="Wingdings" w:hAnsi="Wingdings" w:hint="default"/>
+        <w:sz w:val="20"/>
+      </w:rPr>
+    </w:lvl>
+  </w:abstractNum>
+  <w:abstractNum w:abstractNumId="14" w15:restartNumberingAfterBreak="0">
+    <w:nsid w:val="41F05A2F"/>
+    <w:multiLevelType w:val="multilevel"/>
+    <w:tmpl w:val="F884810A"/>
+    <w:lvl w:ilvl="0">
+      <w:start w:val="1"/>
+      <w:numFmt w:val="bullet"/>
+      <w:lvlText w:val=""/>
+      <w:lvlJc w:val="left"/>
+      <w:pPr>
+        <w:tabs>
+          <w:tab w:val="num" w:pos="720"/>
+        </w:tabs>
+        <w:ind w:left="720" w:hanging="360"/>
+      </w:pPr>
+      <w:rPr>
+        <w:rFonts w:ascii="Symbol" w:hAnsi="Symbol" w:hint="default"/>
+        <w:sz w:val="20"/>
+      </w:rPr>
+    </w:lvl>
+    <w:lvl w:ilvl="1" w:tentative="1">
+      <w:start w:val="1"/>
+      <w:numFmt w:val="bullet"/>
+      <w:lvlText w:val="o"/>
+      <w:lvlJc w:val="left"/>
+      <w:pPr>
+        <w:tabs>
+          <w:tab w:val="num" w:pos="1440"/>
+        </w:tabs>
+        <w:ind w:left="1440" w:hanging="360"/>
+      </w:pPr>
+      <w:rPr>
+        <w:rFonts w:ascii="Courier New" w:hAnsi="Courier New" w:hint="default"/>
+        <w:sz w:val="20"/>
+      </w:rPr>
+    </w:lvl>
+    <w:lvl w:ilvl="2" w:tentative="1">
+      <w:start w:val="1"/>
+      <w:numFmt w:val="bullet"/>
+      <w:lvlText w:val=""/>
+      <w:lvlJc w:val="left"/>
+      <w:pPr>
+        <w:tabs>
+          <w:tab w:val="num" w:pos="2160"/>
+        </w:tabs>
+        <w:ind w:left="2160" w:hanging="360"/>
+      </w:pPr>
+      <w:rPr>
+        <w:rFonts w:ascii="Wingdings" w:hAnsi="Wingdings" w:hint="default"/>
+        <w:sz w:val="20"/>
+      </w:rPr>
+    </w:lvl>
+    <w:lvl w:ilvl="3" w:tentative="1">
+      <w:start w:val="1"/>
+      <w:numFmt w:val="bullet"/>
+      <w:lvlText w:val=""/>
+      <w:lvlJc w:val="left"/>
+      <w:pPr>
+        <w:tabs>
+          <w:tab w:val="num" w:pos="2880"/>
+        </w:tabs>
+        <w:ind w:left="2880" w:hanging="360"/>
+      </w:pPr>
+      <w:rPr>
+        <w:rFonts w:ascii="Wingdings" w:hAnsi="Wingdings" w:hint="default"/>
+        <w:sz w:val="20"/>
+      </w:rPr>
+    </w:lvl>
+    <w:lvl w:ilvl="4" w:tentative="1">
+      <w:start w:val="1"/>
+      <w:numFmt w:val="bullet"/>
+      <w:lvlText w:val=""/>
+      <w:lvlJc w:val="left"/>
+      <w:pPr>
+        <w:tabs>
+          <w:tab w:val="num" w:pos="3600"/>
+        </w:tabs>
+        <w:ind w:left="3600" w:hanging="360"/>
+      </w:pPr>
+      <w:rPr>
+        <w:rFonts w:ascii="Wingdings" w:hAnsi="Wingdings" w:hint="default"/>
+        <w:sz w:val="20"/>
+      </w:rPr>
+    </w:lvl>
+    <w:lvl w:ilvl="5" w:tentative="1">
+      <w:start w:val="1"/>
+      <w:numFmt w:val="bullet"/>
+      <w:lvlText w:val=""/>
+      <w:lvlJc w:val="left"/>
+      <w:pPr>
+        <w:tabs>
+          <w:tab w:val="num" w:pos="4320"/>
+        </w:tabs>
+        <w:ind w:left="4320" w:hanging="360"/>
+      </w:pPr>
+      <w:rPr>
+        <w:rFonts w:ascii="Wingdings" w:hAnsi="Wingdings" w:hint="default"/>
+        <w:sz w:val="20"/>
+      </w:rPr>
+    </w:lvl>
+    <w:lvl w:ilvl="6" w:tentative="1">
+      <w:start w:val="1"/>
+      <w:numFmt w:val="bullet"/>
+      <w:lvlText w:val=""/>
+      <w:lvlJc w:val="left"/>
+      <w:pPr>
+        <w:tabs>
+          <w:tab w:val="num" w:pos="5040"/>
+        </w:tabs>
+        <w:ind w:left="5040" w:hanging="360"/>
+      </w:pPr>
+      <w:rPr>
+        <w:rFonts w:ascii="Wingdings" w:hAnsi="Wingdings" w:hint="default"/>
+        <w:sz w:val="20"/>
+      </w:rPr>
+    </w:lvl>
+    <w:lvl w:ilvl="7" w:tentative="1">
+      <w:start w:val="1"/>
+      <w:numFmt w:val="bullet"/>
+      <w:lvlText w:val=""/>
+      <w:lvlJc w:val="left"/>
+      <w:pPr>
+        <w:tabs>
+          <w:tab w:val="num" w:pos="5760"/>
+        </w:tabs>
+        <w:ind w:left="5760" w:hanging="360"/>
+      </w:pPr>
+      <w:rPr>
+        <w:rFonts w:ascii="Wingdings" w:hAnsi="Wingdings" w:hint="default"/>
+        <w:sz w:val="20"/>
+      </w:rPr>
+    </w:lvl>
+    <w:lvl w:ilvl="8" w:tentative="1">
+      <w:start w:val="1"/>
+      <w:numFmt w:val="bullet"/>
+      <w:lvlText w:val=""/>
+      <w:lvlJc w:val="left"/>
+      <w:pPr>
+        <w:tabs>
+          <w:tab w:val="num" w:pos="6480"/>
+        </w:tabs>
+        <w:ind w:left="6480" w:hanging="360"/>
+      </w:pPr>
+      <w:rPr>
+        <w:rFonts w:ascii="Wingdings" w:hAnsi="Wingdings" w:hint="default"/>
+        <w:sz w:val="20"/>
+      </w:rPr>
+    </w:lvl>
+  </w:abstractNum>
+  <w:abstractNum w:abstractNumId="15" w15:restartNumberingAfterBreak="0">
     <w:nsid w:val="46FE45E8"/>
     <w:multiLevelType w:val="hybridMultilevel"/>
     <w:tmpl w:val="20584132"/>
@@ -5115,7 +8444,7 @@
       </w:pPr>
     </w:lvl>
   </w:abstractNum>
-  <w:abstractNum w:abstractNumId="13" w15:restartNumberingAfterBreak="0">
+  <w:abstractNum w:abstractNumId="16" w15:restartNumberingAfterBreak="0">
     <w:nsid w:val="4708374D"/>
     <w:multiLevelType w:val="hybridMultilevel"/>
     <w:tmpl w:val="73C27C5A"/>
@@ -5201,7 +8530,7 @@
       </w:pPr>
     </w:lvl>
   </w:abstractNum>
-  <w:abstractNum w:abstractNumId="14" w15:restartNumberingAfterBreak="0">
+  <w:abstractNum w:abstractNumId="17" w15:restartNumberingAfterBreak="0">
     <w:nsid w:val="4F3A345A"/>
     <w:multiLevelType w:val="hybridMultilevel"/>
     <w:tmpl w:val="1B1AF7DC"/>
@@ -5287,7 +8616,7 @@
       </w:pPr>
     </w:lvl>
   </w:abstractNum>
-  <w:abstractNum w:abstractNumId="15" w15:restartNumberingAfterBreak="0">
+  <w:abstractNum w:abstractNumId="18" w15:restartNumberingAfterBreak="0">
     <w:nsid w:val="505523F6"/>
     <w:multiLevelType w:val="hybridMultilevel"/>
     <w:tmpl w:val="92229E14"/>
@@ -5373,7 +8702,7 @@
       </w:pPr>
     </w:lvl>
   </w:abstractNum>
-  <w:abstractNum w:abstractNumId="16" w15:restartNumberingAfterBreak="0">
+  <w:abstractNum w:abstractNumId="19" w15:restartNumberingAfterBreak="0">
     <w:nsid w:val="56DA36DF"/>
     <w:multiLevelType w:val="hybridMultilevel"/>
     <w:tmpl w:val="A7B2F288"/>
@@ -5459,7 +8788,7 @@
       </w:pPr>
     </w:lvl>
   </w:abstractNum>
-  <w:abstractNum w:abstractNumId="17" w15:restartNumberingAfterBreak="0">
+  <w:abstractNum w:abstractNumId="20" w15:restartNumberingAfterBreak="0">
     <w:nsid w:val="58655E7C"/>
     <w:multiLevelType w:val="hybridMultilevel"/>
     <w:tmpl w:val="2184407E"/>
@@ -5545,7 +8874,7 @@
       </w:pPr>
     </w:lvl>
   </w:abstractNum>
-  <w:abstractNum w:abstractNumId="18" w15:restartNumberingAfterBreak="0">
+  <w:abstractNum w:abstractNumId="21" w15:restartNumberingAfterBreak="0">
     <w:nsid w:val="5A3A3952"/>
     <w:multiLevelType w:val="multilevel"/>
     <w:tmpl w:val="8B82944A"/>
@@ -5694,7 +9023,305 @@
       </w:rPr>
     </w:lvl>
   </w:abstractNum>
-  <w:abstractNum w:abstractNumId="19" w15:restartNumberingAfterBreak="0">
+  <w:abstractNum w:abstractNumId="22" w15:restartNumberingAfterBreak="0">
+    <w:nsid w:val="5AD67DF5"/>
+    <w:multiLevelType w:val="multilevel"/>
+    <w:tmpl w:val="CEB8EBF4"/>
+    <w:lvl w:ilvl="0">
+      <w:start w:val="1"/>
+      <w:numFmt w:val="bullet"/>
+      <w:lvlText w:val=""/>
+      <w:lvlJc w:val="left"/>
+      <w:pPr>
+        <w:tabs>
+          <w:tab w:val="num" w:pos="720"/>
+        </w:tabs>
+        <w:ind w:left="720" w:hanging="360"/>
+      </w:pPr>
+      <w:rPr>
+        <w:rFonts w:ascii="Symbol" w:hAnsi="Symbol" w:hint="default"/>
+        <w:sz w:val="20"/>
+      </w:rPr>
+    </w:lvl>
+    <w:lvl w:ilvl="1" w:tentative="1">
+      <w:start w:val="1"/>
+      <w:numFmt w:val="bullet"/>
+      <w:lvlText w:val="o"/>
+      <w:lvlJc w:val="left"/>
+      <w:pPr>
+        <w:tabs>
+          <w:tab w:val="num" w:pos="1440"/>
+        </w:tabs>
+        <w:ind w:left="1440" w:hanging="360"/>
+      </w:pPr>
+      <w:rPr>
+        <w:rFonts w:ascii="Courier New" w:hAnsi="Courier New" w:hint="default"/>
+        <w:sz w:val="20"/>
+      </w:rPr>
+    </w:lvl>
+    <w:lvl w:ilvl="2" w:tentative="1">
+      <w:start w:val="1"/>
+      <w:numFmt w:val="bullet"/>
+      <w:lvlText w:val=""/>
+      <w:lvlJc w:val="left"/>
+      <w:pPr>
+        <w:tabs>
+          <w:tab w:val="num" w:pos="2160"/>
+        </w:tabs>
+        <w:ind w:left="2160" w:hanging="360"/>
+      </w:pPr>
+      <w:rPr>
+        <w:rFonts w:ascii="Wingdings" w:hAnsi="Wingdings" w:hint="default"/>
+        <w:sz w:val="20"/>
+      </w:rPr>
+    </w:lvl>
+    <w:lvl w:ilvl="3" w:tentative="1">
+      <w:start w:val="1"/>
+      <w:numFmt w:val="bullet"/>
+      <w:lvlText w:val=""/>
+      <w:lvlJc w:val="left"/>
+      <w:pPr>
+        <w:tabs>
+          <w:tab w:val="num" w:pos="2880"/>
+        </w:tabs>
+        <w:ind w:left="2880" w:hanging="360"/>
+      </w:pPr>
+      <w:rPr>
+        <w:rFonts w:ascii="Wingdings" w:hAnsi="Wingdings" w:hint="default"/>
+        <w:sz w:val="20"/>
+      </w:rPr>
+    </w:lvl>
+    <w:lvl w:ilvl="4" w:tentative="1">
+      <w:start w:val="1"/>
+      <w:numFmt w:val="bullet"/>
+      <w:lvlText w:val=""/>
+      <w:lvlJc w:val="left"/>
+      <w:pPr>
+        <w:tabs>
+          <w:tab w:val="num" w:pos="3600"/>
+        </w:tabs>
+        <w:ind w:left="3600" w:hanging="360"/>
+      </w:pPr>
+      <w:rPr>
+        <w:rFonts w:ascii="Wingdings" w:hAnsi="Wingdings" w:hint="default"/>
+        <w:sz w:val="20"/>
+      </w:rPr>
+    </w:lvl>
+    <w:lvl w:ilvl="5" w:tentative="1">
+      <w:start w:val="1"/>
+      <w:numFmt w:val="bullet"/>
+      <w:lvlText w:val=""/>
+      <w:lvlJc w:val="left"/>
+      <w:pPr>
+        <w:tabs>
+          <w:tab w:val="num" w:pos="4320"/>
+        </w:tabs>
+        <w:ind w:left="4320" w:hanging="360"/>
+      </w:pPr>
+      <w:rPr>
+        <w:rFonts w:ascii="Wingdings" w:hAnsi="Wingdings" w:hint="default"/>
+        <w:sz w:val="20"/>
+      </w:rPr>
+    </w:lvl>
+    <w:lvl w:ilvl="6" w:tentative="1">
+      <w:start w:val="1"/>
+      <w:numFmt w:val="bullet"/>
+      <w:lvlText w:val=""/>
+      <w:lvlJc w:val="left"/>
+      <w:pPr>
+        <w:tabs>
+          <w:tab w:val="num" w:pos="5040"/>
+        </w:tabs>
+        <w:ind w:left="5040" w:hanging="360"/>
+      </w:pPr>
+      <w:rPr>
+        <w:rFonts w:ascii="Wingdings" w:hAnsi="Wingdings" w:hint="default"/>
+        <w:sz w:val="20"/>
+      </w:rPr>
+    </w:lvl>
+    <w:lvl w:ilvl="7" w:tentative="1">
+      <w:start w:val="1"/>
+      <w:numFmt w:val="bullet"/>
+      <w:lvlText w:val=""/>
+      <w:lvlJc w:val="left"/>
+      <w:pPr>
+        <w:tabs>
+          <w:tab w:val="num" w:pos="5760"/>
+        </w:tabs>
+        <w:ind w:left="5760" w:hanging="360"/>
+      </w:pPr>
+      <w:rPr>
+        <w:rFonts w:ascii="Wingdings" w:hAnsi="Wingdings" w:hint="default"/>
+        <w:sz w:val="20"/>
+      </w:rPr>
+    </w:lvl>
+    <w:lvl w:ilvl="8" w:tentative="1">
+      <w:start w:val="1"/>
+      <w:numFmt w:val="bullet"/>
+      <w:lvlText w:val=""/>
+      <w:lvlJc w:val="left"/>
+      <w:pPr>
+        <w:tabs>
+          <w:tab w:val="num" w:pos="6480"/>
+        </w:tabs>
+        <w:ind w:left="6480" w:hanging="360"/>
+      </w:pPr>
+      <w:rPr>
+        <w:rFonts w:ascii="Wingdings" w:hAnsi="Wingdings" w:hint="default"/>
+        <w:sz w:val="20"/>
+      </w:rPr>
+    </w:lvl>
+  </w:abstractNum>
+  <w:abstractNum w:abstractNumId="23" w15:restartNumberingAfterBreak="0">
+    <w:nsid w:val="5AF23A44"/>
+    <w:multiLevelType w:val="multilevel"/>
+    <w:tmpl w:val="F0D00BA8"/>
+    <w:lvl w:ilvl="0">
+      <w:start w:val="1"/>
+      <w:numFmt w:val="bullet"/>
+      <w:lvlText w:val=""/>
+      <w:lvlJc w:val="left"/>
+      <w:pPr>
+        <w:tabs>
+          <w:tab w:val="num" w:pos="720"/>
+        </w:tabs>
+        <w:ind w:left="720" w:hanging="360"/>
+      </w:pPr>
+      <w:rPr>
+        <w:rFonts w:ascii="Symbol" w:hAnsi="Symbol" w:hint="default"/>
+        <w:sz w:val="20"/>
+      </w:rPr>
+    </w:lvl>
+    <w:lvl w:ilvl="1" w:tentative="1">
+      <w:start w:val="1"/>
+      <w:numFmt w:val="bullet"/>
+      <w:lvlText w:val="o"/>
+      <w:lvlJc w:val="left"/>
+      <w:pPr>
+        <w:tabs>
+          <w:tab w:val="num" w:pos="1440"/>
+        </w:tabs>
+        <w:ind w:left="1440" w:hanging="360"/>
+      </w:pPr>
+      <w:rPr>
+        <w:rFonts w:ascii="Courier New" w:hAnsi="Courier New" w:hint="default"/>
+        <w:sz w:val="20"/>
+      </w:rPr>
+    </w:lvl>
+    <w:lvl w:ilvl="2" w:tentative="1">
+      <w:start w:val="1"/>
+      <w:numFmt w:val="bullet"/>
+      <w:lvlText w:val=""/>
+      <w:lvlJc w:val="left"/>
+      <w:pPr>
+        <w:tabs>
+          <w:tab w:val="num" w:pos="2160"/>
+        </w:tabs>
+        <w:ind w:left="2160" w:hanging="360"/>
+      </w:pPr>
+      <w:rPr>
+        <w:rFonts w:ascii="Wingdings" w:hAnsi="Wingdings" w:hint="default"/>
+        <w:sz w:val="20"/>
+      </w:rPr>
+    </w:lvl>
+    <w:lvl w:ilvl="3" w:tentative="1">
+      <w:start w:val="1"/>
+      <w:numFmt w:val="bullet"/>
+      <w:lvlText w:val=""/>
+      <w:lvlJc w:val="left"/>
+      <w:pPr>
+        <w:tabs>
+          <w:tab w:val="num" w:pos="2880"/>
+        </w:tabs>
+        <w:ind w:left="2880" w:hanging="360"/>
+      </w:pPr>
+      <w:rPr>
+        <w:rFonts w:ascii="Wingdings" w:hAnsi="Wingdings" w:hint="default"/>
+        <w:sz w:val="20"/>
+      </w:rPr>
+    </w:lvl>
+    <w:lvl w:ilvl="4" w:tentative="1">
+      <w:start w:val="1"/>
+      <w:numFmt w:val="bullet"/>
+      <w:lvlText w:val=""/>
+      <w:lvlJc w:val="left"/>
+      <w:pPr>
+        <w:tabs>
+          <w:tab w:val="num" w:pos="3600"/>
+        </w:tabs>
+        <w:ind w:left="3600" w:hanging="360"/>
+      </w:pPr>
+      <w:rPr>
+        <w:rFonts w:ascii="Wingdings" w:hAnsi="Wingdings" w:hint="default"/>
+        <w:sz w:val="20"/>
+      </w:rPr>
+    </w:lvl>
+    <w:lvl w:ilvl="5" w:tentative="1">
+      <w:start w:val="1"/>
+      <w:numFmt w:val="bullet"/>
+      <w:lvlText w:val=""/>
+      <w:lvlJc w:val="left"/>
+      <w:pPr>
+        <w:tabs>
+          <w:tab w:val="num" w:pos="4320"/>
+        </w:tabs>
+        <w:ind w:left="4320" w:hanging="360"/>
+      </w:pPr>
+      <w:rPr>
+        <w:rFonts w:ascii="Wingdings" w:hAnsi="Wingdings" w:hint="default"/>
+        <w:sz w:val="20"/>
+      </w:rPr>
+    </w:lvl>
+    <w:lvl w:ilvl="6" w:tentative="1">
+      <w:start w:val="1"/>
+      <w:numFmt w:val="bullet"/>
+      <w:lvlText w:val=""/>
+      <w:lvlJc w:val="left"/>
+      <w:pPr>
+        <w:tabs>
+          <w:tab w:val="num" w:pos="5040"/>
+        </w:tabs>
+        <w:ind w:left="5040" w:hanging="360"/>
+      </w:pPr>
+      <w:rPr>
+        <w:rFonts w:ascii="Wingdings" w:hAnsi="Wingdings" w:hint="default"/>
+        <w:sz w:val="20"/>
+      </w:rPr>
+    </w:lvl>
+    <w:lvl w:ilvl="7" w:tentative="1">
+      <w:start w:val="1"/>
+      <w:numFmt w:val="bullet"/>
+      <w:lvlText w:val=""/>
+      <w:lvlJc w:val="left"/>
+      <w:pPr>
+        <w:tabs>
+          <w:tab w:val="num" w:pos="5760"/>
+        </w:tabs>
+        <w:ind w:left="5760" w:hanging="360"/>
+      </w:pPr>
+      <w:rPr>
+        <w:rFonts w:ascii="Wingdings" w:hAnsi="Wingdings" w:hint="default"/>
+        <w:sz w:val="20"/>
+      </w:rPr>
+    </w:lvl>
+    <w:lvl w:ilvl="8" w:tentative="1">
+      <w:start w:val="1"/>
+      <w:numFmt w:val="bullet"/>
+      <w:lvlText w:val=""/>
+      <w:lvlJc w:val="left"/>
+      <w:pPr>
+        <w:tabs>
+          <w:tab w:val="num" w:pos="6480"/>
+        </w:tabs>
+        <w:ind w:left="6480" w:hanging="360"/>
+      </w:pPr>
+      <w:rPr>
+        <w:rFonts w:ascii="Wingdings" w:hAnsi="Wingdings" w:hint="default"/>
+        <w:sz w:val="20"/>
+      </w:rPr>
+    </w:lvl>
+  </w:abstractNum>
+  <w:abstractNum w:abstractNumId="24" w15:restartNumberingAfterBreak="0">
     <w:nsid w:val="5D6661A0"/>
     <w:multiLevelType w:val="hybridMultilevel"/>
     <w:tmpl w:val="16AC49EA"/>
@@ -5780,7 +9407,7 @@
       </w:pPr>
     </w:lvl>
   </w:abstractNum>
-  <w:abstractNum w:abstractNumId="20" w15:restartNumberingAfterBreak="0">
+  <w:abstractNum w:abstractNumId="25" w15:restartNumberingAfterBreak="0">
     <w:nsid w:val="5F3C54BF"/>
     <w:multiLevelType w:val="hybridMultilevel"/>
     <w:tmpl w:val="CF6ACAD2"/>
@@ -5866,7 +9493,7 @@
       </w:pPr>
     </w:lvl>
   </w:abstractNum>
-  <w:abstractNum w:abstractNumId="21" w15:restartNumberingAfterBreak="0">
+  <w:abstractNum w:abstractNumId="26" w15:restartNumberingAfterBreak="0">
     <w:nsid w:val="5FF032FF"/>
     <w:multiLevelType w:val="multilevel"/>
     <w:tmpl w:val="2AAA3ADE"/>
@@ -6015,7 +9642,7 @@
       </w:rPr>
     </w:lvl>
   </w:abstractNum>
-  <w:abstractNum w:abstractNumId="22" w15:restartNumberingAfterBreak="0">
+  <w:abstractNum w:abstractNumId="27" w15:restartNumberingAfterBreak="0">
     <w:nsid w:val="6A12001E"/>
     <w:multiLevelType w:val="hybridMultilevel"/>
     <w:tmpl w:val="47482C12"/>
@@ -6101,7 +9728,7 @@
       </w:pPr>
     </w:lvl>
   </w:abstractNum>
-  <w:abstractNum w:abstractNumId="23" w15:restartNumberingAfterBreak="0">
+  <w:abstractNum w:abstractNumId="28" w15:restartNumberingAfterBreak="0">
     <w:nsid w:val="6BA7294E"/>
     <w:multiLevelType w:val="hybridMultilevel"/>
     <w:tmpl w:val="8B9E96EA"/>
@@ -6187,7 +9814,7 @@
       </w:pPr>
     </w:lvl>
   </w:abstractNum>
-  <w:abstractNum w:abstractNumId="24" w15:restartNumberingAfterBreak="0">
+  <w:abstractNum w:abstractNumId="29" w15:restartNumberingAfterBreak="0">
     <w:nsid w:val="73D21A66"/>
     <w:multiLevelType w:val="hybridMultilevel"/>
     <w:tmpl w:val="DF86DC96"/>
@@ -6273,7 +9900,7 @@
       </w:pPr>
     </w:lvl>
   </w:abstractNum>
-  <w:abstractNum w:abstractNumId="25" w15:restartNumberingAfterBreak="0">
+  <w:abstractNum w:abstractNumId="30" w15:restartNumberingAfterBreak="0">
     <w:nsid w:val="75353C0E"/>
     <w:multiLevelType w:val="hybridMultilevel"/>
     <w:tmpl w:val="29F26F6A"/>
@@ -6359,7 +9986,7 @@
       </w:pPr>
     </w:lvl>
   </w:abstractNum>
-  <w:abstractNum w:abstractNumId="26" w15:restartNumberingAfterBreak="0">
+  <w:abstractNum w:abstractNumId="31" w15:restartNumberingAfterBreak="0">
     <w:nsid w:val="78134D32"/>
     <w:multiLevelType w:val="hybridMultilevel"/>
     <w:tmpl w:val="9D8C8BA4"/>
@@ -6445,7 +10072,7 @@
       </w:pPr>
     </w:lvl>
   </w:abstractNum>
-  <w:abstractNum w:abstractNumId="27" w15:restartNumberingAfterBreak="0">
+  <w:abstractNum w:abstractNumId="32" w15:restartNumberingAfterBreak="0">
     <w:nsid w:val="7CAA4AE2"/>
     <w:multiLevelType w:val="multilevel"/>
     <w:tmpl w:val="E9DC59DE"/>
@@ -6594,7 +10221,7 @@
       </w:rPr>
     </w:lvl>
   </w:abstractNum>
-  <w:abstractNum w:abstractNumId="28" w15:restartNumberingAfterBreak="0">
+  <w:abstractNum w:abstractNumId="33" w15:restartNumberingAfterBreak="0">
     <w:nsid w:val="7DBF53CD"/>
     <w:multiLevelType w:val="hybridMultilevel"/>
     <w:tmpl w:val="328C85A4"/>
@@ -6680,7 +10307,7 @@
       </w:pPr>
     </w:lvl>
   </w:abstractNum>
-  <w:abstractNum w:abstractNumId="29" w15:restartNumberingAfterBreak="0">
+  <w:abstractNum w:abstractNumId="34" w15:restartNumberingAfterBreak="0">
     <w:nsid w:val="7E1F51D6"/>
     <w:multiLevelType w:val="hybridMultilevel"/>
     <w:tmpl w:val="786C4400"/>
@@ -6766,7 +10393,7 @@
       </w:pPr>
     </w:lvl>
   </w:abstractNum>
-  <w:abstractNum w:abstractNumId="30" w15:restartNumberingAfterBreak="0">
+  <w:abstractNum w:abstractNumId="35" w15:restartNumberingAfterBreak="0">
     <w:nsid w:val="7F135340"/>
     <w:multiLevelType w:val="hybridMultilevel"/>
     <w:tmpl w:val="1C80A518"/>
@@ -6856,16 +10483,16 @@
     <w:abstractNumId w:val="4"/>
   </w:num>
   <w:num w:numId="2" w16cid:durableId="717389571">
-    <w:abstractNumId w:val="26"/>
+    <w:abstractNumId w:val="31"/>
   </w:num>
   <w:num w:numId="3" w16cid:durableId="965693909">
     <w:abstractNumId w:val="0"/>
   </w:num>
   <w:num w:numId="4" w16cid:durableId="359085475">
-    <w:abstractNumId w:val="29"/>
+    <w:abstractNumId w:val="34"/>
   </w:num>
   <w:num w:numId="5" w16cid:durableId="1138298219">
-    <w:abstractNumId w:val="23"/>
+    <w:abstractNumId w:val="28"/>
   </w:num>
   <w:num w:numId="6" w16cid:durableId="1085153168">
     <w:abstractNumId w:val="3"/>
@@ -6877,25 +10504,25 @@
     <w:abstractNumId w:val="1"/>
   </w:num>
   <w:num w:numId="9" w16cid:durableId="342971592">
-    <w:abstractNumId w:val="16"/>
+    <w:abstractNumId w:val="19"/>
   </w:num>
   <w:num w:numId="10" w16cid:durableId="1389183763">
+    <w:abstractNumId w:val="30"/>
+  </w:num>
+  <w:num w:numId="11" w16cid:durableId="20060793">
+    <w:abstractNumId w:val="20"/>
+  </w:num>
+  <w:num w:numId="12" w16cid:durableId="574051552">
     <w:abstractNumId w:val="25"/>
   </w:num>
-  <w:num w:numId="11" w16cid:durableId="20060793">
-    <w:abstractNumId w:val="17"/>
-  </w:num>
-  <w:num w:numId="12" w16cid:durableId="574051552">
-    <w:abstractNumId w:val="20"/>
-  </w:num>
   <w:num w:numId="13" w16cid:durableId="722023370">
-    <w:abstractNumId w:val="28"/>
+    <w:abstractNumId w:val="33"/>
   </w:num>
   <w:num w:numId="14" w16cid:durableId="437220549">
-    <w:abstractNumId w:val="30"/>
+    <w:abstractNumId w:val="35"/>
   </w:num>
   <w:num w:numId="15" w16cid:durableId="968705403">
-    <w:abstractNumId w:val="12"/>
+    <w:abstractNumId w:val="15"/>
   </w:num>
   <w:num w:numId="16" w16cid:durableId="1173379145">
     <w:abstractNumId w:val="5"/>
@@ -6904,7 +10531,7 @@
     <w:abstractNumId w:val="6"/>
   </w:num>
   <w:num w:numId="18" w16cid:durableId="769813716">
-    <w:abstractNumId w:val="18"/>
+    <w:abstractNumId w:val="21"/>
   </w:num>
   <w:num w:numId="19" w16cid:durableId="853424190">
     <w:abstractNumId w:val="7"/>
@@ -6913,25 +10540,25 @@
     <w:abstractNumId w:val="10"/>
   </w:num>
   <w:num w:numId="21" w16cid:durableId="1863588994">
-    <w:abstractNumId w:val="21"/>
+    <w:abstractNumId w:val="26"/>
   </w:num>
   <w:num w:numId="22" w16cid:durableId="390888746">
-    <w:abstractNumId w:val="27"/>
+    <w:abstractNumId w:val="32"/>
   </w:num>
   <w:num w:numId="23" w16cid:durableId="353508035">
-    <w:abstractNumId w:val="14"/>
+    <w:abstractNumId w:val="17"/>
   </w:num>
   <w:num w:numId="24" w16cid:durableId="365953218">
-    <w:abstractNumId w:val="15"/>
+    <w:abstractNumId w:val="18"/>
   </w:num>
   <w:num w:numId="25" w16cid:durableId="1221282839">
-    <w:abstractNumId w:val="13"/>
+    <w:abstractNumId w:val="16"/>
   </w:num>
   <w:num w:numId="26" w16cid:durableId="1569144029">
     <w:abstractNumId w:val="11"/>
   </w:num>
   <w:num w:numId="27" w16cid:durableId="332925574">
-    <w:abstractNumId w:val="22"/>
+    <w:abstractNumId w:val="27"/>
   </w:num>
   <w:num w:numId="28" w16cid:durableId="1526752680">
     <w:abstractNumId w:val="9"/>
@@ -6940,10 +10567,25 @@
     <w:abstractNumId w:val="8"/>
   </w:num>
   <w:num w:numId="30" w16cid:durableId="1584294754">
-    <w:abstractNumId w:val="19"/>
+    <w:abstractNumId w:val="24"/>
   </w:num>
   <w:num w:numId="31" w16cid:durableId="1515924315">
-    <w:abstractNumId w:val="24"/>
+    <w:abstractNumId w:val="29"/>
+  </w:num>
+  <w:num w:numId="32" w16cid:durableId="1243101700">
+    <w:abstractNumId w:val="23"/>
+  </w:num>
+  <w:num w:numId="33" w16cid:durableId="1051491060">
+    <w:abstractNumId w:val="22"/>
+  </w:num>
+  <w:num w:numId="34" w16cid:durableId="2115394434">
+    <w:abstractNumId w:val="14"/>
+  </w:num>
+  <w:num w:numId="35" w16cid:durableId="843055184">
+    <w:abstractNumId w:val="13"/>
+  </w:num>
+  <w:num w:numId="36" w16cid:durableId="1867020242">
+    <w:abstractNumId w:val="12"/>
   </w:num>
 </w:numbering>
 </file>

--- a/documentation/Meeting Logs/Sprint 1.docx
+++ b/documentation/Meeting Logs/Sprint 1.docx
@@ -1311,13 +1311,8 @@
           <w:numId w:val="3"/>
         </w:numPr>
       </w:pPr>
-      <w:proofErr w:type="gramStart"/>
-      <w:r>
-        <w:t>Cache</w:t>
-      </w:r>
-      <w:proofErr w:type="gramEnd"/>
-      <w:r>
-        <w:t xml:space="preserve"> the latest retrieved fuel price data in the local database. </w:t>
+      <w:r>
+        <w:t xml:space="preserve">Cache the latest retrieved fuel price data in the local database. </w:t>
       </w:r>
     </w:p>
     <w:p>
@@ -1464,15 +1459,7 @@
         </w:numPr>
       </w:pPr>
       <w:r>
-        <w:t xml:space="preserve">Search and filter results shall </w:t>
-      </w:r>
-      <w:proofErr w:type="gramStart"/>
-      <w:r>
-        <w:t>update</w:t>
-      </w:r>
-      <w:proofErr w:type="gramEnd"/>
-      <w:r>
-        <w:t xml:space="preserve"> within 1 second.</w:t>
+        <w:t>Search and filter results shall update within 1 second.</w:t>
       </w:r>
     </w:p>
     <w:p>
@@ -1565,15 +1552,7 @@
         </w:numPr>
       </w:pPr>
       <w:r>
-        <w:t xml:space="preserve">The system </w:t>
-      </w:r>
-      <w:proofErr w:type="gramStart"/>
-      <w:r>
-        <w:t>shall</w:t>
-      </w:r>
-      <w:proofErr w:type="gramEnd"/>
-      <w:r>
-        <w:t xml:space="preserve"> detect and handle unavailable external APIs without crashing.</w:t>
+        <w:t>The system shall detect and handle unavailable external APIs without crashing.</w:t>
       </w:r>
     </w:p>
     <w:p>
@@ -1883,15 +1862,7 @@
         </w:numPr>
       </w:pPr>
       <w:r>
-        <w:t xml:space="preserve">The system </w:t>
-      </w:r>
-      <w:proofErr w:type="gramStart"/>
-      <w:r>
-        <w:t>shall</w:t>
-      </w:r>
-      <w:proofErr w:type="gramEnd"/>
-      <w:r>
-        <w:t xml:space="preserve"> function without requiring browser-specific </w:t>
+        <w:t xml:space="preserve">The system shall function without requiring browser-specific </w:t>
       </w:r>
       <w:r>
         <w:t>plugins.</w:t>
@@ -2478,21 +2449,7 @@
     </w:p>
     <w:p>
       <w:r>
-        <w:t xml:space="preserve">This diagram illustrates the three-tier architecture of the Find </w:t>
-      </w:r>
-      <w:proofErr w:type="gramStart"/>
-      <w:r>
-        <w:t>A</w:t>
-      </w:r>
-      <w:proofErr w:type="gramEnd"/>
-      <w:r>
-        <w:t xml:space="preserve"> Pump system. The React frontend communicates with the Node.js Express backend via RESTful APIs. The backend integrates with external services including the Fuel Pricing API and Google Maps API. A SQLite database stores </w:t>
-      </w:r>
-      <w:r>
-        <w:t>caught</w:t>
-      </w:r>
-      <w:r>
-        <w:t xml:space="preserve"> pricing data and user preferences. This design ensures separation of concerns and supports scalability.</w:t>
+        <w:t>This diagram illustrates the three-tier architecture of the Find A Pump system. The React frontend communicates with the Node.js Express backend via RESTful APIs. The backend integrates with external services including the Fuel Pricing API and Google Maps API. A SQLite database stores caught pricing data and user preferences. This design ensures separation of concerns and supports scalability.</w:t>
       </w:r>
     </w:p>
     <w:p>
@@ -2795,11 +2752,9 @@
           <w:numId w:val="22"/>
         </w:numPr>
       </w:pPr>
-      <w:proofErr w:type="spellStart"/>
       <w:r>
         <w:t>FuelPrice</w:t>
       </w:r>
-      <w:proofErr w:type="spellEnd"/>
     </w:p>
     <w:p>
       <w:pPr>
@@ -2808,13 +2763,9 @@
           <w:numId w:val="22"/>
         </w:numPr>
       </w:pPr>
-      <w:proofErr w:type="spellStart"/>
-      <w:proofErr w:type="gramStart"/>
       <w:r>
         <w:t>DiscountManager</w:t>
       </w:r>
-      <w:proofErr w:type="spellEnd"/>
-      <w:proofErr w:type="gramEnd"/>
     </w:p>
     <w:p>
       <w:pPr>
@@ -2823,11 +2774,9 @@
           <w:numId w:val="22"/>
         </w:numPr>
       </w:pPr>
-      <w:proofErr w:type="spellStart"/>
       <w:r>
         <w:t>MapService</w:t>
       </w:r>
-      <w:proofErr w:type="spellEnd"/>
     </w:p>
     <w:p>
       <w:pPr>
@@ -2836,11 +2785,9 @@
           <w:numId w:val="22"/>
         </w:numPr>
       </w:pPr>
-      <w:proofErr w:type="spellStart"/>
       <w:r>
         <w:t>APIService</w:t>
       </w:r>
-      <w:proofErr w:type="spellEnd"/>
     </w:p>
     <w:p>
       <w:pPr>
@@ -2849,13 +2796,9 @@
           <w:numId w:val="22"/>
         </w:numPr>
       </w:pPr>
-      <w:proofErr w:type="spellStart"/>
-      <w:proofErr w:type="gramStart"/>
       <w:r>
         <w:t>CacheManager</w:t>
       </w:r>
-      <w:proofErr w:type="spellEnd"/>
-      <w:proofErr w:type="gramEnd"/>
     </w:p>
     <w:p/>
     <w:p>
@@ -2875,925 +2818,39 @@
           <w:szCs w:val="32"/>
         </w:rPr>
         <w:lastRenderedPageBreak/>
-        <w:t>Testing/</w:t>
-      </w:r>
-      <w:r>
+        <w:t>Customer Feedback</w:t>
+      </w:r>
+    </w:p>
+    <w:p>
+      <w:r>
+        <w:t>Customer feedback received during sprint 1 were</w:t>
+      </w:r>
+      <w:r>
+        <w:t>:</w:t>
+      </w:r>
+      <w:r>
+        <w:t xml:space="preserve"> displaying electric vehicle (EV) chargers as well as gas stations and also implementing a feature to filter the price range to exclude stations outside of that range. Find a Pump has taken these pieces of feedback and plans to implement them into the final deliverable.   </w:t>
+      </w:r>
+    </w:p>
+    <w:p/>
+    <w:p>
+      <w:pPr>
         <w:rPr>
           <w:b/>
           <w:bCs/>
           <w:sz w:val="32"/>
           <w:szCs w:val="32"/>
         </w:rPr>
-        <w:t>QA</w:t>
-      </w:r>
-    </w:p>
-    <w:p>
-      <w:r>
-        <w:rPr>
-          <w:b/>
-          <w:bCs/>
-        </w:rPr>
-        <w:t>Test Plan</w:t>
-      </w:r>
-    </w:p>
-    <w:p>
-      <w:r>
-        <w:rPr>
-          <w:b/>
-          <w:bCs/>
-        </w:rPr>
-        <w:t>Introduction:</w:t>
-      </w:r>
-    </w:p>
-    <w:p>
-      <w:r>
-        <w:t xml:space="preserve">The purpose of this test plan is to ensure the Find a Pump meets its functional and non-functional requirements and behaves correctly under expected and edge-case conditions. </w:t>
-      </w:r>
-    </w:p>
-    <w:p>
-      <w:r>
-        <w:rPr>
-          <w:b/>
-          <w:bCs/>
-        </w:rPr>
-        <w:t>Scope:</w:t>
-      </w:r>
-    </w:p>
-    <w:p>
-      <w:r>
-        <w:t>Functional requirements include:</w:t>
-      </w:r>
-    </w:p>
-    <w:p>
-      <w:pPr>
-        <w:pStyle w:val="ListParagraph"/>
-        <w:numPr>
-          <w:ilvl w:val="0"/>
-          <w:numId w:val="23"/>
-        </w:numPr>
-      </w:pPr>
-      <w:r>
-        <w:t>Location detections</w:t>
-      </w:r>
-    </w:p>
-    <w:p>
-      <w:pPr>
-        <w:pStyle w:val="ListParagraph"/>
-        <w:numPr>
-          <w:ilvl w:val="0"/>
-          <w:numId w:val="23"/>
-        </w:numPr>
-      </w:pPr>
-      <w:r>
-        <w:t xml:space="preserve">Stations </w:t>
-      </w:r>
-      <w:r>
-        <w:t>displayed</w:t>
-      </w:r>
-      <w:r>
-        <w:t xml:space="preserve"> on </w:t>
-      </w:r>
-      <w:r>
-        <w:t>the map</w:t>
-      </w:r>
-    </w:p>
-    <w:p>
-      <w:pPr>
-        <w:pStyle w:val="ListParagraph"/>
-        <w:numPr>
-          <w:ilvl w:val="0"/>
-          <w:numId w:val="23"/>
-        </w:numPr>
-      </w:pPr>
-      <w:r>
-        <w:t>Station details</w:t>
-      </w:r>
-    </w:p>
-    <w:p>
-      <w:pPr>
-        <w:pStyle w:val="ListParagraph"/>
-        <w:numPr>
-          <w:ilvl w:val="0"/>
-          <w:numId w:val="23"/>
-        </w:numPr>
-      </w:pPr>
-      <w:r>
-        <w:t>Search filtering</w:t>
-      </w:r>
-    </w:p>
-    <w:p>
-      <w:pPr>
-        <w:pStyle w:val="ListParagraph"/>
-        <w:numPr>
-          <w:ilvl w:val="0"/>
-          <w:numId w:val="23"/>
-        </w:numPr>
-      </w:pPr>
-      <w:r>
-        <w:t>Preferred fuel type</w:t>
-      </w:r>
-    </w:p>
-    <w:p>
-      <w:pPr>
-        <w:pStyle w:val="ListParagraph"/>
-        <w:numPr>
-          <w:ilvl w:val="0"/>
-          <w:numId w:val="23"/>
-        </w:numPr>
-      </w:pPr>
-      <w:r>
-        <w:t>Discounts</w:t>
-      </w:r>
-    </w:p>
-    <w:p>
-      <w:pPr>
-        <w:pStyle w:val="ListParagraph"/>
-        <w:numPr>
-          <w:ilvl w:val="0"/>
-          <w:numId w:val="23"/>
-        </w:numPr>
-      </w:pPr>
-      <w:r>
-        <w:t>Caching/offline mode</w:t>
-      </w:r>
-    </w:p>
-    <w:p>
-      <w:pPr>
-        <w:pStyle w:val="ListParagraph"/>
-        <w:numPr>
-          <w:ilvl w:val="0"/>
-          <w:numId w:val="23"/>
-        </w:numPr>
-      </w:pPr>
-      <w:r>
-        <w:t>Timestamps</w:t>
-      </w:r>
-    </w:p>
-    <w:p>
-      <w:pPr>
-        <w:pStyle w:val="ListParagraph"/>
-        <w:numPr>
-          <w:ilvl w:val="0"/>
-          <w:numId w:val="23"/>
-        </w:numPr>
-      </w:pPr>
-      <w:r>
-        <w:t>Refresh behavior</w:t>
-      </w:r>
-    </w:p>
-    <w:p>
-      <w:pPr>
-        <w:pStyle w:val="ListParagraph"/>
-        <w:numPr>
-          <w:ilvl w:val="0"/>
-          <w:numId w:val="23"/>
-        </w:numPr>
-      </w:pPr>
-      <w:r>
-        <w:t>Error handling for:</w:t>
-      </w:r>
-    </w:p>
-    <w:p>
-      <w:pPr>
-        <w:pStyle w:val="ListParagraph"/>
-        <w:numPr>
-          <w:ilvl w:val="1"/>
-          <w:numId w:val="23"/>
-        </w:numPr>
-      </w:pPr>
-      <w:r>
-        <w:t>No results</w:t>
-      </w:r>
-    </w:p>
-    <w:p>
-      <w:pPr>
-        <w:pStyle w:val="ListParagraph"/>
-        <w:numPr>
-          <w:ilvl w:val="1"/>
-          <w:numId w:val="23"/>
-        </w:numPr>
-      </w:pPr>
-      <w:r>
-        <w:t>API failures</w:t>
-      </w:r>
-    </w:p>
-    <w:p>
-      <w:pPr>
-        <w:pStyle w:val="ListParagraph"/>
-        <w:numPr>
-          <w:ilvl w:val="1"/>
-          <w:numId w:val="23"/>
-        </w:numPr>
-      </w:pPr>
-      <w:r>
-        <w:t>Cached fallback</w:t>
-      </w:r>
-    </w:p>
-    <w:p>
-      <w:pPr>
-        <w:pStyle w:val="ListParagraph"/>
-        <w:numPr>
-          <w:ilvl w:val="0"/>
-          <w:numId w:val="23"/>
-        </w:numPr>
-      </w:pPr>
-      <w:r>
-        <w:t>API data validate</w:t>
-      </w:r>
-      <w:r>
-        <w:t>d</w:t>
-      </w:r>
-    </w:p>
-    <w:p>
-      <w:pPr>
-        <w:pStyle w:val="ListParagraph"/>
-        <w:numPr>
-          <w:ilvl w:val="0"/>
-          <w:numId w:val="23"/>
-        </w:numPr>
-      </w:pPr>
-      <w:r>
-        <w:t>Timestamps present</w:t>
-      </w:r>
-    </w:p>
-    <w:p>
-      <w:pPr>
-        <w:pStyle w:val="ListParagraph"/>
-        <w:numPr>
-          <w:ilvl w:val="0"/>
-          <w:numId w:val="23"/>
-        </w:numPr>
-      </w:pPr>
-      <w:r>
-        <w:t xml:space="preserve">Routing opens </w:t>
-      </w:r>
-      <w:r>
-        <w:t>correctly.</w:t>
-      </w:r>
-    </w:p>
-    <w:p>
-      <w:r>
-        <w:t>Non-functional requirements include:</w:t>
-      </w:r>
-    </w:p>
-    <w:p>
-      <w:pPr>
-        <w:pStyle w:val="ListParagraph"/>
-        <w:numPr>
-          <w:ilvl w:val="0"/>
-          <w:numId w:val="25"/>
-        </w:numPr>
-      </w:pPr>
-      <w:r>
-        <w:t>Performance</w:t>
-      </w:r>
-    </w:p>
-    <w:p>
-      <w:pPr>
-        <w:pStyle w:val="ListParagraph"/>
-        <w:numPr>
-          <w:ilvl w:val="0"/>
-          <w:numId w:val="25"/>
-        </w:numPr>
-      </w:pPr>
-      <w:r>
-        <w:t>Reliability</w:t>
-      </w:r>
-    </w:p>
-    <w:p>
-      <w:pPr>
-        <w:pStyle w:val="ListParagraph"/>
-        <w:numPr>
-          <w:ilvl w:val="0"/>
-          <w:numId w:val="25"/>
-        </w:numPr>
-      </w:pPr>
-      <w:r>
-        <w:t>Usability</w:t>
-      </w:r>
-    </w:p>
-    <w:p>
-      <w:pPr>
-        <w:pStyle w:val="ListParagraph"/>
-        <w:numPr>
-          <w:ilvl w:val="0"/>
-          <w:numId w:val="25"/>
-        </w:numPr>
-      </w:pPr>
-      <w:r>
-        <w:t>Scalability</w:t>
-      </w:r>
-    </w:p>
-    <w:p>
-      <w:pPr>
-        <w:pStyle w:val="ListParagraph"/>
-        <w:numPr>
-          <w:ilvl w:val="0"/>
-          <w:numId w:val="25"/>
-        </w:numPr>
-      </w:pPr>
-      <w:r>
-        <w:t>Security</w:t>
-      </w:r>
-    </w:p>
-    <w:p>
-      <w:pPr>
-        <w:pStyle w:val="ListParagraph"/>
-        <w:numPr>
-          <w:ilvl w:val="0"/>
-          <w:numId w:val="25"/>
-        </w:numPr>
-      </w:pPr>
-      <w:r>
-        <w:t>Maintainability</w:t>
-      </w:r>
-    </w:p>
-    <w:p>
-      <w:pPr>
-        <w:pStyle w:val="ListParagraph"/>
-        <w:numPr>
-          <w:ilvl w:val="0"/>
-          <w:numId w:val="25"/>
-        </w:numPr>
-      </w:pPr>
-      <w:r>
-        <w:t>Portability</w:t>
-      </w:r>
-    </w:p>
-    <w:p>
-      <w:pPr>
-        <w:pStyle w:val="ListParagraph"/>
-        <w:numPr>
-          <w:ilvl w:val="0"/>
-          <w:numId w:val="25"/>
-        </w:numPr>
-      </w:pPr>
-      <w:r>
-        <w:t>Accuracy</w:t>
-      </w:r>
-    </w:p>
-    <w:p>
-      <w:pPr>
-        <w:pStyle w:val="ListParagraph"/>
-        <w:numPr>
-          <w:ilvl w:val="0"/>
-          <w:numId w:val="25"/>
-        </w:numPr>
-      </w:pPr>
-      <w:r>
-        <w:t>Accessibility</w:t>
-      </w:r>
-    </w:p>
-    <w:p>
-      <w:pPr>
-        <w:pStyle w:val="ListParagraph"/>
-        <w:numPr>
-          <w:ilvl w:val="0"/>
-          <w:numId w:val="25"/>
-        </w:numPr>
-      </w:pPr>
-      <w:r>
-        <w:t>Logging/monitoring</w:t>
-      </w:r>
-    </w:p>
-    <w:p>
-      <w:pPr>
-        <w:pStyle w:val="ListParagraph"/>
-        <w:numPr>
-          <w:ilvl w:val="0"/>
-          <w:numId w:val="25"/>
-        </w:numPr>
-      </w:pPr>
-      <w:r>
-        <w:lastRenderedPageBreak/>
-        <w:t>Backup/recovery</w:t>
-      </w:r>
-    </w:p>
-    <w:p>
-      <w:r>
-        <w:rPr>
-          <w:b/>
-          <w:bCs/>
-        </w:rPr>
-        <w:t>Test Approach:</w:t>
-      </w:r>
-    </w:p>
-    <w:p>
-      <w:pPr>
-        <w:pStyle w:val="ListParagraph"/>
-        <w:numPr>
-          <w:ilvl w:val="0"/>
-          <w:numId w:val="30"/>
-        </w:numPr>
-      </w:pPr>
-      <w:r>
-        <w:t>Unit tests</w:t>
-      </w:r>
-    </w:p>
-    <w:p>
-      <w:pPr>
-        <w:pStyle w:val="ListParagraph"/>
-        <w:numPr>
-          <w:ilvl w:val="1"/>
-          <w:numId w:val="30"/>
-        </w:numPr>
-      </w:pPr>
-      <w:r>
-        <w:t>Validation</w:t>
-      </w:r>
-    </w:p>
-    <w:p>
-      <w:pPr>
-        <w:pStyle w:val="ListParagraph"/>
-        <w:numPr>
-          <w:ilvl w:val="1"/>
-          <w:numId w:val="30"/>
-        </w:numPr>
-      </w:pPr>
-      <w:r>
-        <w:t>Discount math</w:t>
-      </w:r>
-    </w:p>
-    <w:p>
-      <w:pPr>
-        <w:pStyle w:val="ListParagraph"/>
-        <w:numPr>
-          <w:ilvl w:val="1"/>
-          <w:numId w:val="30"/>
-        </w:numPr>
-      </w:pPr>
-      <w:r>
-        <w:t>Filtering/sorting logic</w:t>
-      </w:r>
-    </w:p>
-    <w:p>
-      <w:pPr>
-        <w:pStyle w:val="ListParagraph"/>
-        <w:numPr>
-          <w:ilvl w:val="1"/>
-          <w:numId w:val="30"/>
-        </w:numPr>
-      </w:pPr>
-      <w:r>
-        <w:t>Catching</w:t>
-      </w:r>
-      <w:r>
-        <w:t xml:space="preserve"> behavior</w:t>
-      </w:r>
-    </w:p>
-    <w:p>
-      <w:pPr>
-        <w:pStyle w:val="ListParagraph"/>
-        <w:numPr>
-          <w:ilvl w:val="0"/>
-          <w:numId w:val="30"/>
-        </w:numPr>
-      </w:pPr>
-      <w:r>
-        <w:t>Integration</w:t>
-      </w:r>
-      <w:r>
-        <w:t xml:space="preserve"> tests</w:t>
-      </w:r>
-    </w:p>
-    <w:p>
-      <w:pPr>
-        <w:pStyle w:val="ListParagraph"/>
-        <w:numPr>
-          <w:ilvl w:val="1"/>
-          <w:numId w:val="30"/>
-        </w:numPr>
-      </w:pPr>
-      <w:r>
-        <w:t>Frontend</w:t>
-      </w:r>
-    </w:p>
-    <w:p>
-      <w:pPr>
-        <w:pStyle w:val="ListParagraph"/>
-        <w:numPr>
-          <w:ilvl w:val="1"/>
-          <w:numId w:val="30"/>
-        </w:numPr>
-      </w:pPr>
-      <w:r>
-        <w:t>Backend</w:t>
-      </w:r>
-    </w:p>
-    <w:p>
-      <w:pPr>
-        <w:pStyle w:val="ListParagraph"/>
-        <w:numPr>
-          <w:ilvl w:val="1"/>
-          <w:numId w:val="30"/>
-        </w:numPr>
-      </w:pPr>
-      <w:r>
-        <w:t>Database cache</w:t>
-      </w:r>
-    </w:p>
-    <w:p>
-      <w:pPr>
-        <w:pStyle w:val="ListParagraph"/>
-        <w:numPr>
-          <w:ilvl w:val="0"/>
-          <w:numId w:val="30"/>
-        </w:numPr>
-      </w:pPr>
-      <w:r>
-        <w:t>c.</w:t>
-      </w:r>
-      <w:r>
-        <w:t xml:space="preserve"> </w:t>
-      </w:r>
-      <w:r>
-        <w:t>System tests</w:t>
-      </w:r>
-    </w:p>
-    <w:p>
-      <w:pPr>
-        <w:pStyle w:val="ListParagraph"/>
-        <w:numPr>
-          <w:ilvl w:val="1"/>
-          <w:numId w:val="30"/>
-        </w:numPr>
-      </w:pPr>
-      <w:r>
-        <w:t>Real user flow across map/list</w:t>
-      </w:r>
-    </w:p>
-    <w:p>
-      <w:pPr>
-        <w:pStyle w:val="ListParagraph"/>
-        <w:numPr>
-          <w:ilvl w:val="1"/>
-          <w:numId w:val="30"/>
-        </w:numPr>
-      </w:pPr>
-      <w:r>
-        <w:t>Filters</w:t>
-      </w:r>
-    </w:p>
-    <w:p>
-      <w:pPr>
-        <w:pStyle w:val="ListParagraph"/>
-        <w:numPr>
-          <w:ilvl w:val="1"/>
-          <w:numId w:val="30"/>
-        </w:numPr>
-      </w:pPr>
-      <w:r>
-        <w:t>Station details</w:t>
-      </w:r>
-    </w:p>
-    <w:p>
-      <w:pPr>
-        <w:pStyle w:val="ListParagraph"/>
-        <w:numPr>
-          <w:ilvl w:val="1"/>
-          <w:numId w:val="30"/>
-        </w:numPr>
-      </w:pPr>
-      <w:r>
-        <w:t>Offline mode</w:t>
-      </w:r>
-    </w:p>
-    <w:p>
-      <w:pPr>
-        <w:pStyle w:val="ListParagraph"/>
-        <w:numPr>
-          <w:ilvl w:val="0"/>
-          <w:numId w:val="30"/>
-        </w:numPr>
-      </w:pPr>
-      <w:r>
-        <w:t>Non-functional tests</w:t>
-      </w:r>
-    </w:p>
-    <w:p>
-      <w:pPr>
-        <w:pStyle w:val="ListParagraph"/>
-        <w:numPr>
-          <w:ilvl w:val="1"/>
-          <w:numId w:val="30"/>
-        </w:numPr>
-      </w:pPr>
-      <w:r>
-        <w:t>Performance timings</w:t>
-      </w:r>
-    </w:p>
-    <w:p>
-      <w:pPr>
-        <w:pStyle w:val="ListParagraph"/>
-        <w:numPr>
-          <w:ilvl w:val="1"/>
-          <w:numId w:val="30"/>
-        </w:numPr>
-      </w:pPr>
-      <w:r>
-        <w:t>Accessibility checks</w:t>
-      </w:r>
-    </w:p>
-    <w:p>
-      <w:pPr>
-        <w:pStyle w:val="ListParagraph"/>
-        <w:numPr>
-          <w:ilvl w:val="1"/>
-          <w:numId w:val="30"/>
-        </w:numPr>
-      </w:pPr>
-      <w:r>
-        <w:t>Basic security checks</w:t>
-      </w:r>
-    </w:p>
-    <w:p>
-      <w:pPr>
-        <w:pStyle w:val="ListParagraph"/>
-        <w:numPr>
-          <w:ilvl w:val="1"/>
-          <w:numId w:val="30"/>
-        </w:numPr>
-      </w:pPr>
-      <w:r>
-        <w:t>Resiliency</w:t>
-      </w:r>
-    </w:p>
-    <w:p>
-      <w:r>
-        <w:rPr>
-          <w:b/>
-          <w:bCs/>
-        </w:rPr>
-        <w:t>Test Data:</w:t>
-      </w:r>
-    </w:p>
-    <w:p>
-      <w:r>
-        <w:t>A seeded station dataset with:</w:t>
-      </w:r>
-    </w:p>
-    <w:p>
-      <w:pPr>
-        <w:pStyle w:val="ListParagraph"/>
-        <w:numPr>
-          <w:ilvl w:val="0"/>
-          <w:numId w:val="31"/>
-        </w:numPr>
-      </w:pPr>
-      <w:r>
-        <w:t>Multiple stations, fuel types, prices, and varied distances</w:t>
-      </w:r>
-    </w:p>
-    <w:p>
-      <w:pPr>
-        <w:pStyle w:val="ListParagraph"/>
-        <w:numPr>
-          <w:ilvl w:val="0"/>
-          <w:numId w:val="31"/>
-        </w:numPr>
-      </w:pPr>
-      <w:r>
-        <w:t>Some missing or invalid API fields for validation tests</w:t>
-      </w:r>
-    </w:p>
-    <w:p>
-      <w:pPr>
-        <w:pStyle w:val="ListParagraph"/>
-        <w:numPr>
-          <w:ilvl w:val="0"/>
-          <w:numId w:val="31"/>
-        </w:numPr>
-      </w:pPr>
-      <w:r>
-        <w:t>Discount programs matching specific stations</w:t>
-      </w:r>
-    </w:p>
-    <w:p>
-      <w:pPr>
-        <w:pStyle w:val="ListParagraph"/>
-        <w:numPr>
-          <w:ilvl w:val="0"/>
-          <w:numId w:val="31"/>
-        </w:numPr>
-      </w:pPr>
-      <w:r>
-        <w:t>Cached snapshot with timestamps</w:t>
-      </w:r>
-    </w:p>
-    <w:p>
-      <w:r>
-        <w:rPr>
-          <w:b/>
-          <w:bCs/>
-        </w:rPr>
-        <w:t>Test Environment:</w:t>
-      </w:r>
-    </w:p>
-    <w:p>
-      <w:pPr>
-        <w:ind w:firstLine="720"/>
-      </w:pPr>
-      <w:r>
-        <w:t>The testing environments will be finalized by the end of sprint 2. It will most likely include multiple browser types, device types, online and offline modes, and location services allowed and blocked.</w:t>
-      </w:r>
-    </w:p>
-    <w:p>
-      <w:r>
-        <w:rPr>
-          <w:b/>
-          <w:bCs/>
-        </w:rPr>
-        <w:t>Test Cases:</w:t>
-      </w:r>
-    </w:p>
-    <w:p>
-      <w:r>
-        <w:t>Test cases will be finalized by the end of sprint 2. They will cover the expected scope of the testing plan with pass/fail information included.</w:t>
-      </w:r>
-    </w:p>
-    <w:p>
-      <w:r>
-        <w:rPr>
-          <w:b/>
-          <w:bCs/>
-        </w:rPr>
-        <w:lastRenderedPageBreak/>
-        <w:t>Pass/Fail Criteria:</w:t>
-      </w:r>
-    </w:p>
-    <w:p>
-      <w:r>
-        <w:t xml:space="preserve">Functional: 100% of functional test cases must </w:t>
-      </w:r>
-      <w:r>
-        <w:t>pass.</w:t>
-      </w:r>
-    </w:p>
-    <w:p>
-      <w:r>
-        <w:t>Non-functional: Must meet defined thresholds</w:t>
-      </w:r>
-    </w:p>
-    <w:p>
-      <w:r>
-        <w:t xml:space="preserve">Any crash on common user flow is a </w:t>
-      </w:r>
-      <w:proofErr w:type="gramStart"/>
-      <w:r>
-        <w:t>fail</w:t>
-      </w:r>
-      <w:proofErr w:type="gramEnd"/>
-      <w:r>
-        <w:t>.</w:t>
-      </w:r>
-    </w:p>
-    <w:p>
-      <w:r>
-        <w:rPr>
-          <w:b/>
-          <w:bCs/>
-        </w:rPr>
-        <w:t>Schedule:</w:t>
-      </w:r>
-    </w:p>
-    <w:p>
-      <w:r>
-        <w:t xml:space="preserve">This testing plan will be finalized by the end of sprint 2. The unit testing and integration testing will be performed in sprint 3. System testing and non-functional testing will be carried out in </w:t>
-      </w:r>
-      <w:r>
-        <w:t xml:space="preserve">sprint number </w:t>
-      </w:r>
-      <w:r>
-        <w:t>4.</w:t>
-      </w:r>
-    </w:p>
-    <w:p>
-      <w:r>
-        <w:rPr>
-          <w:b/>
-          <w:bCs/>
-        </w:rPr>
-        <w:t>Quality Assurance Metrics</w:t>
-      </w:r>
-    </w:p>
-    <w:p>
-      <w:r>
-        <w:rPr>
-          <w:b/>
-          <w:bCs/>
-        </w:rPr>
-        <w:t>Design metric:</w:t>
-      </w:r>
-    </w:p>
-    <w:p>
-      <w:r>
-        <w:t>The design metric chosen for Find a Pump is high cohesion. This will be achieved by clearly dividing responsibilities and ensuring that each module has a single, well-defined purpose. High cohesion improves maintainability, makes the system easier to understand, and helps isolate defects, which in turn facilitates faster debugging and more reliable enhancements.</w:t>
-      </w:r>
-    </w:p>
-    <w:p>
-      <w:r>
-        <w:rPr>
-          <w:b/>
-          <w:bCs/>
-        </w:rPr>
-        <w:t>Testing metric:</w:t>
-      </w:r>
-    </w:p>
-    <w:p>
-      <w:r>
-        <w:t> </w:t>
-      </w:r>
-      <w:r>
-        <w:t xml:space="preserve">The chosen testing metric for Find a Pump is </w:t>
-      </w:r>
-      <w:r>
-        <w:t>testing</w:t>
-      </w:r>
-      <w:r>
-        <w:t xml:space="preserve"> pass rate. The project will track the percentage of automated and manual tests that </w:t>
-      </w:r>
-      <w:r>
-        <w:t>are passed</w:t>
-      </w:r>
-      <w:r>
-        <w:t xml:space="preserve"> during each test cycle. The goal is to maintain a 100% pass rate before release to ensure that core functionality remains stable and that regressions are caught early.</w:t>
-      </w:r>
-    </w:p>
-    <w:p>
-      <w:r>
-        <w:rPr>
-          <w:b/>
-          <w:bCs/>
-        </w:rPr>
-        <w:t>QA metric:</w:t>
-      </w:r>
-    </w:p>
-    <w:p>
-      <w:r>
-        <w:t> </w:t>
-      </w:r>
-      <w:r>
-        <w:t xml:space="preserve">Find a Pump is committed to maintaining a high defect removal efficiency (DRE) </w:t>
-      </w:r>
-      <w:proofErr w:type="gramStart"/>
-      <w:r>
-        <w:t>in order to</w:t>
-      </w:r>
-      <w:proofErr w:type="gramEnd"/>
-      <w:r>
-        <w:t xml:space="preserve"> catch as many defects as possible before release. This metric measures the proportion of defects found before deployment compared to those found after release. A high DRE reduces the number of escaped defects and helps ensure a higher quality product for end users.</w:t>
-      </w:r>
-    </w:p>
-    <w:p>
-      <w:r>
-        <w:rPr>
-          <w:b/>
-          <w:bCs/>
-        </w:rPr>
-        <w:t>Process metric:</w:t>
-      </w:r>
-    </w:p>
-    <w:p>
-      <w:r>
-        <w:t> </w:t>
-      </w:r>
-      <w:r>
-        <w:t>To ensure that Find a Pump is released in a timely manner, sprint velocity will be monitored and evaluated. Tracking sprint velocity allows the team to measure how much work is completed per sprint, improve planning accuracy, and identify potential slowdowns, while still maintaining a strong focus on quality.</w:t>
-      </w:r>
-    </w:p>
-    <w:p>
-      <w:r>
-        <w:rPr>
-          <w:b/>
-          <w:bCs/>
-        </w:rPr>
-        <w:t>Maintenance metric:</w:t>
-      </w:r>
-    </w:p>
-    <w:p>
-      <w:r>
-        <w:lastRenderedPageBreak/>
-        <w:t> </w:t>
-      </w:r>
-      <w:r>
-        <w:t xml:space="preserve">For maintenance, </w:t>
-      </w:r>
-      <w:r>
-        <w:t>find</w:t>
-      </w:r>
-      <w:r>
-        <w:t xml:space="preserve"> a Pump will monitor the size of its maintenance backlog and aim to keep it as small as possible. This will be achieved by consistently prioritizing and addressing bugs, technical debt, and post-release issues, helping ensure long-term stability and maintainability of the system.</w:t>
-      </w:r>
-    </w:p>
-    <w:p>
-      <w:pPr>
+      </w:pPr>
+      <w:r>
         <w:rPr>
           <w:b/>
           <w:bCs/>
           <w:sz w:val="32"/>
           <w:szCs w:val="32"/>
         </w:rPr>
-      </w:pPr>
+        <w:t>Testing/</w:t>
+      </w:r>
       <w:r>
         <w:rPr>
           <w:b/>
@@ -3801,6 +2858,895 @@
           <w:sz w:val="32"/>
           <w:szCs w:val="32"/>
         </w:rPr>
+        <w:t>QA</w:t>
+      </w:r>
+    </w:p>
+    <w:p>
+      <w:r>
+        <w:rPr>
+          <w:b/>
+          <w:bCs/>
+        </w:rPr>
+        <w:t>Test Plan</w:t>
+      </w:r>
+    </w:p>
+    <w:p>
+      <w:r>
+        <w:rPr>
+          <w:b/>
+          <w:bCs/>
+        </w:rPr>
+        <w:t>Introduction:</w:t>
+      </w:r>
+    </w:p>
+    <w:p>
+      <w:r>
+        <w:t xml:space="preserve">The purpose of this test plan is to ensure the Find a Pump meets its functional and non-functional requirements and behaves correctly under expected and edge-case conditions. </w:t>
+      </w:r>
+    </w:p>
+    <w:p>
+      <w:r>
+        <w:rPr>
+          <w:b/>
+          <w:bCs/>
+        </w:rPr>
+        <w:t>Scope:</w:t>
+      </w:r>
+    </w:p>
+    <w:p>
+      <w:r>
+        <w:t>Functional requirements include:</w:t>
+      </w:r>
+    </w:p>
+    <w:p>
+      <w:pPr>
+        <w:pStyle w:val="ListParagraph"/>
+        <w:numPr>
+          <w:ilvl w:val="0"/>
+          <w:numId w:val="23"/>
+        </w:numPr>
+      </w:pPr>
+      <w:r>
+        <w:t>Location detections</w:t>
+      </w:r>
+    </w:p>
+    <w:p>
+      <w:pPr>
+        <w:pStyle w:val="ListParagraph"/>
+        <w:numPr>
+          <w:ilvl w:val="0"/>
+          <w:numId w:val="23"/>
+        </w:numPr>
+      </w:pPr>
+      <w:r>
+        <w:t xml:space="preserve">Stations </w:t>
+      </w:r>
+      <w:r>
+        <w:t>displayed</w:t>
+      </w:r>
+      <w:r>
+        <w:t xml:space="preserve"> on </w:t>
+      </w:r>
+      <w:r>
+        <w:t>the map</w:t>
+      </w:r>
+    </w:p>
+    <w:p>
+      <w:pPr>
+        <w:pStyle w:val="ListParagraph"/>
+        <w:numPr>
+          <w:ilvl w:val="0"/>
+          <w:numId w:val="23"/>
+        </w:numPr>
+      </w:pPr>
+      <w:r>
+        <w:t>Station details</w:t>
+      </w:r>
+    </w:p>
+    <w:p>
+      <w:pPr>
+        <w:pStyle w:val="ListParagraph"/>
+        <w:numPr>
+          <w:ilvl w:val="0"/>
+          <w:numId w:val="23"/>
+        </w:numPr>
+      </w:pPr>
+      <w:r>
+        <w:t>Search filtering</w:t>
+      </w:r>
+    </w:p>
+    <w:p>
+      <w:pPr>
+        <w:pStyle w:val="ListParagraph"/>
+        <w:numPr>
+          <w:ilvl w:val="0"/>
+          <w:numId w:val="23"/>
+        </w:numPr>
+      </w:pPr>
+      <w:r>
+        <w:t>Preferred fuel type</w:t>
+      </w:r>
+    </w:p>
+    <w:p>
+      <w:pPr>
+        <w:pStyle w:val="ListParagraph"/>
+        <w:numPr>
+          <w:ilvl w:val="0"/>
+          <w:numId w:val="23"/>
+        </w:numPr>
+      </w:pPr>
+      <w:r>
+        <w:t>Discounts</w:t>
+      </w:r>
+    </w:p>
+    <w:p>
+      <w:pPr>
+        <w:pStyle w:val="ListParagraph"/>
+        <w:numPr>
+          <w:ilvl w:val="0"/>
+          <w:numId w:val="23"/>
+        </w:numPr>
+      </w:pPr>
+      <w:r>
+        <w:t>Caching/offline mode</w:t>
+      </w:r>
+    </w:p>
+    <w:p>
+      <w:pPr>
+        <w:pStyle w:val="ListParagraph"/>
+        <w:numPr>
+          <w:ilvl w:val="0"/>
+          <w:numId w:val="23"/>
+        </w:numPr>
+      </w:pPr>
+      <w:r>
+        <w:t>Timestamps</w:t>
+      </w:r>
+    </w:p>
+    <w:p>
+      <w:pPr>
+        <w:pStyle w:val="ListParagraph"/>
+        <w:numPr>
+          <w:ilvl w:val="0"/>
+          <w:numId w:val="23"/>
+        </w:numPr>
+      </w:pPr>
+      <w:r>
+        <w:t>Refresh behavior</w:t>
+      </w:r>
+    </w:p>
+    <w:p>
+      <w:pPr>
+        <w:pStyle w:val="ListParagraph"/>
+        <w:numPr>
+          <w:ilvl w:val="0"/>
+          <w:numId w:val="23"/>
+        </w:numPr>
+      </w:pPr>
+      <w:r>
+        <w:t>Error handling for:</w:t>
+      </w:r>
+    </w:p>
+    <w:p>
+      <w:pPr>
+        <w:pStyle w:val="ListParagraph"/>
+        <w:numPr>
+          <w:ilvl w:val="1"/>
+          <w:numId w:val="23"/>
+        </w:numPr>
+      </w:pPr>
+      <w:r>
+        <w:t>No results</w:t>
+      </w:r>
+    </w:p>
+    <w:p>
+      <w:pPr>
+        <w:pStyle w:val="ListParagraph"/>
+        <w:numPr>
+          <w:ilvl w:val="1"/>
+          <w:numId w:val="23"/>
+        </w:numPr>
+      </w:pPr>
+      <w:r>
+        <w:t>API failures</w:t>
+      </w:r>
+    </w:p>
+    <w:p>
+      <w:pPr>
+        <w:pStyle w:val="ListParagraph"/>
+        <w:numPr>
+          <w:ilvl w:val="1"/>
+          <w:numId w:val="23"/>
+        </w:numPr>
+      </w:pPr>
+      <w:r>
+        <w:t>Cached fallback</w:t>
+      </w:r>
+    </w:p>
+    <w:p>
+      <w:pPr>
+        <w:pStyle w:val="ListParagraph"/>
+        <w:numPr>
+          <w:ilvl w:val="0"/>
+          <w:numId w:val="23"/>
+        </w:numPr>
+      </w:pPr>
+      <w:r>
+        <w:t>API data validate</w:t>
+      </w:r>
+      <w:r>
+        <w:t>d</w:t>
+      </w:r>
+    </w:p>
+    <w:p>
+      <w:pPr>
+        <w:pStyle w:val="ListParagraph"/>
+        <w:numPr>
+          <w:ilvl w:val="0"/>
+          <w:numId w:val="23"/>
+        </w:numPr>
+      </w:pPr>
+      <w:r>
+        <w:t>Timestamps present</w:t>
+      </w:r>
+    </w:p>
+    <w:p>
+      <w:pPr>
+        <w:pStyle w:val="ListParagraph"/>
+        <w:numPr>
+          <w:ilvl w:val="0"/>
+          <w:numId w:val="23"/>
+        </w:numPr>
+      </w:pPr>
+      <w:r>
+        <w:t xml:space="preserve">Routing opens </w:t>
+      </w:r>
+      <w:r>
+        <w:t>correctly.</w:t>
+      </w:r>
+    </w:p>
+    <w:p>
+      <w:r>
+        <w:t>Non-functional requirements include:</w:t>
+      </w:r>
+    </w:p>
+    <w:p>
+      <w:pPr>
+        <w:pStyle w:val="ListParagraph"/>
+        <w:numPr>
+          <w:ilvl w:val="0"/>
+          <w:numId w:val="25"/>
+        </w:numPr>
+      </w:pPr>
+      <w:r>
+        <w:t>Performance</w:t>
+      </w:r>
+    </w:p>
+    <w:p>
+      <w:pPr>
+        <w:pStyle w:val="ListParagraph"/>
+        <w:numPr>
+          <w:ilvl w:val="0"/>
+          <w:numId w:val="25"/>
+        </w:numPr>
+      </w:pPr>
+      <w:r>
+        <w:t>Reliability</w:t>
+      </w:r>
+    </w:p>
+    <w:p>
+      <w:pPr>
+        <w:pStyle w:val="ListParagraph"/>
+        <w:numPr>
+          <w:ilvl w:val="0"/>
+          <w:numId w:val="25"/>
+        </w:numPr>
+      </w:pPr>
+      <w:r>
+        <w:lastRenderedPageBreak/>
+        <w:t>Usability</w:t>
+      </w:r>
+    </w:p>
+    <w:p>
+      <w:pPr>
+        <w:pStyle w:val="ListParagraph"/>
+        <w:numPr>
+          <w:ilvl w:val="0"/>
+          <w:numId w:val="25"/>
+        </w:numPr>
+      </w:pPr>
+      <w:r>
+        <w:t>Scalability</w:t>
+      </w:r>
+    </w:p>
+    <w:p>
+      <w:pPr>
+        <w:pStyle w:val="ListParagraph"/>
+        <w:numPr>
+          <w:ilvl w:val="0"/>
+          <w:numId w:val="25"/>
+        </w:numPr>
+      </w:pPr>
+      <w:r>
+        <w:t>Security</w:t>
+      </w:r>
+    </w:p>
+    <w:p>
+      <w:pPr>
+        <w:pStyle w:val="ListParagraph"/>
+        <w:numPr>
+          <w:ilvl w:val="0"/>
+          <w:numId w:val="25"/>
+        </w:numPr>
+      </w:pPr>
+      <w:r>
+        <w:t>Maintainability</w:t>
+      </w:r>
+    </w:p>
+    <w:p>
+      <w:pPr>
+        <w:pStyle w:val="ListParagraph"/>
+        <w:numPr>
+          <w:ilvl w:val="0"/>
+          <w:numId w:val="25"/>
+        </w:numPr>
+      </w:pPr>
+      <w:r>
+        <w:t>Portability</w:t>
+      </w:r>
+    </w:p>
+    <w:p>
+      <w:pPr>
+        <w:pStyle w:val="ListParagraph"/>
+        <w:numPr>
+          <w:ilvl w:val="0"/>
+          <w:numId w:val="25"/>
+        </w:numPr>
+      </w:pPr>
+      <w:r>
+        <w:t>Accuracy</w:t>
+      </w:r>
+    </w:p>
+    <w:p>
+      <w:pPr>
+        <w:pStyle w:val="ListParagraph"/>
+        <w:numPr>
+          <w:ilvl w:val="0"/>
+          <w:numId w:val="25"/>
+        </w:numPr>
+      </w:pPr>
+      <w:r>
+        <w:t>Accessibility</w:t>
+      </w:r>
+    </w:p>
+    <w:p>
+      <w:pPr>
+        <w:pStyle w:val="ListParagraph"/>
+        <w:numPr>
+          <w:ilvl w:val="0"/>
+          <w:numId w:val="25"/>
+        </w:numPr>
+      </w:pPr>
+      <w:r>
+        <w:t>Logging/monitoring</w:t>
+      </w:r>
+    </w:p>
+    <w:p>
+      <w:pPr>
+        <w:pStyle w:val="ListParagraph"/>
+        <w:numPr>
+          <w:ilvl w:val="0"/>
+          <w:numId w:val="25"/>
+        </w:numPr>
+      </w:pPr>
+      <w:r>
+        <w:t>Backup/recovery</w:t>
+      </w:r>
+    </w:p>
+    <w:p>
+      <w:r>
+        <w:rPr>
+          <w:b/>
+          <w:bCs/>
+        </w:rPr>
+        <w:t>Test Approach:</w:t>
+      </w:r>
+    </w:p>
+    <w:p>
+      <w:pPr>
+        <w:pStyle w:val="ListParagraph"/>
+        <w:numPr>
+          <w:ilvl w:val="0"/>
+          <w:numId w:val="30"/>
+        </w:numPr>
+      </w:pPr>
+      <w:r>
+        <w:t>Unit tests</w:t>
+      </w:r>
+    </w:p>
+    <w:p>
+      <w:pPr>
+        <w:pStyle w:val="ListParagraph"/>
+        <w:numPr>
+          <w:ilvl w:val="1"/>
+          <w:numId w:val="30"/>
+        </w:numPr>
+      </w:pPr>
+      <w:r>
+        <w:t>Validation</w:t>
+      </w:r>
+    </w:p>
+    <w:p>
+      <w:pPr>
+        <w:pStyle w:val="ListParagraph"/>
+        <w:numPr>
+          <w:ilvl w:val="1"/>
+          <w:numId w:val="30"/>
+        </w:numPr>
+      </w:pPr>
+      <w:r>
+        <w:t>Discount math</w:t>
+      </w:r>
+    </w:p>
+    <w:p>
+      <w:pPr>
+        <w:pStyle w:val="ListParagraph"/>
+        <w:numPr>
+          <w:ilvl w:val="1"/>
+          <w:numId w:val="30"/>
+        </w:numPr>
+      </w:pPr>
+      <w:r>
+        <w:t>Filtering/sorting logic</w:t>
+      </w:r>
+    </w:p>
+    <w:p>
+      <w:pPr>
+        <w:pStyle w:val="ListParagraph"/>
+        <w:numPr>
+          <w:ilvl w:val="1"/>
+          <w:numId w:val="30"/>
+        </w:numPr>
+      </w:pPr>
+      <w:r>
+        <w:t>Catching</w:t>
+      </w:r>
+      <w:r>
+        <w:t xml:space="preserve"> behavior</w:t>
+      </w:r>
+    </w:p>
+    <w:p>
+      <w:pPr>
+        <w:pStyle w:val="ListParagraph"/>
+        <w:numPr>
+          <w:ilvl w:val="0"/>
+          <w:numId w:val="30"/>
+        </w:numPr>
+      </w:pPr>
+      <w:r>
+        <w:t>Integration</w:t>
+      </w:r>
+      <w:r>
+        <w:t xml:space="preserve"> tests</w:t>
+      </w:r>
+    </w:p>
+    <w:p>
+      <w:pPr>
+        <w:pStyle w:val="ListParagraph"/>
+        <w:numPr>
+          <w:ilvl w:val="1"/>
+          <w:numId w:val="30"/>
+        </w:numPr>
+      </w:pPr>
+      <w:r>
+        <w:t>Frontend</w:t>
+      </w:r>
+    </w:p>
+    <w:p>
+      <w:pPr>
+        <w:pStyle w:val="ListParagraph"/>
+        <w:numPr>
+          <w:ilvl w:val="1"/>
+          <w:numId w:val="30"/>
+        </w:numPr>
+      </w:pPr>
+      <w:r>
+        <w:t>Backend</w:t>
+      </w:r>
+    </w:p>
+    <w:p>
+      <w:pPr>
+        <w:pStyle w:val="ListParagraph"/>
+        <w:numPr>
+          <w:ilvl w:val="1"/>
+          <w:numId w:val="30"/>
+        </w:numPr>
+      </w:pPr>
+      <w:r>
+        <w:t>Database cache</w:t>
+      </w:r>
+    </w:p>
+    <w:p>
+      <w:pPr>
+        <w:pStyle w:val="ListParagraph"/>
+        <w:numPr>
+          <w:ilvl w:val="0"/>
+          <w:numId w:val="30"/>
+        </w:numPr>
+      </w:pPr>
+      <w:r>
+        <w:t>c.</w:t>
+      </w:r>
+      <w:r>
+        <w:t xml:space="preserve"> </w:t>
+      </w:r>
+      <w:r>
+        <w:t>System tests</w:t>
+      </w:r>
+    </w:p>
+    <w:p>
+      <w:pPr>
+        <w:pStyle w:val="ListParagraph"/>
+        <w:numPr>
+          <w:ilvl w:val="1"/>
+          <w:numId w:val="30"/>
+        </w:numPr>
+      </w:pPr>
+      <w:r>
+        <w:t>Real user flow across map/list</w:t>
+      </w:r>
+    </w:p>
+    <w:p>
+      <w:pPr>
+        <w:pStyle w:val="ListParagraph"/>
+        <w:numPr>
+          <w:ilvl w:val="1"/>
+          <w:numId w:val="30"/>
+        </w:numPr>
+      </w:pPr>
+      <w:r>
+        <w:t>Filters</w:t>
+      </w:r>
+    </w:p>
+    <w:p>
+      <w:pPr>
+        <w:pStyle w:val="ListParagraph"/>
+        <w:numPr>
+          <w:ilvl w:val="1"/>
+          <w:numId w:val="30"/>
+        </w:numPr>
+      </w:pPr>
+      <w:r>
+        <w:t>Station details</w:t>
+      </w:r>
+    </w:p>
+    <w:p>
+      <w:pPr>
+        <w:pStyle w:val="ListParagraph"/>
+        <w:numPr>
+          <w:ilvl w:val="1"/>
+          <w:numId w:val="30"/>
+        </w:numPr>
+      </w:pPr>
+      <w:r>
+        <w:t>Offline mode</w:t>
+      </w:r>
+    </w:p>
+    <w:p>
+      <w:pPr>
+        <w:pStyle w:val="ListParagraph"/>
+        <w:numPr>
+          <w:ilvl w:val="0"/>
+          <w:numId w:val="30"/>
+        </w:numPr>
+      </w:pPr>
+      <w:r>
+        <w:t>Non-functional tests</w:t>
+      </w:r>
+    </w:p>
+    <w:p>
+      <w:pPr>
+        <w:pStyle w:val="ListParagraph"/>
+        <w:numPr>
+          <w:ilvl w:val="1"/>
+          <w:numId w:val="30"/>
+        </w:numPr>
+      </w:pPr>
+      <w:r>
+        <w:t>Performance timings</w:t>
+      </w:r>
+    </w:p>
+    <w:p>
+      <w:pPr>
+        <w:pStyle w:val="ListParagraph"/>
+        <w:numPr>
+          <w:ilvl w:val="1"/>
+          <w:numId w:val="30"/>
+        </w:numPr>
+      </w:pPr>
+      <w:r>
+        <w:t>Accessibility checks</w:t>
+      </w:r>
+    </w:p>
+    <w:p>
+      <w:pPr>
+        <w:pStyle w:val="ListParagraph"/>
+        <w:numPr>
+          <w:ilvl w:val="1"/>
+          <w:numId w:val="30"/>
+        </w:numPr>
+      </w:pPr>
+      <w:r>
+        <w:t>Basic security checks</w:t>
+      </w:r>
+    </w:p>
+    <w:p>
+      <w:pPr>
+        <w:pStyle w:val="ListParagraph"/>
+        <w:numPr>
+          <w:ilvl w:val="1"/>
+          <w:numId w:val="30"/>
+        </w:numPr>
+      </w:pPr>
+      <w:r>
+        <w:t>Resiliency</w:t>
+      </w:r>
+    </w:p>
+    <w:p>
+      <w:r>
+        <w:rPr>
+          <w:b/>
+          <w:bCs/>
+        </w:rPr>
+        <w:t>Test Data:</w:t>
+      </w:r>
+    </w:p>
+    <w:p>
+      <w:r>
+        <w:t>A seeded station dataset with:</w:t>
+      </w:r>
+    </w:p>
+    <w:p>
+      <w:pPr>
+        <w:pStyle w:val="ListParagraph"/>
+        <w:numPr>
+          <w:ilvl w:val="0"/>
+          <w:numId w:val="31"/>
+        </w:numPr>
+      </w:pPr>
+      <w:r>
+        <w:t>Multiple stations, fuel types, prices, and varied distances</w:t>
+      </w:r>
+    </w:p>
+    <w:p>
+      <w:pPr>
+        <w:pStyle w:val="ListParagraph"/>
+        <w:numPr>
+          <w:ilvl w:val="0"/>
+          <w:numId w:val="31"/>
+        </w:numPr>
+      </w:pPr>
+      <w:r>
+        <w:t>Some missing or invalid API fields for validation tests</w:t>
+      </w:r>
+    </w:p>
+    <w:p>
+      <w:pPr>
+        <w:pStyle w:val="ListParagraph"/>
+        <w:numPr>
+          <w:ilvl w:val="0"/>
+          <w:numId w:val="31"/>
+        </w:numPr>
+      </w:pPr>
+      <w:r>
+        <w:t>Discount programs matching specific stations</w:t>
+      </w:r>
+    </w:p>
+    <w:p>
+      <w:pPr>
+        <w:pStyle w:val="ListParagraph"/>
+        <w:numPr>
+          <w:ilvl w:val="0"/>
+          <w:numId w:val="31"/>
+        </w:numPr>
+      </w:pPr>
+      <w:r>
+        <w:t>Cached snapshot with timestamps</w:t>
+      </w:r>
+    </w:p>
+    <w:p>
+      <w:r>
+        <w:rPr>
+          <w:b/>
+          <w:bCs/>
+        </w:rPr>
+        <w:lastRenderedPageBreak/>
+        <w:t>Test Environment:</w:t>
+      </w:r>
+    </w:p>
+    <w:p>
+      <w:pPr>
+        <w:ind w:firstLine="720"/>
+      </w:pPr>
+      <w:r>
+        <w:t>The testing environments will be finalized by the end of sprint 2. It will most likely include multiple browser types, device types, online and offline modes, and location services allowed and blocked.</w:t>
+      </w:r>
+    </w:p>
+    <w:p>
+      <w:r>
+        <w:rPr>
+          <w:b/>
+          <w:bCs/>
+        </w:rPr>
+        <w:t>Test Cases:</w:t>
+      </w:r>
+    </w:p>
+    <w:p>
+      <w:r>
+        <w:t>Test cases will be finalized by the end of sprint 2. They will cover the expected scope of the testing plan with pass/fail information included.</w:t>
+      </w:r>
+    </w:p>
+    <w:p>
+      <w:r>
+        <w:rPr>
+          <w:b/>
+          <w:bCs/>
+        </w:rPr>
+        <w:t>Pass/Fail Criteria:</w:t>
+      </w:r>
+    </w:p>
+    <w:p>
+      <w:r>
+        <w:t xml:space="preserve">Functional: 100% of functional test cases must </w:t>
+      </w:r>
+      <w:r>
+        <w:t>pass.</w:t>
+      </w:r>
+    </w:p>
+    <w:p>
+      <w:r>
+        <w:t>Non-functional: Must meet defined thresholds</w:t>
+      </w:r>
+    </w:p>
+    <w:p>
+      <w:r>
+        <w:t xml:space="preserve">Any crash on common user flow is a </w:t>
+      </w:r>
+      <w:r>
+        <w:t>fail.</w:t>
+      </w:r>
+    </w:p>
+    <w:p>
+      <w:r>
+        <w:rPr>
+          <w:b/>
+          <w:bCs/>
+        </w:rPr>
+        <w:t>Schedule:</w:t>
+      </w:r>
+    </w:p>
+    <w:p>
+      <w:r>
+        <w:t xml:space="preserve">This testing plan will be finalized by the end of sprint 2. The unit testing and integration testing will be performed in sprint 3. System testing and non-functional testing will be carried out in </w:t>
+      </w:r>
+      <w:r>
+        <w:t xml:space="preserve">sprint number </w:t>
+      </w:r>
+      <w:r>
+        <w:t>4.</w:t>
+      </w:r>
+    </w:p>
+    <w:p>
+      <w:r>
+        <w:rPr>
+          <w:b/>
+          <w:bCs/>
+        </w:rPr>
+        <w:t>Quality Assurance Metrics</w:t>
+      </w:r>
+    </w:p>
+    <w:p>
+      <w:r>
+        <w:rPr>
+          <w:b/>
+          <w:bCs/>
+        </w:rPr>
+        <w:t>Design metric:</w:t>
+      </w:r>
+    </w:p>
+    <w:p>
+      <w:r>
+        <w:t>The design metric chosen for Find a Pump is high cohesion. This will be achieved by clearly dividing responsibilities and ensuring that each module has a single, well-defined purpose. High cohesion improves maintainability, makes the system easier to understand, and helps isolate defects, which in turn facilitates faster debugging and more reliable enhancements.</w:t>
+      </w:r>
+    </w:p>
+    <w:p>
+      <w:r>
+        <w:rPr>
+          <w:b/>
+          <w:bCs/>
+        </w:rPr>
+        <w:t>Testing metric:</w:t>
+      </w:r>
+    </w:p>
+    <w:p>
+      <w:r>
+        <w:t> </w:t>
+      </w:r>
+      <w:r>
+        <w:t>The chosen testing metric for Find a Pump is testing pass rate. The project will track the percentage of automated and manual tests that are passed during each test cycle. The goal is to maintain a 100% pass rate before release to ensure that core functionality remains stable and that regressions are caught early.</w:t>
+      </w:r>
+    </w:p>
+    <w:p>
+      <w:r>
+        <w:rPr>
+          <w:b/>
+          <w:bCs/>
+        </w:rPr>
+        <w:t>QA metric:</w:t>
+      </w:r>
+    </w:p>
+    <w:p>
+      <w:r>
+        <w:t> </w:t>
+      </w:r>
+      <w:r>
+        <w:t xml:space="preserve">Find a Pump is committed to maintaining a high defect removal efficiency (DRE) in order to catch as many defects as possible before release. This metric measures the proportion of defects found before deployment compared to those found after release. A high DRE </w:t>
+      </w:r>
+      <w:r>
+        <w:lastRenderedPageBreak/>
+        <w:t>reduces the number of escaped defects and helps ensure a higher quality product for end users.</w:t>
+      </w:r>
+    </w:p>
+    <w:p>
+      <w:r>
+        <w:rPr>
+          <w:b/>
+          <w:bCs/>
+        </w:rPr>
+        <w:t>Process metric:</w:t>
+      </w:r>
+    </w:p>
+    <w:p>
+      <w:r>
+        <w:t> </w:t>
+      </w:r>
+      <w:r>
+        <w:t>To ensure that Find a Pump is released in a timely manner, sprint velocity will be monitored and evaluated. Tracking sprint velocity allows the team to measure how much work is completed per sprint, improve planning accuracy, and identify potential slowdowns, while still maintaining a strong focus on quality.</w:t>
+      </w:r>
+    </w:p>
+    <w:p>
+      <w:r>
+        <w:rPr>
+          <w:b/>
+          <w:bCs/>
+        </w:rPr>
+        <w:t>Maintenance metric:</w:t>
+      </w:r>
+    </w:p>
+    <w:p>
+      <w:r>
+        <w:t> </w:t>
+      </w:r>
+      <w:r>
+        <w:t>For maintenance, find a Pump will monitor the size of its maintenance backlog and aim to keep it as small as possible. This will be achieved by consistently prioritizing and addressing bugs, technical debt, and post-release issues, helping ensure long-term stability and maintainability of the system.</w:t>
+      </w:r>
+    </w:p>
+    <w:p>
+      <w:pPr>
+        <w:rPr>
+          <w:b/>
+          <w:bCs/>
+          <w:sz w:val="32"/>
+          <w:szCs w:val="32"/>
+        </w:rPr>
+      </w:pPr>
+      <w:r>
+        <w:rPr>
+          <w:b/>
+          <w:bCs/>
+          <w:sz w:val="32"/>
+          <w:szCs w:val="32"/>
+        </w:rPr>
         <w:t>ReadMe</w:t>
       </w:r>
     </w:p>
@@ -3893,25 +3839,29 @@
           <w:kern w:val="0"/>
           <w14:ligatures w14:val="none"/>
         </w:rPr>
-        <w:t xml:space="preserve"> is a </w:t>
-      </w:r>
-      <w:proofErr w:type="spellStart"/>
-      <w:r>
+        <w:t> is a monorepo-based full-stack application consisting of:</w:t>
+      </w:r>
+    </w:p>
+    <w:p>
+      <w:pPr>
+        <w:numPr>
+          <w:ilvl w:val="0"/>
+          <w:numId w:val="32"/>
+        </w:numPr>
+        <w:spacing w:before="100" w:beforeAutospacing="1" w:after="100" w:afterAutospacing="1" w:line="240" w:lineRule="auto"/>
         <w:rPr>
           <w:rFonts w:eastAsia="Times New Roman" w:cs="Segoe UI"/>
           <w:kern w:val="0"/>
           <w14:ligatures w14:val="none"/>
         </w:rPr>
-        <w:t>monorepo</w:t>
-      </w:r>
-      <w:proofErr w:type="spellEnd"/>
+      </w:pPr>
       <w:r>
         <w:rPr>
           <w:rFonts w:eastAsia="Times New Roman" w:cs="Segoe UI"/>
           <w:kern w:val="0"/>
           <w14:ligatures w14:val="none"/>
         </w:rPr>
-        <w:t>-based full-stack application consisting of:</w:t>
+        <w:t>A Next.js frontend</w:t>
       </w:r>
     </w:p>
     <w:p>
@@ -3933,7 +3883,7 @@
           <w:kern w:val="0"/>
           <w14:ligatures w14:val="none"/>
         </w:rPr>
-        <w:t>A Next.js frontend</w:t>
+        <w:t>A Node.js + Express backend</w:t>
       </w:r>
     </w:p>
     <w:p>
@@ -3955,7 +3905,7 @@
           <w:kern w:val="0"/>
           <w14:ligatures w14:val="none"/>
         </w:rPr>
-        <w:t>A Node.js + Express backend</w:t>
+        <w:t>A SQLite database managed with Prisma ORM</w:t>
       </w:r>
     </w:p>
     <w:p>
@@ -3977,39 +3927,7 @@
           <w:kern w:val="0"/>
           <w14:ligatures w14:val="none"/>
         </w:rPr>
-        <w:t>A SQLite database managed with Prisma ORM</w:t>
-      </w:r>
-    </w:p>
-    <w:p>
-      <w:pPr>
-        <w:numPr>
-          <w:ilvl w:val="0"/>
-          <w:numId w:val="32"/>
-        </w:numPr>
-        <w:spacing w:before="100" w:beforeAutospacing="1" w:after="100" w:afterAutospacing="1" w:line="240" w:lineRule="auto"/>
-        <w:rPr>
-          <w:rFonts w:eastAsia="Times New Roman" w:cs="Segoe UI"/>
-          <w:kern w:val="0"/>
-          <w14:ligatures w14:val="none"/>
-        </w:rPr>
-      </w:pPr>
-      <w:proofErr w:type="spellStart"/>
-      <w:r>
-        <w:rPr>
-          <w:rFonts w:eastAsia="Times New Roman" w:cs="Segoe UI"/>
-          <w:kern w:val="0"/>
-          <w14:ligatures w14:val="none"/>
-        </w:rPr>
-        <w:t>Turborepo</w:t>
-      </w:r>
-      <w:proofErr w:type="spellEnd"/>
-      <w:r>
-        <w:rPr>
-          <w:rFonts w:eastAsia="Times New Roman" w:cs="Segoe UI"/>
-          <w:kern w:val="0"/>
-          <w14:ligatures w14:val="none"/>
-        </w:rPr>
-        <w:t xml:space="preserve"> for running frontend and backend concurrently</w:t>
+        <w:t>Turborepo for running frontend and backend concurrently</w:t>
       </w:r>
     </w:p>
     <w:p>
@@ -4195,6 +4113,7 @@
           <w:kern w:val="0"/>
           <w14:ligatures w14:val="none"/>
         </w:rPr>
+        <w:lastRenderedPageBreak/>
         <w:t>Find-A-Pump-Project/</w:t>
       </w:r>
     </w:p>
@@ -4229,6 +4148,7 @@
         <w:rPr>
           <w:rFonts w:eastAsia="Times New Roman" w:cs="Courier New"/>
           <w:kern w:val="0"/>
+          <w:lang w:val="fr-FR"/>
           <w14:ligatures w14:val="none"/>
         </w:rPr>
       </w:pPr>
@@ -4236,6 +4156,7 @@
         <w:rPr>
           <w:rFonts w:eastAsia="Times New Roman" w:cs="Courier New"/>
           <w:kern w:val="0"/>
+          <w:lang w:val="fr-FR"/>
           <w14:ligatures w14:val="none"/>
         </w:rPr>
         <w:t>│</w:t>
@@ -4272,6 +4193,7 @@
         <w:rPr>
           <w:rFonts w:eastAsia="Times New Roman" w:cs="Courier New"/>
           <w:kern w:val="0"/>
+          <w:lang w:val="fr-FR"/>
           <w14:ligatures w14:val="none"/>
         </w:rPr>
       </w:pPr>
@@ -4279,6 +4201,7 @@
         <w:rPr>
           <w:rFonts w:ascii="MS Gothic" w:eastAsia="MS Gothic" w:hAnsi="MS Gothic" w:cs="MS Gothic" w:hint="eastAsia"/>
           <w:kern w:val="0"/>
+          <w:lang w:val="fr-FR"/>
           <w14:ligatures w14:val="none"/>
         </w:rPr>
         <w:t>├</w:t>
@@ -4287,6 +4210,7 @@
         <w:rPr>
           <w:rFonts w:ascii="Aptos" w:eastAsia="Times New Roman" w:hAnsi="Aptos" w:cs="Aptos"/>
           <w:kern w:val="0"/>
+          <w:lang w:val="fr-FR"/>
           <w14:ligatures w14:val="none"/>
         </w:rPr>
         <w:t>──</w:t>
@@ -4295,6 +4219,7 @@
         <w:rPr>
           <w:rFonts w:eastAsia="Times New Roman" w:cs="Courier New"/>
           <w:kern w:val="0"/>
+          <w:lang w:val="fr-FR"/>
           <w14:ligatures w14:val="none"/>
         </w:rPr>
         <w:t xml:space="preserve"> documentation/</w:t>
@@ -4331,6 +4256,7 @@
         <w:rPr>
           <w:rFonts w:eastAsia="Times New Roman" w:cs="Courier New"/>
           <w:kern w:val="0"/>
+          <w:lang w:val="fr-FR"/>
           <w14:ligatures w14:val="none"/>
         </w:rPr>
       </w:pPr>
@@ -4338,6 +4264,7 @@
         <w:rPr>
           <w:rFonts w:ascii="MS Gothic" w:eastAsia="MS Gothic" w:hAnsi="MS Gothic" w:cs="MS Gothic" w:hint="eastAsia"/>
           <w:kern w:val="0"/>
+          <w:lang w:val="fr-FR"/>
           <w14:ligatures w14:val="none"/>
         </w:rPr>
         <w:t>├</w:t>
@@ -4346,6 +4273,7 @@
         <w:rPr>
           <w:rFonts w:ascii="Aptos" w:eastAsia="Times New Roman" w:hAnsi="Aptos" w:cs="Aptos"/>
           <w:kern w:val="0"/>
+          <w:lang w:val="fr-FR"/>
           <w14:ligatures w14:val="none"/>
         </w:rPr>
         <w:t>──</w:t>
@@ -4354,6 +4282,7 @@
         <w:rPr>
           <w:rFonts w:eastAsia="Times New Roman" w:cs="Courier New"/>
           <w:kern w:val="0"/>
+          <w:lang w:val="fr-FR"/>
           <w14:ligatures w14:val="none"/>
         </w:rPr>
         <w:t xml:space="preserve"> find-a-pump-code/</w:t>
@@ -4390,6 +4319,7 @@
         <w:rPr>
           <w:rFonts w:eastAsia="Times New Roman" w:cs="Courier New"/>
           <w:kern w:val="0"/>
+          <w:lang w:val="fr-FR"/>
           <w14:ligatures w14:val="none"/>
         </w:rPr>
       </w:pPr>
@@ -4397,6 +4327,7 @@
         <w:rPr>
           <w:rFonts w:eastAsia="Times New Roman" w:cs="Courier New"/>
           <w:kern w:val="0"/>
+          <w:lang w:val="fr-FR"/>
           <w14:ligatures w14:val="none"/>
         </w:rPr>
         <w:t xml:space="preserve">│   </w:t>
@@ -4405,6 +4336,7 @@
         <w:rPr>
           <w:rFonts w:ascii="MS Gothic" w:eastAsia="MS Gothic" w:hAnsi="MS Gothic" w:cs="MS Gothic" w:hint="eastAsia"/>
           <w:kern w:val="0"/>
+          <w:lang w:val="fr-FR"/>
           <w14:ligatures w14:val="none"/>
         </w:rPr>
         <w:t>├</w:t>
@@ -4413,6 +4345,7 @@
         <w:rPr>
           <w:rFonts w:ascii="Aptos" w:eastAsia="Times New Roman" w:hAnsi="Aptos" w:cs="Aptos"/>
           <w:kern w:val="0"/>
+          <w:lang w:val="fr-FR"/>
           <w14:ligatures w14:val="none"/>
         </w:rPr>
         <w:t>──</w:t>
@@ -4421,6 +4354,7 @@
         <w:rPr>
           <w:rFonts w:eastAsia="Times New Roman" w:cs="Courier New"/>
           <w:kern w:val="0"/>
+          <w:lang w:val="fr-FR"/>
           <w14:ligatures w14:val="none"/>
         </w:rPr>
         <w:t xml:space="preserve"> apps/</w:t>
@@ -4457,6 +4391,7 @@
         <w:rPr>
           <w:rFonts w:eastAsia="Times New Roman" w:cs="Courier New"/>
           <w:kern w:val="0"/>
+          <w:lang w:val="fr-FR"/>
           <w14:ligatures w14:val="none"/>
         </w:rPr>
       </w:pPr>
@@ -4464,6 +4399,7 @@
         <w:rPr>
           <w:rFonts w:eastAsia="Times New Roman" w:cs="Courier New"/>
           <w:kern w:val="0"/>
+          <w:lang w:val="fr-FR"/>
           <w14:ligatures w14:val="none"/>
         </w:rPr>
         <w:t xml:space="preserve">│   │   </w:t>
@@ -4472,6 +4408,7 @@
         <w:rPr>
           <w:rFonts w:ascii="MS Gothic" w:eastAsia="MS Gothic" w:hAnsi="MS Gothic" w:cs="MS Gothic" w:hint="eastAsia"/>
           <w:kern w:val="0"/>
+          <w:lang w:val="fr-FR"/>
           <w14:ligatures w14:val="none"/>
         </w:rPr>
         <w:t>├</w:t>
@@ -4480,6 +4417,7 @@
         <w:rPr>
           <w:rFonts w:ascii="Aptos" w:eastAsia="Times New Roman" w:hAnsi="Aptos" w:cs="Aptos"/>
           <w:kern w:val="0"/>
+          <w:lang w:val="fr-FR"/>
           <w14:ligatures w14:val="none"/>
         </w:rPr>
         <w:t>──</w:t>
@@ -4488,6 +4426,7 @@
         <w:rPr>
           <w:rFonts w:eastAsia="Times New Roman" w:cs="Courier New"/>
           <w:kern w:val="0"/>
+          <w:lang w:val="fr-FR"/>
           <w14:ligatures w14:val="none"/>
         </w:rPr>
         <w:t xml:space="preserve"> frontend/</w:t>
@@ -4524,6 +4463,7 @@
         <w:rPr>
           <w:rFonts w:eastAsia="Times New Roman" w:cs="Courier New"/>
           <w:kern w:val="0"/>
+          <w:lang w:val="fr-FR"/>
           <w14:ligatures w14:val="none"/>
         </w:rPr>
       </w:pPr>
@@ -4531,6 +4471,7 @@
         <w:rPr>
           <w:rFonts w:eastAsia="Times New Roman" w:cs="Courier New"/>
           <w:kern w:val="0"/>
+          <w:lang w:val="fr-FR"/>
           <w14:ligatures w14:val="none"/>
         </w:rPr>
         <w:t>│   │   └── backend/</w:t>
@@ -4567,6 +4508,7 @@
         <w:rPr>
           <w:rFonts w:eastAsia="Times New Roman" w:cs="Courier New"/>
           <w:kern w:val="0"/>
+          <w:lang w:val="fr-FR"/>
           <w14:ligatures w14:val="none"/>
         </w:rPr>
       </w:pPr>
@@ -4574,6 +4516,7 @@
         <w:rPr>
           <w:rFonts w:eastAsia="Times New Roman" w:cs="Courier New"/>
           <w:kern w:val="0"/>
+          <w:lang w:val="fr-FR"/>
           <w14:ligatures w14:val="none"/>
         </w:rPr>
         <w:t xml:space="preserve">│   </w:t>
@@ -4582,6 +4525,7 @@
         <w:rPr>
           <w:rFonts w:ascii="MS Gothic" w:eastAsia="MS Gothic" w:hAnsi="MS Gothic" w:cs="MS Gothic" w:hint="eastAsia"/>
           <w:kern w:val="0"/>
+          <w:lang w:val="fr-FR"/>
           <w14:ligatures w14:val="none"/>
         </w:rPr>
         <w:t>├</w:t>
@@ -4590,6 +4534,7 @@
         <w:rPr>
           <w:rFonts w:ascii="Aptos" w:eastAsia="Times New Roman" w:hAnsi="Aptos" w:cs="Aptos"/>
           <w:kern w:val="0"/>
+          <w:lang w:val="fr-FR"/>
           <w14:ligatures w14:val="none"/>
         </w:rPr>
         <w:t>──</w:t>
@@ -4598,27 +4543,10 @@
         <w:rPr>
           <w:rFonts w:eastAsia="Times New Roman" w:cs="Courier New"/>
           <w:kern w:val="0"/>
-          <w14:ligatures w14:val="none"/>
-        </w:rPr>
-        <w:t xml:space="preserve"> </w:t>
-      </w:r>
-      <w:proofErr w:type="spellStart"/>
-      <w:r>
-        <w:rPr>
-          <w:rFonts w:eastAsia="Times New Roman" w:cs="Courier New"/>
-          <w:kern w:val="0"/>
-          <w14:ligatures w14:val="none"/>
-        </w:rPr>
-        <w:t>prisma</w:t>
-      </w:r>
-      <w:proofErr w:type="spellEnd"/>
-      <w:r>
-        <w:rPr>
-          <w:rFonts w:eastAsia="Times New Roman" w:cs="Courier New"/>
-          <w:kern w:val="0"/>
-          <w14:ligatures w14:val="none"/>
-        </w:rPr>
-        <w:t>/</w:t>
+          <w:lang w:val="fr-FR"/>
+          <w14:ligatures w14:val="none"/>
+        </w:rPr>
+        <w:t xml:space="preserve"> prisma/</w:t>
       </w:r>
     </w:p>
     <w:p>
@@ -4652,6 +4580,7 @@
         <w:rPr>
           <w:rFonts w:eastAsia="Times New Roman" w:cs="Courier New"/>
           <w:kern w:val="0"/>
+          <w:lang w:val="fr-FR"/>
           <w14:ligatures w14:val="none"/>
         </w:rPr>
       </w:pPr>
@@ -4659,6 +4588,7 @@
         <w:rPr>
           <w:rFonts w:eastAsia="Times New Roman" w:cs="Courier New"/>
           <w:kern w:val="0"/>
+          <w:lang w:val="fr-FR"/>
           <w14:ligatures w14:val="none"/>
         </w:rPr>
         <w:t xml:space="preserve">│   </w:t>
@@ -4667,6 +4597,7 @@
         <w:rPr>
           <w:rFonts w:ascii="MS Gothic" w:eastAsia="MS Gothic" w:hAnsi="MS Gothic" w:cs="MS Gothic" w:hint="eastAsia"/>
           <w:kern w:val="0"/>
+          <w:lang w:val="fr-FR"/>
           <w14:ligatures w14:val="none"/>
         </w:rPr>
         <w:t>├</w:t>
@@ -4675,6 +4606,7 @@
         <w:rPr>
           <w:rFonts w:ascii="Aptos" w:eastAsia="Times New Roman" w:hAnsi="Aptos" w:cs="Aptos"/>
           <w:kern w:val="0"/>
+          <w:lang w:val="fr-FR"/>
           <w14:ligatures w14:val="none"/>
         </w:rPr>
         <w:t>──</w:t>
@@ -4683,22 +4615,11 @@
         <w:rPr>
           <w:rFonts w:eastAsia="Times New Roman" w:cs="Courier New"/>
           <w:kern w:val="0"/>
-          <w14:ligatures w14:val="none"/>
-        </w:rPr>
-        <w:t xml:space="preserve"> </w:t>
-      </w:r>
-      <w:proofErr w:type="spellStart"/>
-      <w:proofErr w:type="gramStart"/>
-      <w:r>
-        <w:rPr>
-          <w:rFonts w:eastAsia="Times New Roman" w:cs="Courier New"/>
-          <w:kern w:val="0"/>
-          <w14:ligatures w14:val="none"/>
-        </w:rPr>
-        <w:t>package.json</w:t>
-      </w:r>
-      <w:proofErr w:type="spellEnd"/>
-      <w:proofErr w:type="gramEnd"/>
+          <w:lang w:val="fr-FR"/>
+          <w14:ligatures w14:val="none"/>
+        </w:rPr>
+        <w:t xml:space="preserve"> package.json</w:t>
+      </w:r>
     </w:p>
     <w:p>
       <w:pPr>
@@ -4731,6 +4652,7 @@
         <w:rPr>
           <w:rFonts w:eastAsia="Times New Roman" w:cs="Courier New"/>
           <w:kern w:val="0"/>
+          <w:lang w:val="fr-FR"/>
           <w14:ligatures w14:val="none"/>
         </w:rPr>
       </w:pPr>
@@ -4738,15 +4660,16 @@
         <w:rPr>
           <w:rFonts w:eastAsia="Times New Roman" w:cs="Courier New"/>
           <w:kern w:val="0"/>
-          <w14:ligatures w14:val="none"/>
-        </w:rPr>
-        <w:lastRenderedPageBreak/>
+          <w:lang w:val="fr-FR"/>
+          <w14:ligatures w14:val="none"/>
+        </w:rPr>
         <w:t xml:space="preserve">│   </w:t>
       </w:r>
       <w:r>
         <w:rPr>
           <w:rFonts w:ascii="MS Gothic" w:eastAsia="MS Gothic" w:hAnsi="MS Gothic" w:cs="MS Gothic" w:hint="eastAsia"/>
           <w:kern w:val="0"/>
+          <w:lang w:val="fr-FR"/>
           <w14:ligatures w14:val="none"/>
         </w:rPr>
         <w:t>├</w:t>
@@ -4755,6 +4678,7 @@
         <w:rPr>
           <w:rFonts w:ascii="Aptos" w:eastAsia="Times New Roman" w:hAnsi="Aptos" w:cs="Aptos"/>
           <w:kern w:val="0"/>
+          <w:lang w:val="fr-FR"/>
           <w14:ligatures w14:val="none"/>
         </w:rPr>
         <w:t>──</w:t>
@@ -4763,22 +4687,11 @@
         <w:rPr>
           <w:rFonts w:eastAsia="Times New Roman" w:cs="Courier New"/>
           <w:kern w:val="0"/>
-          <w14:ligatures w14:val="none"/>
-        </w:rPr>
-        <w:t xml:space="preserve"> </w:t>
-      </w:r>
-      <w:proofErr w:type="spellStart"/>
-      <w:proofErr w:type="gramStart"/>
-      <w:r>
-        <w:rPr>
-          <w:rFonts w:eastAsia="Times New Roman" w:cs="Courier New"/>
-          <w:kern w:val="0"/>
-          <w14:ligatures w14:val="none"/>
-        </w:rPr>
-        <w:t>turbo.json</w:t>
-      </w:r>
-      <w:proofErr w:type="spellEnd"/>
-      <w:proofErr w:type="gramEnd"/>
+          <w:lang w:val="fr-FR"/>
+          <w14:ligatures w14:val="none"/>
+        </w:rPr>
+        <w:t xml:space="preserve"> turbo.json</w:t>
+      </w:r>
     </w:p>
     <w:p>
       <w:pPr>
@@ -4811,6 +4724,7 @@
         <w:rPr>
           <w:rFonts w:eastAsia="Times New Roman" w:cs="Courier New"/>
           <w:kern w:val="0"/>
+          <w:lang w:val="fr-FR"/>
           <w14:ligatures w14:val="none"/>
         </w:rPr>
       </w:pPr>
@@ -4818,30 +4732,11 @@
         <w:rPr>
           <w:rFonts w:eastAsia="Times New Roman" w:cs="Courier New"/>
           <w:kern w:val="0"/>
-          <w14:ligatures w14:val="none"/>
-        </w:rPr>
-        <w:t xml:space="preserve">│   └── </w:t>
-      </w:r>
-      <w:proofErr w:type="spellStart"/>
-      <w:r>
-        <w:rPr>
-          <w:rFonts w:eastAsia="Times New Roman" w:cs="Courier New"/>
-          <w:kern w:val="0"/>
-          <w14:ligatures w14:val="none"/>
-        </w:rPr>
-        <w:t>pnpm-</w:t>
-      </w:r>
-      <w:proofErr w:type="gramStart"/>
-      <w:r>
-        <w:rPr>
-          <w:rFonts w:eastAsia="Times New Roman" w:cs="Courier New"/>
-          <w:kern w:val="0"/>
-          <w14:ligatures w14:val="none"/>
-        </w:rPr>
-        <w:t>workspace.yaml</w:t>
-      </w:r>
-      <w:proofErr w:type="spellEnd"/>
-      <w:proofErr w:type="gramEnd"/>
+          <w:lang w:val="fr-FR"/>
+          <w14:ligatures w14:val="none"/>
+        </w:rPr>
+        <w:t>│   └── pnpm-workspace.yaml</w:t>
+      </w:r>
     </w:p>
     <w:p>
       <w:pPr>
@@ -4852,6 +4747,7 @@
           <w:b/>
           <w:bCs/>
           <w:kern w:val="0"/>
+          <w:lang w:val="fr-FR"/>
           <w14:ligatures w14:val="none"/>
         </w:rPr>
       </w:pPr>
@@ -4861,6 +4757,7 @@
           <w:b/>
           <w:bCs/>
           <w:kern w:val="0"/>
+          <w:lang w:val="fr-FR"/>
           <w14:ligatures w14:val="none"/>
         </w:rPr>
         <w:t>Prerequisites</w:t>
@@ -4901,7 +4798,6 @@
           <w14:ligatures w14:val="none"/>
         </w:rPr>
       </w:pPr>
-      <w:proofErr w:type="spellStart"/>
       <w:r>
         <w:rPr>
           <w:rFonts w:eastAsia="Times New Roman" w:cs="Segoe UI"/>
@@ -4910,7 +4806,6 @@
         </w:rPr>
         <w:t>pnpm</w:t>
       </w:r>
-      <w:proofErr w:type="spellEnd"/>
     </w:p>
     <w:p>
       <w:pPr>
@@ -4927,25 +4822,7 @@
           <w:kern w:val="0"/>
           <w14:ligatures w14:val="none"/>
         </w:rPr>
-        <w:t xml:space="preserve">Install </w:t>
-      </w:r>
-      <w:proofErr w:type="spellStart"/>
-      <w:r>
-        <w:rPr>
-          <w:rFonts w:eastAsia="Times New Roman" w:cs="Segoe UI"/>
-          <w:kern w:val="0"/>
-          <w14:ligatures w14:val="none"/>
-        </w:rPr>
-        <w:t>pnpm</w:t>
-      </w:r>
-      <w:proofErr w:type="spellEnd"/>
-      <w:r>
-        <w:rPr>
-          <w:rFonts w:eastAsia="Times New Roman" w:cs="Segoe UI"/>
-          <w:kern w:val="0"/>
-          <w14:ligatures w14:val="none"/>
-        </w:rPr>
-        <w:t xml:space="preserve"> if needed:</w:t>
+        <w:t>Install pnpm if needed:</w:t>
       </w:r>
     </w:p>
     <w:p>
@@ -4982,34 +4859,14 @@
           <w14:ligatures w14:val="none"/>
         </w:rPr>
       </w:pPr>
-      <w:proofErr w:type="spellStart"/>
       <w:r>
         <w:rPr>
           <w:rFonts w:eastAsia="Times New Roman" w:cs="Courier New"/>
           <w:kern w:val="0"/>
           <w14:ligatures w14:val="none"/>
         </w:rPr>
-        <w:t>npm</w:t>
-      </w:r>
-      <w:proofErr w:type="spellEnd"/>
-      <w:r>
-        <w:rPr>
-          <w:rFonts w:eastAsia="Times New Roman" w:cs="Courier New"/>
-          <w:kern w:val="0"/>
-          <w14:ligatures w14:val="none"/>
-        </w:rPr>
-        <w:t xml:space="preserve"> install -g </w:t>
-      </w:r>
-      <w:proofErr w:type="spellStart"/>
-      <w:r>
-        <w:rPr>
-          <w:rFonts w:eastAsia="Times New Roman" w:cs="Courier New"/>
-          <w:kern w:val="0"/>
-          <w14:ligatures w14:val="none"/>
-        </w:rPr>
-        <w:t>pnpm</w:t>
-      </w:r>
-      <w:proofErr w:type="spellEnd"/>
+        <w:t>npm install -g pnpm</w:t>
+      </w:r>
     </w:p>
     <w:p>
       <w:pPr>
@@ -5106,23 +4963,13 @@
           <w14:ligatures w14:val="none"/>
         </w:rPr>
       </w:pPr>
-      <w:proofErr w:type="spellStart"/>
       <w:r>
         <w:rPr>
           <w:rFonts w:eastAsia="Times New Roman" w:cs="Courier New"/>
           <w:kern w:val="0"/>
           <w14:ligatures w14:val="none"/>
         </w:rPr>
-        <w:t>pnpm</w:t>
-      </w:r>
-      <w:proofErr w:type="spellEnd"/>
-      <w:r>
-        <w:rPr>
-          <w:rFonts w:eastAsia="Times New Roman" w:cs="Courier New"/>
-          <w:kern w:val="0"/>
-          <w14:ligatures w14:val="none"/>
-        </w:rPr>
-        <w:t xml:space="preserve"> -v</w:t>
+        <w:t>pnpm -v</w:t>
       </w:r>
     </w:p>
     <w:p>
@@ -5314,23 +5161,14 @@
           <w14:ligatures w14:val="none"/>
         </w:rPr>
       </w:pPr>
-      <w:proofErr w:type="spellStart"/>
       <w:r>
         <w:rPr>
           <w:rFonts w:eastAsia="Times New Roman" w:cs="Courier New"/>
           <w:kern w:val="0"/>
           <w14:ligatures w14:val="none"/>
         </w:rPr>
-        <w:t>pnpm</w:t>
-      </w:r>
-      <w:proofErr w:type="spellEnd"/>
-      <w:r>
-        <w:rPr>
-          <w:rFonts w:eastAsia="Times New Roman" w:cs="Courier New"/>
-          <w:kern w:val="0"/>
-          <w14:ligatures w14:val="none"/>
-        </w:rPr>
-        <w:t xml:space="preserve"> install</w:t>
+        <w:lastRenderedPageBreak/>
+        <w:t>pnpm install</w:t>
       </w:r>
     </w:p>
     <w:p>
@@ -5391,20 +5229,8 @@
           <w:kern w:val="0"/>
           <w14:ligatures w14:val="none"/>
         </w:rPr>
-        <w:t>apps/backend</w:t>
-      </w:r>
-      <w:proofErr w:type="gramStart"/>
-      <w:r>
-        <w:rPr>
-          <w:rFonts w:eastAsia="Times New Roman" w:cs="Segoe UI"/>
-          <w:b/>
-          <w:bCs/>
-          <w:kern w:val="0"/>
-          <w14:ligatures w14:val="none"/>
-        </w:rPr>
-        <w:t>/.env</w:t>
-      </w:r>
-      <w:proofErr w:type="gramEnd"/>
+        <w:t>apps/backend/.env</w:t>
+      </w:r>
     </w:p>
     <w:p>
       <w:pPr>
@@ -5446,35 +5272,7 @@
           <w:kern w:val="0"/>
           <w14:ligatures w14:val="none"/>
         </w:rPr>
-        <w:t>DATABASE_URL="file</w:t>
-      </w:r>
-      <w:proofErr w:type="gramStart"/>
-      <w:r>
-        <w:rPr>
-          <w:rFonts w:eastAsia="Times New Roman" w:cs="Courier New"/>
-          <w:kern w:val="0"/>
-          <w14:ligatures w14:val="none"/>
-        </w:rPr>
-        <w:t>:./</w:t>
-      </w:r>
-      <w:proofErr w:type="spellStart"/>
-      <w:proofErr w:type="gramEnd"/>
-      <w:r>
-        <w:rPr>
-          <w:rFonts w:eastAsia="Times New Roman" w:cs="Courier New"/>
-          <w:kern w:val="0"/>
-          <w14:ligatures w14:val="none"/>
-        </w:rPr>
-        <w:t>dev.db</w:t>
-      </w:r>
-      <w:proofErr w:type="spellEnd"/>
-      <w:r>
-        <w:rPr>
-          <w:rFonts w:eastAsia="Times New Roman" w:cs="Courier New"/>
-          <w:kern w:val="0"/>
-          <w14:ligatures w14:val="none"/>
-        </w:rPr>
-        <w:t>"</w:t>
+        <w:t>DATABASE_URL="file:./dev.db"</w:t>
       </w:r>
     </w:p>
     <w:p>
@@ -5517,7 +5315,6 @@
           <w:kern w:val="0"/>
           <w14:ligatures w14:val="none"/>
         </w:rPr>
-        <w:lastRenderedPageBreak/>
         <w:t>PORT=4000</w:t>
       </w:r>
     </w:p>
@@ -5538,42 +5335,8 @@
           <w:kern w:val="0"/>
           <w14:ligatures w14:val="none"/>
         </w:rPr>
-        <w:t>apps/frontend</w:t>
-      </w:r>
-      <w:proofErr w:type="gramStart"/>
-      <w:r>
-        <w:rPr>
-          <w:rFonts w:eastAsia="Times New Roman" w:cs="Segoe UI"/>
-          <w:b/>
-          <w:bCs/>
-          <w:kern w:val="0"/>
-          <w14:ligatures w14:val="none"/>
-        </w:rPr>
-        <w:t>/.</w:t>
-      </w:r>
-      <w:proofErr w:type="spellStart"/>
-      <w:r>
-        <w:rPr>
-          <w:rFonts w:eastAsia="Times New Roman" w:cs="Segoe UI"/>
-          <w:b/>
-          <w:bCs/>
-          <w:kern w:val="0"/>
-          <w14:ligatures w14:val="none"/>
-        </w:rPr>
-        <w:t>env</w:t>
-      </w:r>
-      <w:proofErr w:type="gramEnd"/>
-      <w:r>
-        <w:rPr>
-          <w:rFonts w:eastAsia="Times New Roman" w:cs="Segoe UI"/>
-          <w:b/>
-          <w:bCs/>
-          <w:kern w:val="0"/>
-          <w14:ligatures w14:val="none"/>
-        </w:rPr>
-        <w:t>.local</w:t>
-      </w:r>
-      <w:proofErr w:type="spellEnd"/>
+        <w:t>apps/frontend/.env.local</w:t>
+      </w:r>
     </w:p>
     <w:p>
       <w:pPr>
@@ -5615,18 +5378,8 @@
           <w:kern w:val="0"/>
           <w14:ligatures w14:val="none"/>
         </w:rPr>
-        <w:t>NEXT_PUBLIC_GOOGLE_MAPS_API_KEY=</w:t>
-      </w:r>
-      <w:proofErr w:type="spellStart"/>
-      <w:r>
-        <w:rPr>
-          <w:rFonts w:eastAsia="Times New Roman" w:cs="Courier New"/>
-          <w:kern w:val="0"/>
-          <w14:ligatures w14:val="none"/>
-        </w:rPr>
-        <w:t>your_google_maps_api_key_here</w:t>
-      </w:r>
-      <w:proofErr w:type="spellEnd"/>
+        <w:t>NEXT_PUBLIC_GOOGLE_MAPS_API_KEY=your_google_maps_api_key_here</w:t>
+      </w:r>
     </w:p>
     <w:p>
       <w:pPr>
@@ -5643,25 +5396,7 @@
           <w:kern w:val="0"/>
           <w14:ligatures w14:val="none"/>
         </w:rPr>
-        <w:t xml:space="preserve">Note: A valid Google Maps JavaScript API key is required for the map to </w:t>
-      </w:r>
-      <w:proofErr w:type="gramStart"/>
-      <w:r>
-        <w:rPr>
-          <w:rFonts w:eastAsia="Times New Roman" w:cs="Segoe UI"/>
-          <w:kern w:val="0"/>
-          <w14:ligatures w14:val="none"/>
-        </w:rPr>
-        <w:t>render</w:t>
-      </w:r>
-      <w:proofErr w:type="gramEnd"/>
-      <w:r>
-        <w:rPr>
-          <w:rFonts w:eastAsia="Times New Roman" w:cs="Segoe UI"/>
-          <w:kern w:val="0"/>
-          <w14:ligatures w14:val="none"/>
-        </w:rPr>
-        <w:t xml:space="preserve"> properly.</w:t>
+        <w:t>Note: A valid Google Maps JavaScript API key is required for the map to render properly.</w:t>
       </w:r>
     </w:p>
     <w:p>
@@ -5764,41 +5499,13 @@
           <w14:ligatures w14:val="none"/>
         </w:rPr>
       </w:pPr>
-      <w:proofErr w:type="spellStart"/>
       <w:r>
         <w:rPr>
           <w:rFonts w:eastAsia="Times New Roman" w:cs="Courier New"/>
           <w:kern w:val="0"/>
           <w14:ligatures w14:val="none"/>
         </w:rPr>
-        <w:t>pnpm</w:t>
-      </w:r>
-      <w:proofErr w:type="spellEnd"/>
-      <w:r>
-        <w:rPr>
-          <w:rFonts w:eastAsia="Times New Roman" w:cs="Courier New"/>
-          <w:kern w:val="0"/>
-          <w14:ligatures w14:val="none"/>
-        </w:rPr>
-        <w:t xml:space="preserve"> </w:t>
-      </w:r>
-      <w:proofErr w:type="spellStart"/>
-      <w:r>
-        <w:rPr>
-          <w:rFonts w:eastAsia="Times New Roman" w:cs="Courier New"/>
-          <w:kern w:val="0"/>
-          <w14:ligatures w14:val="none"/>
-        </w:rPr>
-        <w:t>prisma</w:t>
-      </w:r>
-      <w:proofErr w:type="spellEnd"/>
-      <w:r>
-        <w:rPr>
-          <w:rFonts w:eastAsia="Times New Roman" w:cs="Courier New"/>
-          <w:kern w:val="0"/>
-          <w14:ligatures w14:val="none"/>
-        </w:rPr>
-        <w:t xml:space="preserve"> generate</w:t>
+        <w:t>pnpm prisma generate</w:t>
       </w:r>
     </w:p>
     <w:p>
@@ -5835,59 +5542,13 @@
           <w14:ligatures w14:val="none"/>
         </w:rPr>
       </w:pPr>
-      <w:proofErr w:type="spellStart"/>
       <w:r>
         <w:rPr>
           <w:rFonts w:eastAsia="Times New Roman" w:cs="Courier New"/>
           <w:kern w:val="0"/>
           <w14:ligatures w14:val="none"/>
         </w:rPr>
-        <w:t>pnpm</w:t>
-      </w:r>
-      <w:proofErr w:type="spellEnd"/>
-      <w:r>
-        <w:rPr>
-          <w:rFonts w:eastAsia="Times New Roman" w:cs="Courier New"/>
-          <w:kern w:val="0"/>
-          <w14:ligatures w14:val="none"/>
-        </w:rPr>
-        <w:t xml:space="preserve"> </w:t>
-      </w:r>
-      <w:proofErr w:type="spellStart"/>
-      <w:r>
-        <w:rPr>
-          <w:rFonts w:eastAsia="Times New Roman" w:cs="Courier New"/>
-          <w:kern w:val="0"/>
-          <w14:ligatures w14:val="none"/>
-        </w:rPr>
-        <w:t>prisma</w:t>
-      </w:r>
-      <w:proofErr w:type="spellEnd"/>
-      <w:r>
-        <w:rPr>
-          <w:rFonts w:eastAsia="Times New Roman" w:cs="Courier New"/>
-          <w:kern w:val="0"/>
-          <w14:ligatures w14:val="none"/>
-        </w:rPr>
-        <w:t xml:space="preserve"> </w:t>
-      </w:r>
-      <w:proofErr w:type="spellStart"/>
-      <w:r>
-        <w:rPr>
-          <w:rFonts w:eastAsia="Times New Roman" w:cs="Courier New"/>
-          <w:kern w:val="0"/>
-          <w14:ligatures w14:val="none"/>
-        </w:rPr>
-        <w:t>db</w:t>
-      </w:r>
-      <w:proofErr w:type="spellEnd"/>
-      <w:r>
-        <w:rPr>
-          <w:rFonts w:eastAsia="Times New Roman" w:cs="Courier New"/>
-          <w:kern w:val="0"/>
-          <w14:ligatures w14:val="none"/>
-        </w:rPr>
-        <w:t xml:space="preserve"> push</w:t>
+        <w:t>pnpm prisma db push</w:t>
       </w:r>
     </w:p>
     <w:p>
@@ -5924,59 +5585,13 @@
           <w14:ligatures w14:val="none"/>
         </w:rPr>
       </w:pPr>
-      <w:proofErr w:type="spellStart"/>
       <w:r>
         <w:rPr>
           <w:rFonts w:eastAsia="Times New Roman" w:cs="Courier New"/>
           <w:kern w:val="0"/>
           <w14:ligatures w14:val="none"/>
         </w:rPr>
-        <w:t>pnpm</w:t>
-      </w:r>
-      <w:proofErr w:type="spellEnd"/>
-      <w:r>
-        <w:rPr>
-          <w:rFonts w:eastAsia="Times New Roman" w:cs="Courier New"/>
-          <w:kern w:val="0"/>
-          <w14:ligatures w14:val="none"/>
-        </w:rPr>
-        <w:t xml:space="preserve"> </w:t>
-      </w:r>
-      <w:proofErr w:type="spellStart"/>
-      <w:r>
-        <w:rPr>
-          <w:rFonts w:eastAsia="Times New Roman" w:cs="Courier New"/>
-          <w:kern w:val="0"/>
-          <w14:ligatures w14:val="none"/>
-        </w:rPr>
-        <w:t>prisma</w:t>
-      </w:r>
-      <w:proofErr w:type="spellEnd"/>
-      <w:r>
-        <w:rPr>
-          <w:rFonts w:eastAsia="Times New Roman" w:cs="Courier New"/>
-          <w:kern w:val="0"/>
-          <w14:ligatures w14:val="none"/>
-        </w:rPr>
-        <w:t xml:space="preserve"> </w:t>
-      </w:r>
-      <w:proofErr w:type="spellStart"/>
-      <w:r>
-        <w:rPr>
-          <w:rFonts w:eastAsia="Times New Roman" w:cs="Courier New"/>
-          <w:kern w:val="0"/>
-          <w14:ligatures w14:val="none"/>
-        </w:rPr>
-        <w:t>db</w:t>
-      </w:r>
-      <w:proofErr w:type="spellEnd"/>
-      <w:r>
-        <w:rPr>
-          <w:rFonts w:eastAsia="Times New Roman" w:cs="Courier New"/>
-          <w:kern w:val="0"/>
-          <w14:ligatures w14:val="none"/>
-        </w:rPr>
-        <w:t xml:space="preserve"> seed</w:t>
+        <w:t>pnpm prisma db seed</w:t>
       </w:r>
     </w:p>
     <w:p>
@@ -6019,18 +5634,8 @@
           <w:kern w:val="0"/>
           <w14:ligatures w14:val="none"/>
         </w:rPr>
-        <w:t>cd</w:t>
-      </w:r>
-      <w:proofErr w:type="gramStart"/>
-      <w:r>
-        <w:rPr>
-          <w:rFonts w:eastAsia="Times New Roman" w:cs="Courier New"/>
-          <w:kern w:val="0"/>
-          <w14:ligatures w14:val="none"/>
-        </w:rPr>
-        <w:t xml:space="preserve"> ../..</w:t>
-      </w:r>
-      <w:proofErr w:type="gramEnd"/>
+        <w:t>cd ../..</w:t>
+      </w:r>
     </w:p>
     <w:p>
       <w:pPr>
@@ -6134,23 +5739,13 @@
           <w14:ligatures w14:val="none"/>
         </w:rPr>
       </w:pPr>
-      <w:proofErr w:type="spellStart"/>
       <w:r>
         <w:rPr>
           <w:rFonts w:eastAsia="Times New Roman" w:cs="Courier New"/>
           <w:kern w:val="0"/>
           <w14:ligatures w14:val="none"/>
         </w:rPr>
-        <w:t>pnpm</w:t>
-      </w:r>
-      <w:proofErr w:type="spellEnd"/>
-      <w:r>
-        <w:rPr>
-          <w:rFonts w:eastAsia="Times New Roman" w:cs="Courier New"/>
-          <w:kern w:val="0"/>
-          <w14:ligatures w14:val="none"/>
-        </w:rPr>
-        <w:t xml:space="preserve"> run dev</w:t>
+        <w:t>pnpm run dev</w:t>
       </w:r>
     </w:p>
     <w:p>
@@ -6168,25 +5763,7 @@
           <w:kern w:val="0"/>
           <w14:ligatures w14:val="none"/>
         </w:rPr>
-        <w:t xml:space="preserve">This </w:t>
-      </w:r>
-      <w:proofErr w:type="gramStart"/>
-      <w:r>
-        <w:rPr>
-          <w:rFonts w:eastAsia="Times New Roman" w:cs="Segoe UI"/>
-          <w:kern w:val="0"/>
-          <w14:ligatures w14:val="none"/>
-        </w:rPr>
-        <w:t>starts</w:t>
-      </w:r>
-      <w:proofErr w:type="gramEnd"/>
-      <w:r>
-        <w:rPr>
-          <w:rFonts w:eastAsia="Times New Roman" w:cs="Segoe UI"/>
-          <w:kern w:val="0"/>
-          <w14:ligatures w14:val="none"/>
-        </w:rPr>
-        <w:t xml:space="preserve"> both applications:</w:t>
+        <w:t>This starts both applications:</w:t>
       </w:r>
     </w:p>
     <w:p>
@@ -6293,6 +5870,7 @@
           <w:kern w:val="0"/>
           <w14:ligatures w14:val="none"/>
         </w:rPr>
+        <w:lastRenderedPageBreak/>
         <w:t>Viewing the Database (Optional)</w:t>
       </w:r>
     </w:p>
@@ -6391,41 +5969,13 @@
           <w14:ligatures w14:val="none"/>
         </w:rPr>
       </w:pPr>
-      <w:proofErr w:type="spellStart"/>
       <w:r>
         <w:rPr>
           <w:rFonts w:eastAsia="Times New Roman" w:cs="Courier New"/>
           <w:kern w:val="0"/>
           <w14:ligatures w14:val="none"/>
         </w:rPr>
-        <w:t>pnpm</w:t>
-      </w:r>
-      <w:proofErr w:type="spellEnd"/>
-      <w:r>
-        <w:rPr>
-          <w:rFonts w:eastAsia="Times New Roman" w:cs="Courier New"/>
-          <w:kern w:val="0"/>
-          <w14:ligatures w14:val="none"/>
-        </w:rPr>
-        <w:t xml:space="preserve"> </w:t>
-      </w:r>
-      <w:proofErr w:type="spellStart"/>
-      <w:r>
-        <w:rPr>
-          <w:rFonts w:eastAsia="Times New Roman" w:cs="Courier New"/>
-          <w:kern w:val="0"/>
-          <w14:ligatures w14:val="none"/>
-        </w:rPr>
-        <w:t>prisma</w:t>
-      </w:r>
-      <w:proofErr w:type="spellEnd"/>
-      <w:r>
-        <w:rPr>
-          <w:rFonts w:eastAsia="Times New Roman" w:cs="Courier New"/>
-          <w:kern w:val="0"/>
-          <w14:ligatures w14:val="none"/>
-        </w:rPr>
-        <w:t xml:space="preserve"> studio</w:t>
+        <w:t>pnpm prisma studio</w:t>
       </w:r>
     </w:p>
     <w:p>
@@ -6487,7 +6037,6 @@
           <w:kern w:val="0"/>
           <w14:ligatures w14:val="none"/>
         </w:rPr>
-        <w:lastRenderedPageBreak/>
         <w:t>Backend Architecture</w:t>
       </w:r>
     </w:p>
